--- a/Etat de l'art/Multomodal-CoLearning.docx
+++ b/Etat de l'art/Multomodal-CoLearning.docx
@@ -15,7 +15,6 @@
         </w:rPr>
         <w:t>Multimodal Co-</w:t>
       </w:r>
-      <w:proofErr w:type="spellStart"/>
       <w:proofErr w:type="gramStart"/>
       <w:r>
         <w:rPr>
@@ -23,7 +22,6 @@
         </w:rPr>
         <w:t>learning</w:t>
       </w:r>
-      <w:proofErr w:type="spellEnd"/>
       <w:r>
         <w:rPr>
           <w:lang w:val="fr-FR"/>
@@ -42,115 +40,13 @@
         <w:rPr>
           <w:lang w:val="fr-FR"/>
         </w:rPr>
-        <w:t xml:space="preserve">Le </w:t>
-      </w:r>
-      <w:proofErr w:type="spellStart"/>
-      <w:r>
-        <w:rPr>
-          <w:lang w:val="fr-FR"/>
-        </w:rPr>
-        <w:t>co</w:t>
-      </w:r>
-      <w:proofErr w:type="spellEnd"/>
-      <w:r>
-        <w:rPr>
-          <w:lang w:val="fr-FR"/>
-        </w:rPr>
-        <w:t xml:space="preserve">-apprentissage multimodal est une approche de l’apprentissage profond qui permet de transférer des connaissances d’une modalité riche et informative (comme l’audio ou la vidéo) vers une modalité plus pauvre ou bruitée (comme le texte seul). Cette technique répond au problème pratique selon lequel, en conditions réelles, toutes les modalités ne sont pas toujours disponibles, propres ou bien annotées. Contrairement à un entraînement classique qui exige des données complètes et alignées, le </w:t>
-      </w:r>
-      <w:proofErr w:type="spellStart"/>
-      <w:r>
-        <w:rPr>
-          <w:lang w:val="fr-FR"/>
-        </w:rPr>
-        <w:t>co-learning</w:t>
-      </w:r>
-      <w:proofErr w:type="spellEnd"/>
-      <w:r>
-        <w:rPr>
-          <w:lang w:val="fr-FR"/>
-        </w:rPr>
-        <w:t xml:space="preserve"> exploite la complémentarité des modalités pour renforcer les performances d’un modèle même lorsque certaines informations manquent ou sont de faible qualité. Des études ont montré qu’un modèle entraîné sur plusieurs modalités (audio, vidéo, langage) puis testé uniquement sur une seule (langage) surpasse nettement un modèle unimodal. Cela rend le </w:t>
-      </w:r>
-      <w:proofErr w:type="spellStart"/>
-      <w:r>
-        <w:rPr>
-          <w:lang w:val="fr-FR"/>
-        </w:rPr>
-        <w:t>co</w:t>
-      </w:r>
-      <w:proofErr w:type="spellEnd"/>
-      <w:r>
-        <w:rPr>
-          <w:lang w:val="fr-FR"/>
-        </w:rPr>
-        <w:t xml:space="preserve">-apprentissage multimodal particulièrement adapté aux applications réelles </w:t>
-      </w:r>
-      <w:r>
-        <w:rPr>
-          <w:lang w:val="fr-FR"/>
-        </w:rPr>
-        <w:t xml:space="preserve">comme la </w:t>
-      </w:r>
-      <w:r>
-        <w:rPr>
-          <w:lang w:val="fr-FR"/>
-        </w:rPr>
-        <w:t>santé,</w:t>
-      </w:r>
-      <w:r>
-        <w:rPr>
-          <w:lang w:val="fr-FR"/>
-        </w:rPr>
-        <w:t xml:space="preserve"> la </w:t>
-      </w:r>
-      <w:r>
-        <w:rPr>
-          <w:lang w:val="fr-FR"/>
-        </w:rPr>
-        <w:t>robotique</w:t>
-      </w:r>
-      <w:r>
-        <w:rPr>
-          <w:lang w:val="fr-FR"/>
-        </w:rPr>
-        <w:t xml:space="preserve">, </w:t>
-      </w:r>
-      <w:r>
-        <w:rPr>
-          <w:lang w:val="fr-FR"/>
-        </w:rPr>
-        <w:t xml:space="preserve">le </w:t>
-      </w:r>
-      <w:r>
-        <w:rPr>
-          <w:lang w:val="fr-FR"/>
-        </w:rPr>
-        <w:t xml:space="preserve">multimédia, </w:t>
-      </w:r>
-      <w:r>
-        <w:rPr>
-          <w:lang w:val="fr-FR"/>
-        </w:rPr>
-        <w:t xml:space="preserve">les </w:t>
-      </w:r>
-      <w:r>
-        <w:rPr>
-          <w:lang w:val="fr-FR"/>
-        </w:rPr>
-        <w:t xml:space="preserve">systèmes autonomes, etc.  </w:t>
-      </w:r>
-      <w:r>
-        <w:rPr>
-          <w:lang w:val="fr-FR"/>
-        </w:rPr>
-        <w:t>Où</w:t>
-      </w:r>
-      <w:r>
-        <w:rPr>
-          <w:lang w:val="fr-FR"/>
-        </w:rPr>
-        <w:t xml:space="preserve"> les conditions sont variables et imparfaites.</w:t>
+        <w:t>Le co-learning est une méthode d’apprentissa</w:t>
+      </w:r>
+      <w:r>
+        <w:rPr>
+          <w:lang w:val="fr-FR"/>
+        </w:rPr>
+        <w:t xml:space="preserve">ge qui va tirer parti des différentes modalités, le but étant d’enrichir les modalités les plus pauvre à l’aides des plus fournis. </w:t>
       </w:r>
     </w:p>
     <w:p>
@@ -161,37 +57,56 @@
       </w:pPr>
       <w:r>
         <w:rPr>
-          <w:lang w:val="fr-FR"/>
-        </w:rPr>
-        <w:t xml:space="preserve">Le </w:t>
-      </w:r>
-      <w:proofErr w:type="spellStart"/>
-      <w:r>
-        <w:rPr>
-          <w:lang w:val="fr-FR"/>
-        </w:rPr>
-        <w:t>co</w:t>
-      </w:r>
-      <w:proofErr w:type="spellEnd"/>
-      <w:r>
-        <w:rPr>
-          <w:lang w:val="fr-FR"/>
-        </w:rPr>
-        <w:t xml:space="preserve">-apprentissage multimodal vise à fonctionner en conditions réelles, où certaines modalités peuvent être rares, bruitées ou mal annotées. Ces situations sont définies comme des objectifs formels pour orienter l’analyse. Bien que peu d’articles traitent explicitement du </w:t>
-      </w:r>
-      <w:proofErr w:type="spellStart"/>
-      <w:r>
-        <w:rPr>
-          <w:lang w:val="fr-FR"/>
-        </w:rPr>
-        <w:t>co-learning</w:t>
-      </w:r>
-      <w:proofErr w:type="spellEnd"/>
-      <w:r>
-        <w:rPr>
-          <w:lang w:val="fr-FR"/>
-        </w:rPr>
-        <w:t xml:space="preserve"> multimodal, de nombreux travaux abordent ses objectifs sans les nommer ainsi. Les auteurs ont donc mené une recherche systématique d’articles correspondant à ces objectifs afin de répondre à leurs questions de recherche.</w:t>
+          <w:noProof/>
+        </w:rPr>
+        <w:drawing>
+          <wp:inline distT="0" distB="0" distL="0" distR="0" wp14:anchorId="69C6B663" wp14:editId="5F6B1E34">
+            <wp:extent cx="1129086" cy="3032200"/>
+            <wp:effectExtent l="0" t="0" r="0" b="0"/>
+            <wp:docPr id="1970961597" name="Image 1" descr="Une image contenant texte, capture d’écran, Police, Rectangle&#10;&#10;Le contenu généré par l’IA peut être incorrect."/>
+            <wp:cNvGraphicFramePr>
+              <a:graphicFrameLocks xmlns:a="http://schemas.openxmlformats.org/drawingml/2006/main" noChangeAspect="1"/>
+            </wp:cNvGraphicFramePr>
+            <a:graphic xmlns:a="http://schemas.openxmlformats.org/drawingml/2006/main">
+              <a:graphicData uri="http://schemas.openxmlformats.org/drawingml/2006/picture">
+                <pic:pic xmlns:pic="http://schemas.openxmlformats.org/drawingml/2006/picture">
+                  <pic:nvPicPr>
+                    <pic:cNvPr id="1970961597" name="Image 1" descr="Une image contenant texte, capture d’écran, Police, Rectangle&#10;&#10;Le contenu généré par l’IA peut être incorrect."/>
+                    <pic:cNvPicPr>
+                      <a:picLocks noChangeAspect="1" noChangeArrowheads="1"/>
+                    </pic:cNvPicPr>
+                  </pic:nvPicPr>
+                  <pic:blipFill>
+                    <a:blip r:embed="rId5">
+                      <a:extLst>
+                        <a:ext uri="{28A0092B-C50C-407E-A947-70E740481C1C}">
+                          <a14:useLocalDpi xmlns:a14="http://schemas.microsoft.com/office/drawing/2010/main" val="0"/>
+                        </a:ext>
+                      </a:extLst>
+                    </a:blip>
+                    <a:srcRect/>
+                    <a:stretch>
+                      <a:fillRect/>
+                    </a:stretch>
+                  </pic:blipFill>
+                  <pic:spPr bwMode="auto">
+                    <a:xfrm>
+                      <a:off x="0" y="0"/>
+                      <a:ext cx="1133885" cy="3045089"/>
+                    </a:xfrm>
+                    <a:prstGeom prst="rect">
+                      <a:avLst/>
+                    </a:prstGeom>
+                    <a:noFill/>
+                    <a:ln>
+                      <a:noFill/>
+                    </a:ln>
+                  </pic:spPr>
+                </pic:pic>
+              </a:graphicData>
+            </a:graphic>
+          </wp:inline>
+        </w:drawing>
       </w:r>
     </w:p>
     <w:p>
@@ -200,6 +115,26 @@
           <w:lang w:val="fr-FR"/>
         </w:rPr>
       </w:pPr>
+      <w:r>
+        <w:rPr>
+          <w:lang w:val="fr-FR"/>
+        </w:rPr>
+        <w:t xml:space="preserve">Dans l’article les auteurs explique </w:t>
+      </w:r>
+      <w:proofErr w:type="gramStart"/>
+      <w:r>
+        <w:rPr>
+          <w:lang w:val="fr-FR"/>
+        </w:rPr>
+        <w:t>qu’ils n’y a</w:t>
+      </w:r>
+      <w:proofErr w:type="gramEnd"/>
+      <w:r>
+        <w:rPr>
+          <w:lang w:val="fr-FR"/>
+        </w:rPr>
+        <w:t xml:space="preserve"> que très peu d’études dédié purement au co-learning alors ils ont dû aller chercher dans d’autre domaines et en extraire la partie qui traité du co-learning. </w:t>
+      </w:r>
     </w:p>
     <w:p>
       <w:pPr>
@@ -211,25 +146,832 @@
         <w:rPr>
           <w:lang w:val="fr-FR"/>
         </w:rPr>
+        <w:t xml:space="preserve">Le </w:t>
+      </w:r>
+      <w:proofErr w:type="spellStart"/>
+      <w:r>
+        <w:rPr>
+          <w:lang w:val="fr-FR"/>
+        </w:rPr>
+        <w:t>co</w:t>
+      </w:r>
+      <w:proofErr w:type="spellEnd"/>
+      <w:r>
+        <w:rPr>
+          <w:lang w:val="fr-FR"/>
+        </w:rPr>
+        <w:t xml:space="preserve">-apprentissage multimodal est une approche de l’apprentissage profond qui permet de transférer des connaissances d’une modalité riche et informative (comme l’audio ou la vidéo) vers une modalité plus pauvre ou bruitée (comme le texte seul). Cette technique répond au problème pratique selon lequel, en conditions réelles, toutes les modalités ne sont pas toujours disponibles, propres ou bien annotées. Contrairement à un entraînement classique qui exige des données complètes et alignées, le co-learning exploite la complémentarité des modalités pour renforcer les performances d’un modèle même lorsque certaines informations manquent ou sont de faible qualité. Des études ont montré qu’un modèle entraîné sur plusieurs modalités (audio, vidéo, langage) puis testé uniquement sur une seule (langage) surpasse nettement un modèle unimodal. Cela rend le </w:t>
+      </w:r>
+      <w:proofErr w:type="spellStart"/>
+      <w:r>
+        <w:rPr>
+          <w:lang w:val="fr-FR"/>
+        </w:rPr>
+        <w:t>co</w:t>
+      </w:r>
+      <w:proofErr w:type="spellEnd"/>
+      <w:r>
+        <w:rPr>
+          <w:lang w:val="fr-FR"/>
+        </w:rPr>
+        <w:t xml:space="preserve">-apprentissage multimodal particulièrement adapté aux applications réelles </w:t>
+      </w:r>
+      <w:r>
+        <w:rPr>
+          <w:lang w:val="fr-FR"/>
+        </w:rPr>
+        <w:t xml:space="preserve">comme la </w:t>
+      </w:r>
+      <w:r>
+        <w:rPr>
+          <w:lang w:val="fr-FR"/>
+        </w:rPr>
+        <w:t>santé,</w:t>
+      </w:r>
+      <w:r>
+        <w:rPr>
+          <w:lang w:val="fr-FR"/>
+        </w:rPr>
+        <w:t xml:space="preserve"> la </w:t>
+      </w:r>
+      <w:r>
+        <w:rPr>
+          <w:lang w:val="fr-FR"/>
+        </w:rPr>
+        <w:t xml:space="preserve">robotique, </w:t>
+      </w:r>
+      <w:r>
+        <w:rPr>
+          <w:lang w:val="fr-FR"/>
+        </w:rPr>
+        <w:t xml:space="preserve">le </w:t>
+      </w:r>
+      <w:r>
+        <w:rPr>
+          <w:lang w:val="fr-FR"/>
+        </w:rPr>
+        <w:t xml:space="preserve">multimédia, </w:t>
+      </w:r>
+      <w:r>
+        <w:rPr>
+          <w:lang w:val="fr-FR"/>
+        </w:rPr>
+        <w:t xml:space="preserve">les </w:t>
+      </w:r>
+      <w:r>
+        <w:rPr>
+          <w:lang w:val="fr-FR"/>
+        </w:rPr>
+        <w:t xml:space="preserve">systèmes autonomes, etc.  </w:t>
+      </w:r>
+      <w:r>
+        <w:rPr>
+          <w:lang w:val="fr-FR"/>
+        </w:rPr>
+        <w:t>Où</w:t>
+      </w:r>
+      <w:r>
+        <w:rPr>
+          <w:lang w:val="fr-FR"/>
+        </w:rPr>
+        <w:t xml:space="preserve"> les conditions sont variables et imparfaites.</w:t>
+      </w:r>
+    </w:p>
+    <w:p>
+      <w:pPr>
+        <w:rPr>
+          <w:lang w:val="fr-FR"/>
+        </w:rPr>
+      </w:pPr>
+      <w:r>
+        <w:rPr>
+          <w:lang w:val="fr-FR"/>
+        </w:rPr>
+        <w:t xml:space="preserve">Le </w:t>
+      </w:r>
+      <w:proofErr w:type="spellStart"/>
+      <w:r>
+        <w:rPr>
+          <w:lang w:val="fr-FR"/>
+        </w:rPr>
+        <w:t>co</w:t>
+      </w:r>
+      <w:proofErr w:type="spellEnd"/>
+      <w:r>
+        <w:rPr>
+          <w:lang w:val="fr-FR"/>
+        </w:rPr>
+        <w:t xml:space="preserve">-apprentissage multimodal vise à fonctionner en conditions réelles, où certaines modalités peuvent être rares, bruitées ou mal annotées. Ces situations sont définies comme des objectifs formels pour orienter l’analyse. Bien que peu d’articles traitent </w:t>
+      </w:r>
+      <w:r>
+        <w:rPr>
+          <w:lang w:val="fr-FR"/>
+        </w:rPr>
+        <w:lastRenderedPageBreak/>
+        <w:t>explicitement du co-learning multimodal, de nombreux travaux abordent ses objectifs sans les nommer ainsi. Les auteurs ont donc mené une recherche systématique d’articles correspondant à ces objectifs afin de répondre à leurs questions de recherche.</w:t>
+      </w:r>
+    </w:p>
+    <w:p>
+      <w:pPr>
+        <w:rPr>
+          <w:lang w:val="fr-FR"/>
+        </w:rPr>
+      </w:pPr>
+    </w:p>
+    <w:tbl>
+      <w:tblPr>
+        <w:tblW w:w="0" w:type="auto"/>
+        <w:tblCellSpacing w:w="15" w:type="dxa"/>
+        <w:tblBorders>
+          <w:top w:val="single" w:sz="4" w:space="0" w:color="auto"/>
+          <w:left w:val="single" w:sz="4" w:space="0" w:color="auto"/>
+          <w:bottom w:val="single" w:sz="4" w:space="0" w:color="auto"/>
+          <w:right w:val="single" w:sz="4" w:space="0" w:color="auto"/>
+          <w:insideH w:val="single" w:sz="4" w:space="0" w:color="auto"/>
+          <w:insideV w:val="single" w:sz="4" w:space="0" w:color="auto"/>
+        </w:tblBorders>
+        <w:tblCellMar>
+          <w:top w:w="15" w:type="dxa"/>
+          <w:left w:w="15" w:type="dxa"/>
+          <w:bottom w:w="15" w:type="dxa"/>
+          <w:right w:w="15" w:type="dxa"/>
+        </w:tblCellMar>
+        <w:tblLook w:val="04A0" w:firstRow="1" w:lastRow="0" w:firstColumn="1" w:lastColumn="0" w:noHBand="0" w:noVBand="1"/>
+      </w:tblPr>
+      <w:tblGrid>
+        <w:gridCol w:w="1134"/>
+        <w:gridCol w:w="7928"/>
+      </w:tblGrid>
+      <w:tr>
+        <w:trPr>
+          <w:tblHeader/>
+          <w:tblCellSpacing w:w="15" w:type="dxa"/>
+        </w:trPr>
+        <w:tc>
+          <w:tcPr>
+            <w:tcW w:w="1089" w:type="dxa"/>
+            <w:vAlign w:val="center"/>
+            <w:hideMark/>
+          </w:tcPr>
+          <w:p>
+            <w:pPr>
+              <w:spacing w:after="0" w:line="240" w:lineRule="auto"/>
+              <w:jc w:val="center"/>
+              <w:rPr>
+                <w:rFonts w:ascii="Times New Roman" w:eastAsia="Times New Roman" w:hAnsi="Times New Roman" w:cs="Times New Roman"/>
+                <w:b/>
+                <w:bCs/>
+                <w:kern w:val="0"/>
+                <w:lang w:eastAsia="es-AR"/>
+                <w14:ligatures w14:val="none"/>
+              </w:rPr>
+            </w:pPr>
+            <w:proofErr w:type="spellStart"/>
+            <w:r>
+              <w:rPr>
+                <w:rFonts w:ascii="Times New Roman" w:eastAsia="Times New Roman" w:hAnsi="Times New Roman" w:cs="Times New Roman"/>
+                <w:b/>
+                <w:bCs/>
+                <w:kern w:val="0"/>
+                <w:lang w:eastAsia="es-AR"/>
+                <w14:ligatures w14:val="none"/>
+              </w:rPr>
+              <w:t>Section</w:t>
+            </w:r>
+            <w:proofErr w:type="spellEnd"/>
+          </w:p>
+        </w:tc>
+        <w:tc>
+          <w:tcPr>
+            <w:tcW w:w="7893" w:type="dxa"/>
+            <w:vAlign w:val="center"/>
+            <w:hideMark/>
+          </w:tcPr>
+          <w:p>
+            <w:pPr>
+              <w:spacing w:after="0" w:line="240" w:lineRule="auto"/>
+              <w:jc w:val="center"/>
+              <w:rPr>
+                <w:rFonts w:ascii="Times New Roman" w:eastAsia="Times New Roman" w:hAnsi="Times New Roman" w:cs="Times New Roman"/>
+                <w:b/>
+                <w:bCs/>
+                <w:kern w:val="0"/>
+                <w:lang w:eastAsia="es-AR"/>
+                <w14:ligatures w14:val="none"/>
+              </w:rPr>
+            </w:pPr>
+            <w:proofErr w:type="spellStart"/>
+            <w:r>
+              <w:rPr>
+                <w:rFonts w:ascii="Times New Roman" w:eastAsia="Times New Roman" w:hAnsi="Times New Roman" w:cs="Times New Roman"/>
+                <w:b/>
+                <w:bCs/>
+                <w:kern w:val="0"/>
+                <w:lang w:eastAsia="es-AR"/>
+                <w14:ligatures w14:val="none"/>
+              </w:rPr>
+              <w:t>Contenu</w:t>
+            </w:r>
+            <w:proofErr w:type="spellEnd"/>
+          </w:p>
+        </w:tc>
+      </w:tr>
+      <w:tr>
+        <w:trPr>
+          <w:tblCellSpacing w:w="15" w:type="dxa"/>
+        </w:trPr>
+        <w:tc>
+          <w:tcPr>
+            <w:tcW w:w="1089" w:type="dxa"/>
+            <w:vAlign w:val="center"/>
+            <w:hideMark/>
+          </w:tcPr>
+          <w:p>
+            <w:pPr>
+              <w:spacing w:after="0" w:line="240" w:lineRule="auto"/>
+              <w:rPr>
+                <w:rFonts w:ascii="Times New Roman" w:eastAsia="Times New Roman" w:hAnsi="Times New Roman" w:cs="Times New Roman"/>
+                <w:kern w:val="0"/>
+                <w:lang w:eastAsia="es-AR"/>
+                <w14:ligatures w14:val="none"/>
+              </w:rPr>
+            </w:pPr>
+            <w:proofErr w:type="spellStart"/>
+            <w:r>
+              <w:rPr>
+                <w:rFonts w:ascii="Times New Roman" w:eastAsia="Times New Roman" w:hAnsi="Times New Roman" w:cs="Times New Roman"/>
+                <w:b/>
+                <w:bCs/>
+                <w:kern w:val="0"/>
+                <w:lang w:eastAsia="es-AR"/>
+                <w14:ligatures w14:val="none"/>
+              </w:rPr>
+              <w:t>Section</w:t>
+            </w:r>
+            <w:proofErr w:type="spellEnd"/>
+            <w:r>
+              <w:rPr>
+                <w:rFonts w:ascii="Times New Roman" w:eastAsia="Times New Roman" w:hAnsi="Times New Roman" w:cs="Times New Roman"/>
+                <w:b/>
+                <w:bCs/>
+                <w:kern w:val="0"/>
+                <w:lang w:eastAsia="es-AR"/>
+                <w14:ligatures w14:val="none"/>
+              </w:rPr>
+              <w:t xml:space="preserve"> 2</w:t>
+            </w:r>
+          </w:p>
+        </w:tc>
+        <w:tc>
+          <w:tcPr>
+            <w:tcW w:w="7893" w:type="dxa"/>
+            <w:vAlign w:val="center"/>
+            <w:hideMark/>
+          </w:tcPr>
+          <w:p>
+            <w:pPr>
+              <w:spacing w:after="0" w:line="240" w:lineRule="auto"/>
+              <w:rPr>
+                <w:rFonts w:ascii="Times New Roman" w:eastAsia="Times New Roman" w:hAnsi="Times New Roman" w:cs="Times New Roman"/>
+                <w:kern w:val="0"/>
+                <w:lang w:val="fr-FR" w:eastAsia="es-AR"/>
+                <w14:ligatures w14:val="none"/>
+              </w:rPr>
+            </w:pPr>
+            <w:r>
+              <w:rPr>
+                <w:rFonts w:ascii="Times New Roman" w:eastAsia="Times New Roman" w:hAnsi="Times New Roman" w:cs="Times New Roman"/>
+                <w:kern w:val="0"/>
+                <w:lang w:val="fr-FR" w:eastAsia="es-AR"/>
+                <w14:ligatures w14:val="none"/>
+              </w:rPr>
+              <w:t>Définition des objectifs du co-learning multimodal et présentation des buts de la recherche.</w:t>
+            </w:r>
+          </w:p>
+        </w:tc>
+      </w:tr>
+      <w:tr>
+        <w:trPr>
+          <w:tblCellSpacing w:w="15" w:type="dxa"/>
+        </w:trPr>
+        <w:tc>
+          <w:tcPr>
+            <w:tcW w:w="1089" w:type="dxa"/>
+            <w:vAlign w:val="center"/>
+            <w:hideMark/>
+          </w:tcPr>
+          <w:p>
+            <w:pPr>
+              <w:spacing w:after="0" w:line="240" w:lineRule="auto"/>
+              <w:rPr>
+                <w:rFonts w:ascii="Times New Roman" w:eastAsia="Times New Roman" w:hAnsi="Times New Roman" w:cs="Times New Roman"/>
+                <w:kern w:val="0"/>
+                <w:lang w:eastAsia="es-AR"/>
+                <w14:ligatures w14:val="none"/>
+              </w:rPr>
+            </w:pPr>
+            <w:proofErr w:type="spellStart"/>
+            <w:r>
+              <w:rPr>
+                <w:rFonts w:ascii="Times New Roman" w:eastAsia="Times New Roman" w:hAnsi="Times New Roman" w:cs="Times New Roman"/>
+                <w:b/>
+                <w:bCs/>
+                <w:kern w:val="0"/>
+                <w:lang w:eastAsia="es-AR"/>
+                <w14:ligatures w14:val="none"/>
+              </w:rPr>
+              <w:t>Section</w:t>
+            </w:r>
+            <w:proofErr w:type="spellEnd"/>
+            <w:r>
+              <w:rPr>
+                <w:rFonts w:ascii="Times New Roman" w:eastAsia="Times New Roman" w:hAnsi="Times New Roman" w:cs="Times New Roman"/>
+                <w:b/>
+                <w:bCs/>
+                <w:kern w:val="0"/>
+                <w:lang w:eastAsia="es-AR"/>
+                <w14:ligatures w14:val="none"/>
+              </w:rPr>
+              <w:t xml:space="preserve"> 3</w:t>
+            </w:r>
+          </w:p>
+        </w:tc>
+        <w:tc>
+          <w:tcPr>
+            <w:tcW w:w="7893" w:type="dxa"/>
+            <w:vAlign w:val="center"/>
+            <w:hideMark/>
+          </w:tcPr>
+          <w:p>
+            <w:pPr>
+              <w:spacing w:after="0" w:line="240" w:lineRule="auto"/>
+              <w:rPr>
+                <w:rFonts w:ascii="Times New Roman" w:eastAsia="Times New Roman" w:hAnsi="Times New Roman" w:cs="Times New Roman"/>
+                <w:kern w:val="0"/>
+                <w:lang w:val="fr-FR" w:eastAsia="es-AR"/>
+                <w14:ligatures w14:val="none"/>
+              </w:rPr>
+            </w:pPr>
+            <w:r>
+              <w:rPr>
+                <w:rFonts w:ascii="Times New Roman" w:eastAsia="Times New Roman" w:hAnsi="Times New Roman" w:cs="Times New Roman"/>
+                <w:kern w:val="0"/>
+                <w:lang w:val="fr-FR" w:eastAsia="es-AR"/>
+                <w14:ligatures w14:val="none"/>
+              </w:rPr>
+              <w:t>Contexte et techniques unimodales soutenant les objectifs du co-learning multimodal pour des tâches unimodales.</w:t>
+            </w:r>
+          </w:p>
+        </w:tc>
+      </w:tr>
+      <w:tr>
+        <w:trPr>
+          <w:tblCellSpacing w:w="15" w:type="dxa"/>
+        </w:trPr>
+        <w:tc>
+          <w:tcPr>
+            <w:tcW w:w="1089" w:type="dxa"/>
+            <w:vAlign w:val="center"/>
+            <w:hideMark/>
+          </w:tcPr>
+          <w:p>
+            <w:pPr>
+              <w:spacing w:after="0" w:line="240" w:lineRule="auto"/>
+              <w:rPr>
+                <w:rFonts w:ascii="Times New Roman" w:eastAsia="Times New Roman" w:hAnsi="Times New Roman" w:cs="Times New Roman"/>
+                <w:kern w:val="0"/>
+                <w:lang w:eastAsia="es-AR"/>
+                <w14:ligatures w14:val="none"/>
+              </w:rPr>
+            </w:pPr>
+            <w:proofErr w:type="spellStart"/>
+            <w:r>
+              <w:rPr>
+                <w:rFonts w:ascii="Times New Roman" w:eastAsia="Times New Roman" w:hAnsi="Times New Roman" w:cs="Times New Roman"/>
+                <w:b/>
+                <w:bCs/>
+                <w:kern w:val="0"/>
+                <w:lang w:eastAsia="es-AR"/>
+                <w14:ligatures w14:val="none"/>
+              </w:rPr>
+              <w:t>Section</w:t>
+            </w:r>
+            <w:proofErr w:type="spellEnd"/>
+            <w:r>
+              <w:rPr>
+                <w:rFonts w:ascii="Times New Roman" w:eastAsia="Times New Roman" w:hAnsi="Times New Roman" w:cs="Times New Roman"/>
+                <w:b/>
+                <w:bCs/>
+                <w:kern w:val="0"/>
+                <w:lang w:eastAsia="es-AR"/>
+                <w14:ligatures w14:val="none"/>
+              </w:rPr>
+              <w:t xml:space="preserve"> 4</w:t>
+            </w:r>
+          </w:p>
+        </w:tc>
+        <w:tc>
+          <w:tcPr>
+            <w:tcW w:w="7893" w:type="dxa"/>
+            <w:vAlign w:val="center"/>
+            <w:hideMark/>
+          </w:tcPr>
+          <w:p>
+            <w:pPr>
+              <w:spacing w:after="0" w:line="240" w:lineRule="auto"/>
+              <w:rPr>
+                <w:rFonts w:ascii="Times New Roman" w:eastAsia="Times New Roman" w:hAnsi="Times New Roman" w:cs="Times New Roman"/>
+                <w:kern w:val="0"/>
+                <w:lang w:val="fr-FR" w:eastAsia="es-AR"/>
+                <w14:ligatures w14:val="none"/>
+              </w:rPr>
+            </w:pPr>
+            <w:r>
+              <w:rPr>
+                <w:rFonts w:ascii="Times New Roman" w:eastAsia="Times New Roman" w:hAnsi="Times New Roman" w:cs="Times New Roman"/>
+                <w:kern w:val="0"/>
+                <w:lang w:val="fr-FR" w:eastAsia="es-AR"/>
+                <w14:ligatures w14:val="none"/>
+              </w:rPr>
+              <w:t>Proposition d’une taxonomie complète du co-learning multimodal, avec classification et sous-classification ; analyse des études existantes.</w:t>
+            </w:r>
+          </w:p>
+        </w:tc>
+      </w:tr>
+      <w:tr>
+        <w:trPr>
+          <w:tblCellSpacing w:w="15" w:type="dxa"/>
+        </w:trPr>
+        <w:tc>
+          <w:tcPr>
+            <w:tcW w:w="1089" w:type="dxa"/>
+            <w:vAlign w:val="center"/>
+            <w:hideMark/>
+          </w:tcPr>
+          <w:p>
+            <w:pPr>
+              <w:spacing w:after="0" w:line="240" w:lineRule="auto"/>
+              <w:rPr>
+                <w:rFonts w:ascii="Times New Roman" w:eastAsia="Times New Roman" w:hAnsi="Times New Roman" w:cs="Times New Roman"/>
+                <w:kern w:val="0"/>
+                <w:lang w:eastAsia="es-AR"/>
+                <w14:ligatures w14:val="none"/>
+              </w:rPr>
+            </w:pPr>
+            <w:proofErr w:type="spellStart"/>
+            <w:r>
+              <w:rPr>
+                <w:rFonts w:ascii="Times New Roman" w:eastAsia="Times New Roman" w:hAnsi="Times New Roman" w:cs="Times New Roman"/>
+                <w:b/>
+                <w:bCs/>
+                <w:kern w:val="0"/>
+                <w:lang w:eastAsia="es-AR"/>
+                <w14:ligatures w14:val="none"/>
+              </w:rPr>
+              <w:t>Section</w:t>
+            </w:r>
+            <w:proofErr w:type="spellEnd"/>
+            <w:r>
+              <w:rPr>
+                <w:rFonts w:ascii="Times New Roman" w:eastAsia="Times New Roman" w:hAnsi="Times New Roman" w:cs="Times New Roman"/>
+                <w:b/>
+                <w:bCs/>
+                <w:kern w:val="0"/>
+                <w:lang w:eastAsia="es-AR"/>
+                <w14:ligatures w14:val="none"/>
+              </w:rPr>
+              <w:t xml:space="preserve"> 5</w:t>
+            </w:r>
+          </w:p>
+        </w:tc>
+        <w:tc>
+          <w:tcPr>
+            <w:tcW w:w="7893" w:type="dxa"/>
+            <w:vAlign w:val="center"/>
+            <w:hideMark/>
+          </w:tcPr>
+          <w:p>
+            <w:pPr>
+              <w:spacing w:after="0" w:line="240" w:lineRule="auto"/>
+              <w:rPr>
+                <w:rFonts w:ascii="Times New Roman" w:eastAsia="Times New Roman" w:hAnsi="Times New Roman" w:cs="Times New Roman"/>
+                <w:kern w:val="0"/>
+                <w:lang w:val="fr-FR" w:eastAsia="es-AR"/>
+                <w14:ligatures w14:val="none"/>
+              </w:rPr>
+            </w:pPr>
+            <w:r>
+              <w:rPr>
+                <w:rFonts w:ascii="Times New Roman" w:eastAsia="Times New Roman" w:hAnsi="Times New Roman" w:cs="Times New Roman"/>
+                <w:kern w:val="0"/>
+                <w:lang w:val="fr-FR" w:eastAsia="es-AR"/>
+                <w14:ligatures w14:val="none"/>
+              </w:rPr>
+              <w:t xml:space="preserve">Présentation des méthodes de </w:t>
+            </w:r>
+            <w:proofErr w:type="spellStart"/>
+            <w:r>
+              <w:rPr>
+                <w:rFonts w:ascii="Times New Roman" w:eastAsia="Times New Roman" w:hAnsi="Times New Roman" w:cs="Times New Roman"/>
+                <w:kern w:val="0"/>
+                <w:lang w:val="fr-FR" w:eastAsia="es-AR"/>
+                <w14:ligatures w14:val="none"/>
+              </w:rPr>
+              <w:t>deep</w:t>
+            </w:r>
+            <w:proofErr w:type="spellEnd"/>
+            <w:r>
+              <w:rPr>
+                <w:rFonts w:ascii="Times New Roman" w:eastAsia="Times New Roman" w:hAnsi="Times New Roman" w:cs="Times New Roman"/>
+                <w:kern w:val="0"/>
+                <w:lang w:val="fr-FR" w:eastAsia="es-AR"/>
+                <w14:ligatures w14:val="none"/>
+              </w:rPr>
+              <w:t xml:space="preserve"> </w:t>
+            </w:r>
+            <w:proofErr w:type="spellStart"/>
+            <w:r>
+              <w:rPr>
+                <w:rFonts w:ascii="Times New Roman" w:eastAsia="Times New Roman" w:hAnsi="Times New Roman" w:cs="Times New Roman"/>
+                <w:kern w:val="0"/>
+                <w:lang w:val="fr-FR" w:eastAsia="es-AR"/>
+                <w14:ligatures w14:val="none"/>
+              </w:rPr>
+              <w:t>learning</w:t>
+            </w:r>
+            <w:proofErr w:type="spellEnd"/>
+            <w:r>
+              <w:rPr>
+                <w:rFonts w:ascii="Times New Roman" w:eastAsia="Times New Roman" w:hAnsi="Times New Roman" w:cs="Times New Roman"/>
+                <w:kern w:val="0"/>
+                <w:lang w:val="fr-FR" w:eastAsia="es-AR"/>
+                <w14:ligatures w14:val="none"/>
+              </w:rPr>
+              <w:t xml:space="preserve"> utilisées pour le co-learning multimodal, y compris les approches émergentes.</w:t>
+            </w:r>
+          </w:p>
+        </w:tc>
+      </w:tr>
+      <w:tr>
+        <w:trPr>
+          <w:tblCellSpacing w:w="15" w:type="dxa"/>
+        </w:trPr>
+        <w:tc>
+          <w:tcPr>
+            <w:tcW w:w="1089" w:type="dxa"/>
+            <w:vAlign w:val="center"/>
+            <w:hideMark/>
+          </w:tcPr>
+          <w:p>
+            <w:pPr>
+              <w:spacing w:after="0" w:line="240" w:lineRule="auto"/>
+              <w:rPr>
+                <w:rFonts w:ascii="Times New Roman" w:eastAsia="Times New Roman" w:hAnsi="Times New Roman" w:cs="Times New Roman"/>
+                <w:kern w:val="0"/>
+                <w:lang w:eastAsia="es-AR"/>
+                <w14:ligatures w14:val="none"/>
+              </w:rPr>
+            </w:pPr>
+            <w:proofErr w:type="spellStart"/>
+            <w:r>
+              <w:rPr>
+                <w:rFonts w:ascii="Times New Roman" w:eastAsia="Times New Roman" w:hAnsi="Times New Roman" w:cs="Times New Roman"/>
+                <w:b/>
+                <w:bCs/>
+                <w:kern w:val="0"/>
+                <w:lang w:eastAsia="es-AR"/>
+                <w14:ligatures w14:val="none"/>
+              </w:rPr>
+              <w:t>Section</w:t>
+            </w:r>
+            <w:proofErr w:type="spellEnd"/>
+            <w:r>
+              <w:rPr>
+                <w:rFonts w:ascii="Times New Roman" w:eastAsia="Times New Roman" w:hAnsi="Times New Roman" w:cs="Times New Roman"/>
+                <w:b/>
+                <w:bCs/>
+                <w:kern w:val="0"/>
+                <w:lang w:eastAsia="es-AR"/>
+                <w14:ligatures w14:val="none"/>
+              </w:rPr>
+              <w:t xml:space="preserve"> 6</w:t>
+            </w:r>
+          </w:p>
+        </w:tc>
+        <w:tc>
+          <w:tcPr>
+            <w:tcW w:w="7893" w:type="dxa"/>
+            <w:vAlign w:val="center"/>
+            <w:hideMark/>
+          </w:tcPr>
+          <w:p>
+            <w:pPr>
+              <w:spacing w:after="0" w:line="240" w:lineRule="auto"/>
+              <w:rPr>
+                <w:rFonts w:ascii="Times New Roman" w:eastAsia="Times New Roman" w:hAnsi="Times New Roman" w:cs="Times New Roman"/>
+                <w:kern w:val="0"/>
+                <w:lang w:val="fr-FR" w:eastAsia="es-AR"/>
+                <w14:ligatures w14:val="none"/>
+              </w:rPr>
+            </w:pPr>
+            <w:r>
+              <w:rPr>
+                <w:rFonts w:ascii="Times New Roman" w:eastAsia="Times New Roman" w:hAnsi="Times New Roman" w:cs="Times New Roman"/>
+                <w:kern w:val="0"/>
+                <w:lang w:val="fr-FR" w:eastAsia="es-AR"/>
+                <w14:ligatures w14:val="none"/>
+              </w:rPr>
+              <w:t>Applications du co-learning multimodal et jeux de données disponibles.</w:t>
+            </w:r>
+          </w:p>
+        </w:tc>
+      </w:tr>
+      <w:tr>
+        <w:trPr>
+          <w:tblCellSpacing w:w="15" w:type="dxa"/>
+        </w:trPr>
+        <w:tc>
+          <w:tcPr>
+            <w:tcW w:w="1089" w:type="dxa"/>
+            <w:vAlign w:val="center"/>
+            <w:hideMark/>
+          </w:tcPr>
+          <w:p>
+            <w:pPr>
+              <w:spacing w:after="0" w:line="240" w:lineRule="auto"/>
+              <w:rPr>
+                <w:rFonts w:ascii="Times New Roman" w:eastAsia="Times New Roman" w:hAnsi="Times New Roman" w:cs="Times New Roman"/>
+                <w:kern w:val="0"/>
+                <w:lang w:eastAsia="es-AR"/>
+                <w14:ligatures w14:val="none"/>
+              </w:rPr>
+            </w:pPr>
+            <w:proofErr w:type="spellStart"/>
+            <w:r>
+              <w:rPr>
+                <w:rFonts w:ascii="Times New Roman" w:eastAsia="Times New Roman" w:hAnsi="Times New Roman" w:cs="Times New Roman"/>
+                <w:b/>
+                <w:bCs/>
+                <w:kern w:val="0"/>
+                <w:lang w:eastAsia="es-AR"/>
+                <w14:ligatures w14:val="none"/>
+              </w:rPr>
+              <w:t>Section</w:t>
+            </w:r>
+            <w:proofErr w:type="spellEnd"/>
+            <w:r>
+              <w:rPr>
+                <w:rFonts w:ascii="Times New Roman" w:eastAsia="Times New Roman" w:hAnsi="Times New Roman" w:cs="Times New Roman"/>
+                <w:b/>
+                <w:bCs/>
+                <w:kern w:val="0"/>
+                <w:lang w:eastAsia="es-AR"/>
+                <w14:ligatures w14:val="none"/>
+              </w:rPr>
+              <w:t xml:space="preserve"> 7</w:t>
+            </w:r>
+          </w:p>
+        </w:tc>
+        <w:tc>
+          <w:tcPr>
+            <w:tcW w:w="7893" w:type="dxa"/>
+            <w:vAlign w:val="center"/>
+            <w:hideMark/>
+          </w:tcPr>
+          <w:p>
+            <w:pPr>
+              <w:spacing w:after="0" w:line="240" w:lineRule="auto"/>
+              <w:rPr>
+                <w:rFonts w:ascii="Times New Roman" w:eastAsia="Times New Roman" w:hAnsi="Times New Roman" w:cs="Times New Roman"/>
+                <w:kern w:val="0"/>
+                <w:lang w:val="fr-FR" w:eastAsia="es-AR"/>
+                <w14:ligatures w14:val="none"/>
+              </w:rPr>
+            </w:pPr>
+            <w:r>
+              <w:rPr>
+                <w:rFonts w:ascii="Times New Roman" w:eastAsia="Times New Roman" w:hAnsi="Times New Roman" w:cs="Times New Roman"/>
+                <w:kern w:val="0"/>
+                <w:lang w:val="fr-FR" w:eastAsia="es-AR"/>
+                <w14:ligatures w14:val="none"/>
+              </w:rPr>
+              <w:t>Problèmes ouverts et pistes de recherche futures.</w:t>
+            </w:r>
+          </w:p>
+        </w:tc>
+      </w:tr>
+      <w:tr>
+        <w:trPr>
+          <w:tblCellSpacing w:w="15" w:type="dxa"/>
+        </w:trPr>
+        <w:tc>
+          <w:tcPr>
+            <w:tcW w:w="1089" w:type="dxa"/>
+            <w:vAlign w:val="center"/>
+            <w:hideMark/>
+          </w:tcPr>
+          <w:p>
+            <w:pPr>
+              <w:spacing w:after="0" w:line="240" w:lineRule="auto"/>
+              <w:rPr>
+                <w:rFonts w:ascii="Times New Roman" w:eastAsia="Times New Roman" w:hAnsi="Times New Roman" w:cs="Times New Roman"/>
+                <w:kern w:val="0"/>
+                <w:lang w:eastAsia="es-AR"/>
+                <w14:ligatures w14:val="none"/>
+              </w:rPr>
+            </w:pPr>
+            <w:proofErr w:type="spellStart"/>
+            <w:r>
+              <w:rPr>
+                <w:rFonts w:ascii="Times New Roman" w:eastAsia="Times New Roman" w:hAnsi="Times New Roman" w:cs="Times New Roman"/>
+                <w:b/>
+                <w:bCs/>
+                <w:kern w:val="0"/>
+                <w:lang w:eastAsia="es-AR"/>
+                <w14:ligatures w14:val="none"/>
+              </w:rPr>
+              <w:t>Section</w:t>
+            </w:r>
+            <w:proofErr w:type="spellEnd"/>
+            <w:r>
+              <w:rPr>
+                <w:rFonts w:ascii="Times New Roman" w:eastAsia="Times New Roman" w:hAnsi="Times New Roman" w:cs="Times New Roman"/>
+                <w:b/>
+                <w:bCs/>
+                <w:kern w:val="0"/>
+                <w:lang w:eastAsia="es-AR"/>
+                <w14:ligatures w14:val="none"/>
+              </w:rPr>
+              <w:t xml:space="preserve"> 8</w:t>
+            </w:r>
+          </w:p>
+        </w:tc>
+        <w:tc>
+          <w:tcPr>
+            <w:tcW w:w="7893" w:type="dxa"/>
+            <w:vAlign w:val="center"/>
+            <w:hideMark/>
+          </w:tcPr>
+          <w:p>
+            <w:pPr>
+              <w:spacing w:after="0" w:line="240" w:lineRule="auto"/>
+              <w:rPr>
+                <w:rFonts w:ascii="Times New Roman" w:eastAsia="Times New Roman" w:hAnsi="Times New Roman" w:cs="Times New Roman"/>
+                <w:kern w:val="0"/>
+                <w:lang w:eastAsia="es-AR"/>
+                <w14:ligatures w14:val="none"/>
+              </w:rPr>
+            </w:pPr>
+            <w:proofErr w:type="spellStart"/>
+            <w:r>
+              <w:rPr>
+                <w:rFonts w:ascii="Times New Roman" w:eastAsia="Times New Roman" w:hAnsi="Times New Roman" w:cs="Times New Roman"/>
+                <w:kern w:val="0"/>
+                <w:lang w:eastAsia="es-AR"/>
+                <w14:ligatures w14:val="none"/>
+              </w:rPr>
+              <w:t>Conclusion</w:t>
+            </w:r>
+            <w:proofErr w:type="spellEnd"/>
+            <w:r>
+              <w:rPr>
+                <w:rFonts w:ascii="Times New Roman" w:eastAsia="Times New Roman" w:hAnsi="Times New Roman" w:cs="Times New Roman"/>
+                <w:kern w:val="0"/>
+                <w:lang w:eastAsia="es-AR"/>
+                <w14:ligatures w14:val="none"/>
+              </w:rPr>
+              <w:t>.</w:t>
+            </w:r>
+          </w:p>
+        </w:tc>
+      </w:tr>
+    </w:tbl>
+    <w:p>
+      <w:pPr>
+        <w:rPr>
+          <w:lang w:val="fr-FR"/>
+        </w:rPr>
+      </w:pPr>
+    </w:p>
+    <w:p>
+      <w:pPr>
+        <w:rPr>
+          <w:lang w:val="fr-FR"/>
+        </w:rPr>
+      </w:pPr>
+      <w:r>
+        <w:rPr>
+          <w:lang w:val="fr-FR"/>
+        </w:rPr>
         <w:t xml:space="preserve">La taxonomie proposée regroupe les grands défis du </w:t>
       </w:r>
-      <w:proofErr w:type="spellStart"/>
       <w:r>
         <w:rPr>
           <w:b/>
           <w:bCs/>
           <w:lang w:val="fr-FR"/>
         </w:rPr>
-        <w:t>co-learning</w:t>
-      </w:r>
-      <w:proofErr w:type="spellEnd"/>
-      <w:r>
-        <w:rPr>
-          <w:b/>
-          <w:bCs/>
-          <w:lang w:val="fr-FR"/>
-        </w:rPr>
-        <w:t xml:space="preserve"> multimodal</w:t>
+        <w:t>co-learning multimodal</w:t>
       </w:r>
       <w:r>
         <w:rPr>
@@ -497,27 +1239,7 @@
           <w:lang w:val="fr-FR"/>
         </w:rPr>
         <w:br/>
-      </w:r>
-      <w:r>
-        <w:rPr>
-          <w:lang w:val="fr-FR"/>
-        </w:rPr>
-        <w:lastRenderedPageBreak/>
-        <w:t xml:space="preserve">L’idée centrale est que le </w:t>
-      </w:r>
-      <w:proofErr w:type="spellStart"/>
-      <w:r>
-        <w:rPr>
-          <w:lang w:val="fr-FR"/>
-        </w:rPr>
-        <w:t>co-learning</w:t>
-      </w:r>
-      <w:proofErr w:type="spellEnd"/>
-      <w:r>
-        <w:rPr>
-          <w:lang w:val="fr-FR"/>
-        </w:rPr>
-        <w:t xml:space="preserve"> repose toujours sur le </w:t>
+        <w:t xml:space="preserve">L’idée centrale est que le co-learning repose toujours sur le </w:t>
       </w:r>
       <w:r>
         <w:rPr>
@@ -533,6 +1255,114 @@
         </w:rPr>
         <w:t>, mais ce transfert doit être robuste à ces différents scénarios réels.</w:t>
       </w:r>
+    </w:p>
+    <w:p>
+      <w:pPr>
+        <w:rPr>
+          <w:lang w:val="fr-FR"/>
+        </w:rPr>
+      </w:pPr>
+      <w:r>
+        <w:rPr>
+          <w:lang w:val="fr-FR"/>
+        </w:rPr>
+        <w:lastRenderedPageBreak/>
+        <w:drawing>
+          <wp:inline distT="0" distB="0" distL="0" distR="0" wp14:anchorId="5D07F5C5" wp14:editId="264A811C">
+            <wp:extent cx="5760720" cy="2176145"/>
+            <wp:effectExtent l="0" t="0" r="0" b="0"/>
+            <wp:docPr id="986847944" name="Image 1" descr="Une image contenant texte, capture d’écran, Police, diagramme&#10;&#10;Le contenu généré par l’IA peut être incorrect."/>
+            <wp:cNvGraphicFramePr>
+              <a:graphicFrameLocks xmlns:a="http://schemas.openxmlformats.org/drawingml/2006/main" noChangeAspect="1"/>
+            </wp:cNvGraphicFramePr>
+            <a:graphic xmlns:a="http://schemas.openxmlformats.org/drawingml/2006/main">
+              <a:graphicData uri="http://schemas.openxmlformats.org/drawingml/2006/picture">
+                <pic:pic xmlns:pic="http://schemas.openxmlformats.org/drawingml/2006/picture">
+                  <pic:nvPicPr>
+                    <pic:cNvPr id="986847944" name="Image 1" descr="Une image contenant texte, capture d’écran, Police, diagramme&#10;&#10;Le contenu généré par l’IA peut être incorrect."/>
+                    <pic:cNvPicPr/>
+                  </pic:nvPicPr>
+                  <pic:blipFill>
+                    <a:blip r:embed="rId6"/>
+                    <a:stretch>
+                      <a:fillRect/>
+                    </a:stretch>
+                  </pic:blipFill>
+                  <pic:spPr>
+                    <a:xfrm>
+                      <a:off x="0" y="0"/>
+                      <a:ext cx="5760720" cy="2176145"/>
+                    </a:xfrm>
+                    <a:prstGeom prst="rect">
+                      <a:avLst/>
+                    </a:prstGeom>
+                  </pic:spPr>
+                </pic:pic>
+              </a:graphicData>
+            </a:graphic>
+          </wp:inline>
+        </w:drawing>
+      </w:r>
+    </w:p>
+    <w:p>
+      <w:pPr>
+        <w:pStyle w:val="Titre2"/>
+        <w:rPr>
+          <w:lang w:val="fr-FR"/>
+        </w:rPr>
+      </w:pPr>
+      <w:r>
+        <w:rPr>
+          <w:lang w:val="fr-FR"/>
+        </w:rPr>
+        <w:t>Section 2 :</w:t>
+      </w:r>
+    </w:p>
+    <w:p>
+      <w:pPr>
+        <w:rPr>
+          <w:lang w:val="fr-FR"/>
+        </w:rPr>
+      </w:pPr>
+    </w:p>
+    <w:p>
+      <w:pPr>
+        <w:rPr>
+          <w:b/>
+          <w:bCs/>
+          <w:u w:val="single"/>
+          <w:lang w:val="fr-FR"/>
+        </w:rPr>
+      </w:pPr>
+      <w:r>
+        <w:rPr>
+          <w:b/>
+          <w:bCs/>
+          <w:u w:val="single"/>
+          <w:lang w:val="fr-FR"/>
+        </w:rPr>
+        <w:t>But et objectifs :</w:t>
+      </w:r>
+    </w:p>
+    <w:p>
+      <w:pPr>
+        <w:rPr>
+          <w:b/>
+          <w:bCs/>
+          <w:u w:val="single"/>
+          <w:lang w:val="fr-FR"/>
+        </w:rPr>
+      </w:pPr>
+    </w:p>
+    <w:p>
+      <w:pPr>
+        <w:rPr>
+          <w:b/>
+          <w:bCs/>
+          <w:u w:val="single"/>
+          <w:lang w:val="fr-FR"/>
+        </w:rPr>
+      </w:pPr>
     </w:p>
     <w:p>
       <w:pPr>
@@ -2182,6 +3012,7 @@
   <w:style w:type="character" w:default="1" w:styleId="Policepardfaut">
     <w:name w:val="Default Paragraph Font"/>
     <w:uiPriority w:val="1"/>
+    <w:semiHidden/>
     <w:unhideWhenUsed/>
   </w:style>
   <w:style w:type="table" w:default="1" w:styleId="TableauNormal">

--- a/Etat de l'art/Multomodal-CoLearning.docx
+++ b/Etat de l'art/Multomodal-CoLearning.docx
@@ -1264,6 +1264,7 @@
       </w:pPr>
       <w:r>
         <w:rPr>
+          <w:noProof/>
           <w:lang w:val="fr-FR"/>
         </w:rPr>
         <w:lastRenderedPageBreak/>
@@ -1353,19 +1354,1522 @@
           <w:lang w:val="fr-FR"/>
         </w:rPr>
       </w:pPr>
-    </w:p>
-    <w:p>
-      <w:pPr>
+      <w:r>
         <w:rPr>
           <w:b/>
           <w:bCs/>
           <w:u w:val="single"/>
           <w:lang w:val="fr-FR"/>
         </w:rPr>
-      </w:pPr>
-    </w:p>
-    <w:p>
-      <w:pPr>
+        <w:drawing>
+          <wp:inline distT="0" distB="0" distL="0" distR="0" wp14:anchorId="521A9E82" wp14:editId="62B7EB53">
+            <wp:extent cx="5760720" cy="2389505"/>
+            <wp:effectExtent l="0" t="0" r="0" b="0"/>
+            <wp:docPr id="971666613" name="Image 1" descr="Une image contenant texte, capture d’écran, Police, nombre&#10;&#10;Le contenu généré par l’IA peut être incorrect."/>
+            <wp:cNvGraphicFramePr>
+              <a:graphicFrameLocks xmlns:a="http://schemas.openxmlformats.org/drawingml/2006/main" noChangeAspect="1"/>
+            </wp:cNvGraphicFramePr>
+            <a:graphic xmlns:a="http://schemas.openxmlformats.org/drawingml/2006/main">
+              <a:graphicData uri="http://schemas.openxmlformats.org/drawingml/2006/picture">
+                <pic:pic xmlns:pic="http://schemas.openxmlformats.org/drawingml/2006/picture">
+                  <pic:nvPicPr>
+                    <pic:cNvPr id="971666613" name="Image 1" descr="Une image contenant texte, capture d’écran, Police, nombre&#10;&#10;Le contenu généré par l’IA peut être incorrect."/>
+                    <pic:cNvPicPr/>
+                  </pic:nvPicPr>
+                  <pic:blipFill>
+                    <a:blip r:embed="rId7"/>
+                    <a:stretch>
+                      <a:fillRect/>
+                    </a:stretch>
+                  </pic:blipFill>
+                  <pic:spPr>
+                    <a:xfrm>
+                      <a:off x="0" y="0"/>
+                      <a:ext cx="5760720" cy="2389505"/>
+                    </a:xfrm>
+                    <a:prstGeom prst="rect">
+                      <a:avLst/>
+                    </a:prstGeom>
+                  </pic:spPr>
+                </pic:pic>
+              </a:graphicData>
+            </a:graphic>
+          </wp:inline>
+        </w:drawing>
+      </w:r>
+    </w:p>
+    <w:p>
+      <w:pPr>
+        <w:pStyle w:val="Titre2"/>
+        <w:rPr>
+          <w:lang w:val="fr-FR"/>
+        </w:rPr>
+      </w:pPr>
+      <w:r>
+        <w:rPr>
+          <w:lang w:val="fr-FR"/>
+        </w:rPr>
+        <w:t>Section 5 :</w:t>
+      </w:r>
+    </w:p>
+    <w:p>
+      <w:pPr>
+        <w:rPr>
+          <w:lang w:val="fr-FR"/>
+        </w:rPr>
+      </w:pPr>
+      <w:r>
+        <w:rPr>
+          <w:lang w:val="fr-FR"/>
+        </w:rPr>
+        <w:t>Ici nous</w:t>
+      </w:r>
+      <w:r>
+        <w:rPr>
+          <w:lang w:val="fr-FR"/>
+        </w:rPr>
+        <w:t xml:space="preserve"> abordons </w:t>
+      </w:r>
+      <w:r>
+        <w:rPr>
+          <w:lang w:val="fr-FR"/>
+        </w:rPr>
+        <w:t xml:space="preserve">différentes approches du co-learning. </w:t>
+      </w:r>
+    </w:p>
+    <w:p>
+      <w:pPr>
+        <w:rPr>
+          <w:b/>
+          <w:bCs/>
+          <w:u w:val="single"/>
+          <w:lang w:val="fr-FR"/>
+        </w:rPr>
+      </w:pPr>
+      <w:r>
+        <w:rPr>
+          <w:b/>
+          <w:bCs/>
+          <w:u w:val="single"/>
+          <w:lang w:val="fr-FR"/>
+        </w:rPr>
+        <w:t xml:space="preserve">5.1 </w:t>
+      </w:r>
+      <w:r>
+        <w:rPr>
+          <w:b/>
+          <w:bCs/>
+          <w:u w:val="single"/>
+          <w:lang w:val="fr-FR"/>
+        </w:rPr>
+        <w:t>Fusion</w:t>
+      </w:r>
+      <w:r>
+        <w:rPr>
+          <w:b/>
+          <w:bCs/>
+          <w:u w:val="single"/>
+          <w:lang w:val="fr-FR"/>
+        </w:rPr>
+        <w:t> :</w:t>
+      </w:r>
+    </w:p>
+    <w:p>
+      <w:pPr>
+        <w:rPr>
+          <w:lang w:val="fr-FR"/>
+        </w:rPr>
+      </w:pPr>
+      <w:r>
+        <w:rPr>
+          <w:lang w:val="fr-FR"/>
+        </w:rPr>
+        <w:t>Il existe plusieurs types de fusion et chaque système (données</w:t>
+      </w:r>
+      <w:r>
+        <w:rPr>
+          <w:lang w:val="fr-FR"/>
+        </w:rPr>
+        <w:t>, domaine et taches)</w:t>
+      </w:r>
+      <w:r>
+        <w:rPr>
+          <w:lang w:val="fr-FR"/>
+        </w:rPr>
+        <w:t xml:space="preserve"> nécessite que l’on se pose la question de</w:t>
+      </w:r>
+      <w:r>
+        <w:rPr>
+          <w:lang w:val="fr-FR"/>
+        </w:rPr>
+        <w:t xml:space="preserve"> quel type utiliser :</w:t>
+      </w:r>
+    </w:p>
+    <w:p>
+      <w:pPr>
+        <w:pStyle w:val="NormalWeb"/>
+        <w:rPr>
+          <w:rFonts w:asciiTheme="minorHAnsi" w:eastAsiaTheme="minorHAnsi" w:hAnsiTheme="minorHAnsi" w:cstheme="minorBidi"/>
+          <w:kern w:val="2"/>
+          <w:lang w:val="fr-FR" w:eastAsia="en-US"/>
+          <w14:ligatures w14:val="standardContextual"/>
+        </w:rPr>
+      </w:pPr>
+      <w:r>
+        <w:rPr>
+          <w:rFonts w:asciiTheme="minorHAnsi" w:eastAsiaTheme="minorHAnsi" w:hAnsiTheme="minorHAnsi" w:cstheme="minorBidi"/>
+          <w:kern w:val="2"/>
+          <w:lang w:val="fr-FR" w:eastAsia="en-US"/>
+          <w14:ligatures w14:val="standardContextual"/>
+        </w:rPr>
+        <w:t xml:space="preserve">La </w:t>
+      </w:r>
+      <w:r>
+        <w:rPr>
+          <w:rFonts w:asciiTheme="minorHAnsi" w:eastAsiaTheme="minorHAnsi" w:hAnsiTheme="minorHAnsi" w:cstheme="minorBidi"/>
+          <w:b/>
+          <w:bCs/>
+          <w:kern w:val="2"/>
+          <w:lang w:val="fr-FR" w:eastAsia="en-US"/>
+          <w14:ligatures w14:val="standardContextual"/>
+        </w:rPr>
+        <w:t>fusion précoce</w:t>
+      </w:r>
+      <w:r>
+        <w:rPr>
+          <w:rFonts w:asciiTheme="minorHAnsi" w:eastAsiaTheme="minorHAnsi" w:hAnsiTheme="minorHAnsi" w:cstheme="minorBidi"/>
+          <w:kern w:val="2"/>
+          <w:lang w:val="fr-FR" w:eastAsia="en-US"/>
+          <w14:ligatures w14:val="standardContextual"/>
+        </w:rPr>
+        <w:t xml:space="preserve"> perd les détails propres à chaque modalité.</w:t>
+      </w:r>
+    </w:p>
+    <w:p>
+      <w:pPr>
+        <w:pStyle w:val="NormalWeb"/>
+        <w:rPr>
+          <w:rFonts w:asciiTheme="minorHAnsi" w:eastAsiaTheme="minorHAnsi" w:hAnsiTheme="minorHAnsi" w:cstheme="minorBidi"/>
+          <w:kern w:val="2"/>
+          <w:lang w:val="fr-FR" w:eastAsia="en-US"/>
+          <w14:ligatures w14:val="standardContextual"/>
+        </w:rPr>
+      </w:pPr>
+      <w:r>
+        <w:rPr>
+          <w:rFonts w:asciiTheme="minorHAnsi" w:eastAsiaTheme="minorHAnsi" w:hAnsiTheme="minorHAnsi" w:cstheme="minorBidi"/>
+          <w:kern w:val="2"/>
+          <w:lang w:val="fr-FR" w:eastAsia="en-US"/>
+          <w14:ligatures w14:val="standardContextual"/>
+        </w:rPr>
+        <w:t xml:space="preserve">La </w:t>
+      </w:r>
+      <w:r>
+        <w:rPr>
+          <w:rFonts w:asciiTheme="minorHAnsi" w:eastAsiaTheme="minorHAnsi" w:hAnsiTheme="minorHAnsi" w:cstheme="minorBidi"/>
+          <w:b/>
+          <w:bCs/>
+          <w:kern w:val="2"/>
+          <w:lang w:val="fr-FR" w:eastAsia="en-US"/>
+          <w14:ligatures w14:val="standardContextual"/>
+        </w:rPr>
+        <w:t>fusion tardive</w:t>
+      </w:r>
+      <w:r>
+        <w:rPr>
+          <w:rFonts w:asciiTheme="minorHAnsi" w:eastAsiaTheme="minorHAnsi" w:hAnsiTheme="minorHAnsi" w:cstheme="minorBidi"/>
+          <w:kern w:val="2"/>
+          <w:lang w:val="fr-FR" w:eastAsia="en-US"/>
+          <w14:ligatures w14:val="standardContextual"/>
+        </w:rPr>
+        <w:t xml:space="preserve"> ne capture pas bien les relations entre modalités.</w:t>
+      </w:r>
+    </w:p>
+    <w:p>
+      <w:pPr>
+        <w:pStyle w:val="NormalWeb"/>
+        <w:rPr>
+          <w:rFonts w:asciiTheme="minorHAnsi" w:eastAsiaTheme="minorHAnsi" w:hAnsiTheme="minorHAnsi" w:cstheme="minorBidi"/>
+          <w:kern w:val="2"/>
+          <w:lang w:val="fr-FR" w:eastAsia="en-US"/>
+          <w14:ligatures w14:val="standardContextual"/>
+        </w:rPr>
+      </w:pPr>
+      <w:r>
+        <w:rPr>
+          <w:rFonts w:asciiTheme="minorHAnsi" w:eastAsiaTheme="minorHAnsi" w:hAnsiTheme="minorHAnsi" w:cstheme="minorBidi"/>
+          <w:kern w:val="2"/>
+          <w:lang w:val="fr-FR" w:eastAsia="en-US"/>
+          <w14:ligatures w14:val="standardContextual"/>
+        </w:rPr>
+        <w:t xml:space="preserve">La </w:t>
+      </w:r>
+      <w:r>
+        <w:rPr>
+          <w:rFonts w:asciiTheme="minorHAnsi" w:eastAsiaTheme="minorHAnsi" w:hAnsiTheme="minorHAnsi" w:cstheme="minorBidi"/>
+          <w:b/>
+          <w:bCs/>
+          <w:kern w:val="2"/>
+          <w:lang w:val="fr-FR" w:eastAsia="en-US"/>
+          <w14:ligatures w14:val="standardContextual"/>
+        </w:rPr>
+        <w:t>fusion hybride</w:t>
+      </w:r>
+      <w:r>
+        <w:rPr>
+          <w:rFonts w:asciiTheme="minorHAnsi" w:eastAsiaTheme="minorHAnsi" w:hAnsiTheme="minorHAnsi" w:cstheme="minorBidi"/>
+          <w:kern w:val="2"/>
+          <w:lang w:val="fr-FR" w:eastAsia="en-US"/>
+          <w14:ligatures w14:val="standardContextual"/>
+        </w:rPr>
+        <w:t xml:space="preserve"> combine les avantages des deux en intégrant les données au niveau approprié, ce qui permet d’obtenir une représentation conjointe plus riche et efficace.</w:t>
+      </w:r>
+      <w:r>
+        <w:rPr>
+          <w:rFonts w:asciiTheme="minorHAnsi" w:eastAsiaTheme="minorHAnsi" w:hAnsiTheme="minorHAnsi" w:cstheme="minorBidi"/>
+          <w:kern w:val="2"/>
+          <w:lang w:val="fr-FR" w:eastAsia="en-US"/>
+          <w14:ligatures w14:val="standardContextual"/>
+        </w:rPr>
+        <w:t xml:space="preserve"> Elle est d’avantage utiliser. </w:t>
+      </w:r>
+    </w:p>
+    <w:p>
+      <w:pPr>
+        <w:pStyle w:val="NormalWeb"/>
+        <w:rPr>
+          <w:rFonts w:asciiTheme="minorHAnsi" w:eastAsiaTheme="minorHAnsi" w:hAnsiTheme="minorHAnsi" w:cstheme="minorBidi"/>
+          <w:kern w:val="2"/>
+          <w:lang w:val="fr-FR" w:eastAsia="en-US"/>
+          <w14:ligatures w14:val="standardContextual"/>
+        </w:rPr>
+      </w:pPr>
+      <w:r>
+        <w:rPr>
+          <w:rFonts w:asciiTheme="minorHAnsi" w:eastAsiaTheme="minorHAnsi" w:hAnsiTheme="minorHAnsi" w:cstheme="minorBidi"/>
+          <w:kern w:val="2"/>
+          <w:lang w:val="fr-FR" w:eastAsia="en-US"/>
+          <w14:ligatures w14:val="standardContextual"/>
+        </w:rPr>
+        <w:lastRenderedPageBreak/>
+        <w:t>Chaque modalité ayant ses spécificités, il faut adapter les taux d’apprentissage pour éviter le surapprentissage. La fusion tardive gère bien les modalités manquantes, mais reste moins efficace que la fusion hybride. Pour les modalités manquantes ou bruitées, on utilise des méthodes avancées comme l’apprentissage multi-tâches, les réseaux à mémoire et l’attention.</w:t>
+      </w:r>
+    </w:p>
+    <w:p>
+      <w:pPr>
+        <w:pStyle w:val="NormalWeb"/>
+        <w:rPr>
+          <w:rFonts w:asciiTheme="minorHAnsi" w:eastAsiaTheme="minorHAnsi" w:hAnsiTheme="minorHAnsi" w:cstheme="minorBidi"/>
+          <w:kern w:val="2"/>
+          <w:lang w:val="fr-FR" w:eastAsia="en-US"/>
+          <w14:ligatures w14:val="standardContextual"/>
+        </w:rPr>
+      </w:pPr>
+      <w:r>
+        <w:rPr>
+          <w:rFonts w:asciiTheme="minorHAnsi" w:eastAsiaTheme="minorHAnsi" w:hAnsiTheme="minorHAnsi" w:cstheme="minorBidi"/>
+          <w:kern w:val="2"/>
+          <w:lang w:val="fr-FR" w:eastAsia="en-US"/>
+          <w14:ligatures w14:val="standardContextual"/>
+        </w:rPr>
+        <w:t>Enfin, des expériences montrent qu’un modèle entraîné avec plusieurs modalités (audio, vidéo, texte) reste performant même s’il n’utilise que le texte au test. Cela prouve que le co-learning multimodal améliore les résultats par rapport à l’unimodal. Aujourd’hui, la fusion et l’apprentissage de représentations sont de plus en plus combinés avec l’alignement et la traduction pour des systèmes multimodaux plus efficaces.</w:t>
+      </w:r>
+    </w:p>
+    <w:p>
+      <w:pPr>
+        <w:pStyle w:val="NormalWeb"/>
+        <w:rPr>
+          <w:rFonts w:asciiTheme="minorHAnsi" w:eastAsiaTheme="minorHAnsi" w:hAnsiTheme="minorHAnsi" w:cstheme="minorBidi"/>
+          <w:kern w:val="2"/>
+          <w:lang w:val="fr-FR" w:eastAsia="en-US"/>
+          <w14:ligatures w14:val="standardContextual"/>
+        </w:rPr>
+      </w:pPr>
+    </w:p>
+    <w:p>
+      <w:pPr>
+        <w:pStyle w:val="NormalWeb"/>
+        <w:rPr>
+          <w:rFonts w:asciiTheme="minorHAnsi" w:eastAsiaTheme="minorHAnsi" w:hAnsiTheme="minorHAnsi" w:cstheme="minorBidi"/>
+          <w:b/>
+          <w:bCs/>
+          <w:kern w:val="2"/>
+          <w:u w:val="single"/>
+          <w:lang w:val="fr-FR" w:eastAsia="en-US"/>
+          <w14:ligatures w14:val="standardContextual"/>
+        </w:rPr>
+      </w:pPr>
+      <w:r>
+        <w:rPr>
+          <w:rFonts w:asciiTheme="minorHAnsi" w:eastAsiaTheme="minorHAnsi" w:hAnsiTheme="minorHAnsi" w:cstheme="minorBidi"/>
+          <w:b/>
+          <w:bCs/>
+          <w:kern w:val="2"/>
+          <w:u w:val="single"/>
+          <w:lang w:val="fr-FR" w:eastAsia="en-US"/>
+          <w14:ligatures w14:val="standardContextual"/>
+        </w:rPr>
+        <w:t xml:space="preserve">5.2 Attention and </w:t>
+      </w:r>
+      <w:proofErr w:type="spellStart"/>
+      <w:r>
+        <w:rPr>
+          <w:rFonts w:asciiTheme="minorHAnsi" w:eastAsiaTheme="minorHAnsi" w:hAnsiTheme="minorHAnsi" w:cstheme="minorBidi"/>
+          <w:b/>
+          <w:bCs/>
+          <w:kern w:val="2"/>
+          <w:u w:val="single"/>
+          <w:lang w:val="fr-FR" w:eastAsia="en-US"/>
+          <w14:ligatures w14:val="standardContextual"/>
+        </w:rPr>
+        <w:t>transformers</w:t>
+      </w:r>
+      <w:proofErr w:type="spellEnd"/>
+      <w:r>
+        <w:rPr>
+          <w:rFonts w:asciiTheme="minorHAnsi" w:eastAsiaTheme="minorHAnsi" w:hAnsiTheme="minorHAnsi" w:cstheme="minorBidi"/>
+          <w:b/>
+          <w:bCs/>
+          <w:kern w:val="2"/>
+          <w:u w:val="single"/>
+          <w:lang w:val="fr-FR" w:eastAsia="en-US"/>
+          <w14:ligatures w14:val="standardContextual"/>
+        </w:rPr>
+        <w:t> :</w:t>
+      </w:r>
+    </w:p>
+    <w:p>
+      <w:pPr>
+        <w:pStyle w:val="NormalWeb"/>
+        <w:rPr>
+          <w:rFonts w:asciiTheme="minorHAnsi" w:eastAsiaTheme="minorHAnsi" w:hAnsiTheme="minorHAnsi" w:cstheme="minorBidi"/>
+          <w:kern w:val="2"/>
+          <w:lang w:val="fr-FR" w:eastAsia="en-US"/>
+          <w14:ligatures w14:val="standardContextual"/>
+        </w:rPr>
+      </w:pPr>
+      <w:r>
+        <w:rPr>
+          <w:rFonts w:asciiTheme="minorHAnsi" w:eastAsiaTheme="minorHAnsi" w:hAnsiTheme="minorHAnsi" w:cstheme="minorBidi"/>
+          <w:kern w:val="2"/>
+          <w:lang w:val="fr-FR" w:eastAsia="en-US"/>
+          <w14:ligatures w14:val="standardContextual"/>
+        </w:rPr>
+        <w:t xml:space="preserve">Les modèles </w:t>
+      </w:r>
+      <w:proofErr w:type="spellStart"/>
+      <w:r>
+        <w:rPr>
+          <w:rFonts w:asciiTheme="minorHAnsi" w:eastAsiaTheme="minorHAnsi" w:hAnsiTheme="minorHAnsi" w:cstheme="minorBidi"/>
+          <w:i/>
+          <w:iCs/>
+          <w:kern w:val="2"/>
+          <w:lang w:val="fr-FR" w:eastAsia="en-US"/>
+          <w14:ligatures w14:val="standardContextual"/>
+        </w:rPr>
+        <w:t>sequence</w:t>
+      </w:r>
+      <w:proofErr w:type="spellEnd"/>
+      <w:r>
+        <w:rPr>
+          <w:rFonts w:asciiTheme="minorHAnsi" w:eastAsiaTheme="minorHAnsi" w:hAnsiTheme="minorHAnsi" w:cstheme="minorBidi"/>
+          <w:i/>
+          <w:iCs/>
+          <w:kern w:val="2"/>
+          <w:lang w:val="fr-FR" w:eastAsia="en-US"/>
+          <w14:ligatures w14:val="standardContextual"/>
+        </w:rPr>
+        <w:t>-to-</w:t>
+      </w:r>
+      <w:proofErr w:type="spellStart"/>
+      <w:r>
+        <w:rPr>
+          <w:rFonts w:asciiTheme="minorHAnsi" w:eastAsiaTheme="minorHAnsi" w:hAnsiTheme="minorHAnsi" w:cstheme="minorBidi"/>
+          <w:i/>
+          <w:iCs/>
+          <w:kern w:val="2"/>
+          <w:lang w:val="fr-FR" w:eastAsia="en-US"/>
+          <w14:ligatures w14:val="standardContextual"/>
+        </w:rPr>
+        <w:t>sequence</w:t>
+      </w:r>
+      <w:proofErr w:type="spellEnd"/>
+      <w:r>
+        <w:rPr>
+          <w:rFonts w:asciiTheme="minorHAnsi" w:eastAsiaTheme="minorHAnsi" w:hAnsiTheme="minorHAnsi" w:cstheme="minorBidi"/>
+          <w:kern w:val="2"/>
+          <w:lang w:val="fr-FR" w:eastAsia="en-US"/>
+          <w14:ligatures w14:val="standardContextual"/>
+        </w:rPr>
+        <w:t xml:space="preserve"> (comme ceux avec LSTM) savent traiter des séquences de longueur variable, mais ils ont du mal avec les très longues séquences.</w:t>
+      </w:r>
+    </w:p>
+    <w:p>
+      <w:pPr>
+        <w:pStyle w:val="NormalWeb"/>
+        <w:rPr>
+          <w:rFonts w:asciiTheme="minorHAnsi" w:eastAsiaTheme="minorHAnsi" w:hAnsiTheme="minorHAnsi" w:cstheme="minorBidi"/>
+          <w:kern w:val="2"/>
+          <w:lang w:val="fr-FR" w:eastAsia="en-US"/>
+          <w14:ligatures w14:val="standardContextual"/>
+        </w:rPr>
+      </w:pPr>
+      <w:r>
+        <w:rPr>
+          <w:rFonts w:asciiTheme="minorHAnsi" w:eastAsiaTheme="minorHAnsi" w:hAnsiTheme="minorHAnsi" w:cstheme="minorBidi"/>
+          <w:kern w:val="2"/>
+          <w:lang w:val="fr-FR" w:eastAsia="en-US"/>
+          <w14:ligatures w14:val="standardContextual"/>
+        </w:rPr>
+        <w:t>Pour améliorer cela, on utilise l’attention, un mécanisme qui permet au modèle de se concentrer sur les parties importantes d’une information (un mot, une image, un moment, etc.). Il existe différents types d’attention :</w:t>
+      </w:r>
+    </w:p>
+    <w:p>
+      <w:pPr>
+        <w:pStyle w:val="NormalWeb"/>
+        <w:numPr>
+          <w:ilvl w:val="0"/>
+          <w:numId w:val="11"/>
+        </w:numPr>
+        <w:rPr>
+          <w:rFonts w:asciiTheme="minorHAnsi" w:eastAsiaTheme="minorHAnsi" w:hAnsiTheme="minorHAnsi" w:cstheme="minorBidi"/>
+          <w:kern w:val="2"/>
+          <w:lang w:val="fr-FR" w:eastAsia="en-US"/>
+          <w14:ligatures w14:val="standardContextual"/>
+        </w:rPr>
+      </w:pPr>
+      <w:r>
+        <w:rPr>
+          <w:rFonts w:asciiTheme="minorHAnsi" w:eastAsiaTheme="minorHAnsi" w:hAnsiTheme="minorHAnsi" w:cstheme="minorBidi"/>
+          <w:kern w:val="2"/>
+          <w:lang w:val="fr-FR" w:eastAsia="en-US"/>
+          <w14:ligatures w14:val="standardContextual"/>
+        </w:rPr>
+        <w:t>Douce (soft) : regarde partout et pèse les parties utiles.</w:t>
+      </w:r>
+    </w:p>
+    <w:p>
+      <w:pPr>
+        <w:pStyle w:val="NormalWeb"/>
+        <w:numPr>
+          <w:ilvl w:val="0"/>
+          <w:numId w:val="11"/>
+        </w:numPr>
+        <w:rPr>
+          <w:rFonts w:asciiTheme="minorHAnsi" w:eastAsiaTheme="minorHAnsi" w:hAnsiTheme="minorHAnsi" w:cstheme="minorBidi"/>
+          <w:kern w:val="2"/>
+          <w:lang w:val="fr-FR" w:eastAsia="en-US"/>
+          <w14:ligatures w14:val="standardContextual"/>
+        </w:rPr>
+      </w:pPr>
+      <w:r>
+        <w:rPr>
+          <w:rFonts w:asciiTheme="minorHAnsi" w:eastAsiaTheme="minorHAnsi" w:hAnsiTheme="minorHAnsi" w:cstheme="minorBidi"/>
+          <w:kern w:val="2"/>
+          <w:lang w:val="fr-FR" w:eastAsia="en-US"/>
+          <w14:ligatures w14:val="standardContextual"/>
+        </w:rPr>
+        <w:t>Dure (hard) : se concentre uniquement sur des régions prédéfinies.</w:t>
+      </w:r>
+    </w:p>
+    <w:p>
+      <w:pPr>
+        <w:pStyle w:val="NormalWeb"/>
+        <w:numPr>
+          <w:ilvl w:val="0"/>
+          <w:numId w:val="11"/>
+        </w:numPr>
+        <w:rPr>
+          <w:rFonts w:asciiTheme="minorHAnsi" w:eastAsiaTheme="minorHAnsi" w:hAnsiTheme="minorHAnsi" w:cstheme="minorBidi"/>
+          <w:kern w:val="2"/>
+          <w:lang w:val="fr-FR" w:eastAsia="en-US"/>
+          <w14:ligatures w14:val="standardContextual"/>
+        </w:rPr>
+      </w:pPr>
+      <w:r>
+        <w:rPr>
+          <w:rFonts w:asciiTheme="minorHAnsi" w:eastAsiaTheme="minorHAnsi" w:hAnsiTheme="minorHAnsi" w:cstheme="minorBidi"/>
+          <w:kern w:val="2"/>
+          <w:lang w:val="fr-FR" w:eastAsia="en-US"/>
+          <w14:ligatures w14:val="standardContextual"/>
+        </w:rPr>
+        <w:t>Locale / Globale : selon si on se limite à une partie ou à toute l’information.</w:t>
+      </w:r>
+    </w:p>
+    <w:p>
+      <w:pPr>
+        <w:pStyle w:val="NormalWeb"/>
+        <w:numPr>
+          <w:ilvl w:val="0"/>
+          <w:numId w:val="11"/>
+        </w:numPr>
+        <w:rPr>
+          <w:rFonts w:asciiTheme="minorHAnsi" w:eastAsiaTheme="minorHAnsi" w:hAnsiTheme="minorHAnsi" w:cstheme="minorBidi"/>
+          <w:kern w:val="2"/>
+          <w:lang w:val="fr-FR" w:eastAsia="en-US"/>
+          <w14:ligatures w14:val="standardContextual"/>
+        </w:rPr>
+      </w:pPr>
+      <w:r>
+        <w:rPr>
+          <w:rFonts w:asciiTheme="minorHAnsi" w:eastAsiaTheme="minorHAnsi" w:hAnsiTheme="minorHAnsi" w:cstheme="minorBidi"/>
+          <w:kern w:val="2"/>
+          <w:lang w:val="fr-FR" w:eastAsia="en-US"/>
+          <w14:ligatures w14:val="standardContextual"/>
+        </w:rPr>
+        <w:t>Auto-attention (self-attention) : l’attention appliquée à une même modalité (par ex. un texte seul).</w:t>
+      </w:r>
+    </w:p>
+    <w:p>
+      <w:pPr>
+        <w:pStyle w:val="NormalWeb"/>
+        <w:numPr>
+          <w:ilvl w:val="0"/>
+          <w:numId w:val="11"/>
+        </w:numPr>
+        <w:rPr>
+          <w:rFonts w:asciiTheme="minorHAnsi" w:eastAsiaTheme="minorHAnsi" w:hAnsiTheme="minorHAnsi" w:cstheme="minorBidi"/>
+          <w:kern w:val="2"/>
+          <w:lang w:val="fr-FR" w:eastAsia="en-US"/>
+          <w14:ligatures w14:val="standardContextual"/>
+        </w:rPr>
+      </w:pPr>
+      <w:r>
+        <w:rPr>
+          <w:rFonts w:asciiTheme="minorHAnsi" w:eastAsiaTheme="minorHAnsi" w:hAnsiTheme="minorHAnsi" w:cstheme="minorBidi"/>
+          <w:kern w:val="2"/>
+          <w:lang w:val="fr-FR" w:eastAsia="en-US"/>
+          <w14:ligatures w14:val="standardContextual"/>
+        </w:rPr>
+        <w:t>Co-attention : relie deux modalités (ex. mots ↔ objets d’une image).</w:t>
+      </w:r>
+    </w:p>
+    <w:p>
+      <w:pPr>
+        <w:pStyle w:val="NormalWeb"/>
+        <w:numPr>
+          <w:ilvl w:val="0"/>
+          <w:numId w:val="11"/>
+        </w:numPr>
+        <w:rPr>
+          <w:rFonts w:asciiTheme="minorHAnsi" w:eastAsiaTheme="minorHAnsi" w:hAnsiTheme="minorHAnsi" w:cstheme="minorBidi"/>
+          <w:kern w:val="2"/>
+          <w:lang w:val="fr-FR" w:eastAsia="en-US"/>
+          <w14:ligatures w14:val="standardContextual"/>
+        </w:rPr>
+      </w:pPr>
+      <w:r>
+        <w:rPr>
+          <w:rFonts w:asciiTheme="minorHAnsi" w:eastAsiaTheme="minorHAnsi" w:hAnsiTheme="minorHAnsi" w:cstheme="minorBidi"/>
+          <w:kern w:val="2"/>
+          <w:lang w:val="fr-FR" w:eastAsia="en-US"/>
+          <w14:ligatures w14:val="standardContextual"/>
+        </w:rPr>
+        <w:t>Attention hiérarchique : prend en compte mot → phrase → document.</w:t>
+      </w:r>
+    </w:p>
+    <w:p>
+      <w:pPr>
+        <w:pStyle w:val="NormalWeb"/>
+        <w:rPr>
+          <w:rFonts w:asciiTheme="minorHAnsi" w:eastAsiaTheme="minorHAnsi" w:hAnsiTheme="minorHAnsi" w:cstheme="minorBidi"/>
+          <w:kern w:val="2"/>
+          <w:lang w:val="fr-FR" w:eastAsia="en-US"/>
+          <w14:ligatures w14:val="standardContextual"/>
+        </w:rPr>
+      </w:pPr>
+      <w:r>
+        <w:rPr>
+          <w:rFonts w:asciiTheme="minorHAnsi" w:eastAsiaTheme="minorHAnsi" w:hAnsiTheme="minorHAnsi" w:cstheme="minorBidi"/>
+          <w:kern w:val="2"/>
+          <w:lang w:val="fr-FR" w:eastAsia="en-US"/>
+          <w14:ligatures w14:val="standardContextual"/>
+        </w:rPr>
+        <w:t>Ces mécanismes servent surtout à aligner automatiquement des informations de différentes modalités (texte, image, audio, vidéo), par exemple pour expliquer comment une légende d’image est générée.</w:t>
+      </w:r>
+    </w:p>
+    <w:p>
+      <w:pPr>
+        <w:pStyle w:val="NormalWeb"/>
+        <w:rPr>
+          <w:rFonts w:asciiTheme="minorHAnsi" w:eastAsiaTheme="minorHAnsi" w:hAnsiTheme="minorHAnsi" w:cstheme="minorBidi"/>
+          <w:kern w:val="2"/>
+          <w:lang w:val="fr-FR" w:eastAsia="en-US"/>
+          <w14:ligatures w14:val="standardContextual"/>
+        </w:rPr>
+      </w:pPr>
+      <w:r>
+        <w:rPr>
+          <w:rFonts w:asciiTheme="minorHAnsi" w:eastAsiaTheme="minorHAnsi" w:hAnsiTheme="minorHAnsi" w:cstheme="minorBidi"/>
+          <w:kern w:val="2"/>
+          <w:lang w:val="fr-FR" w:eastAsia="en-US"/>
+          <w14:ligatures w14:val="standardContextual"/>
+        </w:rPr>
+        <w:t>Les Transformers (avec encodeur + décodeur + attention) sont plus puissants que les anciens modèles LSTM/RNN :</w:t>
+      </w:r>
+    </w:p>
+    <w:p>
+      <w:pPr>
+        <w:pStyle w:val="NormalWeb"/>
+        <w:numPr>
+          <w:ilvl w:val="0"/>
+          <w:numId w:val="12"/>
+        </w:numPr>
+        <w:rPr>
+          <w:rFonts w:asciiTheme="minorHAnsi" w:eastAsiaTheme="minorHAnsi" w:hAnsiTheme="minorHAnsi" w:cstheme="minorBidi"/>
+          <w:kern w:val="2"/>
+          <w:lang w:val="fr-FR" w:eastAsia="en-US"/>
+          <w14:ligatures w14:val="standardContextual"/>
+        </w:rPr>
+      </w:pPr>
+      <w:r>
+        <w:rPr>
+          <w:rFonts w:asciiTheme="minorHAnsi" w:eastAsiaTheme="minorHAnsi" w:hAnsiTheme="minorHAnsi" w:cstheme="minorBidi"/>
+          <w:kern w:val="2"/>
+          <w:lang w:val="fr-FR" w:eastAsia="en-US"/>
+          <w14:ligatures w14:val="standardContextual"/>
+        </w:rPr>
+        <w:t>Ils traitent de grandes bases de données en parallèle.</w:t>
+      </w:r>
+    </w:p>
+    <w:p>
+      <w:pPr>
+        <w:pStyle w:val="NormalWeb"/>
+        <w:numPr>
+          <w:ilvl w:val="0"/>
+          <w:numId w:val="12"/>
+        </w:numPr>
+        <w:rPr>
+          <w:rFonts w:asciiTheme="minorHAnsi" w:eastAsiaTheme="minorHAnsi" w:hAnsiTheme="minorHAnsi" w:cstheme="minorBidi"/>
+          <w:kern w:val="2"/>
+          <w:lang w:val="fr-FR" w:eastAsia="en-US"/>
+          <w14:ligatures w14:val="standardContextual"/>
+        </w:rPr>
+      </w:pPr>
+      <w:r>
+        <w:rPr>
+          <w:rFonts w:asciiTheme="minorHAnsi" w:eastAsiaTheme="minorHAnsi" w:hAnsiTheme="minorHAnsi" w:cstheme="minorBidi"/>
+          <w:kern w:val="2"/>
+          <w:lang w:val="fr-FR" w:eastAsia="en-US"/>
+          <w14:ligatures w14:val="standardContextual"/>
+        </w:rPr>
+        <w:t xml:space="preserve">Ils ont révolutionné le traitement du langage (ex. BERT, </w:t>
+      </w:r>
+      <w:proofErr w:type="spellStart"/>
+      <w:r>
+        <w:rPr>
+          <w:rFonts w:asciiTheme="minorHAnsi" w:eastAsiaTheme="minorHAnsi" w:hAnsiTheme="minorHAnsi" w:cstheme="minorBidi"/>
+          <w:kern w:val="2"/>
+          <w:lang w:val="fr-FR" w:eastAsia="en-US"/>
+          <w14:ligatures w14:val="standardContextual"/>
+        </w:rPr>
+        <w:t>mBERT</w:t>
+      </w:r>
+      <w:proofErr w:type="spellEnd"/>
+      <w:r>
+        <w:rPr>
+          <w:rFonts w:asciiTheme="minorHAnsi" w:eastAsiaTheme="minorHAnsi" w:hAnsiTheme="minorHAnsi" w:cstheme="minorBidi"/>
+          <w:kern w:val="2"/>
+          <w:lang w:val="fr-FR" w:eastAsia="en-US"/>
+          <w14:ligatures w14:val="standardContextual"/>
+        </w:rPr>
+        <w:t xml:space="preserve"> pour le multilingue).</w:t>
+      </w:r>
+    </w:p>
+    <w:p>
+      <w:pPr>
+        <w:pStyle w:val="NormalWeb"/>
+        <w:numPr>
+          <w:ilvl w:val="0"/>
+          <w:numId w:val="12"/>
+        </w:numPr>
+        <w:rPr>
+          <w:rFonts w:asciiTheme="minorHAnsi" w:eastAsiaTheme="minorHAnsi" w:hAnsiTheme="minorHAnsi" w:cstheme="minorBidi"/>
+          <w:kern w:val="2"/>
+          <w:lang w:val="fr-FR" w:eastAsia="en-US"/>
+          <w14:ligatures w14:val="standardContextual"/>
+        </w:rPr>
+      </w:pPr>
+      <w:r>
+        <w:rPr>
+          <w:rFonts w:asciiTheme="minorHAnsi" w:eastAsiaTheme="minorHAnsi" w:hAnsiTheme="minorHAnsi" w:cstheme="minorBidi"/>
+          <w:kern w:val="2"/>
+          <w:lang w:val="fr-FR" w:eastAsia="en-US"/>
+          <w14:ligatures w14:val="standardContextual"/>
+        </w:rPr>
+        <w:t>Ils ont été adaptés aux tâches multimodales (</w:t>
+      </w:r>
+      <w:proofErr w:type="spellStart"/>
+      <w:r>
+        <w:rPr>
+          <w:rFonts w:asciiTheme="minorHAnsi" w:eastAsiaTheme="minorHAnsi" w:hAnsiTheme="minorHAnsi" w:cstheme="minorBidi"/>
+          <w:kern w:val="2"/>
+          <w:lang w:val="fr-FR" w:eastAsia="en-US"/>
+          <w14:ligatures w14:val="standardContextual"/>
+        </w:rPr>
+        <w:t>VideoBERT</w:t>
+      </w:r>
+      <w:proofErr w:type="spellEnd"/>
+      <w:r>
+        <w:rPr>
+          <w:rFonts w:asciiTheme="minorHAnsi" w:eastAsiaTheme="minorHAnsi" w:hAnsiTheme="minorHAnsi" w:cstheme="minorBidi"/>
+          <w:kern w:val="2"/>
+          <w:lang w:val="fr-FR" w:eastAsia="en-US"/>
+          <w14:ligatures w14:val="standardContextual"/>
+        </w:rPr>
+        <w:t xml:space="preserve">, </w:t>
+      </w:r>
+      <w:proofErr w:type="spellStart"/>
+      <w:r>
+        <w:rPr>
+          <w:rFonts w:asciiTheme="minorHAnsi" w:eastAsiaTheme="minorHAnsi" w:hAnsiTheme="minorHAnsi" w:cstheme="minorBidi"/>
+          <w:kern w:val="2"/>
+          <w:lang w:val="fr-FR" w:eastAsia="en-US"/>
+          <w14:ligatures w14:val="standardContextual"/>
+        </w:rPr>
+        <w:t>ViLBERT</w:t>
+      </w:r>
+      <w:proofErr w:type="spellEnd"/>
+      <w:r>
+        <w:rPr>
+          <w:rFonts w:asciiTheme="minorHAnsi" w:eastAsiaTheme="minorHAnsi" w:hAnsiTheme="minorHAnsi" w:cstheme="minorBidi"/>
+          <w:kern w:val="2"/>
+          <w:lang w:val="fr-FR" w:eastAsia="en-US"/>
+          <w14:ligatures w14:val="standardContextual"/>
+        </w:rPr>
+        <w:t xml:space="preserve">, </w:t>
+      </w:r>
+      <w:proofErr w:type="spellStart"/>
+      <w:r>
+        <w:rPr>
+          <w:rFonts w:asciiTheme="minorHAnsi" w:eastAsiaTheme="minorHAnsi" w:hAnsiTheme="minorHAnsi" w:cstheme="minorBidi"/>
+          <w:kern w:val="2"/>
+          <w:lang w:val="fr-FR" w:eastAsia="en-US"/>
+          <w14:ligatures w14:val="standardContextual"/>
+        </w:rPr>
+        <w:t>VisualBERT</w:t>
+      </w:r>
+      <w:proofErr w:type="spellEnd"/>
+      <w:r>
+        <w:rPr>
+          <w:rFonts w:asciiTheme="minorHAnsi" w:eastAsiaTheme="minorHAnsi" w:hAnsiTheme="minorHAnsi" w:cstheme="minorBidi"/>
+          <w:kern w:val="2"/>
+          <w:lang w:val="fr-FR" w:eastAsia="en-US"/>
+          <w14:ligatures w14:val="standardContextual"/>
+        </w:rPr>
+        <w:t>).</w:t>
+      </w:r>
+    </w:p>
+    <w:p>
+      <w:pPr>
+        <w:pStyle w:val="NormalWeb"/>
+        <w:rPr>
+          <w:rFonts w:asciiTheme="minorHAnsi" w:eastAsiaTheme="minorHAnsi" w:hAnsiTheme="minorHAnsi" w:cstheme="minorBidi"/>
+          <w:kern w:val="2"/>
+          <w:lang w:val="fr-FR" w:eastAsia="en-US"/>
+          <w14:ligatures w14:val="standardContextual"/>
+        </w:rPr>
+      </w:pPr>
+      <w:r>
+        <w:rPr>
+          <w:rFonts w:asciiTheme="minorHAnsi" w:eastAsiaTheme="minorHAnsi" w:hAnsiTheme="minorHAnsi" w:cstheme="minorBidi"/>
+          <w:kern w:val="2"/>
+          <w:lang w:val="fr-FR" w:eastAsia="en-US"/>
+          <w14:ligatures w14:val="standardContextual"/>
+        </w:rPr>
+        <w:t>En pratique :</w:t>
+      </w:r>
+    </w:p>
+    <w:p>
+      <w:pPr>
+        <w:pStyle w:val="NormalWeb"/>
+        <w:numPr>
+          <w:ilvl w:val="0"/>
+          <w:numId w:val="13"/>
+        </w:numPr>
+        <w:rPr>
+          <w:rFonts w:asciiTheme="minorHAnsi" w:eastAsiaTheme="minorHAnsi" w:hAnsiTheme="minorHAnsi" w:cstheme="minorBidi"/>
+          <w:kern w:val="2"/>
+          <w:lang w:val="fr-FR" w:eastAsia="en-US"/>
+          <w14:ligatures w14:val="standardContextual"/>
+        </w:rPr>
+      </w:pPr>
+      <w:r>
+        <w:rPr>
+          <w:rFonts w:asciiTheme="minorHAnsi" w:eastAsiaTheme="minorHAnsi" w:hAnsiTheme="minorHAnsi" w:cstheme="minorBidi"/>
+          <w:kern w:val="2"/>
+          <w:lang w:val="fr-FR" w:eastAsia="en-US"/>
+          <w14:ligatures w14:val="standardContextual"/>
+        </w:rPr>
+        <w:lastRenderedPageBreak/>
+        <w:t xml:space="preserve">Les Transformers avec </w:t>
+      </w:r>
+      <w:proofErr w:type="spellStart"/>
+      <w:r>
+        <w:rPr>
+          <w:rFonts w:asciiTheme="minorHAnsi" w:eastAsiaTheme="minorHAnsi" w:hAnsiTheme="minorHAnsi" w:cstheme="minorBidi"/>
+          <w:kern w:val="2"/>
+          <w:lang w:val="fr-FR" w:eastAsia="en-US"/>
+          <w14:ligatures w14:val="standardContextual"/>
+        </w:rPr>
+        <w:t>co</w:t>
+      </w:r>
+      <w:proofErr w:type="spellEnd"/>
+      <w:r>
+        <w:rPr>
+          <w:rFonts w:asciiTheme="minorHAnsi" w:eastAsiaTheme="minorHAnsi" w:hAnsiTheme="minorHAnsi" w:cstheme="minorBidi"/>
+          <w:kern w:val="2"/>
+          <w:lang w:val="fr-FR" w:eastAsia="en-US"/>
+          <w14:ligatures w14:val="standardContextual"/>
+        </w:rPr>
+        <w:t>-attention améliorent les performances pour des tâches comme le VQA (réponse à des questions sur une image), la classification texte-image ou la recherche vidéo.</w:t>
+      </w:r>
+    </w:p>
+    <w:p>
+      <w:pPr>
+        <w:pStyle w:val="NormalWeb"/>
+        <w:numPr>
+          <w:ilvl w:val="0"/>
+          <w:numId w:val="13"/>
+        </w:numPr>
+        <w:rPr>
+          <w:rFonts w:asciiTheme="minorHAnsi" w:eastAsiaTheme="minorHAnsi" w:hAnsiTheme="minorHAnsi" w:cstheme="minorBidi"/>
+          <w:kern w:val="2"/>
+          <w:lang w:val="fr-FR" w:eastAsia="en-US"/>
+          <w14:ligatures w14:val="standardContextual"/>
+        </w:rPr>
+      </w:pPr>
+      <w:r>
+        <w:rPr>
+          <w:rFonts w:asciiTheme="minorHAnsi" w:eastAsiaTheme="minorHAnsi" w:hAnsiTheme="minorHAnsi" w:cstheme="minorBidi"/>
+          <w:kern w:val="2"/>
+          <w:lang w:val="fr-FR" w:eastAsia="en-US"/>
+          <w14:ligatures w14:val="standardContextual"/>
+        </w:rPr>
+        <w:t>Ils permettent aussi de gérer des données bruitées, manquantes ou non annotées.</w:t>
+      </w:r>
+    </w:p>
+    <w:p>
+      <w:pPr>
+        <w:pStyle w:val="NormalWeb"/>
+        <w:ind w:left="360"/>
+        <w:rPr>
+          <w:lang w:val="fr-FR"/>
+        </w:rPr>
+      </w:pPr>
+      <w:r>
+        <w:rPr>
+          <w:lang w:val="fr-FR"/>
+        </w:rPr>
+        <w:t xml:space="preserve">L’attention et les Transformers permettent de relier et d’exploiter efficacement plusieurs modalités (texte, image, audio, vidéo). </w:t>
+      </w:r>
+    </w:p>
+    <w:p>
+      <w:pPr>
+        <w:pStyle w:val="NormalWeb"/>
+        <w:numPr>
+          <w:ilvl w:val="0"/>
+          <w:numId w:val="14"/>
+        </w:numPr>
+        <w:rPr>
+          <w:lang w:val="fr-FR"/>
+        </w:rPr>
+      </w:pPr>
+      <w:r>
+        <w:rPr>
+          <w:lang w:val="fr-FR"/>
+        </w:rPr>
+        <w:t xml:space="preserve">Ils améliorent les performances des modèles, </w:t>
+      </w:r>
+    </w:p>
+    <w:p>
+      <w:pPr>
+        <w:pStyle w:val="NormalWeb"/>
+        <w:numPr>
+          <w:ilvl w:val="0"/>
+          <w:numId w:val="14"/>
+        </w:numPr>
+        <w:rPr>
+          <w:lang w:val="fr-FR"/>
+        </w:rPr>
+      </w:pPr>
+      <w:r>
+        <w:rPr>
+          <w:lang w:val="fr-FR"/>
+        </w:rPr>
+        <w:t>Facilitent</w:t>
+      </w:r>
+      <w:r>
+        <w:rPr>
+          <w:lang w:val="fr-FR"/>
+        </w:rPr>
+        <w:t xml:space="preserve"> l’alignement automatique des données</w:t>
+      </w:r>
+    </w:p>
+    <w:p>
+      <w:pPr>
+        <w:pStyle w:val="NormalWeb"/>
+        <w:numPr>
+          <w:ilvl w:val="0"/>
+          <w:numId w:val="14"/>
+        </w:numPr>
+        <w:rPr>
+          <w:lang w:val="fr-FR"/>
+        </w:rPr>
+      </w:pPr>
+      <w:r>
+        <w:rPr>
+          <w:lang w:val="fr-FR"/>
+        </w:rPr>
+        <w:t>Rendent</w:t>
+      </w:r>
+      <w:r>
+        <w:rPr>
+          <w:lang w:val="fr-FR"/>
+        </w:rPr>
+        <w:t xml:space="preserve"> possible l’apprentissage robuste même avec du bruit ou peu d’annotations.</w:t>
+      </w:r>
+    </w:p>
+    <w:p>
+      <w:pPr>
+        <w:pStyle w:val="NormalWeb"/>
+        <w:rPr>
+          <w:lang w:val="fr-FR"/>
+        </w:rPr>
+      </w:pPr>
+      <w:r>
+        <w:rPr>
+          <w:lang w:val="fr-FR"/>
+        </w:rPr>
+        <w:t xml:space="preserve">Le cadre encodeur-décodeur permet de transformer une entrée en une représentation interne et de générer une sortie, et il est utilisé aussi pour les données multimodales, par exemple avec un CNN comme encodeur et un RNN comme décodeur pour produire des légendes d’images ou des descriptions de vidéos. Le mécanisme d’attention y joue un rôle essentiel car il met en valeur les informations importantes, ce qui améliore la précision. Cependant, son extension à plus de deux modalités devient complexe. </w:t>
+      </w:r>
+    </w:p>
+    <w:p>
+      <w:pPr>
+        <w:pStyle w:val="NormalWeb"/>
+        <w:rPr>
+          <w:lang w:val="fr-FR"/>
+        </w:rPr>
+      </w:pPr>
+      <w:r>
+        <w:rPr>
+          <w:lang w:val="fr-FR"/>
+        </w:rPr>
+        <w:t xml:space="preserve">Les </w:t>
+      </w:r>
+      <w:proofErr w:type="spellStart"/>
+      <w:r>
+        <w:rPr>
+          <w:lang w:val="fr-FR"/>
+        </w:rPr>
+        <w:t>autoencodeurs</w:t>
+      </w:r>
+      <w:proofErr w:type="spellEnd"/>
+      <w:r>
+        <w:rPr>
+          <w:lang w:val="fr-FR"/>
+        </w:rPr>
+        <w:t xml:space="preserve">, proches du schéma encodeur-décodeur mais destinés à reconstruire leur propre entrée, apprennent des représentations utiles sans supervision. Ils existent en variantes robustes ou </w:t>
+      </w:r>
+      <w:proofErr w:type="spellStart"/>
+      <w:r>
+        <w:rPr>
+          <w:lang w:val="fr-FR"/>
+        </w:rPr>
+        <w:t>débruiteuses</w:t>
+      </w:r>
+      <w:proofErr w:type="spellEnd"/>
+      <w:r>
+        <w:rPr>
+          <w:lang w:val="fr-FR"/>
+        </w:rPr>
+        <w:t xml:space="preserve"> pour gérer le bruit et les données manquantes, et peuvent être étendus au multimodal afin de créer une représentation partagée entre plusieurs modalités comme l’audio et la vidéo. </w:t>
+      </w:r>
+    </w:p>
+    <w:p>
+      <w:pPr>
+        <w:pStyle w:val="NormalWeb"/>
+        <w:rPr>
+          <w:lang w:val="fr-FR"/>
+        </w:rPr>
+      </w:pPr>
+      <w:r>
+        <w:rPr>
+          <w:lang w:val="fr-FR"/>
+        </w:rPr>
+        <w:t>L’</w:t>
+      </w:r>
+      <w:proofErr w:type="spellStart"/>
+      <w:r>
+        <w:rPr>
+          <w:lang w:val="fr-FR"/>
+        </w:rPr>
+        <w:t>autoencodeur</w:t>
+      </w:r>
+      <w:proofErr w:type="spellEnd"/>
+      <w:r>
+        <w:rPr>
+          <w:lang w:val="fr-FR"/>
+        </w:rPr>
+        <w:t xml:space="preserve"> de correspondance (Corr-AE) combine apprentissage de représentation et corrélation pour des tâches comme la recherche croisée image-texte. Plus largement, les </w:t>
+      </w:r>
+      <w:proofErr w:type="spellStart"/>
+      <w:r>
+        <w:rPr>
+          <w:lang w:val="fr-FR"/>
+        </w:rPr>
+        <w:t>autoencodeurs</w:t>
+      </w:r>
+      <w:proofErr w:type="spellEnd"/>
+      <w:r>
+        <w:rPr>
+          <w:lang w:val="fr-FR"/>
+        </w:rPr>
+        <w:t xml:space="preserve"> sont vus comme des modèles génératifs (</w:t>
+      </w:r>
+      <w:proofErr w:type="spellStart"/>
+      <w:r>
+        <w:rPr>
+          <w:lang w:val="fr-FR"/>
+        </w:rPr>
+        <w:t>variationnels</w:t>
+      </w:r>
+      <w:proofErr w:type="spellEnd"/>
+      <w:r>
+        <w:rPr>
+          <w:lang w:val="fr-FR"/>
+        </w:rPr>
+        <w:t xml:space="preserve"> ou </w:t>
+      </w:r>
+      <w:proofErr w:type="spellStart"/>
+      <w:r>
+        <w:rPr>
+          <w:lang w:val="fr-FR"/>
+        </w:rPr>
+        <w:t>adversariaux</w:t>
+      </w:r>
+      <w:proofErr w:type="spellEnd"/>
+      <w:r>
+        <w:rPr>
+          <w:lang w:val="fr-FR"/>
+        </w:rPr>
+        <w:t>), capables de fonctionner sans étiquettes, d’être robustes et de faciliter l’apprentissage conjoint entre différentes modalités.</w:t>
+      </w:r>
+    </w:p>
+    <w:p>
+      <w:pPr>
+        <w:pStyle w:val="NormalWeb"/>
+        <w:rPr>
+          <w:lang w:val="fr-FR"/>
+        </w:rPr>
+      </w:pPr>
+      <w:r>
+        <w:rPr>
+          <w:lang w:val="fr-FR"/>
+        </w:rPr>
+        <w:t>Les réseaux antagonistes génératifs (GAN) sont très utilisés pour générer des données réalistes comme des images, traduire une image en une autre ou améliorer la qualité visuelle.</w:t>
+      </w:r>
+    </w:p>
+    <w:p>
+      <w:pPr>
+        <w:pStyle w:val="NormalWeb"/>
+        <w:rPr>
+          <w:lang w:val="fr-FR"/>
+        </w:rPr>
+      </w:pPr>
+      <w:r>
+        <w:rPr>
+          <w:lang w:val="fr-FR"/>
+        </w:rPr>
+        <w:t>Ils fonctionnent en apprenant la distribution des données d’entrée de façon non supervisée.</w:t>
+      </w:r>
+    </w:p>
+    <w:p>
+      <w:pPr>
+        <w:pStyle w:val="NormalWeb"/>
+        <w:rPr>
+          <w:lang w:val="fr-FR"/>
+        </w:rPr>
+      </w:pPr>
+      <w:r>
+        <w:rPr>
+          <w:lang w:val="fr-FR"/>
+        </w:rPr>
+        <w:t>Étendus au multimodal, leur rôle principal est de réduire les différences entre modalités.</w:t>
+      </w:r>
+    </w:p>
+    <w:p>
+      <w:pPr>
+        <w:pStyle w:val="NormalWeb"/>
+        <w:rPr>
+          <w:lang w:val="fr-FR"/>
+        </w:rPr>
+      </w:pPr>
+      <w:r>
+        <w:rPr>
+          <w:lang w:val="fr-FR"/>
+        </w:rPr>
+        <w:t>En synthèse texte-image, le générateur crée une image à partir d’un texte encodé, tandis que le discriminateur vérifie si elle correspond bien au texte.</w:t>
+      </w:r>
+    </w:p>
+    <w:p>
+      <w:pPr>
+        <w:pStyle w:val="NormalWeb"/>
+        <w:rPr>
+          <w:lang w:val="fr-FR"/>
+        </w:rPr>
+      </w:pPr>
+      <w:r>
+        <w:rPr>
+          <w:lang w:val="fr-FR"/>
+        </w:rPr>
+        <w:t>Dans la recherche intermodale, les GAN permettent de rapprocher les représentations de différentes modalités dans un même espace, afin que des données similaires (texte et image) soient proches.</w:t>
+      </w:r>
+    </w:p>
+    <w:p>
+      <w:pPr>
+        <w:pStyle w:val="NormalWeb"/>
+        <w:rPr>
+          <w:lang w:val="fr-FR"/>
+        </w:rPr>
+      </w:pPr>
+      <w:r>
+        <w:rPr>
+          <w:lang w:val="fr-FR"/>
+        </w:rPr>
+        <w:t>Le CM-GAN est un exemple qui favorise l’apprentissage des corrélations entre et à l’intérieur des modalités pour la recherche image-texte.</w:t>
+      </w:r>
+    </w:p>
+    <w:p>
+      <w:pPr>
+        <w:pStyle w:val="NormalWeb"/>
+        <w:rPr>
+          <w:lang w:val="fr-FR"/>
+        </w:rPr>
+      </w:pPr>
+      <w:r>
+        <w:rPr>
+          <w:lang w:val="fr-FR"/>
+        </w:rPr>
+        <w:lastRenderedPageBreak/>
+        <w:t>Plus largement, les GAN et leurs variantes servent aussi à générer des modalités manquantes, équilibrer des données, faire de l’adaptation de domaine et gérer des données bruitées dans l’apprentissage multimodal.</w:t>
+      </w:r>
+    </w:p>
+    <w:p>
+      <w:pPr>
+        <w:pStyle w:val="NormalWeb"/>
+      </w:pPr>
+      <w:r>
+        <w:t xml:space="preserve">5.5 </w:t>
+      </w:r>
+      <w:proofErr w:type="spellStart"/>
+      <w:r>
+        <w:t>Multi-task</w:t>
+      </w:r>
+      <w:proofErr w:type="spellEnd"/>
+      <w:r>
+        <w:t xml:space="preserve"> </w:t>
+      </w:r>
+      <w:proofErr w:type="spellStart"/>
+      <w:r>
+        <w:t>learning</w:t>
+      </w:r>
+      <w:proofErr w:type="spellEnd"/>
+      <w:r>
+        <w:t>:</w:t>
+      </w:r>
+    </w:p>
+    <w:p>
+      <w:pPr>
+        <w:pStyle w:val="NormalWeb"/>
+        <w:rPr>
+          <w:lang w:val="fr-FR"/>
+        </w:rPr>
+      </w:pPr>
+      <w:r>
+        <w:rPr>
+          <w:lang w:val="fr-FR"/>
+        </w:rPr>
+        <w:t>L’apprentissage multitâche (MTL) consiste à entraîner un modèle sur plusieurs tâches en même temps.</w:t>
+      </w:r>
+      <w:r>
+        <w:rPr>
+          <w:lang w:val="fr-FR"/>
+        </w:rPr>
+        <w:br/>
+        <w:t>Cela permet de mieux utiliser les données, d’éviter le surapprentissage et d’accélérer les calculs.</w:t>
+      </w:r>
+    </w:p>
+    <w:p>
+      <w:pPr>
+        <w:pStyle w:val="NormalWeb"/>
+        <w:rPr>
+          <w:lang w:val="fr-FR"/>
+        </w:rPr>
+      </w:pPr>
+      <w:r>
+        <w:rPr>
+          <w:lang w:val="fr-FR"/>
+        </w:rPr>
+        <w:t xml:space="preserve">Cependant, il existe un risque de </w:t>
+      </w:r>
+      <w:r>
+        <w:rPr>
+          <w:rStyle w:val="lev"/>
+          <w:rFonts w:eastAsiaTheme="majorEastAsia"/>
+          <w:lang w:val="fr-FR"/>
+        </w:rPr>
+        <w:t>transfert négatif</w:t>
+      </w:r>
+      <w:r>
+        <w:rPr>
+          <w:lang w:val="fr-FR"/>
+        </w:rPr>
+        <w:t xml:space="preserve"> : améliorer une tâche peut en dégrader une autre.</w:t>
+      </w:r>
+      <w:r>
+        <w:rPr>
+          <w:lang w:val="fr-FR"/>
+        </w:rPr>
+        <w:br/>
+        <w:t xml:space="preserve">La recherche vise donc à favoriser le </w:t>
+      </w:r>
+      <w:r>
+        <w:rPr>
+          <w:rStyle w:val="lev"/>
+          <w:rFonts w:eastAsiaTheme="majorEastAsia"/>
+          <w:lang w:val="fr-FR"/>
+        </w:rPr>
+        <w:t>transfert positif</w:t>
+      </w:r>
+      <w:r>
+        <w:rPr>
+          <w:lang w:val="fr-FR"/>
+        </w:rPr>
+        <w:t>, où les tâches s’entraident.</w:t>
+      </w:r>
+    </w:p>
+    <w:p>
+      <w:pPr>
+        <w:pStyle w:val="NormalWeb"/>
+        <w:rPr>
+          <w:lang w:val="fr-FR"/>
+        </w:rPr>
+      </w:pPr>
+      <w:r>
+        <w:rPr>
+          <w:lang w:val="fr-FR"/>
+        </w:rPr>
+        <w:t>En vision et en langage, le MTL exploite à la fois des informations partagées et spécifiques à chaque tâche.</w:t>
+      </w:r>
+      <w:r>
+        <w:rPr>
+          <w:lang w:val="fr-FR"/>
+        </w:rPr>
+        <w:br/>
+        <w:t>Il est utilisé par exemple pour l’analyse des émotions et sentiments (audio, vidéo, texte) ou pour la compréhension de scènes (détection d’objets, graphes de scène, description de régions).</w:t>
+      </w:r>
+    </w:p>
+    <w:p>
+      <w:pPr>
+        <w:pStyle w:val="NormalWeb"/>
+        <w:rPr>
+          <w:lang w:val="fr-FR"/>
+        </w:rPr>
+      </w:pPr>
+      <w:r>
+        <w:rPr>
+          <w:lang w:val="fr-FR"/>
+        </w:rPr>
+        <w:t xml:space="preserve">Dans le VQA, un encodeur partagé avec </w:t>
+      </w:r>
+      <w:proofErr w:type="spellStart"/>
+      <w:r>
+        <w:rPr>
+          <w:lang w:val="fr-FR"/>
+        </w:rPr>
+        <w:t>co</w:t>
+      </w:r>
+      <w:proofErr w:type="spellEnd"/>
+      <w:r>
+        <w:rPr>
+          <w:lang w:val="fr-FR"/>
+        </w:rPr>
+        <w:t>-attention et des décodeurs séparés par tâche améliore les performances.</w:t>
+      </w:r>
+      <w:r>
+        <w:rPr>
+          <w:lang w:val="fr-FR"/>
+        </w:rPr>
+        <w:br/>
+        <w:t xml:space="preserve">Des modèles comme </w:t>
+      </w:r>
+      <w:proofErr w:type="spellStart"/>
+      <w:r>
+        <w:rPr>
+          <w:lang w:val="fr-FR"/>
+        </w:rPr>
+        <w:t>ViLBERT</w:t>
+      </w:r>
+      <w:proofErr w:type="spellEnd"/>
+      <w:r>
+        <w:rPr>
+          <w:lang w:val="fr-FR"/>
+        </w:rPr>
+        <w:t xml:space="preserve"> ont même permis d’entraîner simultanément jusqu’à 12 tâches en utilisant un tronc commun avec des branches spécifiques.</w:t>
+      </w:r>
+    </w:p>
+    <w:p>
+      <w:pPr>
+        <w:pStyle w:val="NormalWeb"/>
+        <w:rPr>
+          <w:lang w:val="fr-FR"/>
+        </w:rPr>
+      </w:pPr>
+      <w:r>
+        <w:rPr>
+          <w:lang w:val="fr-FR"/>
+        </w:rPr>
+        <w:t>Le MTL peut aussi gérer des modalités manquantes et des données bruitées, ce qui en fait une méthode adaptée pour l’apprentissage multimodal conjoint.</w:t>
+      </w:r>
+    </w:p>
+    <w:p>
+      <w:pPr>
+        <w:pStyle w:val="NormalWeb"/>
+      </w:pPr>
+      <w:r>
+        <w:t xml:space="preserve">5.6 Transfer </w:t>
+      </w:r>
+      <w:proofErr w:type="spellStart"/>
+      <w:r>
+        <w:t>learning</w:t>
+      </w:r>
+      <w:proofErr w:type="spellEnd"/>
+      <w:r>
+        <w:t>:</w:t>
+      </w:r>
+    </w:p>
+    <w:p>
+      <w:pPr>
+        <w:pStyle w:val="NormalWeb"/>
+        <w:rPr>
+          <w:lang w:val="fr-FR"/>
+        </w:rPr>
+      </w:pPr>
+      <w:r>
+        <w:rPr>
+          <w:lang w:val="fr-FR"/>
+        </w:rPr>
+        <w:t>Le cœur du principe de l’apprentissage par transfert est d’intégrer un modèle déjà pré-entraîné dans le pipeline, que ce soit avant ou après la fusion des modalités.</w:t>
+      </w:r>
+      <w:r>
+        <w:rPr>
+          <w:lang w:val="fr-FR"/>
+        </w:rPr>
+        <w:br/>
+        <w:t>Cela permet un gain de temps et de ressources, car l’entraînement se limite souvent aux couches finales adaptées à la tâche cible.</w:t>
+      </w:r>
+      <w:r>
+        <w:rPr>
+          <w:lang w:val="fr-FR"/>
+        </w:rPr>
+        <w:br/>
+        <w:t>Cependant, un inconvénient majeur est le transfert négatif, qui survient lorsque le modèle a du mal à identifier et exploiter les parties réellement pertinentes des connaissances transférées.</w:t>
+      </w:r>
+    </w:p>
+    <w:p>
+      <w:pPr>
+        <w:pStyle w:val="NormalWeb"/>
+        <w:rPr>
+          <w:lang w:val="fr-FR"/>
+        </w:rPr>
+      </w:pPr>
+      <w:r>
+        <w:rPr>
+          <w:lang w:val="fr-FR"/>
+        </w:rPr>
+        <w:t>E</w:t>
+      </w:r>
+      <w:r>
+        <w:rPr>
+          <w:lang w:val="fr-FR"/>
+        </w:rPr>
+        <w:t>n multimodalité, le transfert permet même de gérer des modalités manquantes. Exemple : un modèle peut répondre à une question sur une vidéo même si l’audio est absent, car il a appris à transférer les informations du texte/vision vers l’audio.</w:t>
+      </w:r>
+    </w:p>
+    <w:p>
+      <w:pPr>
+        <w:pStyle w:val="NormalWeb"/>
+        <w:rPr>
+          <w:lang w:val="fr-FR"/>
+        </w:rPr>
+      </w:pPr>
+      <w:r>
+        <w:rPr>
+          <w:lang w:val="fr-FR"/>
+        </w:rPr>
+        <w:t xml:space="preserve">Dans un pipeline image-texte, on utilise un </w:t>
+      </w:r>
+      <w:proofErr w:type="spellStart"/>
+      <w:r>
+        <w:rPr>
+          <w:lang w:val="fr-FR"/>
+        </w:rPr>
+        <w:t>ResNet</w:t>
+      </w:r>
+      <w:proofErr w:type="spellEnd"/>
+      <w:r>
+        <w:rPr>
+          <w:lang w:val="fr-FR"/>
+        </w:rPr>
+        <w:t xml:space="preserve"> pré-entraîné pour extraire les </w:t>
+      </w:r>
+      <w:r>
+        <w:rPr>
+          <w:rStyle w:val="Accentuation"/>
+          <w:rFonts w:eastAsiaTheme="majorEastAsia"/>
+          <w:lang w:val="fr-FR"/>
+        </w:rPr>
+        <w:t>features</w:t>
+      </w:r>
+      <w:r>
+        <w:rPr>
+          <w:lang w:val="fr-FR"/>
+        </w:rPr>
+        <w:t xml:space="preserve"> visuelles et BERT pour les </w:t>
+      </w:r>
+      <w:r>
+        <w:rPr>
+          <w:rStyle w:val="Accentuation"/>
+          <w:rFonts w:eastAsiaTheme="majorEastAsia"/>
+          <w:lang w:val="fr-FR"/>
+        </w:rPr>
+        <w:t>features</w:t>
+      </w:r>
+      <w:r>
+        <w:rPr>
+          <w:lang w:val="fr-FR"/>
+        </w:rPr>
+        <w:t xml:space="preserve"> textuelles, qu’on fusionne ensuite dans un </w:t>
+      </w:r>
+      <w:proofErr w:type="spellStart"/>
+      <w:r>
+        <w:rPr>
+          <w:lang w:val="fr-FR"/>
+        </w:rPr>
+        <w:t>transformeur</w:t>
+      </w:r>
+      <w:proofErr w:type="spellEnd"/>
+      <w:r>
+        <w:rPr>
+          <w:lang w:val="fr-FR"/>
+        </w:rPr>
+        <w:t xml:space="preserve"> multimodal. L’entraînement se concentre sur la dernière couche (prédiction), ce qui fait gagner du temps. Mais il existe un risque de transfert négatif si les représentations pré-apprises ne sont pas adaptées au domaine cible.</w:t>
+      </w:r>
+    </w:p>
+    <w:p>
+      <w:pPr>
+        <w:pStyle w:val="NormalWeb"/>
         <w:rPr>
           <w:lang w:val="fr-FR"/>
         </w:rPr>
@@ -1384,6 +2888,155 @@
 <file path=word/numbering.xml><?xml version="1.0" encoding="utf-8"?>
 <w:numbering xmlns:wpc="http://schemas.microsoft.com/office/word/2010/wordprocessingCanvas" xmlns:cx="http://schemas.microsoft.com/office/drawing/2014/chartex" xmlns:cx1="http://schemas.microsoft.com/office/drawing/2015/9/8/chartex" xmlns:cx2="http://schemas.microsoft.com/office/drawing/2015/10/21/chartex" xmlns:cx3="http://schemas.microsoft.com/office/drawing/2016/5/9/chartex" xmlns:cx4="http://schemas.microsoft.com/office/drawing/2016/5/10/chartex" xmlns:cx5="http://schemas.microsoft.com/office/drawing/2016/5/11/chartex" xmlns:cx6="http://schemas.microsoft.com/office/drawing/2016/5/12/chartex" xmlns:cx7="http://schemas.microsoft.com/office/drawing/2016/5/13/chartex" xmlns:cx8="http://schemas.microsoft.com/office/drawing/2016/5/14/chartex" xmlns:mc="http://schemas.openxmlformats.org/markup-compatibility/2006" xmlns:aink="http://schemas.microsoft.com/office/drawing/2016/ink" xmlns:am3d="http://schemas.microsoft.com/office/drawing/2017/model3d" xmlns:o="urn:schemas-microsoft-com:office:office" xmlns:oel="http://schemas.microsoft.com/office/2019/extlst" xmlns:r="http://schemas.openxmlformats.org/officeDocument/2006/relationships" xmlns:m="http://schemas.openxmlformats.org/officeDocument/2006/math" xmlns:v="urn:schemas-microsoft-com:vml" xmlns:wp14="http://schemas.microsoft.com/office/word/2010/wordprocessingDrawing" xmlns:wp="http://schemas.openxmlformats.org/drawingml/2006/wordprocessingDrawing" xmlns:w10="urn:schemas-microsoft-com:office:word" xmlns:w="http://schemas.openxmlformats.org/wordprocessingml/2006/main" xmlns:w14="http://schemas.microsoft.com/office/word/2010/wordml" xmlns:w15="http://schemas.microsoft.com/office/word/2012/wordml" xmlns:w16cex="http://schemas.microsoft.com/office/word/2018/wordml/cex" xmlns:w16cid="http://schemas.microsoft.com/office/word/2016/wordml/cid" xmlns:w16="http://schemas.microsoft.com/office/word/2018/wordml" xmlns:w16du="http://schemas.microsoft.com/office/word/2023/wordml/word16du" xmlns:w16sdtdh="http://schemas.microsoft.com/office/word/2020/wordml/sdtdatahash" xmlns:w16sdtfl="http://schemas.microsoft.com/office/word/2024/wordml/sdtformatlock" xmlns:w16se="http://schemas.microsoft.com/office/word/2015/wordml/symex" xmlns:wpg="http://schemas.microsoft.com/office/word/2010/wordprocessingGroup" xmlns:wpi="http://schemas.microsoft.com/office/word/2010/wordprocessingInk" xmlns:wne="http://schemas.microsoft.com/office/word/2006/wordml" xmlns:wps="http://schemas.microsoft.com/office/word/2010/wordprocessingShape" mc:Ignorable="w14 w15 w16se w16cid w16 w16cex w16sdtdh w16sdtfl w16du wp14">
   <w:abstractNum w:abstractNumId="0" w15:restartNumberingAfterBreak="0">
+    <w:nsid w:val="01B41571"/>
+    <w:multiLevelType w:val="multilevel"/>
+    <w:tmpl w:val="A2C4EB66"/>
+    <w:lvl w:ilvl="0">
+      <w:start w:val="1"/>
+      <w:numFmt w:val="bullet"/>
+      <w:lvlText w:val=""/>
+      <w:lvlJc w:val="left"/>
+      <w:pPr>
+        <w:tabs>
+          <w:tab w:val="num" w:pos="720"/>
+        </w:tabs>
+        <w:ind w:left="720" w:hanging="360"/>
+      </w:pPr>
+      <w:rPr>
+        <w:rFonts w:ascii="Symbol" w:hAnsi="Symbol" w:hint="default"/>
+        <w:sz w:val="20"/>
+      </w:rPr>
+    </w:lvl>
+    <w:lvl w:ilvl="1" w:tentative="1">
+      <w:start w:val="1"/>
+      <w:numFmt w:val="bullet"/>
+      <w:lvlText w:val="o"/>
+      <w:lvlJc w:val="left"/>
+      <w:pPr>
+        <w:tabs>
+          <w:tab w:val="num" w:pos="1440"/>
+        </w:tabs>
+        <w:ind w:left="1440" w:hanging="360"/>
+      </w:pPr>
+      <w:rPr>
+        <w:rFonts w:ascii="Courier New" w:hAnsi="Courier New" w:hint="default"/>
+        <w:sz w:val="20"/>
+      </w:rPr>
+    </w:lvl>
+    <w:lvl w:ilvl="2" w:tentative="1">
+      <w:start w:val="1"/>
+      <w:numFmt w:val="bullet"/>
+      <w:lvlText w:val=""/>
+      <w:lvlJc w:val="left"/>
+      <w:pPr>
+        <w:tabs>
+          <w:tab w:val="num" w:pos="2160"/>
+        </w:tabs>
+        <w:ind w:left="2160" w:hanging="360"/>
+      </w:pPr>
+      <w:rPr>
+        <w:rFonts w:ascii="Wingdings" w:hAnsi="Wingdings" w:hint="default"/>
+        <w:sz w:val="20"/>
+      </w:rPr>
+    </w:lvl>
+    <w:lvl w:ilvl="3" w:tentative="1">
+      <w:start w:val="1"/>
+      <w:numFmt w:val="bullet"/>
+      <w:lvlText w:val=""/>
+      <w:lvlJc w:val="left"/>
+      <w:pPr>
+        <w:tabs>
+          <w:tab w:val="num" w:pos="2880"/>
+        </w:tabs>
+        <w:ind w:left="2880" w:hanging="360"/>
+      </w:pPr>
+      <w:rPr>
+        <w:rFonts w:ascii="Wingdings" w:hAnsi="Wingdings" w:hint="default"/>
+        <w:sz w:val="20"/>
+      </w:rPr>
+    </w:lvl>
+    <w:lvl w:ilvl="4" w:tentative="1">
+      <w:start w:val="1"/>
+      <w:numFmt w:val="bullet"/>
+      <w:lvlText w:val=""/>
+      <w:lvlJc w:val="left"/>
+      <w:pPr>
+        <w:tabs>
+          <w:tab w:val="num" w:pos="3600"/>
+        </w:tabs>
+        <w:ind w:left="3600" w:hanging="360"/>
+      </w:pPr>
+      <w:rPr>
+        <w:rFonts w:ascii="Wingdings" w:hAnsi="Wingdings" w:hint="default"/>
+        <w:sz w:val="20"/>
+      </w:rPr>
+    </w:lvl>
+    <w:lvl w:ilvl="5" w:tentative="1">
+      <w:start w:val="1"/>
+      <w:numFmt w:val="bullet"/>
+      <w:lvlText w:val=""/>
+      <w:lvlJc w:val="left"/>
+      <w:pPr>
+        <w:tabs>
+          <w:tab w:val="num" w:pos="4320"/>
+        </w:tabs>
+        <w:ind w:left="4320" w:hanging="360"/>
+      </w:pPr>
+      <w:rPr>
+        <w:rFonts w:ascii="Wingdings" w:hAnsi="Wingdings" w:hint="default"/>
+        <w:sz w:val="20"/>
+      </w:rPr>
+    </w:lvl>
+    <w:lvl w:ilvl="6" w:tentative="1">
+      <w:start w:val="1"/>
+      <w:numFmt w:val="bullet"/>
+      <w:lvlText w:val=""/>
+      <w:lvlJc w:val="left"/>
+      <w:pPr>
+        <w:tabs>
+          <w:tab w:val="num" w:pos="5040"/>
+        </w:tabs>
+        <w:ind w:left="5040" w:hanging="360"/>
+      </w:pPr>
+      <w:rPr>
+        <w:rFonts w:ascii="Wingdings" w:hAnsi="Wingdings" w:hint="default"/>
+        <w:sz w:val="20"/>
+      </w:rPr>
+    </w:lvl>
+    <w:lvl w:ilvl="7" w:tentative="1">
+      <w:start w:val="1"/>
+      <w:numFmt w:val="bullet"/>
+      <w:lvlText w:val=""/>
+      <w:lvlJc w:val="left"/>
+      <w:pPr>
+        <w:tabs>
+          <w:tab w:val="num" w:pos="5760"/>
+        </w:tabs>
+        <w:ind w:left="5760" w:hanging="360"/>
+      </w:pPr>
+      <w:rPr>
+        <w:rFonts w:ascii="Wingdings" w:hAnsi="Wingdings" w:hint="default"/>
+        <w:sz w:val="20"/>
+      </w:rPr>
+    </w:lvl>
+    <w:lvl w:ilvl="8" w:tentative="1">
+      <w:start w:val="1"/>
+      <w:numFmt w:val="bullet"/>
+      <w:lvlText w:val=""/>
+      <w:lvlJc w:val="left"/>
+      <w:pPr>
+        <w:tabs>
+          <w:tab w:val="num" w:pos="6480"/>
+        </w:tabs>
+        <w:ind w:left="6480" w:hanging="360"/>
+      </w:pPr>
+      <w:rPr>
+        <w:rFonts w:ascii="Wingdings" w:hAnsi="Wingdings" w:hint="default"/>
+        <w:sz w:val="20"/>
+      </w:rPr>
+    </w:lvl>
+  </w:abstractNum>
+  <w:abstractNum w:abstractNumId="1" w15:restartNumberingAfterBreak="0">
     <w:nsid w:val="12545EC5"/>
     <w:multiLevelType w:val="hybridMultilevel"/>
     <w:tmpl w:val="C674DEE8"/>
@@ -1496,7 +3149,120 @@
       </w:rPr>
     </w:lvl>
   </w:abstractNum>
-  <w:abstractNum w:abstractNumId="1" w15:restartNumberingAfterBreak="0">
+  <w:abstractNum w:abstractNumId="2" w15:restartNumberingAfterBreak="0">
+    <w:nsid w:val="1475783F"/>
+    <w:multiLevelType w:val="hybridMultilevel"/>
+    <w:tmpl w:val="4D7AA260"/>
+    <w:lvl w:ilvl="0" w:tplc="A7C00BA6">
+      <w:start w:val="5"/>
+      <w:numFmt w:val="bullet"/>
+      <w:lvlText w:val="-"/>
+      <w:lvlJc w:val="left"/>
+      <w:pPr>
+        <w:ind w:left="720" w:hanging="360"/>
+      </w:pPr>
+      <w:rPr>
+        <w:rFonts w:ascii="Aptos" w:eastAsiaTheme="minorHAnsi" w:hAnsi="Aptos" w:cstheme="minorBidi" w:hint="default"/>
+      </w:rPr>
+    </w:lvl>
+    <w:lvl w:ilvl="1" w:tplc="2C0A0003" w:tentative="1">
+      <w:start w:val="1"/>
+      <w:numFmt w:val="bullet"/>
+      <w:lvlText w:val="o"/>
+      <w:lvlJc w:val="left"/>
+      <w:pPr>
+        <w:ind w:left="1440" w:hanging="360"/>
+      </w:pPr>
+      <w:rPr>
+        <w:rFonts w:ascii="Courier New" w:hAnsi="Courier New" w:cs="Courier New" w:hint="default"/>
+      </w:rPr>
+    </w:lvl>
+    <w:lvl w:ilvl="2" w:tplc="2C0A0005" w:tentative="1">
+      <w:start w:val="1"/>
+      <w:numFmt w:val="bullet"/>
+      <w:lvlText w:val=""/>
+      <w:lvlJc w:val="left"/>
+      <w:pPr>
+        <w:ind w:left="2160" w:hanging="360"/>
+      </w:pPr>
+      <w:rPr>
+        <w:rFonts w:ascii="Wingdings" w:hAnsi="Wingdings" w:hint="default"/>
+      </w:rPr>
+    </w:lvl>
+    <w:lvl w:ilvl="3" w:tplc="2C0A0001" w:tentative="1">
+      <w:start w:val="1"/>
+      <w:numFmt w:val="bullet"/>
+      <w:lvlText w:val=""/>
+      <w:lvlJc w:val="left"/>
+      <w:pPr>
+        <w:ind w:left="2880" w:hanging="360"/>
+      </w:pPr>
+      <w:rPr>
+        <w:rFonts w:ascii="Symbol" w:hAnsi="Symbol" w:hint="default"/>
+      </w:rPr>
+    </w:lvl>
+    <w:lvl w:ilvl="4" w:tplc="2C0A0003" w:tentative="1">
+      <w:start w:val="1"/>
+      <w:numFmt w:val="bullet"/>
+      <w:lvlText w:val="o"/>
+      <w:lvlJc w:val="left"/>
+      <w:pPr>
+        <w:ind w:left="3600" w:hanging="360"/>
+      </w:pPr>
+      <w:rPr>
+        <w:rFonts w:ascii="Courier New" w:hAnsi="Courier New" w:cs="Courier New" w:hint="default"/>
+      </w:rPr>
+    </w:lvl>
+    <w:lvl w:ilvl="5" w:tplc="2C0A0005" w:tentative="1">
+      <w:start w:val="1"/>
+      <w:numFmt w:val="bullet"/>
+      <w:lvlText w:val=""/>
+      <w:lvlJc w:val="left"/>
+      <w:pPr>
+        <w:ind w:left="4320" w:hanging="360"/>
+      </w:pPr>
+      <w:rPr>
+        <w:rFonts w:ascii="Wingdings" w:hAnsi="Wingdings" w:hint="default"/>
+      </w:rPr>
+    </w:lvl>
+    <w:lvl w:ilvl="6" w:tplc="2C0A0001" w:tentative="1">
+      <w:start w:val="1"/>
+      <w:numFmt w:val="bullet"/>
+      <w:lvlText w:val=""/>
+      <w:lvlJc w:val="left"/>
+      <w:pPr>
+        <w:ind w:left="5040" w:hanging="360"/>
+      </w:pPr>
+      <w:rPr>
+        <w:rFonts w:ascii="Symbol" w:hAnsi="Symbol" w:hint="default"/>
+      </w:rPr>
+    </w:lvl>
+    <w:lvl w:ilvl="7" w:tplc="2C0A0003" w:tentative="1">
+      <w:start w:val="1"/>
+      <w:numFmt w:val="bullet"/>
+      <w:lvlText w:val="o"/>
+      <w:lvlJc w:val="left"/>
+      <w:pPr>
+        <w:ind w:left="5760" w:hanging="360"/>
+      </w:pPr>
+      <w:rPr>
+        <w:rFonts w:ascii="Courier New" w:hAnsi="Courier New" w:cs="Courier New" w:hint="default"/>
+      </w:rPr>
+    </w:lvl>
+    <w:lvl w:ilvl="8" w:tplc="2C0A0005" w:tentative="1">
+      <w:start w:val="1"/>
+      <w:numFmt w:val="bullet"/>
+      <w:lvlText w:val=""/>
+      <w:lvlJc w:val="left"/>
+      <w:pPr>
+        <w:ind w:left="6480" w:hanging="360"/>
+      </w:pPr>
+      <w:rPr>
+        <w:rFonts w:ascii="Wingdings" w:hAnsi="Wingdings" w:hint="default"/>
+      </w:rPr>
+    </w:lvl>
+  </w:abstractNum>
+  <w:abstractNum w:abstractNumId="3" w15:restartNumberingAfterBreak="0">
     <w:nsid w:val="29CA5529"/>
     <w:multiLevelType w:val="hybridMultilevel"/>
     <w:tmpl w:val="A016D80E"/>
@@ -1609,7 +3375,7 @@
       </w:rPr>
     </w:lvl>
   </w:abstractNum>
-  <w:abstractNum w:abstractNumId="2" w15:restartNumberingAfterBreak="0">
+  <w:abstractNum w:abstractNumId="4" w15:restartNumberingAfterBreak="0">
     <w:nsid w:val="32B57E4C"/>
     <w:multiLevelType w:val="hybridMultilevel"/>
     <w:tmpl w:val="10AE5A52"/>
@@ -1722,7 +3488,7 @@
       </w:rPr>
     </w:lvl>
   </w:abstractNum>
-  <w:abstractNum w:abstractNumId="3" w15:restartNumberingAfterBreak="0">
+  <w:abstractNum w:abstractNumId="5" w15:restartNumberingAfterBreak="0">
     <w:nsid w:val="3D7A3946"/>
     <w:multiLevelType w:val="hybridMultilevel"/>
     <w:tmpl w:val="761A26C6"/>
@@ -1835,7 +3601,7 @@
       </w:rPr>
     </w:lvl>
   </w:abstractNum>
-  <w:abstractNum w:abstractNumId="4" w15:restartNumberingAfterBreak="0">
+  <w:abstractNum w:abstractNumId="6" w15:restartNumberingAfterBreak="0">
     <w:nsid w:val="43EB5031"/>
     <w:multiLevelType w:val="hybridMultilevel"/>
     <w:tmpl w:val="ACDCFF82"/>
@@ -1948,7 +3714,156 @@
       </w:rPr>
     </w:lvl>
   </w:abstractNum>
-  <w:abstractNum w:abstractNumId="5" w15:restartNumberingAfterBreak="0">
+  <w:abstractNum w:abstractNumId="7" w15:restartNumberingAfterBreak="0">
+    <w:nsid w:val="4A54470B"/>
+    <w:multiLevelType w:val="multilevel"/>
+    <w:tmpl w:val="5D1A3C52"/>
+    <w:lvl w:ilvl="0">
+      <w:start w:val="1"/>
+      <w:numFmt w:val="bullet"/>
+      <w:lvlText w:val=""/>
+      <w:lvlJc w:val="left"/>
+      <w:pPr>
+        <w:tabs>
+          <w:tab w:val="num" w:pos="720"/>
+        </w:tabs>
+        <w:ind w:left="720" w:hanging="360"/>
+      </w:pPr>
+      <w:rPr>
+        <w:rFonts w:ascii="Symbol" w:hAnsi="Symbol" w:hint="default"/>
+        <w:sz w:val="20"/>
+      </w:rPr>
+    </w:lvl>
+    <w:lvl w:ilvl="1" w:tentative="1">
+      <w:start w:val="1"/>
+      <w:numFmt w:val="bullet"/>
+      <w:lvlText w:val="o"/>
+      <w:lvlJc w:val="left"/>
+      <w:pPr>
+        <w:tabs>
+          <w:tab w:val="num" w:pos="1440"/>
+        </w:tabs>
+        <w:ind w:left="1440" w:hanging="360"/>
+      </w:pPr>
+      <w:rPr>
+        <w:rFonts w:ascii="Courier New" w:hAnsi="Courier New" w:hint="default"/>
+        <w:sz w:val="20"/>
+      </w:rPr>
+    </w:lvl>
+    <w:lvl w:ilvl="2" w:tentative="1">
+      <w:start w:val="1"/>
+      <w:numFmt w:val="bullet"/>
+      <w:lvlText w:val=""/>
+      <w:lvlJc w:val="left"/>
+      <w:pPr>
+        <w:tabs>
+          <w:tab w:val="num" w:pos="2160"/>
+        </w:tabs>
+        <w:ind w:left="2160" w:hanging="360"/>
+      </w:pPr>
+      <w:rPr>
+        <w:rFonts w:ascii="Wingdings" w:hAnsi="Wingdings" w:hint="default"/>
+        <w:sz w:val="20"/>
+      </w:rPr>
+    </w:lvl>
+    <w:lvl w:ilvl="3" w:tentative="1">
+      <w:start w:val="1"/>
+      <w:numFmt w:val="bullet"/>
+      <w:lvlText w:val=""/>
+      <w:lvlJc w:val="left"/>
+      <w:pPr>
+        <w:tabs>
+          <w:tab w:val="num" w:pos="2880"/>
+        </w:tabs>
+        <w:ind w:left="2880" w:hanging="360"/>
+      </w:pPr>
+      <w:rPr>
+        <w:rFonts w:ascii="Wingdings" w:hAnsi="Wingdings" w:hint="default"/>
+        <w:sz w:val="20"/>
+      </w:rPr>
+    </w:lvl>
+    <w:lvl w:ilvl="4" w:tentative="1">
+      <w:start w:val="1"/>
+      <w:numFmt w:val="bullet"/>
+      <w:lvlText w:val=""/>
+      <w:lvlJc w:val="left"/>
+      <w:pPr>
+        <w:tabs>
+          <w:tab w:val="num" w:pos="3600"/>
+        </w:tabs>
+        <w:ind w:left="3600" w:hanging="360"/>
+      </w:pPr>
+      <w:rPr>
+        <w:rFonts w:ascii="Wingdings" w:hAnsi="Wingdings" w:hint="default"/>
+        <w:sz w:val="20"/>
+      </w:rPr>
+    </w:lvl>
+    <w:lvl w:ilvl="5" w:tentative="1">
+      <w:start w:val="1"/>
+      <w:numFmt w:val="bullet"/>
+      <w:lvlText w:val=""/>
+      <w:lvlJc w:val="left"/>
+      <w:pPr>
+        <w:tabs>
+          <w:tab w:val="num" w:pos="4320"/>
+        </w:tabs>
+        <w:ind w:left="4320" w:hanging="360"/>
+      </w:pPr>
+      <w:rPr>
+        <w:rFonts w:ascii="Wingdings" w:hAnsi="Wingdings" w:hint="default"/>
+        <w:sz w:val="20"/>
+      </w:rPr>
+    </w:lvl>
+    <w:lvl w:ilvl="6" w:tentative="1">
+      <w:start w:val="1"/>
+      <w:numFmt w:val="bullet"/>
+      <w:lvlText w:val=""/>
+      <w:lvlJc w:val="left"/>
+      <w:pPr>
+        <w:tabs>
+          <w:tab w:val="num" w:pos="5040"/>
+        </w:tabs>
+        <w:ind w:left="5040" w:hanging="360"/>
+      </w:pPr>
+      <w:rPr>
+        <w:rFonts w:ascii="Wingdings" w:hAnsi="Wingdings" w:hint="default"/>
+        <w:sz w:val="20"/>
+      </w:rPr>
+    </w:lvl>
+    <w:lvl w:ilvl="7" w:tentative="1">
+      <w:start w:val="1"/>
+      <w:numFmt w:val="bullet"/>
+      <w:lvlText w:val=""/>
+      <w:lvlJc w:val="left"/>
+      <w:pPr>
+        <w:tabs>
+          <w:tab w:val="num" w:pos="5760"/>
+        </w:tabs>
+        <w:ind w:left="5760" w:hanging="360"/>
+      </w:pPr>
+      <w:rPr>
+        <w:rFonts w:ascii="Wingdings" w:hAnsi="Wingdings" w:hint="default"/>
+        <w:sz w:val="20"/>
+      </w:rPr>
+    </w:lvl>
+    <w:lvl w:ilvl="8" w:tentative="1">
+      <w:start w:val="1"/>
+      <w:numFmt w:val="bullet"/>
+      <w:lvlText w:val=""/>
+      <w:lvlJc w:val="left"/>
+      <w:pPr>
+        <w:tabs>
+          <w:tab w:val="num" w:pos="6480"/>
+        </w:tabs>
+        <w:ind w:left="6480" w:hanging="360"/>
+      </w:pPr>
+      <w:rPr>
+        <w:rFonts w:ascii="Wingdings" w:hAnsi="Wingdings" w:hint="default"/>
+        <w:sz w:val="20"/>
+      </w:rPr>
+    </w:lvl>
+  </w:abstractNum>
+  <w:abstractNum w:abstractNumId="8" w15:restartNumberingAfterBreak="0">
     <w:nsid w:val="51753D3E"/>
     <w:multiLevelType w:val="hybridMultilevel"/>
     <w:tmpl w:val="47D0796C"/>
@@ -2061,7 +3976,7 @@
       </w:rPr>
     </w:lvl>
   </w:abstractNum>
-  <w:abstractNum w:abstractNumId="6" w15:restartNumberingAfterBreak="0">
+  <w:abstractNum w:abstractNumId="9" w15:restartNumberingAfterBreak="0">
     <w:nsid w:val="57F522E0"/>
     <w:multiLevelType w:val="multilevel"/>
     <w:tmpl w:val="49DC1126"/>
@@ -2174,7 +4089,7 @@
       </w:pPr>
     </w:lvl>
   </w:abstractNum>
-  <w:abstractNum w:abstractNumId="7" w15:restartNumberingAfterBreak="0">
+  <w:abstractNum w:abstractNumId="10" w15:restartNumberingAfterBreak="0">
     <w:nsid w:val="5A2346D6"/>
     <w:multiLevelType w:val="multilevel"/>
     <w:tmpl w:val="74708842"/>
@@ -2287,7 +4202,269 @@
       </w:pPr>
     </w:lvl>
   </w:abstractNum>
-  <w:abstractNum w:abstractNumId="8" w15:restartNumberingAfterBreak="0">
+  <w:abstractNum w:abstractNumId="11" w15:restartNumberingAfterBreak="0">
+    <w:nsid w:val="6FB130F9"/>
+    <w:multiLevelType w:val="hybridMultilevel"/>
+    <w:tmpl w:val="8A72AD08"/>
+    <w:lvl w:ilvl="0" w:tplc="37262BAA">
+      <w:start w:val="5"/>
+      <w:numFmt w:val="bullet"/>
+      <w:lvlText w:val="-"/>
+      <w:lvlJc w:val="left"/>
+      <w:pPr>
+        <w:ind w:left="720" w:hanging="360"/>
+      </w:pPr>
+      <w:rPr>
+        <w:rFonts w:ascii="Times New Roman" w:eastAsia="Times New Roman" w:hAnsi="Times New Roman" w:cs="Times New Roman" w:hint="default"/>
+      </w:rPr>
+    </w:lvl>
+    <w:lvl w:ilvl="1" w:tplc="2C0A0003" w:tentative="1">
+      <w:start w:val="1"/>
+      <w:numFmt w:val="bullet"/>
+      <w:lvlText w:val="o"/>
+      <w:lvlJc w:val="left"/>
+      <w:pPr>
+        <w:ind w:left="1440" w:hanging="360"/>
+      </w:pPr>
+      <w:rPr>
+        <w:rFonts w:ascii="Courier New" w:hAnsi="Courier New" w:cs="Courier New" w:hint="default"/>
+      </w:rPr>
+    </w:lvl>
+    <w:lvl w:ilvl="2" w:tplc="2C0A0005" w:tentative="1">
+      <w:start w:val="1"/>
+      <w:numFmt w:val="bullet"/>
+      <w:lvlText w:val=""/>
+      <w:lvlJc w:val="left"/>
+      <w:pPr>
+        <w:ind w:left="2160" w:hanging="360"/>
+      </w:pPr>
+      <w:rPr>
+        <w:rFonts w:ascii="Wingdings" w:hAnsi="Wingdings" w:hint="default"/>
+      </w:rPr>
+    </w:lvl>
+    <w:lvl w:ilvl="3" w:tplc="2C0A0001" w:tentative="1">
+      <w:start w:val="1"/>
+      <w:numFmt w:val="bullet"/>
+      <w:lvlText w:val=""/>
+      <w:lvlJc w:val="left"/>
+      <w:pPr>
+        <w:ind w:left="2880" w:hanging="360"/>
+      </w:pPr>
+      <w:rPr>
+        <w:rFonts w:ascii="Symbol" w:hAnsi="Symbol" w:hint="default"/>
+      </w:rPr>
+    </w:lvl>
+    <w:lvl w:ilvl="4" w:tplc="2C0A0003" w:tentative="1">
+      <w:start w:val="1"/>
+      <w:numFmt w:val="bullet"/>
+      <w:lvlText w:val="o"/>
+      <w:lvlJc w:val="left"/>
+      <w:pPr>
+        <w:ind w:left="3600" w:hanging="360"/>
+      </w:pPr>
+      <w:rPr>
+        <w:rFonts w:ascii="Courier New" w:hAnsi="Courier New" w:cs="Courier New" w:hint="default"/>
+      </w:rPr>
+    </w:lvl>
+    <w:lvl w:ilvl="5" w:tplc="2C0A0005" w:tentative="1">
+      <w:start w:val="1"/>
+      <w:numFmt w:val="bullet"/>
+      <w:lvlText w:val=""/>
+      <w:lvlJc w:val="left"/>
+      <w:pPr>
+        <w:ind w:left="4320" w:hanging="360"/>
+      </w:pPr>
+      <w:rPr>
+        <w:rFonts w:ascii="Wingdings" w:hAnsi="Wingdings" w:hint="default"/>
+      </w:rPr>
+    </w:lvl>
+    <w:lvl w:ilvl="6" w:tplc="2C0A0001" w:tentative="1">
+      <w:start w:val="1"/>
+      <w:numFmt w:val="bullet"/>
+      <w:lvlText w:val=""/>
+      <w:lvlJc w:val="left"/>
+      <w:pPr>
+        <w:ind w:left="5040" w:hanging="360"/>
+      </w:pPr>
+      <w:rPr>
+        <w:rFonts w:ascii="Symbol" w:hAnsi="Symbol" w:hint="default"/>
+      </w:rPr>
+    </w:lvl>
+    <w:lvl w:ilvl="7" w:tplc="2C0A0003" w:tentative="1">
+      <w:start w:val="1"/>
+      <w:numFmt w:val="bullet"/>
+      <w:lvlText w:val="o"/>
+      <w:lvlJc w:val="left"/>
+      <w:pPr>
+        <w:ind w:left="5760" w:hanging="360"/>
+      </w:pPr>
+      <w:rPr>
+        <w:rFonts w:ascii="Courier New" w:hAnsi="Courier New" w:cs="Courier New" w:hint="default"/>
+      </w:rPr>
+    </w:lvl>
+    <w:lvl w:ilvl="8" w:tplc="2C0A0005" w:tentative="1">
+      <w:start w:val="1"/>
+      <w:numFmt w:val="bullet"/>
+      <w:lvlText w:val=""/>
+      <w:lvlJc w:val="left"/>
+      <w:pPr>
+        <w:ind w:left="6480" w:hanging="360"/>
+      </w:pPr>
+      <w:rPr>
+        <w:rFonts w:ascii="Wingdings" w:hAnsi="Wingdings" w:hint="default"/>
+      </w:rPr>
+    </w:lvl>
+  </w:abstractNum>
+  <w:abstractNum w:abstractNumId="12" w15:restartNumberingAfterBreak="0">
+    <w:nsid w:val="744A7DA6"/>
+    <w:multiLevelType w:val="multilevel"/>
+    <w:tmpl w:val="333E2614"/>
+    <w:lvl w:ilvl="0">
+      <w:start w:val="1"/>
+      <w:numFmt w:val="bullet"/>
+      <w:lvlText w:val=""/>
+      <w:lvlJc w:val="left"/>
+      <w:pPr>
+        <w:tabs>
+          <w:tab w:val="num" w:pos="720"/>
+        </w:tabs>
+        <w:ind w:left="720" w:hanging="360"/>
+      </w:pPr>
+      <w:rPr>
+        <w:rFonts w:ascii="Symbol" w:hAnsi="Symbol" w:hint="default"/>
+        <w:sz w:val="20"/>
+      </w:rPr>
+    </w:lvl>
+    <w:lvl w:ilvl="1" w:tentative="1">
+      <w:start w:val="1"/>
+      <w:numFmt w:val="bullet"/>
+      <w:lvlText w:val="o"/>
+      <w:lvlJc w:val="left"/>
+      <w:pPr>
+        <w:tabs>
+          <w:tab w:val="num" w:pos="1440"/>
+        </w:tabs>
+        <w:ind w:left="1440" w:hanging="360"/>
+      </w:pPr>
+      <w:rPr>
+        <w:rFonts w:ascii="Courier New" w:hAnsi="Courier New" w:hint="default"/>
+        <w:sz w:val="20"/>
+      </w:rPr>
+    </w:lvl>
+    <w:lvl w:ilvl="2" w:tentative="1">
+      <w:start w:val="1"/>
+      <w:numFmt w:val="bullet"/>
+      <w:lvlText w:val=""/>
+      <w:lvlJc w:val="left"/>
+      <w:pPr>
+        <w:tabs>
+          <w:tab w:val="num" w:pos="2160"/>
+        </w:tabs>
+        <w:ind w:left="2160" w:hanging="360"/>
+      </w:pPr>
+      <w:rPr>
+        <w:rFonts w:ascii="Wingdings" w:hAnsi="Wingdings" w:hint="default"/>
+        <w:sz w:val="20"/>
+      </w:rPr>
+    </w:lvl>
+    <w:lvl w:ilvl="3" w:tentative="1">
+      <w:start w:val="1"/>
+      <w:numFmt w:val="bullet"/>
+      <w:lvlText w:val=""/>
+      <w:lvlJc w:val="left"/>
+      <w:pPr>
+        <w:tabs>
+          <w:tab w:val="num" w:pos="2880"/>
+        </w:tabs>
+        <w:ind w:left="2880" w:hanging="360"/>
+      </w:pPr>
+      <w:rPr>
+        <w:rFonts w:ascii="Wingdings" w:hAnsi="Wingdings" w:hint="default"/>
+        <w:sz w:val="20"/>
+      </w:rPr>
+    </w:lvl>
+    <w:lvl w:ilvl="4" w:tentative="1">
+      <w:start w:val="1"/>
+      <w:numFmt w:val="bullet"/>
+      <w:lvlText w:val=""/>
+      <w:lvlJc w:val="left"/>
+      <w:pPr>
+        <w:tabs>
+          <w:tab w:val="num" w:pos="3600"/>
+        </w:tabs>
+        <w:ind w:left="3600" w:hanging="360"/>
+      </w:pPr>
+      <w:rPr>
+        <w:rFonts w:ascii="Wingdings" w:hAnsi="Wingdings" w:hint="default"/>
+        <w:sz w:val="20"/>
+      </w:rPr>
+    </w:lvl>
+    <w:lvl w:ilvl="5" w:tentative="1">
+      <w:start w:val="1"/>
+      <w:numFmt w:val="bullet"/>
+      <w:lvlText w:val=""/>
+      <w:lvlJc w:val="left"/>
+      <w:pPr>
+        <w:tabs>
+          <w:tab w:val="num" w:pos="4320"/>
+        </w:tabs>
+        <w:ind w:left="4320" w:hanging="360"/>
+      </w:pPr>
+      <w:rPr>
+        <w:rFonts w:ascii="Wingdings" w:hAnsi="Wingdings" w:hint="default"/>
+        <w:sz w:val="20"/>
+      </w:rPr>
+    </w:lvl>
+    <w:lvl w:ilvl="6" w:tentative="1">
+      <w:start w:val="1"/>
+      <w:numFmt w:val="bullet"/>
+      <w:lvlText w:val=""/>
+      <w:lvlJc w:val="left"/>
+      <w:pPr>
+        <w:tabs>
+          <w:tab w:val="num" w:pos="5040"/>
+        </w:tabs>
+        <w:ind w:left="5040" w:hanging="360"/>
+      </w:pPr>
+      <w:rPr>
+        <w:rFonts w:ascii="Wingdings" w:hAnsi="Wingdings" w:hint="default"/>
+        <w:sz w:val="20"/>
+      </w:rPr>
+    </w:lvl>
+    <w:lvl w:ilvl="7" w:tentative="1">
+      <w:start w:val="1"/>
+      <w:numFmt w:val="bullet"/>
+      <w:lvlText w:val=""/>
+      <w:lvlJc w:val="left"/>
+      <w:pPr>
+        <w:tabs>
+          <w:tab w:val="num" w:pos="5760"/>
+        </w:tabs>
+        <w:ind w:left="5760" w:hanging="360"/>
+      </w:pPr>
+      <w:rPr>
+        <w:rFonts w:ascii="Wingdings" w:hAnsi="Wingdings" w:hint="default"/>
+        <w:sz w:val="20"/>
+      </w:rPr>
+    </w:lvl>
+    <w:lvl w:ilvl="8" w:tentative="1">
+      <w:start w:val="1"/>
+      <w:numFmt w:val="bullet"/>
+      <w:lvlText w:val=""/>
+      <w:lvlJc w:val="left"/>
+      <w:pPr>
+        <w:tabs>
+          <w:tab w:val="num" w:pos="6480"/>
+        </w:tabs>
+        <w:ind w:left="6480" w:hanging="360"/>
+      </w:pPr>
+      <w:rPr>
+        <w:rFonts w:ascii="Wingdings" w:hAnsi="Wingdings" w:hint="default"/>
+        <w:sz w:val="20"/>
+      </w:rPr>
+    </w:lvl>
+  </w:abstractNum>
+  <w:abstractNum w:abstractNumId="13" w15:restartNumberingAfterBreak="0">
     <w:nsid w:val="7CEB26BB"/>
     <w:multiLevelType w:val="hybridMultilevel"/>
     <w:tmpl w:val="2CB69DEE"/>
@@ -2377,31 +4554,46 @@
     </w:lvl>
   </w:abstractNum>
   <w:num w:numId="1" w16cid:durableId="1568956149">
+    <w:abstractNumId w:val="13"/>
+  </w:num>
+  <w:num w:numId="2" w16cid:durableId="48189166">
+    <w:abstractNumId w:val="5"/>
+  </w:num>
+  <w:num w:numId="3" w16cid:durableId="27721776">
     <w:abstractNumId w:val="8"/>
   </w:num>
-  <w:num w:numId="2" w16cid:durableId="48189166">
+  <w:num w:numId="4" w16cid:durableId="2115396278">
+    <w:abstractNumId w:val="4"/>
+  </w:num>
+  <w:num w:numId="5" w16cid:durableId="197477822">
+    <w:abstractNumId w:val="6"/>
+  </w:num>
+  <w:num w:numId="6" w16cid:durableId="688990630">
+    <w:abstractNumId w:val="1"/>
+  </w:num>
+  <w:num w:numId="7" w16cid:durableId="576676017">
     <w:abstractNumId w:val="3"/>
   </w:num>
-  <w:num w:numId="3" w16cid:durableId="27721776">
-    <w:abstractNumId w:val="5"/>
+  <w:num w:numId="8" w16cid:durableId="2022927068">
+    <w:abstractNumId w:val="10"/>
   </w:num>
-  <w:num w:numId="4" w16cid:durableId="2115396278">
+  <w:num w:numId="9" w16cid:durableId="544172575">
+    <w:abstractNumId w:val="9"/>
+  </w:num>
+  <w:num w:numId="10" w16cid:durableId="1395007945">
     <w:abstractNumId w:val="2"/>
   </w:num>
-  <w:num w:numId="5" w16cid:durableId="197477822">
-    <w:abstractNumId w:val="4"/>
+  <w:num w:numId="11" w16cid:durableId="514728648">
+    <w:abstractNumId w:val="12"/>
   </w:num>
-  <w:num w:numId="6" w16cid:durableId="688990630">
+  <w:num w:numId="12" w16cid:durableId="541134429">
     <w:abstractNumId w:val="0"/>
   </w:num>
-  <w:num w:numId="7" w16cid:durableId="576676017">
-    <w:abstractNumId w:val="1"/>
-  </w:num>
-  <w:num w:numId="8" w16cid:durableId="2022927068">
+  <w:num w:numId="13" w16cid:durableId="1149320709">
     <w:abstractNumId w:val="7"/>
   </w:num>
-  <w:num w:numId="9" w16cid:durableId="544172575">
-    <w:abstractNumId w:val="6"/>
+  <w:num w:numId="14" w16cid:durableId="82386459">
+    <w:abstractNumId w:val="11"/>
   </w:num>
 </w:numbering>
 </file>
@@ -3378,7 +5570,6 @@
     <w:name w:val="Normal (Web)"/>
     <w:basedOn w:val="Normal"/>
     <w:uiPriority w:val="99"/>
-    <w:semiHidden/>
     <w:unhideWhenUsed/>
     <w:rsid w:val="0094359F"/>
     <w:pPr>

--- a/Etat de l'art/Multomodal-CoLearning.docx
+++ b/Etat de l'art/Multomodal-CoLearning.docx
@@ -1358,6 +1358,7 @@
         <w:rPr>
           <w:b/>
           <w:bCs/>
+          <w:noProof/>
           <w:u w:val="single"/>
           <w:lang w:val="fr-FR"/>
         </w:rPr>
@@ -2297,13 +2298,7 @@
         <w:rPr>
           <w:lang w:val="fr-FR"/>
         </w:rPr>
-        <w:t>Facilitent</w:t>
-      </w:r>
-      <w:r>
-        <w:rPr>
-          <w:lang w:val="fr-FR"/>
-        </w:rPr>
-        <w:t xml:space="preserve"> l’alignement automatique des données</w:t>
+        <w:t>Facilitent l’alignement automatique des données</w:t>
       </w:r>
     </w:p>
     <w:p>
@@ -2321,13 +2316,7 @@
         <w:rPr>
           <w:lang w:val="fr-FR"/>
         </w:rPr>
-        <w:t>Rendent</w:t>
-      </w:r>
-      <w:r>
-        <w:rPr>
-          <w:lang w:val="fr-FR"/>
-        </w:rPr>
-        <w:t xml:space="preserve"> possible l’apprentissage robuste même avec du bruit ou peu d’annotations.</w:t>
+        <w:t>Rendent possible l’apprentissage robuste même avec du bruit ou peu d’annotations.</w:t>
       </w:r>
     </w:p>
     <w:p>
@@ -2557,27 +2546,47 @@
     </w:p>
     <w:p>
       <w:pPr>
-        <w:pStyle w:val="NormalWeb"/>
-      </w:pPr>
-      <w:r>
-        <w:t xml:space="preserve">5.5 </w:t>
+        <w:pStyle w:val="Titre2"/>
+        <w:rPr>
+          <w:lang w:val="fr-FR"/>
+        </w:rPr>
+      </w:pPr>
+      <w:r>
+        <w:rPr>
+          <w:lang w:val="fr-FR"/>
+        </w:rPr>
+        <w:t>5.5 Multi-</w:t>
       </w:r>
       <w:proofErr w:type="spellStart"/>
       <w:r>
-        <w:t>Multi-task</w:t>
+        <w:rPr>
+          <w:lang w:val="fr-FR"/>
+        </w:rPr>
+        <w:t>task</w:t>
       </w:r>
       <w:proofErr w:type="spellEnd"/>
       <w:r>
+        <w:rPr>
+          <w:lang w:val="fr-FR"/>
+        </w:rPr>
         <w:t xml:space="preserve"> </w:t>
       </w:r>
       <w:proofErr w:type="spellStart"/>
-      <w:r>
+      <w:proofErr w:type="gramStart"/>
+      <w:r>
+        <w:rPr>
+          <w:lang w:val="fr-FR"/>
+        </w:rPr>
         <w:t>learning</w:t>
       </w:r>
       <w:proofErr w:type="spellEnd"/>
       <w:r>
+        <w:rPr>
+          <w:lang w:val="fr-FR"/>
+        </w:rPr>
         <w:t>:</w:t>
       </w:r>
+      <w:proofErr w:type="gramEnd"/>
     </w:p>
     <w:p>
       <w:pPr>
@@ -2735,19 +2744,33 @@
     </w:p>
     <w:p>
       <w:pPr>
-        <w:pStyle w:val="NormalWeb"/>
-      </w:pPr>
-      <w:r>
+        <w:pStyle w:val="Titre2"/>
+        <w:rPr>
+          <w:lang w:val="fr-FR"/>
+        </w:rPr>
+      </w:pPr>
+      <w:r>
+        <w:rPr>
+          <w:lang w:val="fr-FR"/>
+        </w:rPr>
         <w:t xml:space="preserve">5.6 Transfer </w:t>
       </w:r>
       <w:proofErr w:type="spellStart"/>
-      <w:r>
+      <w:proofErr w:type="gramStart"/>
+      <w:r>
+        <w:rPr>
+          <w:lang w:val="fr-FR"/>
+        </w:rPr>
         <w:t>learning</w:t>
       </w:r>
       <w:proofErr w:type="spellEnd"/>
       <w:r>
+        <w:rPr>
+          <w:lang w:val="fr-FR"/>
+        </w:rPr>
         <w:t>:</w:t>
       </w:r>
+      <w:proofErr w:type="gramEnd"/>
     </w:p>
     <w:p>
       <w:pPr>
@@ -2870,6 +2893,3509 @@
     <w:p>
       <w:pPr>
         <w:pStyle w:val="NormalWeb"/>
+        <w:rPr>
+          <w:lang w:val="fr-FR"/>
+        </w:rPr>
+      </w:pPr>
+    </w:p>
+    <w:p>
+      <w:pPr>
+        <w:pStyle w:val="Titre2"/>
+        <w:rPr>
+          <w:lang w:val="en-US"/>
+        </w:rPr>
+      </w:pPr>
+      <w:r>
+        <w:rPr>
+          <w:lang w:val="en-US"/>
+        </w:rPr>
+        <w:lastRenderedPageBreak/>
+        <w:t>5.7 Multimodal embeddings and pre-trained models</w:t>
+      </w:r>
+      <w:r>
+        <w:rPr>
+          <w:lang w:val="en-US"/>
+        </w:rPr>
+        <w:t>:</w:t>
+      </w:r>
+    </w:p>
+    <w:p>
+      <w:pPr>
+        <w:pStyle w:val="NormalWeb"/>
+        <w:rPr>
+          <w:lang w:val="fr-FR"/>
+        </w:rPr>
+      </w:pPr>
+      <w:r>
+        <w:rPr>
+          <w:lang w:val="fr-FR"/>
+        </w:rPr>
+        <w:t xml:space="preserve">Les modèles pré-entraînés comme BERT pour le langage ou </w:t>
+      </w:r>
+      <w:proofErr w:type="spellStart"/>
+      <w:r>
+        <w:rPr>
+          <w:lang w:val="fr-FR"/>
+        </w:rPr>
+        <w:t>ResNet</w:t>
+      </w:r>
+      <w:proofErr w:type="spellEnd"/>
+      <w:r>
+        <w:rPr>
+          <w:lang w:val="fr-FR"/>
+        </w:rPr>
+        <w:t xml:space="preserve"> pour la vision ont permis de grandes avancées. Les modèles multimodaux, en particulier les </w:t>
+      </w:r>
+      <w:proofErr w:type="spellStart"/>
+      <w:r>
+        <w:rPr>
+          <w:lang w:val="fr-FR"/>
+        </w:rPr>
+        <w:t>transformers</w:t>
+      </w:r>
+      <w:proofErr w:type="spellEnd"/>
+      <w:r>
+        <w:rPr>
+          <w:lang w:val="fr-FR"/>
+        </w:rPr>
+        <w:t xml:space="preserve">, créent des représentations communes entre plusieurs modalités (texte, image, son) en rapprochant les éléments qui partagent le même sens. Des techniques comme l’apprentissage </w:t>
+      </w:r>
+      <w:proofErr w:type="spellStart"/>
+      <w:r>
+        <w:rPr>
+          <w:lang w:val="fr-FR"/>
+        </w:rPr>
+        <w:t>adversarial</w:t>
+      </w:r>
+      <w:proofErr w:type="spellEnd"/>
+      <w:r>
+        <w:rPr>
+          <w:lang w:val="fr-FR"/>
+        </w:rPr>
+        <w:t xml:space="preserve">, contrastif ou le méta-apprentissage, ainsi que des approches non ou semi-supervisées, améliorent encore ces représentations. Ces méthodes facilitent le </w:t>
+      </w:r>
+      <w:proofErr w:type="spellStart"/>
+      <w:r>
+        <w:rPr>
+          <w:lang w:val="fr-FR"/>
+        </w:rPr>
+        <w:t>co</w:t>
+      </w:r>
+      <w:proofErr w:type="spellEnd"/>
+      <w:r>
+        <w:rPr>
+          <w:lang w:val="fr-FR"/>
+        </w:rPr>
+        <w:t>-apprentissage, en gérant les modalités manquantes ou bruitées et en renforçant la qualité des annotations multimodales.</w:t>
+      </w:r>
+    </w:p>
+    <w:p>
+      <w:pPr>
+        <w:pStyle w:val="Titre2"/>
+        <w:rPr>
+          <w:u w:val="none"/>
+          <w:lang w:val="fr-FR"/>
+        </w:rPr>
+      </w:pPr>
+      <w:r>
+        <w:rPr>
+          <w:lang w:val="fr-FR"/>
+        </w:rPr>
+        <w:t>5.9 Meta-</w:t>
+      </w:r>
+      <w:proofErr w:type="gramStart"/>
+      <w:r>
+        <w:rPr>
+          <w:lang w:val="fr-FR"/>
+        </w:rPr>
+        <w:t>Learning</w:t>
+      </w:r>
+      <w:r>
+        <w:rPr>
+          <w:lang w:val="fr-FR"/>
+        </w:rPr>
+        <w:t>:</w:t>
+      </w:r>
+      <w:proofErr w:type="gramEnd"/>
+    </w:p>
+    <w:p>
+      <w:pPr>
+        <w:pStyle w:val="NormalWeb"/>
+        <w:rPr>
+          <w:lang w:val="fr-FR"/>
+        </w:rPr>
+      </w:pPr>
+      <w:r>
+        <w:rPr>
+          <w:lang w:val="fr-FR"/>
+        </w:rPr>
+        <w:t xml:space="preserve"> </w:t>
+      </w:r>
+      <w:r>
+        <w:rPr>
+          <w:lang w:val="fr-FR"/>
+        </w:rPr>
+        <w:t xml:space="preserve">Le </w:t>
+      </w:r>
+      <w:r>
+        <w:rPr>
+          <w:b/>
+          <w:bCs/>
+          <w:lang w:val="fr-FR"/>
+        </w:rPr>
+        <w:t>méta-apprentissage</w:t>
+      </w:r>
+      <w:r>
+        <w:rPr>
+          <w:lang w:val="fr-FR"/>
+        </w:rPr>
+        <w:t xml:space="preserve"> est un « apprentissage à apprendre » qui permet à un modèle, entraîné sur plusieurs tâches, de s’adapter rapidement à de nouvelles tâches au test. Il améliore l’efficacité avec peu de données, favorise le transfert de connaissances et résiste au bruit des labels ou aux attaques </w:t>
+      </w:r>
+      <w:proofErr w:type="spellStart"/>
+      <w:r>
+        <w:rPr>
+          <w:lang w:val="fr-FR"/>
+        </w:rPr>
+        <w:t>adversariales</w:t>
+      </w:r>
+      <w:proofErr w:type="spellEnd"/>
+      <w:r>
+        <w:rPr>
+          <w:lang w:val="fr-FR"/>
+        </w:rPr>
+        <w:t xml:space="preserve">. Il se décline en approches basées sur les métriques, les modèles ou l’optimisation. Contrairement au transfert ou à l’apprentissage multi-tâches, le méta-apprentissage vise à généraliser à une tâche totalement nouvelle. Des algorithmes comme </w:t>
+      </w:r>
+      <w:r>
+        <w:rPr>
+          <w:b/>
+          <w:bCs/>
+          <w:lang w:val="fr-FR"/>
+        </w:rPr>
+        <w:t>MAML</w:t>
+      </w:r>
+      <w:r>
+        <w:rPr>
+          <w:lang w:val="fr-FR"/>
+        </w:rPr>
+        <w:t xml:space="preserve"> ou </w:t>
+      </w:r>
+      <w:r>
+        <w:rPr>
+          <w:b/>
+          <w:bCs/>
+          <w:lang w:val="fr-FR"/>
+        </w:rPr>
+        <w:t>CROMA</w:t>
+      </w:r>
+      <w:r>
+        <w:rPr>
+          <w:lang w:val="fr-FR"/>
+        </w:rPr>
+        <w:t xml:space="preserve"> permettent de gérer des modalités manquantes ou différentes, et il est largement utilisé en vision, apprentissage par renforcement, traduction ou modélisation de langues à faibles ressources. Ainsi, il facilite le </w:t>
+      </w:r>
+      <w:proofErr w:type="spellStart"/>
+      <w:r>
+        <w:rPr>
+          <w:b/>
+          <w:bCs/>
+          <w:lang w:val="fr-FR"/>
+        </w:rPr>
+        <w:t>co</w:t>
+      </w:r>
+      <w:proofErr w:type="spellEnd"/>
+      <w:r>
+        <w:rPr>
+          <w:b/>
+          <w:bCs/>
+          <w:lang w:val="fr-FR"/>
+        </w:rPr>
+        <w:t>-apprentissage multimodal</w:t>
+      </w:r>
+      <w:r>
+        <w:rPr>
+          <w:lang w:val="fr-FR"/>
+        </w:rPr>
+        <w:t xml:space="preserve"> en traitant les modalités absentes ou bruitées.</w:t>
+      </w:r>
+    </w:p>
+    <w:p>
+      <w:pPr>
+        <w:pStyle w:val="NormalWeb"/>
+        <w:rPr>
+          <w:b/>
+          <w:bCs/>
+          <w:u w:val="single"/>
+        </w:rPr>
+      </w:pPr>
+      <w:r>
+        <w:rPr>
+          <w:b/>
+          <w:bCs/>
+          <w:u w:val="single"/>
+        </w:rPr>
+        <w:t xml:space="preserve">5.10 </w:t>
+      </w:r>
+      <w:proofErr w:type="spellStart"/>
+      <w:r>
+        <w:rPr>
+          <w:b/>
+          <w:bCs/>
+          <w:u w:val="single"/>
+        </w:rPr>
+        <w:t>Multi-instance</w:t>
+      </w:r>
+      <w:proofErr w:type="spellEnd"/>
+      <w:r>
+        <w:rPr>
+          <w:b/>
+          <w:bCs/>
+          <w:u w:val="single"/>
+        </w:rPr>
+        <w:t xml:space="preserve"> </w:t>
+      </w:r>
+      <w:proofErr w:type="spellStart"/>
+      <w:r>
+        <w:rPr>
+          <w:b/>
+          <w:bCs/>
+          <w:u w:val="single"/>
+        </w:rPr>
+        <w:t>learning</w:t>
+      </w:r>
+      <w:proofErr w:type="spellEnd"/>
+      <w:r>
+        <w:rPr>
+          <w:b/>
+          <w:bCs/>
+          <w:u w:val="single"/>
+        </w:rPr>
+        <w:t xml:space="preserve"> (MIL)</w:t>
+      </w:r>
+      <w:r>
+        <w:rPr>
+          <w:b/>
+          <w:bCs/>
+          <w:u w:val="single"/>
+        </w:rPr>
+        <w:t>:</w:t>
+      </w:r>
+    </w:p>
+    <w:p>
+      <w:pPr>
+        <w:pStyle w:val="NormalWeb"/>
+        <w:rPr>
+          <w:lang w:val="fr-FR"/>
+        </w:rPr>
+      </w:pPr>
+      <w:r>
+        <w:rPr>
+          <w:lang w:val="fr-FR"/>
+        </w:rPr>
+        <w:t xml:space="preserve">L’apprentissage multi-instances (MIL) utilise des sacs d’instances annotés uniquement au niveau du sac, sans annotation des instances individuelles. Un sac est positif s’il contient au moins une instance positive. Cette approche est utile pour les données faiblement annotées, car elle réduit le coût de labellisation et permet d’exploiter de grands ensembles issus du web. Le MIL est appliqué à la classification audio-vidéo, à la reconnaissance d’objets complexes et à la détection de vidéos violentes. Il existe trois types d’algorithmes : basés sur les instances, sur les sacs et sur les </w:t>
+      </w:r>
+      <w:proofErr w:type="spellStart"/>
+      <w:r>
+        <w:rPr>
+          <w:lang w:val="fr-FR"/>
+        </w:rPr>
+        <w:t>embeddings</w:t>
+      </w:r>
+      <w:proofErr w:type="spellEnd"/>
+      <w:r>
+        <w:rPr>
+          <w:lang w:val="fr-FR"/>
+        </w:rPr>
+        <w:t xml:space="preserve">. Le MIL favorise le </w:t>
+      </w:r>
+      <w:proofErr w:type="spellStart"/>
+      <w:r>
+        <w:rPr>
+          <w:lang w:val="fr-FR"/>
+        </w:rPr>
+        <w:t>co</w:t>
+      </w:r>
+      <w:proofErr w:type="spellEnd"/>
+      <w:r>
+        <w:rPr>
+          <w:lang w:val="fr-FR"/>
+        </w:rPr>
+        <w:t>-apprentissage multimodal, notamment lorsque les modalités sont faiblement annotées.</w:t>
+      </w:r>
+    </w:p>
+    <w:p>
+      <w:pPr>
+        <w:pStyle w:val="Titre2"/>
+      </w:pPr>
+      <w:r>
+        <w:t xml:space="preserve">5.11 Contrastive </w:t>
+      </w:r>
+      <w:proofErr w:type="spellStart"/>
+      <w:r>
+        <w:t>learning</w:t>
+      </w:r>
+      <w:proofErr w:type="spellEnd"/>
+      <w:r>
+        <w:t>:</w:t>
+      </w:r>
+    </w:p>
+    <w:p>
+      <w:pPr>
+        <w:rPr>
+          <w:lang w:val="fr-FR"/>
+        </w:rPr>
+      </w:pPr>
+      <w:r>
+        <w:rPr>
+          <w:lang w:val="fr-FR"/>
+        </w:rPr>
+        <w:t>L’</w:t>
+      </w:r>
+      <w:r>
+        <w:rPr>
+          <w:b/>
+          <w:bCs/>
+          <w:lang w:val="fr-FR"/>
+        </w:rPr>
+        <w:t>apprentissage auto-supervisé</w:t>
+      </w:r>
+      <w:r>
+        <w:rPr>
+          <w:lang w:val="fr-FR"/>
+        </w:rPr>
+        <w:t xml:space="preserve"> crée des représentations internes des données utiles pour d’autres tâches, souvent grâce à l’</w:t>
+      </w:r>
+      <w:r>
+        <w:rPr>
+          <w:b/>
+          <w:bCs/>
+          <w:lang w:val="fr-FR"/>
+        </w:rPr>
+        <w:t>apprentissage contrastif</w:t>
+      </w:r>
+      <w:r>
+        <w:rPr>
+          <w:lang w:val="fr-FR"/>
+        </w:rPr>
+        <w:t xml:space="preserve">. Cette méthode consiste à rapprocher différentes vues d’une même donnée (par exemple des images augmentées) et à éloigner celles qui sont différentes. Des approches comme </w:t>
+      </w:r>
+      <w:proofErr w:type="spellStart"/>
+      <w:r>
+        <w:rPr>
+          <w:b/>
+          <w:bCs/>
+          <w:lang w:val="fr-FR"/>
+        </w:rPr>
+        <w:t>SimCLR</w:t>
+      </w:r>
+      <w:proofErr w:type="spellEnd"/>
+      <w:r>
+        <w:rPr>
+          <w:lang w:val="fr-FR"/>
+        </w:rPr>
+        <w:t xml:space="preserve"> ou </w:t>
+      </w:r>
+      <w:proofErr w:type="spellStart"/>
+      <w:r>
+        <w:rPr>
+          <w:b/>
+          <w:bCs/>
+          <w:lang w:val="fr-FR"/>
+        </w:rPr>
+        <w:t>MoCo</w:t>
+      </w:r>
+      <w:proofErr w:type="spellEnd"/>
+      <w:r>
+        <w:rPr>
+          <w:lang w:val="fr-FR"/>
+        </w:rPr>
+        <w:t xml:space="preserve"> ont montré leur efficacité pour les tâches visuelles.</w:t>
+      </w:r>
+    </w:p>
+    <w:p>
+      <w:pPr>
+        <w:rPr>
+          <w:lang w:val="fr-FR"/>
+        </w:rPr>
+      </w:pPr>
+      <w:r>
+        <w:rPr>
+          <w:lang w:val="fr-FR"/>
+        </w:rPr>
+        <w:t xml:space="preserve">L’apprentissage contrastif s’applique aussi au multimodal : il permet de mieux aligner les représentations entre texte, image, son, etc., même avec peu ou pas de données appariées. Des modèles comme </w:t>
+      </w:r>
+      <w:r>
+        <w:rPr>
+          <w:b/>
+          <w:bCs/>
+          <w:lang w:val="fr-FR"/>
+        </w:rPr>
+        <w:t>COBRA</w:t>
+      </w:r>
+      <w:r>
+        <w:rPr>
+          <w:lang w:val="fr-FR"/>
+        </w:rPr>
+        <w:t xml:space="preserve"> ou </w:t>
+      </w:r>
+      <w:r>
+        <w:rPr>
+          <w:b/>
+          <w:bCs/>
+          <w:lang w:val="fr-FR"/>
+        </w:rPr>
+        <w:t>CVLP</w:t>
+      </w:r>
+      <w:r>
+        <w:rPr>
+          <w:lang w:val="fr-FR"/>
+        </w:rPr>
+        <w:t xml:space="preserve"> utilisent ce principe et surpassent d’anciens modèles vision–langage (</w:t>
+      </w:r>
+      <w:proofErr w:type="spellStart"/>
+      <w:r>
+        <w:rPr>
+          <w:lang w:val="fr-FR"/>
+        </w:rPr>
+        <w:t>ViLBERT</w:t>
+      </w:r>
+      <w:proofErr w:type="spellEnd"/>
+      <w:r>
+        <w:rPr>
+          <w:lang w:val="fr-FR"/>
+        </w:rPr>
+        <w:t xml:space="preserve">, LXMERT). Enfin, il améliore aussi des tâches comme l’alignement texte–image (phrase </w:t>
+      </w:r>
+      <w:proofErr w:type="spellStart"/>
+      <w:r>
+        <w:rPr>
+          <w:lang w:val="fr-FR"/>
+        </w:rPr>
+        <w:t>grounding</w:t>
+      </w:r>
+      <w:proofErr w:type="spellEnd"/>
+      <w:r>
+        <w:rPr>
+          <w:lang w:val="fr-FR"/>
+        </w:rPr>
+        <w:t>) ou la classification musicale.</w:t>
+      </w:r>
+    </w:p>
+    <w:p>
+      <w:pPr>
+        <w:rPr>
+          <w:lang w:val="fr-FR"/>
+        </w:rPr>
+      </w:pPr>
+      <w:r>
+        <w:rPr>
+          <w:lang w:val="fr-FR"/>
+        </w:rPr>
+        <w:lastRenderedPageBreak/>
+        <w:t xml:space="preserve">Ainsi, l’apprentissage auto-supervisé par contraste est une approche clé pour renforcer le </w:t>
+      </w:r>
+      <w:proofErr w:type="spellStart"/>
+      <w:r>
+        <w:rPr>
+          <w:b/>
+          <w:bCs/>
+          <w:lang w:val="fr-FR"/>
+        </w:rPr>
+        <w:t>co</w:t>
+      </w:r>
+      <w:proofErr w:type="spellEnd"/>
+      <w:r>
+        <w:rPr>
+          <w:b/>
+          <w:bCs/>
+          <w:lang w:val="fr-FR"/>
+        </w:rPr>
+        <w:t>-apprentissage multimodal</w:t>
+      </w:r>
+      <w:r>
+        <w:rPr>
+          <w:lang w:val="fr-FR"/>
+        </w:rPr>
+        <w:t>, notamment face aux données bruitées ou faiblement annotées.</w:t>
+      </w:r>
+    </w:p>
+    <w:p>
+      <w:pPr>
+        <w:pStyle w:val="Titre2"/>
+      </w:pPr>
+      <w:r>
+        <w:t xml:space="preserve">5.12 </w:t>
+      </w:r>
+      <w:proofErr w:type="spellStart"/>
+      <w:r>
+        <w:t>Domain</w:t>
+      </w:r>
+      <w:proofErr w:type="spellEnd"/>
+      <w:r>
+        <w:t xml:space="preserve"> </w:t>
+      </w:r>
+      <w:proofErr w:type="spellStart"/>
+      <w:r>
+        <w:t>adaptation</w:t>
+      </w:r>
+      <w:proofErr w:type="spellEnd"/>
+      <w:r>
+        <w:t>:</w:t>
+      </w:r>
+    </w:p>
+    <w:p>
+      <w:pPr>
+        <w:rPr>
+          <w:lang w:val="fr-FR"/>
+        </w:rPr>
+      </w:pPr>
+      <w:r>
+        <w:rPr>
+          <w:lang w:val="fr-FR"/>
+        </w:rPr>
+        <w:t>L’</w:t>
+      </w:r>
+      <w:r>
+        <w:rPr>
+          <w:b/>
+          <w:bCs/>
+          <w:lang w:val="fr-FR"/>
+        </w:rPr>
+        <w:t>adaptation de domaine multimodale</w:t>
+      </w:r>
+      <w:r>
+        <w:rPr>
+          <w:lang w:val="fr-FR"/>
+        </w:rPr>
+        <w:t xml:space="preserve"> est utilisée dans plusieurs applications comme la reconnaissance des émotions, l’analyse de sentiments, la détection de rumeurs sur les réseaux sociaux ou le mappage audio-visuel. Elle permet de gérer les </w:t>
+      </w:r>
+      <w:r>
+        <w:rPr>
+          <w:b/>
+          <w:bCs/>
+          <w:lang w:val="fr-FR"/>
+        </w:rPr>
+        <w:t>modalités manquantes</w:t>
+      </w:r>
+      <w:r>
+        <w:rPr>
+          <w:lang w:val="fr-FR"/>
+        </w:rPr>
+        <w:t xml:space="preserve"> grâce à des bases de données auxiliaires, des fonctions de traduction de domaine ou encore des techniques de </w:t>
+      </w:r>
+      <w:r>
+        <w:rPr>
+          <w:b/>
+          <w:bCs/>
+          <w:lang w:val="fr-FR"/>
+        </w:rPr>
+        <w:t xml:space="preserve">méta-alignement </w:t>
+      </w:r>
+      <w:proofErr w:type="spellStart"/>
+      <w:r>
+        <w:rPr>
+          <w:b/>
+          <w:bCs/>
+          <w:lang w:val="fr-FR"/>
+        </w:rPr>
+        <w:t>inter-modal</w:t>
+      </w:r>
+      <w:proofErr w:type="spellEnd"/>
+      <w:r>
+        <w:rPr>
+          <w:lang w:val="fr-FR"/>
+        </w:rPr>
+        <w:t xml:space="preserve"> avec apprentissage contrastif. Ces approches, qu’elles soient homogènes ou hétérogènes, aident à faire face aux données bruitées, au manque d’annotations et facilitent le transfert de connaissances entre domaines.</w:t>
+      </w:r>
+    </w:p>
+    <w:p>
+      <w:pPr>
+        <w:pStyle w:val="Titre2"/>
+        <w:rPr>
+          <w:lang w:val="en-US"/>
+        </w:rPr>
+      </w:pPr>
+      <w:r>
+        <w:rPr>
+          <w:lang w:val="en-US"/>
+        </w:rPr>
+        <w:t>5.13 Multimodal co-learning computational methods summary</w:t>
+      </w:r>
+      <w:r>
+        <w:rPr>
+          <w:lang w:val="en-US"/>
+        </w:rPr>
+        <w:t>:</w:t>
+      </w:r>
+    </w:p>
+    <w:p>
+      <w:pPr>
+        <w:rPr>
+          <w:lang w:val="fr-FR"/>
+        </w:rPr>
+      </w:pPr>
+      <w:r>
+        <w:rPr>
+          <w:lang w:val="fr-FR"/>
+        </w:rPr>
+        <w:t xml:space="preserve">Le </w:t>
+      </w:r>
+      <w:proofErr w:type="spellStart"/>
+      <w:r>
+        <w:rPr>
+          <w:b/>
+          <w:bCs/>
+          <w:lang w:val="fr-FR"/>
+        </w:rPr>
+        <w:t>co</w:t>
+      </w:r>
+      <w:proofErr w:type="spellEnd"/>
+      <w:r>
+        <w:rPr>
+          <w:b/>
+          <w:bCs/>
+          <w:lang w:val="fr-FR"/>
+        </w:rPr>
+        <w:t>-apprentissage multimodal</w:t>
+      </w:r>
+      <w:r>
+        <w:rPr>
+          <w:lang w:val="fr-FR"/>
+        </w:rPr>
+        <w:t xml:space="preserve"> utilise les dernières méthodes du </w:t>
+      </w:r>
+      <w:proofErr w:type="spellStart"/>
+      <w:r>
+        <w:rPr>
+          <w:lang w:val="fr-FR"/>
+        </w:rPr>
+        <w:t>deep</w:t>
+      </w:r>
+      <w:proofErr w:type="spellEnd"/>
+      <w:r>
+        <w:rPr>
+          <w:lang w:val="fr-FR"/>
+        </w:rPr>
+        <w:t xml:space="preserve"> </w:t>
+      </w:r>
+      <w:proofErr w:type="spellStart"/>
+      <w:r>
+        <w:rPr>
+          <w:lang w:val="fr-FR"/>
+        </w:rPr>
+        <w:t>learning</w:t>
+      </w:r>
+      <w:proofErr w:type="spellEnd"/>
+      <w:r>
+        <w:rPr>
+          <w:lang w:val="fr-FR"/>
+        </w:rPr>
+        <w:t xml:space="preserve"> pour mieux exploiter les données issues de plusieurs modalités. Les approches par fusion, attention et </w:t>
+      </w:r>
+      <w:proofErr w:type="spellStart"/>
+      <w:r>
+        <w:rPr>
+          <w:lang w:val="fr-FR"/>
+        </w:rPr>
+        <w:t>transformers</w:t>
+      </w:r>
+      <w:proofErr w:type="spellEnd"/>
+      <w:r>
+        <w:rPr>
+          <w:lang w:val="fr-FR"/>
+        </w:rPr>
+        <w:t xml:space="preserve"> améliorent la représentation et la précision, même avec peu de données appariées. Les réseaux à attention et les graphes facilitent l’apprentissage avec supervision faible. Les </w:t>
+      </w:r>
+      <w:proofErr w:type="spellStart"/>
+      <w:r>
+        <w:rPr>
+          <w:lang w:val="fr-FR"/>
+        </w:rPr>
+        <w:t>autoencodeurs</w:t>
+      </w:r>
+      <w:proofErr w:type="spellEnd"/>
+      <w:r>
+        <w:rPr>
+          <w:lang w:val="fr-FR"/>
+        </w:rPr>
+        <w:t xml:space="preserve">, encodeurs-décodeurs et l’apprentissage multi-tâches gèrent les modalités manquantes, tandis que les </w:t>
+      </w:r>
+      <w:proofErr w:type="spellStart"/>
+      <w:r>
+        <w:rPr>
+          <w:lang w:val="fr-FR"/>
+        </w:rPr>
+        <w:t>embeddings</w:t>
+      </w:r>
+      <w:proofErr w:type="spellEnd"/>
+      <w:r>
+        <w:rPr>
+          <w:lang w:val="fr-FR"/>
+        </w:rPr>
+        <w:t xml:space="preserve"> multimodaux traitent les données non parallèles ou non supervisées. Enfin, le </w:t>
+      </w:r>
+      <w:proofErr w:type="spellStart"/>
+      <w:r>
+        <w:rPr>
+          <w:lang w:val="fr-FR"/>
+        </w:rPr>
+        <w:t>désentrelacement</w:t>
+      </w:r>
+      <w:proofErr w:type="spellEnd"/>
+      <w:r>
+        <w:rPr>
+          <w:lang w:val="fr-FR"/>
+        </w:rPr>
+        <w:t xml:space="preserve"> et les </w:t>
+      </w:r>
+      <w:proofErr w:type="spellStart"/>
+      <w:r>
+        <w:rPr>
+          <w:lang w:val="fr-FR"/>
+        </w:rPr>
+        <w:t>contre-factuels</w:t>
+      </w:r>
+      <w:proofErr w:type="spellEnd"/>
+      <w:r>
+        <w:rPr>
+          <w:lang w:val="fr-FR"/>
+        </w:rPr>
+        <w:t xml:space="preserve"> apportent interprétabilité et équité, et des techniques comme le transfert, le méta-apprentissage, l’</w:t>
+      </w:r>
+      <w:proofErr w:type="spellStart"/>
+      <w:r>
+        <w:rPr>
+          <w:lang w:val="fr-FR"/>
+        </w:rPr>
+        <w:t>adversarial</w:t>
+      </w:r>
+      <w:proofErr w:type="spellEnd"/>
+      <w:r>
+        <w:rPr>
+          <w:lang w:val="fr-FR"/>
+        </w:rPr>
+        <w:t>, le contrastif ou les GAN renforcent la robustesse et l’adaptation de domaine.</w:t>
+      </w:r>
+    </w:p>
+    <w:p>
+      <w:pPr>
+        <w:rPr>
+          <w:lang w:val="fr-FR"/>
+        </w:rPr>
+      </w:pPr>
+    </w:p>
+    <w:p>
+      <w:pPr>
+        <w:rPr>
+          <w:lang w:val="fr-FR"/>
+        </w:rPr>
+      </w:pPr>
+      <w:r>
+        <w:rPr>
+          <w:lang w:val="fr-FR"/>
+        </w:rPr>
+        <w:t xml:space="preserve">Voici le résumé de la section </w:t>
+      </w:r>
+      <w:r>
+        <w:rPr>
+          <w:b/>
+          <w:bCs/>
+          <w:lang w:val="fr-FR"/>
+        </w:rPr>
+        <w:t>7.1</w:t>
+      </w:r>
+      <w:r>
+        <w:rPr>
+          <w:lang w:val="fr-FR"/>
+        </w:rPr>
+        <w:t xml:space="preserve"> sous forme de points :</w:t>
+      </w:r>
+    </w:p>
+    <w:p>
+      <w:pPr>
+        <w:numPr>
+          <w:ilvl w:val="0"/>
+          <w:numId w:val="15"/>
+        </w:numPr>
+        <w:rPr>
+          <w:lang w:val="fr-FR"/>
+        </w:rPr>
+      </w:pPr>
+      <w:r>
+        <w:rPr>
+          <w:lang w:val="fr-FR"/>
+        </w:rPr>
+        <w:t xml:space="preserve">Défi : obtenir une </w:t>
+      </w:r>
+      <w:r>
+        <w:rPr>
+          <w:b/>
+          <w:bCs/>
+          <w:lang w:val="fr-FR"/>
+        </w:rPr>
+        <w:t>représentation universelle</w:t>
+      </w:r>
+      <w:r>
+        <w:rPr>
+          <w:lang w:val="fr-FR"/>
+        </w:rPr>
+        <w:t xml:space="preserve"> pour plusieurs modalités, tout en préservant leurs structures internes.</w:t>
+      </w:r>
+    </w:p>
+    <w:p>
+      <w:pPr>
+        <w:numPr>
+          <w:ilvl w:val="0"/>
+          <w:numId w:val="15"/>
+        </w:numPr>
+        <w:rPr>
+          <w:lang w:val="fr-FR"/>
+        </w:rPr>
+      </w:pPr>
+      <w:r>
+        <w:rPr>
+          <w:lang w:val="fr-FR"/>
+        </w:rPr>
+        <w:t>Les approches actuelles (</w:t>
+      </w:r>
+      <w:r>
+        <w:rPr>
+          <w:b/>
+          <w:bCs/>
+          <w:lang w:val="fr-FR"/>
+        </w:rPr>
+        <w:t>représentation conjointe</w:t>
+      </w:r>
+      <w:r>
+        <w:rPr>
+          <w:lang w:val="fr-FR"/>
+        </w:rPr>
+        <w:t xml:space="preserve"> et </w:t>
+      </w:r>
+      <w:r>
+        <w:rPr>
+          <w:b/>
+          <w:bCs/>
+          <w:lang w:val="fr-FR"/>
+        </w:rPr>
+        <w:t>coordonnée</w:t>
+      </w:r>
+      <w:r>
+        <w:rPr>
+          <w:lang w:val="fr-FR"/>
+        </w:rPr>
+        <w:t>) sont limitées et souvent spécifiques à un domaine.</w:t>
+      </w:r>
+    </w:p>
+    <w:p>
+      <w:pPr>
+        <w:numPr>
+          <w:ilvl w:val="0"/>
+          <w:numId w:val="15"/>
+        </w:numPr>
+        <w:rPr>
+          <w:lang w:val="fr-FR"/>
+        </w:rPr>
+      </w:pPr>
+      <w:r>
+        <w:rPr>
+          <w:lang w:val="fr-FR"/>
+        </w:rPr>
+        <w:t xml:space="preserve">Besoin d’une </w:t>
+      </w:r>
+      <w:r>
+        <w:rPr>
+          <w:b/>
+          <w:bCs/>
+          <w:lang w:val="fr-FR"/>
+        </w:rPr>
+        <w:t>représentation générique</w:t>
+      </w:r>
+      <w:r>
+        <w:rPr>
+          <w:lang w:val="fr-FR"/>
+        </w:rPr>
+        <w:t>, robuste aux modalités manquantes ou bruitées, et adaptable à différents types de modalités.</w:t>
+      </w:r>
+    </w:p>
+    <w:p>
+      <w:pPr>
+        <w:numPr>
+          <w:ilvl w:val="0"/>
+          <w:numId w:val="15"/>
+        </w:numPr>
+        <w:rPr>
+          <w:lang w:val="fr-FR"/>
+        </w:rPr>
+      </w:pPr>
+      <w:proofErr w:type="spellStart"/>
+      <w:r>
+        <w:rPr>
+          <w:b/>
+          <w:bCs/>
+          <w:lang w:val="fr-FR"/>
+        </w:rPr>
+        <w:t>Embeddings</w:t>
+      </w:r>
+      <w:proofErr w:type="spellEnd"/>
+      <w:r>
+        <w:rPr>
+          <w:b/>
+          <w:bCs/>
+          <w:lang w:val="fr-FR"/>
+        </w:rPr>
+        <w:t xml:space="preserve"> multimodaux</w:t>
+      </w:r>
+      <w:r>
+        <w:rPr>
+          <w:lang w:val="fr-FR"/>
+        </w:rPr>
+        <w:t xml:space="preserve">, </w:t>
+      </w:r>
+      <w:r>
+        <w:rPr>
+          <w:b/>
+          <w:bCs/>
+          <w:lang w:val="fr-FR"/>
+        </w:rPr>
+        <w:t>algorithmes discriminatifs</w:t>
+      </w:r>
+      <w:r>
+        <w:rPr>
+          <w:lang w:val="fr-FR"/>
+        </w:rPr>
+        <w:t xml:space="preserve"> et </w:t>
+      </w:r>
+      <w:proofErr w:type="spellStart"/>
+      <w:r>
+        <w:rPr>
+          <w:b/>
+          <w:bCs/>
+          <w:lang w:val="fr-FR"/>
+        </w:rPr>
+        <w:t>GANs</w:t>
+      </w:r>
+      <w:proofErr w:type="spellEnd"/>
+      <w:r>
+        <w:rPr>
+          <w:lang w:val="fr-FR"/>
+        </w:rPr>
+        <w:t xml:space="preserve"> sont des pistes prometteuses pour atteindre cet objectif.</w:t>
+      </w:r>
+    </w:p>
+    <w:p>
+      <w:pPr>
+        <w:rPr>
+          <w:lang w:val="fr-FR"/>
+        </w:rPr>
+      </w:pPr>
+      <w:r>
+        <w:rPr>
+          <w:b/>
+          <w:bCs/>
+          <w:lang w:val="fr-FR"/>
+        </w:rPr>
+        <w:t>7.2 – Disponibilité des jeux de données multimodaux</w:t>
+      </w:r>
+      <w:r>
+        <w:rPr>
+          <w:lang w:val="fr-FR"/>
+        </w:rPr>
+        <w:t xml:space="preserve"> sous forme de points :</w:t>
+      </w:r>
+    </w:p>
+    <w:p>
+      <w:pPr>
+        <w:numPr>
+          <w:ilvl w:val="0"/>
+          <w:numId w:val="16"/>
+        </w:numPr>
+        <w:rPr>
+          <w:lang w:val="fr-FR"/>
+        </w:rPr>
+      </w:pPr>
+      <w:r>
+        <w:rPr>
+          <w:lang w:val="fr-FR"/>
+        </w:rPr>
+        <w:lastRenderedPageBreak/>
+        <w:t xml:space="preserve">Les progrès en </w:t>
+      </w:r>
+      <w:r>
+        <w:rPr>
+          <w:b/>
+          <w:bCs/>
+          <w:lang w:val="fr-FR"/>
+        </w:rPr>
+        <w:t>vision et langage</w:t>
+      </w:r>
+      <w:r>
+        <w:rPr>
+          <w:lang w:val="fr-FR"/>
+        </w:rPr>
+        <w:t xml:space="preserve"> sont dus à l’essor du </w:t>
+      </w:r>
+      <w:proofErr w:type="spellStart"/>
+      <w:r>
+        <w:rPr>
+          <w:lang w:val="fr-FR"/>
+        </w:rPr>
+        <w:t>deep</w:t>
+      </w:r>
+      <w:proofErr w:type="spellEnd"/>
+      <w:r>
+        <w:rPr>
+          <w:lang w:val="fr-FR"/>
+        </w:rPr>
+        <w:t xml:space="preserve"> </w:t>
+      </w:r>
+      <w:proofErr w:type="spellStart"/>
+      <w:r>
+        <w:rPr>
+          <w:lang w:val="fr-FR"/>
+        </w:rPr>
+        <w:t>learning</w:t>
+      </w:r>
+      <w:proofErr w:type="spellEnd"/>
+      <w:r>
+        <w:rPr>
+          <w:lang w:val="fr-FR"/>
+        </w:rPr>
+        <w:t xml:space="preserve"> et à la disponibilité de grands jeux de données ; ce n’est pas le cas pour l’</w:t>
+      </w:r>
+      <w:r>
+        <w:rPr>
+          <w:b/>
+          <w:bCs/>
+          <w:lang w:val="fr-FR"/>
+        </w:rPr>
+        <w:t>audio</w:t>
+      </w:r>
+      <w:r>
+        <w:rPr>
+          <w:lang w:val="fr-FR"/>
+        </w:rPr>
+        <w:t xml:space="preserve"> et la </w:t>
+      </w:r>
+      <w:r>
+        <w:rPr>
+          <w:b/>
+          <w:bCs/>
+          <w:lang w:val="fr-FR"/>
+        </w:rPr>
+        <w:t>vidéo</w:t>
+      </w:r>
+      <w:r>
+        <w:rPr>
+          <w:lang w:val="fr-FR"/>
+        </w:rPr>
+        <w:t xml:space="preserve">, où les </w:t>
+      </w:r>
+      <w:proofErr w:type="spellStart"/>
+      <w:r>
+        <w:rPr>
+          <w:lang w:val="fr-FR"/>
+        </w:rPr>
+        <w:t>datasets</w:t>
+      </w:r>
+      <w:proofErr w:type="spellEnd"/>
+      <w:r>
+        <w:rPr>
+          <w:lang w:val="fr-FR"/>
+        </w:rPr>
+        <w:t xml:space="preserve"> sont limités, entraînant surapprentissage ou dépendance à la modalité texte.</w:t>
+      </w:r>
+    </w:p>
+    <w:p>
+      <w:pPr>
+        <w:numPr>
+          <w:ilvl w:val="0"/>
+          <w:numId w:val="16"/>
+        </w:numPr>
+        <w:rPr>
+          <w:lang w:val="fr-FR"/>
+        </w:rPr>
+      </w:pPr>
+      <w:r>
+        <w:rPr>
+          <w:lang w:val="fr-FR"/>
+        </w:rPr>
+        <w:t xml:space="preserve">La plupart des </w:t>
+      </w:r>
+      <w:proofErr w:type="spellStart"/>
+      <w:r>
+        <w:rPr>
+          <w:lang w:val="fr-FR"/>
+        </w:rPr>
+        <w:t>datasets</w:t>
+      </w:r>
+      <w:proofErr w:type="spellEnd"/>
+      <w:r>
+        <w:rPr>
+          <w:lang w:val="fr-FR"/>
+        </w:rPr>
+        <w:t xml:space="preserve"> multimodaux sont collectés dans des </w:t>
+      </w:r>
+      <w:r>
+        <w:rPr>
+          <w:b/>
+          <w:bCs/>
+          <w:lang w:val="fr-FR"/>
+        </w:rPr>
+        <w:t>conditions contrôlées</w:t>
+      </w:r>
+      <w:r>
+        <w:rPr>
+          <w:lang w:val="fr-FR"/>
+        </w:rPr>
+        <w:t>, peu représentatives des situations réelles.</w:t>
+      </w:r>
+    </w:p>
+    <w:p>
+      <w:pPr>
+        <w:numPr>
+          <w:ilvl w:val="0"/>
+          <w:numId w:val="16"/>
+        </w:numPr>
+        <w:rPr>
+          <w:lang w:val="fr-FR"/>
+        </w:rPr>
+      </w:pPr>
+      <w:r>
+        <w:rPr>
+          <w:lang w:val="fr-FR"/>
+        </w:rPr>
+        <w:t xml:space="preserve">Il manque des </w:t>
+      </w:r>
+      <w:proofErr w:type="spellStart"/>
+      <w:r>
+        <w:rPr>
+          <w:b/>
+          <w:bCs/>
+          <w:lang w:val="fr-FR"/>
+        </w:rPr>
+        <w:t>datasets</w:t>
+      </w:r>
+      <w:proofErr w:type="spellEnd"/>
+      <w:r>
+        <w:rPr>
+          <w:b/>
+          <w:bCs/>
+          <w:lang w:val="fr-FR"/>
+        </w:rPr>
+        <w:t xml:space="preserve"> réalistes</w:t>
+      </w:r>
+      <w:r>
+        <w:rPr>
+          <w:lang w:val="fr-FR"/>
+        </w:rPr>
+        <w:t xml:space="preserve"> avec modalités absentes, bruit ou signaux faibles.</w:t>
+      </w:r>
+    </w:p>
+    <w:p>
+      <w:pPr>
+        <w:numPr>
+          <w:ilvl w:val="0"/>
+          <w:numId w:val="16"/>
+        </w:numPr>
+        <w:rPr>
+          <w:lang w:val="fr-FR"/>
+        </w:rPr>
+      </w:pPr>
+      <w:r>
+        <w:rPr>
+          <w:lang w:val="fr-FR"/>
+        </w:rPr>
+        <w:t xml:space="preserve">Avoir plusieurs </w:t>
+      </w:r>
+      <w:proofErr w:type="spellStart"/>
+      <w:r>
+        <w:rPr>
+          <w:lang w:val="fr-FR"/>
+        </w:rPr>
+        <w:t>datasets</w:t>
+      </w:r>
+      <w:proofErr w:type="spellEnd"/>
+      <w:r>
+        <w:rPr>
+          <w:lang w:val="fr-FR"/>
+        </w:rPr>
+        <w:t xml:space="preserve"> pour une même tâche améliore la </w:t>
+      </w:r>
+      <w:r>
+        <w:rPr>
+          <w:b/>
+          <w:bCs/>
+          <w:lang w:val="fr-FR"/>
+        </w:rPr>
+        <w:t>généralisation</w:t>
+      </w:r>
+      <w:r>
+        <w:rPr>
+          <w:lang w:val="fr-FR"/>
+        </w:rPr>
+        <w:t>.</w:t>
+      </w:r>
+    </w:p>
+    <w:p>
+      <w:pPr>
+        <w:numPr>
+          <w:ilvl w:val="0"/>
+          <w:numId w:val="16"/>
+        </w:numPr>
+        <w:rPr>
+          <w:lang w:val="fr-FR"/>
+        </w:rPr>
+      </w:pPr>
+      <w:r>
+        <w:rPr>
+          <w:lang w:val="fr-FR"/>
+        </w:rPr>
+        <w:t>Difficulté : chaque modalité exige souvent une expertise spécifique pour l’annotation.</w:t>
+      </w:r>
+    </w:p>
+    <w:p>
+      <w:pPr>
+        <w:numPr>
+          <w:ilvl w:val="0"/>
+          <w:numId w:val="16"/>
+        </w:numPr>
+        <w:rPr>
+          <w:lang w:val="fr-FR"/>
+        </w:rPr>
+      </w:pPr>
+      <w:r>
+        <w:rPr>
+          <w:lang w:val="fr-FR"/>
+        </w:rPr>
+        <w:t xml:space="preserve">Les approches </w:t>
+      </w:r>
+      <w:r>
+        <w:rPr>
+          <w:b/>
+          <w:bCs/>
+          <w:lang w:val="fr-FR"/>
+        </w:rPr>
+        <w:t>non supervisées, semi-supervisées et faiblement supervisées</w:t>
+      </w:r>
+      <w:r>
+        <w:rPr>
+          <w:lang w:val="fr-FR"/>
+        </w:rPr>
+        <w:t xml:space="preserve"> doivent être renforcées pour exploiter les données massives disponibles en ligne.</w:t>
+      </w:r>
+    </w:p>
+    <w:p>
+      <w:pPr>
+        <w:numPr>
+          <w:ilvl w:val="0"/>
+          <w:numId w:val="16"/>
+        </w:numPr>
+        <w:rPr>
+          <w:lang w:val="fr-FR"/>
+        </w:rPr>
+      </w:pPr>
+      <w:r>
+        <w:rPr>
+          <w:lang w:val="fr-FR"/>
+        </w:rPr>
+        <w:t xml:space="preserve">Des modèles pré-entraînés comme </w:t>
+      </w:r>
+      <w:r>
+        <w:rPr>
+          <w:b/>
+          <w:bCs/>
+          <w:lang w:val="fr-FR"/>
+        </w:rPr>
+        <w:t>CLIP</w:t>
+      </w:r>
+      <w:r>
+        <w:rPr>
+          <w:lang w:val="fr-FR"/>
+        </w:rPr>
+        <w:t xml:space="preserve"> peuvent aider à créer de grands jeux de données appariés automatiquement, sans annotation manuelle</w:t>
+      </w:r>
+    </w:p>
+    <w:p>
+      <w:pPr>
+        <w:rPr>
+          <w:lang w:val="fr-FR"/>
+        </w:rPr>
+      </w:pPr>
+      <w:r>
+        <w:rPr>
+          <w:lang w:val="fr-FR"/>
+        </w:rPr>
+        <w:t>7.3 :</w:t>
+      </w:r>
+    </w:p>
+    <w:p>
+      <w:pPr>
+        <w:rPr>
+          <w:lang w:val="fr-FR"/>
+        </w:rPr>
+      </w:pPr>
+    </w:p>
+    <w:p>
+      <w:pPr>
+        <w:rPr>
+          <w:lang w:val="fr-FR"/>
+        </w:rPr>
+      </w:pPr>
+      <w:r>
+        <w:rPr>
+          <w:lang w:val="fr-FR"/>
+        </w:rPr>
+        <w:t xml:space="preserve"> Les évaluations multimodales reposent encore surtout sur des comparaisons avec des </w:t>
+      </w:r>
+      <w:proofErr w:type="spellStart"/>
+      <w:r>
+        <w:rPr>
+          <w:lang w:val="fr-FR"/>
+        </w:rPr>
+        <w:t>baselines</w:t>
+      </w:r>
+      <w:proofErr w:type="spellEnd"/>
+      <w:r>
+        <w:rPr>
+          <w:lang w:val="fr-FR"/>
+        </w:rPr>
+        <w:t xml:space="preserve"> unimodales et des métriques classiques (</w:t>
+      </w:r>
+      <w:proofErr w:type="spellStart"/>
+      <w:r>
+        <w:rPr>
+          <w:lang w:val="fr-FR"/>
+        </w:rPr>
+        <w:t>accuracy</w:t>
+      </w:r>
+      <w:proofErr w:type="spellEnd"/>
+      <w:r>
+        <w:rPr>
+          <w:lang w:val="fr-FR"/>
+        </w:rPr>
+        <w:t xml:space="preserve">, </w:t>
+      </w:r>
+      <w:proofErr w:type="spellStart"/>
+      <w:r>
+        <w:rPr>
+          <w:lang w:val="fr-FR"/>
+        </w:rPr>
+        <w:t>precision</w:t>
+      </w:r>
+      <w:proofErr w:type="spellEnd"/>
+      <w:r>
+        <w:rPr>
+          <w:lang w:val="fr-FR"/>
+        </w:rPr>
+        <w:t xml:space="preserve">, </w:t>
+      </w:r>
+      <w:proofErr w:type="spellStart"/>
+      <w:r>
+        <w:rPr>
+          <w:lang w:val="fr-FR"/>
+        </w:rPr>
+        <w:t>recall</w:t>
+      </w:r>
+      <w:proofErr w:type="spellEnd"/>
+      <w:r>
+        <w:rPr>
+          <w:lang w:val="fr-FR"/>
+        </w:rPr>
+        <w:t>, F1), mais celles-ci restent insuffisantes.</w:t>
+      </w:r>
+    </w:p>
+    <w:p>
+      <w:pPr>
+        <w:rPr>
+          <w:lang w:val="fr-FR"/>
+        </w:rPr>
+      </w:pPr>
+      <w:r>
+        <w:rPr>
+          <w:lang w:val="fr-FR"/>
+        </w:rPr>
+        <w:t>Nouvel</w:t>
+      </w:r>
+      <w:r>
+        <w:rPr>
+          <w:lang w:val="fr-FR"/>
+        </w:rPr>
+        <w:t xml:space="preserve"> outil : EMAP, qui compare un classifieur multimodal avec un ensemble de classifieurs unimodaux pour mieux mesurer l’apport de la multimodalité.</w:t>
+      </w:r>
+    </w:p>
+    <w:p>
+      <w:pPr>
+        <w:rPr>
+          <w:lang w:val="fr-FR"/>
+        </w:rPr>
+      </w:pPr>
+      <w:r>
+        <w:rPr>
+          <w:lang w:val="fr-FR"/>
+        </w:rPr>
+        <w:t xml:space="preserve"> Méthodes</w:t>
+      </w:r>
+      <w:r>
+        <w:rPr>
+          <w:lang w:val="fr-FR"/>
+        </w:rPr>
+        <w:t xml:space="preserve"> de dégradation progressive des modalités (ex. traduction multimodale) permettent de voir quand une modalité est réellement utile, surtout en cas de bruit.</w:t>
+      </w:r>
+    </w:p>
+    <w:p>
+      <w:pPr>
+        <w:rPr>
+          <w:lang w:val="fr-FR"/>
+        </w:rPr>
+      </w:pPr>
+      <w:r>
+        <w:rPr>
+          <w:lang w:val="fr-FR"/>
+        </w:rPr>
+        <w:t xml:space="preserve"> Introduction</w:t>
+      </w:r>
+      <w:r>
+        <w:rPr>
+          <w:lang w:val="fr-FR"/>
+        </w:rPr>
+        <w:t xml:space="preserve"> </w:t>
+      </w:r>
+      <w:r>
+        <w:rPr>
+          <w:lang w:val="fr-FR"/>
+        </w:rPr>
+        <w:t>de probes multimodaux pour vérifier si une modalité (ex. visuelle) influence effectivement une autre (ex. linguistique).</w:t>
+      </w:r>
+    </w:p>
+    <w:p>
+      <w:pPr>
+        <w:rPr>
+          <w:lang w:val="fr-FR"/>
+        </w:rPr>
+      </w:pPr>
+      <w:r>
+        <w:rPr>
+          <w:lang w:val="fr-FR"/>
+        </w:rPr>
+        <w:t>Les futures évaluations doivent mesurer :</w:t>
+      </w:r>
+    </w:p>
+    <w:p>
+      <w:pPr>
+        <w:numPr>
+          <w:ilvl w:val="0"/>
+          <w:numId w:val="17"/>
+        </w:numPr>
+        <w:rPr>
+          <w:lang w:val="fr-FR"/>
+        </w:rPr>
+      </w:pPr>
+      <w:proofErr w:type="gramStart"/>
+      <w:r>
+        <w:rPr>
+          <w:lang w:val="fr-FR"/>
+        </w:rPr>
+        <w:t>la</w:t>
+      </w:r>
+      <w:proofErr w:type="gramEnd"/>
+      <w:r>
+        <w:rPr>
+          <w:lang w:val="fr-FR"/>
+        </w:rPr>
+        <w:t xml:space="preserve"> contribution de chaque modalité,</w:t>
+      </w:r>
+    </w:p>
+    <w:p>
+      <w:pPr>
+        <w:numPr>
+          <w:ilvl w:val="0"/>
+          <w:numId w:val="17"/>
+        </w:numPr>
+        <w:rPr>
+          <w:lang w:val="fr-FR"/>
+        </w:rPr>
+      </w:pPr>
+      <w:proofErr w:type="gramStart"/>
+      <w:r>
+        <w:rPr>
+          <w:lang w:val="fr-FR"/>
+        </w:rPr>
+        <w:t>l’efficacité</w:t>
+      </w:r>
+      <w:proofErr w:type="gramEnd"/>
+      <w:r>
+        <w:rPr>
+          <w:lang w:val="fr-FR"/>
+        </w:rPr>
+        <w:t xml:space="preserve"> du </w:t>
+      </w:r>
+      <w:proofErr w:type="spellStart"/>
+      <w:r>
+        <w:rPr>
+          <w:lang w:val="fr-FR"/>
+        </w:rPr>
+        <w:t>co</w:t>
+      </w:r>
+      <w:proofErr w:type="spellEnd"/>
+      <w:r>
+        <w:rPr>
+          <w:lang w:val="fr-FR"/>
+        </w:rPr>
+        <w:t>-apprentissage,</w:t>
+      </w:r>
+    </w:p>
+    <w:p>
+      <w:pPr>
+        <w:numPr>
+          <w:ilvl w:val="0"/>
+          <w:numId w:val="17"/>
+        </w:numPr>
+        <w:rPr>
+          <w:lang w:val="fr-FR"/>
+        </w:rPr>
+      </w:pPr>
+      <w:proofErr w:type="gramStart"/>
+      <w:r>
+        <w:rPr>
+          <w:lang w:val="fr-FR"/>
+        </w:rPr>
+        <w:t>la</w:t>
+      </w:r>
+      <w:proofErr w:type="gramEnd"/>
+      <w:r>
+        <w:rPr>
+          <w:lang w:val="fr-FR"/>
+        </w:rPr>
+        <w:t xml:space="preserve"> tolérance au bruit,</w:t>
+      </w:r>
+    </w:p>
+    <w:p>
+      <w:pPr>
+        <w:numPr>
+          <w:ilvl w:val="0"/>
+          <w:numId w:val="17"/>
+        </w:numPr>
+        <w:rPr>
+          <w:lang w:val="fr-FR"/>
+        </w:rPr>
+      </w:pPr>
+      <w:proofErr w:type="gramStart"/>
+      <w:r>
+        <w:rPr>
+          <w:lang w:val="fr-FR"/>
+        </w:rPr>
+        <w:t>le</w:t>
+      </w:r>
+      <w:proofErr w:type="gramEnd"/>
+      <w:r>
+        <w:rPr>
+          <w:lang w:val="fr-FR"/>
+        </w:rPr>
+        <w:t xml:space="preserve"> besoin d’appariement des données,</w:t>
+      </w:r>
+    </w:p>
+    <w:p>
+      <w:pPr>
+        <w:numPr>
+          <w:ilvl w:val="0"/>
+          <w:numId w:val="17"/>
+        </w:numPr>
+        <w:rPr>
+          <w:lang w:val="fr-FR"/>
+        </w:rPr>
+      </w:pPr>
+      <w:proofErr w:type="gramStart"/>
+      <w:r>
+        <w:rPr>
+          <w:lang w:val="fr-FR"/>
+        </w:rPr>
+        <w:t>l’impact</w:t>
+      </w:r>
+      <w:proofErr w:type="gramEnd"/>
+      <w:r>
+        <w:rPr>
+          <w:lang w:val="fr-FR"/>
+        </w:rPr>
+        <w:t xml:space="preserve"> des décalages de domaine,</w:t>
+      </w:r>
+    </w:p>
+    <w:p>
+      <w:pPr>
+        <w:numPr>
+          <w:ilvl w:val="0"/>
+          <w:numId w:val="17"/>
+        </w:numPr>
+        <w:rPr>
+          <w:lang w:val="fr-FR"/>
+        </w:rPr>
+      </w:pPr>
+      <w:proofErr w:type="gramStart"/>
+      <w:r>
+        <w:rPr>
+          <w:lang w:val="fr-FR"/>
+        </w:rPr>
+        <w:lastRenderedPageBreak/>
+        <w:t>l’interprétabilité</w:t>
+      </w:r>
+      <w:proofErr w:type="gramEnd"/>
+      <w:r>
+        <w:rPr>
+          <w:lang w:val="fr-FR"/>
+        </w:rPr>
+        <w:t xml:space="preserve"> et l’équité.</w:t>
+      </w:r>
+    </w:p>
+    <w:p>
+      <w:pPr>
+        <w:pStyle w:val="Titre2"/>
+      </w:pPr>
+      <w:r>
+        <w:rPr>
+          <w:lang w:val="fr-FR"/>
+        </w:rPr>
+        <w:t xml:space="preserve">7.4 </w:t>
+      </w:r>
+      <w:proofErr w:type="spellStart"/>
+      <w:r>
+        <w:t>Presence</w:t>
+      </w:r>
+      <w:proofErr w:type="spellEnd"/>
+      <w:r>
+        <w:t xml:space="preserve"> </w:t>
+      </w:r>
+      <w:proofErr w:type="spellStart"/>
+      <w:r>
+        <w:t>of</w:t>
+      </w:r>
+      <w:proofErr w:type="spellEnd"/>
+      <w:r>
+        <w:t xml:space="preserve"> </w:t>
+      </w:r>
+      <w:proofErr w:type="spellStart"/>
+      <w:r>
+        <w:t>modality</w:t>
+      </w:r>
+      <w:proofErr w:type="spellEnd"/>
+      <w:r>
+        <w:t xml:space="preserve"> </w:t>
+      </w:r>
+    </w:p>
+    <w:p>
+      <w:pPr>
+        <w:rPr>
+          <w:lang w:val="fr-FR"/>
+        </w:rPr>
+      </w:pPr>
+      <w:r>
+        <w:rPr>
+          <w:lang w:val="fr-FR"/>
+        </w:rPr>
+        <w:t xml:space="preserve">La gestion de l’absence de modalités au moment du test est un enjeu crucial du </w:t>
+      </w:r>
+      <w:proofErr w:type="spellStart"/>
+      <w:r>
+        <w:rPr>
+          <w:lang w:val="fr-FR"/>
+        </w:rPr>
+        <w:t>co</w:t>
+      </w:r>
+      <w:proofErr w:type="spellEnd"/>
+      <w:r>
+        <w:rPr>
+          <w:lang w:val="fr-FR"/>
+        </w:rPr>
+        <w:t>-apprentissage multimodal, car en pratique toutes les données ne sont pas toujours disponibles. Peu de modèles actuels sont conçus pour répondre à ce défi, mais les recherches récentes montrent que prendre en compte ce problème permet d’améliorer robustesse, équité, interprétabilité et représentations invariantes aux modalités.</w:t>
+      </w:r>
+    </w:p>
+    <w:p>
+      <w:pPr>
+        <w:rPr>
+          <w:lang w:val="fr-FR"/>
+        </w:rPr>
+      </w:pPr>
+    </w:p>
+    <w:p>
+      <w:pPr>
+        <w:pStyle w:val="Titre2"/>
+      </w:pPr>
+      <w:r>
+        <w:t xml:space="preserve">7.5 Data </w:t>
+      </w:r>
+      <w:proofErr w:type="spellStart"/>
+      <w:r>
+        <w:t>parallelism</w:t>
+      </w:r>
+      <w:proofErr w:type="spellEnd"/>
+    </w:p>
+    <w:p>
+      <w:pPr>
+        <w:rPr>
+          <w:lang w:val="fr-FR"/>
+        </w:rPr>
+      </w:pPr>
+      <w:proofErr w:type="gramStart"/>
+      <w:r>
+        <w:rPr>
+          <w:lang w:val="fr-FR"/>
+        </w:rPr>
+        <w:t>  Problème</w:t>
+      </w:r>
+      <w:proofErr w:type="gramEnd"/>
+      <w:r>
+        <w:rPr>
+          <w:lang w:val="fr-FR"/>
+        </w:rPr>
+        <w:t xml:space="preserve"> : l’alignement manuel (audio-texte, vidéo, transcription) est coûteux et freine l’usage en temps réel.</w:t>
+      </w:r>
+    </w:p>
+    <w:p>
+      <w:pPr>
+        <w:rPr>
+          <w:lang w:val="fr-FR"/>
+        </w:rPr>
+      </w:pPr>
+      <w:proofErr w:type="gramStart"/>
+      <w:r>
+        <w:rPr>
+          <w:lang w:val="fr-FR"/>
+        </w:rPr>
+        <w:t>  Solution</w:t>
+      </w:r>
+      <w:proofErr w:type="gramEnd"/>
+      <w:r>
+        <w:rPr>
+          <w:lang w:val="fr-FR"/>
+        </w:rPr>
+        <w:t xml:space="preserve"> : les </w:t>
+      </w:r>
+      <w:r>
+        <w:rPr>
+          <w:b/>
+          <w:bCs/>
+          <w:lang w:val="fr-FR"/>
+        </w:rPr>
+        <w:t>modèles à attention</w:t>
+      </w:r>
+      <w:r>
+        <w:rPr>
+          <w:lang w:val="fr-FR"/>
+        </w:rPr>
+        <w:t xml:space="preserve"> apprennent automatiquement les relations inter/intra-modales, mais leur succès est surtout prouvé avec 2 modalités.</w:t>
+      </w:r>
+    </w:p>
+    <w:p>
+      <w:pPr>
+        <w:rPr>
+          <w:lang w:val="fr-FR"/>
+        </w:rPr>
+      </w:pPr>
+      <w:proofErr w:type="gramStart"/>
+      <w:r>
+        <w:rPr>
+          <w:lang w:val="fr-FR"/>
+        </w:rPr>
+        <w:t>  Approches</w:t>
+      </w:r>
+      <w:proofErr w:type="gramEnd"/>
+      <w:r>
+        <w:rPr>
+          <w:lang w:val="fr-FR"/>
+        </w:rPr>
+        <w:t xml:space="preserve"> alternatives :</w:t>
+      </w:r>
+    </w:p>
+    <w:p>
+      <w:pPr>
+        <w:numPr>
+          <w:ilvl w:val="0"/>
+          <w:numId w:val="18"/>
+        </w:numPr>
+        <w:rPr>
+          <w:lang w:val="fr-FR"/>
+        </w:rPr>
+      </w:pPr>
+      <w:proofErr w:type="spellStart"/>
+      <w:r>
+        <w:rPr>
+          <w:b/>
+          <w:bCs/>
+          <w:lang w:val="fr-FR"/>
+        </w:rPr>
+        <w:t>Embeddings</w:t>
+      </w:r>
+      <w:proofErr w:type="spellEnd"/>
+      <w:r>
+        <w:rPr>
+          <w:b/>
+          <w:bCs/>
+          <w:lang w:val="fr-FR"/>
+        </w:rPr>
+        <w:t xml:space="preserve"> multimodaux coordonnés</w:t>
+      </w:r>
+      <w:r>
+        <w:rPr>
+          <w:lang w:val="fr-FR"/>
+        </w:rPr>
+        <w:t xml:space="preserve"> pour réduire la dépendance à l’appariement strict.</w:t>
+      </w:r>
+    </w:p>
+    <w:p>
+      <w:pPr>
+        <w:numPr>
+          <w:ilvl w:val="0"/>
+          <w:numId w:val="18"/>
+        </w:numPr>
+        <w:rPr>
+          <w:lang w:val="fr-FR"/>
+        </w:rPr>
+      </w:pPr>
+      <w:r>
+        <w:rPr>
+          <w:b/>
+          <w:bCs/>
+          <w:lang w:val="fr-FR"/>
+        </w:rPr>
+        <w:t>Apprentissage contrastif</w:t>
+      </w:r>
+      <w:r>
+        <w:rPr>
+          <w:lang w:val="fr-FR"/>
+        </w:rPr>
+        <w:t xml:space="preserve"> avec échantillons négatifs pour un meilleur alignement.</w:t>
+      </w:r>
+    </w:p>
+    <w:p>
+      <w:pPr>
+        <w:numPr>
+          <w:ilvl w:val="0"/>
+          <w:numId w:val="18"/>
+        </w:numPr>
+        <w:rPr>
+          <w:lang w:val="fr-FR"/>
+        </w:rPr>
+      </w:pPr>
+      <w:r>
+        <w:rPr>
+          <w:b/>
+          <w:bCs/>
+          <w:lang w:val="fr-FR"/>
+        </w:rPr>
+        <w:t>Alignement de haut niveau</w:t>
+      </w:r>
+      <w:r>
+        <w:rPr>
+          <w:lang w:val="fr-FR"/>
+        </w:rPr>
+        <w:t xml:space="preserve"> (ex. recettes texte/vidéo, phrase </w:t>
+      </w:r>
+      <w:proofErr w:type="spellStart"/>
+      <w:r>
+        <w:rPr>
+          <w:lang w:val="fr-FR"/>
+        </w:rPr>
+        <w:t>grounding</w:t>
+      </w:r>
+      <w:proofErr w:type="spellEnd"/>
+      <w:r>
+        <w:rPr>
+          <w:lang w:val="fr-FR"/>
+        </w:rPr>
+        <w:t xml:space="preserve"> image-légende) qui exploite des correspondances globales plutôt que précises.</w:t>
+      </w:r>
+    </w:p>
+    <w:p>
+      <w:pPr>
+        <w:numPr>
+          <w:ilvl w:val="0"/>
+          <w:numId w:val="18"/>
+        </w:numPr>
+        <w:rPr>
+          <w:lang w:val="fr-FR"/>
+        </w:rPr>
+      </w:pPr>
+      <w:r>
+        <w:rPr>
+          <w:b/>
+          <w:bCs/>
+          <w:lang w:val="fr-FR"/>
+        </w:rPr>
+        <w:t>Données hybrides ou partagées</w:t>
+      </w:r>
+      <w:r>
+        <w:rPr>
+          <w:lang w:val="fr-FR"/>
+        </w:rPr>
+        <w:t xml:space="preserve"> comme troisième modalité pour faciliter l’alignement indirect.</w:t>
+      </w:r>
+    </w:p>
+    <w:p>
+      <w:pPr>
+        <w:pStyle w:val="Titre2"/>
+      </w:pPr>
+      <w:r>
+        <w:t xml:space="preserve">7.6 </w:t>
+      </w:r>
+      <w:proofErr w:type="spellStart"/>
+      <w:r>
+        <w:t>Noisy</w:t>
+      </w:r>
+      <w:proofErr w:type="spellEnd"/>
+      <w:r>
+        <w:t xml:space="preserve"> </w:t>
+      </w:r>
+      <w:proofErr w:type="spellStart"/>
+      <w:r>
+        <w:t>modality</w:t>
+      </w:r>
+      <w:proofErr w:type="spellEnd"/>
+    </w:p>
+    <w:p>
+      <w:pPr>
+        <w:rPr>
+          <w:lang w:val="fr-FR"/>
+        </w:rPr>
+      </w:pPr>
+      <w:proofErr w:type="gramStart"/>
+      <w:r>
+        <w:rPr>
+          <w:lang w:val="fr-FR"/>
+        </w:rPr>
+        <w:t xml:space="preserve">  </w:t>
+      </w:r>
+      <w:r>
+        <w:rPr>
+          <w:b/>
+          <w:bCs/>
+          <w:lang w:val="fr-FR"/>
+        </w:rPr>
+        <w:t>Problème</w:t>
+      </w:r>
+      <w:proofErr w:type="gramEnd"/>
+      <w:r>
+        <w:rPr>
+          <w:lang w:val="fr-FR"/>
+        </w:rPr>
+        <w:t xml:space="preserve"> : les labels bruités réduisent la performance et la robustesse des modèles.</w:t>
+      </w:r>
+    </w:p>
+    <w:p>
+      <w:pPr>
+        <w:rPr>
+          <w:lang w:val="fr-FR"/>
+        </w:rPr>
+      </w:pPr>
+      <w:proofErr w:type="gramStart"/>
+      <w:r>
+        <w:rPr>
+          <w:lang w:val="fr-FR"/>
+        </w:rPr>
+        <w:t xml:space="preserve">  </w:t>
+      </w:r>
+      <w:r>
+        <w:rPr>
+          <w:b/>
+          <w:bCs/>
+          <w:lang w:val="fr-FR"/>
+        </w:rPr>
+        <w:t>Méthodes</w:t>
+      </w:r>
+      <w:proofErr w:type="gramEnd"/>
+      <w:r>
+        <w:rPr>
+          <w:b/>
+          <w:bCs/>
+          <w:lang w:val="fr-FR"/>
+        </w:rPr>
+        <w:t xml:space="preserve"> actuelles</w:t>
+      </w:r>
+      <w:r>
+        <w:rPr>
+          <w:lang w:val="fr-FR"/>
+        </w:rPr>
+        <w:t xml:space="preserve"> :</w:t>
+      </w:r>
+    </w:p>
+    <w:p>
+      <w:pPr>
+        <w:numPr>
+          <w:ilvl w:val="0"/>
+          <w:numId w:val="19"/>
+        </w:numPr>
+        <w:rPr>
+          <w:lang w:val="fr-FR"/>
+        </w:rPr>
+      </w:pPr>
+      <w:r>
+        <w:rPr>
+          <w:i/>
+          <w:iCs/>
+          <w:lang w:val="fr-FR"/>
+        </w:rPr>
+        <w:t>Co-</w:t>
+      </w:r>
+      <w:proofErr w:type="spellStart"/>
+      <w:r>
+        <w:rPr>
+          <w:i/>
+          <w:iCs/>
+          <w:lang w:val="fr-FR"/>
+        </w:rPr>
+        <w:t>teaching</w:t>
+      </w:r>
+      <w:proofErr w:type="spellEnd"/>
+      <w:r>
+        <w:rPr>
+          <w:lang w:val="fr-FR"/>
+        </w:rPr>
+        <w:t xml:space="preserve"> : apprentissage initial sur labels propres puis utilisation du réseau pour classer les données bruitées.</w:t>
+      </w:r>
+    </w:p>
+    <w:p>
+      <w:pPr>
+        <w:numPr>
+          <w:ilvl w:val="0"/>
+          <w:numId w:val="19"/>
+        </w:numPr>
+        <w:rPr>
+          <w:lang w:val="fr-FR"/>
+        </w:rPr>
+      </w:pPr>
+      <w:r>
+        <w:rPr>
+          <w:lang w:val="fr-FR"/>
+        </w:rPr>
+        <w:t xml:space="preserve">Utilisation de modèles </w:t>
+      </w:r>
+      <w:r>
+        <w:rPr>
+          <w:b/>
+          <w:bCs/>
+          <w:lang w:val="fr-FR"/>
+        </w:rPr>
+        <w:t>génératifs</w:t>
+      </w:r>
+      <w:r>
+        <w:rPr>
+          <w:lang w:val="fr-FR"/>
+        </w:rPr>
+        <w:t xml:space="preserve"> et </w:t>
+      </w:r>
+      <w:r>
+        <w:rPr>
+          <w:b/>
+          <w:bCs/>
+          <w:lang w:val="fr-FR"/>
+        </w:rPr>
+        <w:t>graphiques</w:t>
+      </w:r>
+      <w:r>
+        <w:rPr>
+          <w:lang w:val="fr-FR"/>
+        </w:rPr>
+        <w:t>.</w:t>
+      </w:r>
+    </w:p>
+    <w:p>
+      <w:pPr>
+        <w:numPr>
+          <w:ilvl w:val="0"/>
+          <w:numId w:val="19"/>
+        </w:numPr>
+        <w:rPr>
+          <w:lang w:val="fr-FR"/>
+        </w:rPr>
+      </w:pPr>
+      <w:r>
+        <w:rPr>
+          <w:b/>
+          <w:bCs/>
+          <w:lang w:val="fr-FR"/>
+        </w:rPr>
+        <w:t xml:space="preserve">Apprentissage </w:t>
+      </w:r>
+      <w:proofErr w:type="spellStart"/>
+      <w:r>
+        <w:rPr>
+          <w:b/>
+          <w:bCs/>
+          <w:lang w:val="fr-FR"/>
+        </w:rPr>
+        <w:t>adversarial</w:t>
+      </w:r>
+      <w:proofErr w:type="spellEnd"/>
+      <w:r>
+        <w:rPr>
+          <w:lang w:val="fr-FR"/>
+        </w:rPr>
+        <w:t xml:space="preserve"> et </w:t>
+      </w:r>
+      <w:r>
+        <w:rPr>
+          <w:b/>
+          <w:bCs/>
+          <w:lang w:val="fr-FR"/>
+        </w:rPr>
+        <w:t>contrastif</w:t>
+      </w:r>
+      <w:r>
+        <w:rPr>
+          <w:lang w:val="fr-FR"/>
+        </w:rPr>
+        <w:t xml:space="preserve"> pour mieux gérer le bruit.</w:t>
+      </w:r>
+    </w:p>
+    <w:p>
+      <w:pPr>
+        <w:rPr>
+          <w:lang w:val="fr-FR"/>
+        </w:rPr>
+      </w:pPr>
+      <w:proofErr w:type="gramStart"/>
+      <w:r>
+        <w:rPr>
+          <w:lang w:val="fr-FR"/>
+        </w:rPr>
+        <w:t xml:space="preserve">  </w:t>
+      </w:r>
+      <w:r>
+        <w:rPr>
+          <w:b/>
+          <w:bCs/>
+          <w:lang w:val="fr-FR"/>
+        </w:rPr>
+        <w:t>Limites</w:t>
+      </w:r>
+      <w:proofErr w:type="gramEnd"/>
+      <w:r>
+        <w:rPr>
+          <w:lang w:val="fr-FR"/>
+        </w:rPr>
+        <w:t xml:space="preserve"> :</w:t>
+      </w:r>
+    </w:p>
+    <w:p>
+      <w:pPr>
+        <w:numPr>
+          <w:ilvl w:val="0"/>
+          <w:numId w:val="20"/>
+        </w:numPr>
+        <w:rPr>
+          <w:lang w:val="fr-FR"/>
+        </w:rPr>
+      </w:pPr>
+      <w:r>
+        <w:rPr>
+          <w:lang w:val="fr-FR"/>
+        </w:rPr>
+        <w:t>Les modèles actuels ne sont pas conçus pour être robustes à divers types de bruit.</w:t>
+      </w:r>
+    </w:p>
+    <w:p>
+      <w:pPr>
+        <w:numPr>
+          <w:ilvl w:val="0"/>
+          <w:numId w:val="20"/>
+        </w:numPr>
+        <w:rPr>
+          <w:lang w:val="fr-FR"/>
+        </w:rPr>
+      </w:pPr>
+      <w:r>
+        <w:rPr>
+          <w:lang w:val="fr-FR"/>
+        </w:rPr>
+        <w:lastRenderedPageBreak/>
+        <w:t>Absence de pratiques uniformes entre les différentes applications et modalités.</w:t>
+      </w:r>
+    </w:p>
+    <w:p>
+      <w:pPr>
+        <w:pStyle w:val="Titre2"/>
+      </w:pPr>
+      <w:r>
+        <w:t xml:space="preserve">7.7 </w:t>
+      </w:r>
+      <w:proofErr w:type="spellStart"/>
+      <w:r>
+        <w:t>Modality</w:t>
+      </w:r>
+      <w:proofErr w:type="spellEnd"/>
+      <w:r>
+        <w:t xml:space="preserve"> </w:t>
+      </w:r>
+      <w:proofErr w:type="spellStart"/>
+      <w:r>
+        <w:t>annotations</w:t>
+      </w:r>
+      <w:proofErr w:type="spellEnd"/>
+      <w:r>
+        <w:t>:</w:t>
+      </w:r>
+    </w:p>
+    <w:p>
+      <w:pPr>
+        <w:rPr>
+          <w:lang w:val="fr-FR"/>
+        </w:rPr>
+      </w:pPr>
+      <w:proofErr w:type="gramStart"/>
+      <w:r>
+        <w:rPr>
+          <w:lang w:val="fr-FR"/>
+        </w:rPr>
+        <w:t>  Les</w:t>
+      </w:r>
+      <w:proofErr w:type="gramEnd"/>
+      <w:r>
+        <w:rPr>
+          <w:lang w:val="fr-FR"/>
+        </w:rPr>
+        <w:t xml:space="preserve"> données annotées en grande quantité sont un facteur clé pour les performances des modèles.</w:t>
+      </w:r>
+    </w:p>
+    <w:p>
+      <w:pPr>
+        <w:rPr>
+          <w:lang w:val="fr-FR"/>
+        </w:rPr>
+      </w:pPr>
+      <w:proofErr w:type="gramStart"/>
+      <w:r>
+        <w:rPr>
+          <w:lang w:val="fr-FR"/>
+        </w:rPr>
+        <w:t>  Bons</w:t>
+      </w:r>
+      <w:proofErr w:type="gramEnd"/>
+      <w:r>
+        <w:rPr>
+          <w:lang w:val="fr-FR"/>
+        </w:rPr>
+        <w:t xml:space="preserve"> </w:t>
+      </w:r>
+      <w:proofErr w:type="spellStart"/>
+      <w:r>
+        <w:rPr>
+          <w:lang w:val="fr-FR"/>
+        </w:rPr>
+        <w:t>datasets</w:t>
+      </w:r>
+      <w:proofErr w:type="spellEnd"/>
+      <w:r>
+        <w:rPr>
+          <w:lang w:val="fr-FR"/>
+        </w:rPr>
+        <w:t xml:space="preserve"> disponibles pour les modalités </w:t>
+      </w:r>
+      <w:r>
+        <w:rPr>
+          <w:b/>
+          <w:bCs/>
+          <w:lang w:val="fr-FR"/>
+        </w:rPr>
+        <w:t>image</w:t>
+      </w:r>
+      <w:r>
+        <w:rPr>
+          <w:lang w:val="fr-FR"/>
+        </w:rPr>
+        <w:t xml:space="preserve"> et </w:t>
+      </w:r>
+      <w:r>
+        <w:rPr>
+          <w:b/>
+          <w:bCs/>
+          <w:lang w:val="fr-FR"/>
+        </w:rPr>
+        <w:t>langage</w:t>
+      </w:r>
+      <w:r>
+        <w:rPr>
+          <w:lang w:val="fr-FR"/>
+        </w:rPr>
+        <w:t xml:space="preserve">, mais limitation des </w:t>
+      </w:r>
+      <w:proofErr w:type="spellStart"/>
+      <w:r>
+        <w:rPr>
+          <w:lang w:val="fr-FR"/>
+        </w:rPr>
+        <w:t>datasets</w:t>
+      </w:r>
+      <w:proofErr w:type="spellEnd"/>
+      <w:r>
+        <w:rPr>
+          <w:lang w:val="fr-FR"/>
+        </w:rPr>
+        <w:t xml:space="preserve"> </w:t>
+      </w:r>
+      <w:r>
+        <w:rPr>
+          <w:b/>
+          <w:bCs/>
+          <w:lang w:val="fr-FR"/>
+        </w:rPr>
+        <w:t>multimodaux</w:t>
+      </w:r>
+      <w:r>
+        <w:rPr>
+          <w:lang w:val="fr-FR"/>
+        </w:rPr>
+        <w:t xml:space="preserve"> à quelques tâches standards.</w:t>
+      </w:r>
+    </w:p>
+    <w:p>
+      <w:pPr>
+        <w:rPr>
+          <w:lang w:val="fr-FR"/>
+        </w:rPr>
+      </w:pPr>
+      <w:proofErr w:type="gramStart"/>
+      <w:r>
+        <w:rPr>
+          <w:lang w:val="fr-FR"/>
+        </w:rPr>
+        <w:t>  L’annotation</w:t>
+      </w:r>
+      <w:proofErr w:type="gramEnd"/>
+      <w:r>
+        <w:rPr>
+          <w:lang w:val="fr-FR"/>
+        </w:rPr>
+        <w:t xml:space="preserve"> multimodale est coûteuse et complexe.</w:t>
+      </w:r>
+    </w:p>
+    <w:p>
+      <w:pPr>
+        <w:rPr>
+          <w:lang w:val="fr-FR"/>
+        </w:rPr>
+      </w:pPr>
+      <w:proofErr w:type="gramStart"/>
+      <w:r>
+        <w:rPr>
+          <w:lang w:val="fr-FR"/>
+        </w:rPr>
+        <w:t>  Recherche</w:t>
+      </w:r>
+      <w:proofErr w:type="gramEnd"/>
+      <w:r>
+        <w:rPr>
+          <w:lang w:val="fr-FR"/>
+        </w:rPr>
+        <w:t xml:space="preserve"> active sur :</w:t>
+      </w:r>
+    </w:p>
+    <w:p>
+      <w:pPr>
+        <w:numPr>
+          <w:ilvl w:val="0"/>
+          <w:numId w:val="21"/>
+        </w:numPr>
+        <w:rPr>
+          <w:lang w:val="fr-FR"/>
+        </w:rPr>
+      </w:pPr>
+      <w:proofErr w:type="gramStart"/>
+      <w:r>
+        <w:rPr>
+          <w:lang w:val="fr-FR"/>
+        </w:rPr>
+        <w:t>l’</w:t>
+      </w:r>
+      <w:r>
+        <w:rPr>
+          <w:b/>
+          <w:bCs/>
+          <w:lang w:val="fr-FR"/>
+        </w:rPr>
+        <w:t>apprentissage</w:t>
+      </w:r>
+      <w:proofErr w:type="gramEnd"/>
+      <w:r>
+        <w:rPr>
+          <w:b/>
+          <w:bCs/>
+          <w:lang w:val="fr-FR"/>
+        </w:rPr>
+        <w:t xml:space="preserve"> semi-supervisé</w:t>
+      </w:r>
+      <w:r>
+        <w:rPr>
+          <w:lang w:val="fr-FR"/>
+        </w:rPr>
+        <w:t>,</w:t>
+      </w:r>
+    </w:p>
+    <w:p>
+      <w:pPr>
+        <w:numPr>
+          <w:ilvl w:val="0"/>
+          <w:numId w:val="21"/>
+        </w:numPr>
+        <w:rPr>
+          <w:lang w:val="fr-FR"/>
+        </w:rPr>
+      </w:pPr>
+      <w:proofErr w:type="gramStart"/>
+      <w:r>
+        <w:rPr>
+          <w:lang w:val="fr-FR"/>
+        </w:rPr>
+        <w:t>l’</w:t>
+      </w:r>
+      <w:r>
+        <w:rPr>
+          <w:b/>
+          <w:bCs/>
+          <w:lang w:val="fr-FR"/>
+        </w:rPr>
+        <w:t>apprentissage</w:t>
+      </w:r>
+      <w:proofErr w:type="gramEnd"/>
+      <w:r>
+        <w:rPr>
+          <w:b/>
+          <w:bCs/>
+          <w:lang w:val="fr-FR"/>
+        </w:rPr>
+        <w:t xml:space="preserve"> faiblement supervisé</w:t>
+      </w:r>
+      <w:r>
+        <w:rPr>
+          <w:lang w:val="fr-FR"/>
+        </w:rPr>
+        <w:t>,</w:t>
+      </w:r>
+    </w:p>
+    <w:p>
+      <w:pPr>
+        <w:numPr>
+          <w:ilvl w:val="0"/>
+          <w:numId w:val="21"/>
+        </w:numPr>
+        <w:rPr>
+          <w:lang w:val="fr-FR"/>
+        </w:rPr>
+      </w:pPr>
+      <w:proofErr w:type="gramStart"/>
+      <w:r>
+        <w:rPr>
+          <w:lang w:val="fr-FR"/>
+        </w:rPr>
+        <w:t>l’</w:t>
+      </w:r>
+      <w:r>
+        <w:rPr>
+          <w:b/>
+          <w:bCs/>
+          <w:lang w:val="fr-FR"/>
+        </w:rPr>
+        <w:t>apprentissage</w:t>
+      </w:r>
+      <w:proofErr w:type="gramEnd"/>
+      <w:r>
+        <w:rPr>
+          <w:b/>
+          <w:bCs/>
+          <w:lang w:val="fr-FR"/>
+        </w:rPr>
+        <w:t xml:space="preserve"> non supervisé</w:t>
+      </w:r>
+      <w:r>
+        <w:rPr>
+          <w:lang w:val="fr-FR"/>
+        </w:rPr>
+        <w:t>,</w:t>
+      </w:r>
+      <w:r>
+        <w:rPr>
+          <w:lang w:val="fr-FR"/>
+        </w:rPr>
+        <w:br/>
+        <w:t>afin de réduire la dépendance à l’annotation manuelle.</w:t>
+      </w:r>
+    </w:p>
+    <w:p>
+      <w:pPr>
+        <w:rPr>
+          <w:lang w:val="fr-FR"/>
+        </w:rPr>
+      </w:pPr>
+      <w:proofErr w:type="gramStart"/>
+      <w:r>
+        <w:rPr>
+          <w:lang w:val="fr-FR"/>
+        </w:rPr>
+        <w:t>  Besoin</w:t>
+      </w:r>
+      <w:proofErr w:type="gramEnd"/>
+      <w:r>
+        <w:rPr>
+          <w:lang w:val="fr-FR"/>
+        </w:rPr>
+        <w:t xml:space="preserve"> de nouveaux jeux de données multimodaux pour élargir les domaines d’application.</w:t>
+      </w:r>
+    </w:p>
+    <w:p>
+      <w:pPr>
+        <w:pStyle w:val="Titre2"/>
+      </w:pPr>
+      <w:r>
+        <w:t xml:space="preserve">7.8 Multimodal </w:t>
+      </w:r>
+      <w:proofErr w:type="spellStart"/>
+      <w:r>
+        <w:t>domain</w:t>
+      </w:r>
+      <w:proofErr w:type="spellEnd"/>
+      <w:r>
+        <w:t xml:space="preserve"> </w:t>
+      </w:r>
+      <w:proofErr w:type="spellStart"/>
+      <w:r>
+        <w:t>adaptation</w:t>
+      </w:r>
+      <w:proofErr w:type="spellEnd"/>
+    </w:p>
+    <w:p>
+      <w:pPr>
+        <w:rPr>
+          <w:lang w:val="fr-FR"/>
+        </w:rPr>
+      </w:pPr>
+      <w:proofErr w:type="gramStart"/>
+      <w:r>
+        <w:rPr>
+          <w:lang w:val="fr-FR"/>
+        </w:rPr>
+        <w:t xml:space="preserve">  </w:t>
+      </w:r>
+      <w:r>
+        <w:rPr>
+          <w:b/>
+          <w:bCs/>
+          <w:lang w:val="fr-FR"/>
+        </w:rPr>
+        <w:t>But</w:t>
+      </w:r>
+      <w:proofErr w:type="gramEnd"/>
+      <w:r>
+        <w:rPr>
+          <w:lang w:val="fr-FR"/>
+        </w:rPr>
+        <w:t xml:space="preserve"> : améliorer la généralisation des modèles en transférant les connaissances d’un domaine source vers un domaine cible avec peu de données.</w:t>
+      </w:r>
+    </w:p>
+    <w:p>
+      <w:pPr>
+        <w:rPr>
+          <w:lang w:val="fr-FR"/>
+        </w:rPr>
+      </w:pPr>
+      <w:proofErr w:type="gramStart"/>
+      <w:r>
+        <w:rPr>
+          <w:lang w:val="fr-FR"/>
+        </w:rPr>
+        <w:t xml:space="preserve">  </w:t>
+      </w:r>
+      <w:r>
+        <w:rPr>
+          <w:b/>
+          <w:bCs/>
+          <w:lang w:val="fr-FR"/>
+        </w:rPr>
+        <w:t>Apport</w:t>
+      </w:r>
+      <w:proofErr w:type="gramEnd"/>
+      <w:r>
+        <w:rPr>
+          <w:b/>
+          <w:bCs/>
+          <w:lang w:val="fr-FR"/>
+        </w:rPr>
+        <w:t xml:space="preserve"> multimodal</w:t>
+      </w:r>
+      <w:r>
+        <w:rPr>
+          <w:lang w:val="fr-FR"/>
+        </w:rPr>
+        <w:t xml:space="preserve"> : exploiter les grands ensembles multimodaux du web pour l’adaptation.</w:t>
+      </w:r>
+    </w:p>
+    <w:p>
+      <w:pPr>
+        <w:rPr>
+          <w:lang w:val="fr-FR"/>
+        </w:rPr>
+      </w:pPr>
+      <w:proofErr w:type="gramStart"/>
+      <w:r>
+        <w:rPr>
+          <w:lang w:val="fr-FR"/>
+        </w:rPr>
+        <w:t xml:space="preserve">  </w:t>
+      </w:r>
+      <w:r>
+        <w:rPr>
+          <w:b/>
+          <w:bCs/>
+          <w:lang w:val="fr-FR"/>
+        </w:rPr>
+        <w:t>Lien</w:t>
+      </w:r>
+      <w:proofErr w:type="gramEnd"/>
+      <w:r>
+        <w:rPr>
+          <w:b/>
+          <w:bCs/>
+          <w:lang w:val="fr-FR"/>
+        </w:rPr>
+        <w:t xml:space="preserve"> avec </w:t>
+      </w:r>
+      <w:proofErr w:type="spellStart"/>
+      <w:r>
+        <w:rPr>
+          <w:b/>
+          <w:bCs/>
+          <w:lang w:val="fr-FR"/>
+        </w:rPr>
+        <w:t>co</w:t>
+      </w:r>
+      <w:proofErr w:type="spellEnd"/>
+      <w:r>
+        <w:rPr>
+          <w:b/>
+          <w:bCs/>
+          <w:lang w:val="fr-FR"/>
+        </w:rPr>
+        <w:t>-apprentissage</w:t>
+      </w:r>
+      <w:r>
+        <w:rPr>
+          <w:lang w:val="fr-FR"/>
+        </w:rPr>
+        <w:t xml:space="preserve"> :</w:t>
+      </w:r>
+    </w:p>
+    <w:p>
+      <w:pPr>
+        <w:numPr>
+          <w:ilvl w:val="0"/>
+          <w:numId w:val="22"/>
+        </w:numPr>
+        <w:rPr>
+          <w:lang w:val="fr-FR"/>
+        </w:rPr>
+      </w:pPr>
+      <w:r>
+        <w:rPr>
+          <w:lang w:val="fr-FR"/>
+        </w:rPr>
+        <w:t>Gestion des modalités manquantes.</w:t>
+      </w:r>
+    </w:p>
+    <w:p>
+      <w:pPr>
+        <w:numPr>
+          <w:ilvl w:val="0"/>
+          <w:numId w:val="22"/>
+        </w:numPr>
+        <w:rPr>
+          <w:lang w:val="fr-FR"/>
+        </w:rPr>
+      </w:pPr>
+      <w:r>
+        <w:rPr>
+          <w:lang w:val="fr-FR"/>
+        </w:rPr>
+        <w:t>Gestion des modalités bruitées.</w:t>
+      </w:r>
+    </w:p>
+    <w:p>
+      <w:pPr>
+        <w:numPr>
+          <w:ilvl w:val="0"/>
+          <w:numId w:val="22"/>
+        </w:numPr>
+        <w:rPr>
+          <w:lang w:val="fr-FR"/>
+        </w:rPr>
+      </w:pPr>
+      <w:r>
+        <w:rPr>
+          <w:lang w:val="fr-FR"/>
+        </w:rPr>
+        <w:t>Gestion des distributions divergentes entre domaines.</w:t>
+      </w:r>
+    </w:p>
+    <w:p>
+      <w:pPr>
+        <w:rPr>
+          <w:lang w:val="fr-FR"/>
+        </w:rPr>
+      </w:pPr>
+      <w:proofErr w:type="gramStart"/>
+      <w:r>
+        <w:rPr>
+          <w:lang w:val="fr-FR"/>
+        </w:rPr>
+        <w:t xml:space="preserve">  </w:t>
+      </w:r>
+      <w:r>
+        <w:rPr>
+          <w:b/>
+          <w:bCs/>
+          <w:lang w:val="fr-FR"/>
+        </w:rPr>
+        <w:t>Prochaine</w:t>
+      </w:r>
+      <w:proofErr w:type="gramEnd"/>
+      <w:r>
+        <w:rPr>
+          <w:b/>
+          <w:bCs/>
+          <w:lang w:val="fr-FR"/>
+        </w:rPr>
+        <w:t xml:space="preserve"> étape</w:t>
+      </w:r>
+      <w:r>
+        <w:rPr>
+          <w:lang w:val="fr-FR"/>
+        </w:rPr>
+        <w:t xml:space="preserve"> : résoudre les problèmes ouverts et explorer de nouvelles directions (cf. Table 16).</w:t>
+      </w:r>
+    </w:p>
+    <w:p>
+      <w:pPr>
+        <w:rPr>
+          <w:lang w:val="fr-FR"/>
+        </w:rPr>
+      </w:pPr>
+    </w:p>
+    <w:p>
+      <w:pPr>
+        <w:pStyle w:val="Titre2"/>
+      </w:pPr>
+      <w:r>
+        <w:t xml:space="preserve">7.9 Multimodal </w:t>
+      </w:r>
+      <w:proofErr w:type="spellStart"/>
+      <w:r>
+        <w:t>interpretability</w:t>
+      </w:r>
+      <w:proofErr w:type="spellEnd"/>
+      <w:r>
+        <w:t xml:space="preserve"> and </w:t>
+      </w:r>
+      <w:proofErr w:type="spellStart"/>
+      <w:r>
+        <w:t>fairness</w:t>
+      </w:r>
+      <w:proofErr w:type="spellEnd"/>
+    </w:p>
+    <w:p>
+      <w:pPr>
+        <w:rPr>
+          <w:lang w:val="fr-FR"/>
+        </w:rPr>
+      </w:pPr>
+      <w:proofErr w:type="gramStart"/>
+      <w:r>
+        <w:rPr>
+          <w:lang w:val="fr-FR"/>
+        </w:rPr>
+        <w:t>  Les</w:t>
+      </w:r>
+      <w:proofErr w:type="gramEnd"/>
+      <w:r>
+        <w:rPr>
+          <w:lang w:val="fr-FR"/>
+        </w:rPr>
+        <w:t xml:space="preserve"> utilisateurs attendent </w:t>
+      </w:r>
+      <w:r>
+        <w:rPr>
+          <w:b/>
+          <w:bCs/>
+          <w:lang w:val="fr-FR"/>
+        </w:rPr>
+        <w:t>interprétabilité</w:t>
+      </w:r>
+      <w:r>
+        <w:rPr>
+          <w:lang w:val="fr-FR"/>
+        </w:rPr>
+        <w:t xml:space="preserve"> et </w:t>
+      </w:r>
+      <w:r>
+        <w:rPr>
+          <w:b/>
+          <w:bCs/>
+          <w:lang w:val="fr-FR"/>
+        </w:rPr>
+        <w:t>explicabilité</w:t>
+      </w:r>
+      <w:r>
+        <w:rPr>
+          <w:lang w:val="fr-FR"/>
+        </w:rPr>
+        <w:t xml:space="preserve"> des décisions des modèles ML.</w:t>
+      </w:r>
+    </w:p>
+    <w:p>
+      <w:pPr>
+        <w:rPr>
+          <w:lang w:val="fr-FR"/>
+        </w:rPr>
+      </w:pPr>
+      <w:proofErr w:type="gramStart"/>
+      <w:r>
+        <w:rPr>
+          <w:lang w:val="fr-FR"/>
+        </w:rPr>
+        <w:t>  L’étude</w:t>
+      </w:r>
+      <w:proofErr w:type="gramEnd"/>
+      <w:r>
+        <w:rPr>
+          <w:lang w:val="fr-FR"/>
+        </w:rPr>
+        <w:t xml:space="preserve"> s’est d’abord concentrée sur le </w:t>
+      </w:r>
+      <w:r>
+        <w:rPr>
+          <w:b/>
+          <w:bCs/>
+          <w:lang w:val="fr-FR"/>
+        </w:rPr>
+        <w:t>unimodal</w:t>
+      </w:r>
+      <w:r>
+        <w:rPr>
+          <w:lang w:val="fr-FR"/>
+        </w:rPr>
+        <w:t xml:space="preserve">, mais s’élargit désormais au </w:t>
+      </w:r>
+      <w:r>
+        <w:rPr>
+          <w:b/>
+          <w:bCs/>
+          <w:lang w:val="fr-FR"/>
+        </w:rPr>
+        <w:t>multimodal</w:t>
+      </w:r>
+      <w:r>
+        <w:rPr>
+          <w:lang w:val="fr-FR"/>
+        </w:rPr>
+        <w:t>.</w:t>
+      </w:r>
+    </w:p>
+    <w:p>
+      <w:pPr>
+        <w:rPr>
+          <w:lang w:val="fr-FR"/>
+        </w:rPr>
+      </w:pPr>
+      <w:proofErr w:type="gramStart"/>
+      <w:r>
+        <w:rPr>
+          <w:lang w:val="fr-FR"/>
+        </w:rPr>
+        <w:lastRenderedPageBreak/>
+        <w:t>  Le</w:t>
+      </w:r>
+      <w:proofErr w:type="gramEnd"/>
+      <w:r>
+        <w:rPr>
+          <w:lang w:val="fr-FR"/>
+        </w:rPr>
+        <w:t xml:space="preserve"> </w:t>
+      </w:r>
+      <w:r>
+        <w:rPr>
+          <w:b/>
+          <w:bCs/>
+          <w:lang w:val="fr-FR"/>
+        </w:rPr>
+        <w:t>biais</w:t>
+      </w:r>
+      <w:r>
+        <w:rPr>
+          <w:lang w:val="fr-FR"/>
+        </w:rPr>
+        <w:t xml:space="preserve"> peut apparaître à différents niveaux (phrase, </w:t>
+      </w:r>
+      <w:proofErr w:type="spellStart"/>
+      <w:r>
+        <w:rPr>
+          <w:lang w:val="fr-FR"/>
+        </w:rPr>
+        <w:t>embeddings</w:t>
+      </w:r>
+      <w:proofErr w:type="spellEnd"/>
+      <w:r>
+        <w:rPr>
+          <w:lang w:val="fr-FR"/>
+        </w:rPr>
+        <w:t>, données) et être amplifié par le modèle.</w:t>
+      </w:r>
+    </w:p>
+    <w:p>
+      <w:pPr>
+        <w:rPr>
+          <w:lang w:val="fr-FR"/>
+        </w:rPr>
+      </w:pPr>
+      <w:proofErr w:type="gramStart"/>
+      <w:r>
+        <w:rPr>
+          <w:lang w:val="fr-FR"/>
+        </w:rPr>
+        <w:t>  Le</w:t>
+      </w:r>
+      <w:proofErr w:type="gramEnd"/>
+      <w:r>
+        <w:rPr>
+          <w:lang w:val="fr-FR"/>
+        </w:rPr>
+        <w:t xml:space="preserve"> </w:t>
+      </w:r>
+      <w:r>
+        <w:rPr>
+          <w:b/>
+          <w:bCs/>
+          <w:lang w:val="fr-FR"/>
+        </w:rPr>
+        <w:t>multimodal</w:t>
+      </w:r>
+      <w:r>
+        <w:rPr>
+          <w:lang w:val="fr-FR"/>
+        </w:rPr>
+        <w:t xml:space="preserve"> accroît le risque de biais : chaque modalité est potentiellement source de biais.</w:t>
+      </w:r>
+    </w:p>
+    <w:p>
+      <w:pPr>
+        <w:rPr>
+          <w:lang w:val="fr-FR"/>
+        </w:rPr>
+      </w:pPr>
+      <w:proofErr w:type="gramStart"/>
+      <w:r>
+        <w:rPr>
+          <w:lang w:val="fr-FR"/>
+        </w:rPr>
+        <w:t>  Exemple</w:t>
+      </w:r>
+      <w:proofErr w:type="gramEnd"/>
+      <w:r>
+        <w:rPr>
+          <w:lang w:val="fr-FR"/>
+        </w:rPr>
+        <w:t xml:space="preserve"> : </w:t>
+      </w:r>
+      <w:r>
+        <w:rPr>
+          <w:b/>
+          <w:bCs/>
+          <w:lang w:val="fr-FR"/>
+        </w:rPr>
+        <w:t>CLIP</w:t>
+      </w:r>
+      <w:r>
+        <w:rPr>
+          <w:lang w:val="fr-FR"/>
+        </w:rPr>
+        <w:t xml:space="preserve">, entraîné sur 400M paires image-texte, conserve malgré </w:t>
+      </w:r>
+      <w:proofErr w:type="spellStart"/>
+      <w:r>
+        <w:rPr>
+          <w:lang w:val="fr-FR"/>
+        </w:rPr>
+        <w:t>tout</w:t>
+      </w:r>
+      <w:proofErr w:type="spellEnd"/>
+      <w:r>
+        <w:rPr>
+          <w:lang w:val="fr-FR"/>
+        </w:rPr>
+        <w:t xml:space="preserve"> des biais sociaux.</w:t>
+      </w:r>
+    </w:p>
+    <w:p>
+      <w:pPr>
+        <w:rPr>
+          <w:lang w:val="fr-FR"/>
+        </w:rPr>
+      </w:pPr>
+      <w:proofErr w:type="gramStart"/>
+      <w:r>
+        <w:rPr>
+          <w:lang w:val="fr-FR"/>
+        </w:rPr>
+        <w:t>  La</w:t>
+      </w:r>
+      <w:proofErr w:type="gramEnd"/>
+      <w:r>
+        <w:rPr>
+          <w:lang w:val="fr-FR"/>
+        </w:rPr>
+        <w:t xml:space="preserve"> recherche sur l’</w:t>
+      </w:r>
+      <w:r>
+        <w:rPr>
+          <w:b/>
+          <w:bCs/>
+          <w:lang w:val="fr-FR"/>
+        </w:rPr>
+        <w:t>équité et le biais</w:t>
+      </w:r>
+      <w:r>
+        <w:rPr>
+          <w:lang w:val="fr-FR"/>
+        </w:rPr>
+        <w:t xml:space="preserve"> est plus avancée en unimodal que dans le multimodal.</w:t>
+      </w:r>
+    </w:p>
+    <w:p>
+      <w:pPr>
+        <w:rPr>
+          <w:lang w:val="fr-FR"/>
+        </w:rPr>
+      </w:pPr>
+      <w:proofErr w:type="gramStart"/>
+      <w:r>
+        <w:rPr>
+          <w:lang w:val="fr-FR"/>
+        </w:rPr>
+        <w:t>  Les</w:t>
+      </w:r>
+      <w:proofErr w:type="gramEnd"/>
+      <w:r>
+        <w:rPr>
+          <w:lang w:val="fr-FR"/>
+        </w:rPr>
+        <w:t xml:space="preserve"> problèmes ouverts et directions futures sont présentés dans le </w:t>
+      </w:r>
+      <w:r>
+        <w:rPr>
+          <w:b/>
+          <w:bCs/>
+          <w:lang w:val="fr-FR"/>
+        </w:rPr>
+        <w:t>Tableau 17</w:t>
+      </w:r>
+      <w:r>
+        <w:rPr>
+          <w:lang w:val="fr-FR"/>
+        </w:rPr>
+        <w:t>.</w:t>
+      </w:r>
+    </w:p>
+    <w:p>
+      <w:pPr>
+        <w:rPr>
+          <w:lang w:val="fr-FR"/>
+        </w:rPr>
+      </w:pPr>
+    </w:p>
+    <w:p>
+      <w:pPr>
+        <w:pStyle w:val="Titre2"/>
+        <w:rPr>
+          <w:lang w:val="en-US"/>
+        </w:rPr>
+      </w:pPr>
+      <w:r>
+        <w:rPr>
+          <w:lang w:val="en-US"/>
+        </w:rPr>
+        <w:t>7.10 Summary of open problems and future directions for multimodal co-learning</w:t>
+      </w:r>
+    </w:p>
+    <w:p>
+      <w:pPr>
+        <w:rPr>
+          <w:lang w:val="fr-FR"/>
+        </w:rPr>
+      </w:pPr>
+      <w:proofErr w:type="gramStart"/>
+      <w:r>
+        <w:rPr>
+          <w:lang w:val="fr-FR"/>
+        </w:rPr>
+        <w:t xml:space="preserve">  </w:t>
+      </w:r>
+      <w:r>
+        <w:rPr>
+          <w:b/>
+          <w:bCs/>
+          <w:lang w:val="fr-FR"/>
+        </w:rPr>
+        <w:t>Problèmes</w:t>
+      </w:r>
+      <w:proofErr w:type="gramEnd"/>
+      <w:r>
+        <w:rPr>
+          <w:b/>
+          <w:bCs/>
+          <w:lang w:val="fr-FR"/>
+        </w:rPr>
+        <w:t xml:space="preserve"> principaux du multimodal </w:t>
+      </w:r>
+      <w:proofErr w:type="spellStart"/>
+      <w:r>
+        <w:rPr>
+          <w:b/>
+          <w:bCs/>
+          <w:lang w:val="fr-FR"/>
+        </w:rPr>
+        <w:t>co-learning</w:t>
+      </w:r>
+      <w:proofErr w:type="spellEnd"/>
+      <w:r>
+        <w:rPr>
+          <w:lang w:val="fr-FR"/>
+        </w:rPr>
+        <w:t xml:space="preserve"> :</w:t>
+      </w:r>
+    </w:p>
+    <w:p>
+      <w:pPr>
+        <w:numPr>
+          <w:ilvl w:val="0"/>
+          <w:numId w:val="23"/>
+        </w:numPr>
+        <w:rPr>
+          <w:lang w:val="fr-FR"/>
+        </w:rPr>
+      </w:pPr>
+      <w:r>
+        <w:rPr>
+          <w:lang w:val="fr-FR"/>
+        </w:rPr>
+        <w:t>Absence de représentation commune.</w:t>
+      </w:r>
+    </w:p>
+    <w:p>
+      <w:pPr>
+        <w:numPr>
+          <w:ilvl w:val="0"/>
+          <w:numId w:val="23"/>
+        </w:numPr>
+        <w:rPr>
+          <w:lang w:val="fr-FR"/>
+        </w:rPr>
+      </w:pPr>
+      <w:r>
+        <w:rPr>
+          <w:lang w:val="fr-FR"/>
+        </w:rPr>
+        <w:t xml:space="preserve">Manque de </w:t>
+      </w:r>
+      <w:proofErr w:type="spellStart"/>
+      <w:r>
+        <w:rPr>
+          <w:lang w:val="fr-FR"/>
+        </w:rPr>
+        <w:t>datasets</w:t>
+      </w:r>
+      <w:proofErr w:type="spellEnd"/>
+      <w:r>
+        <w:rPr>
+          <w:lang w:val="fr-FR"/>
+        </w:rPr>
+        <w:t xml:space="preserve"> multimodaux adaptés.</w:t>
+      </w:r>
+    </w:p>
+    <w:p>
+      <w:pPr>
+        <w:numPr>
+          <w:ilvl w:val="0"/>
+          <w:numId w:val="23"/>
+        </w:numPr>
+        <w:rPr>
+          <w:lang w:val="fr-FR"/>
+        </w:rPr>
+      </w:pPr>
+      <w:r>
+        <w:rPr>
+          <w:lang w:val="fr-FR"/>
+        </w:rPr>
+        <w:t>Insuffisance d’outils et de techniques d’évaluation.</w:t>
+      </w:r>
+    </w:p>
+    <w:p>
+      <w:pPr>
+        <w:rPr>
+          <w:lang w:val="fr-FR"/>
+        </w:rPr>
+      </w:pPr>
+      <w:proofErr w:type="gramStart"/>
+      <w:r>
+        <w:rPr>
+          <w:lang w:val="fr-FR"/>
+        </w:rPr>
+        <w:t xml:space="preserve">  </w:t>
+      </w:r>
+      <w:r>
+        <w:rPr>
+          <w:b/>
+          <w:bCs/>
+          <w:lang w:val="fr-FR"/>
+        </w:rPr>
+        <w:t>Défis</w:t>
+      </w:r>
+      <w:proofErr w:type="gramEnd"/>
+      <w:r>
+        <w:rPr>
+          <w:b/>
+          <w:bCs/>
+          <w:lang w:val="fr-FR"/>
+        </w:rPr>
+        <w:t xml:space="preserve"> spécifiques</w:t>
+      </w:r>
+      <w:r>
+        <w:rPr>
+          <w:lang w:val="fr-FR"/>
+        </w:rPr>
+        <w:t xml:space="preserve"> :</w:t>
+      </w:r>
+    </w:p>
+    <w:p>
+      <w:pPr>
+        <w:numPr>
+          <w:ilvl w:val="0"/>
+          <w:numId w:val="24"/>
+        </w:numPr>
+        <w:rPr>
+          <w:lang w:val="fr-FR"/>
+        </w:rPr>
+      </w:pPr>
+      <w:r>
+        <w:rPr>
+          <w:lang w:val="fr-FR"/>
+        </w:rPr>
+        <w:t>Support des modalités manquantes (partiellement ou totalement) à l’entraînement et au test.</w:t>
+      </w:r>
+    </w:p>
+    <w:p>
+      <w:pPr>
+        <w:numPr>
+          <w:ilvl w:val="0"/>
+          <w:numId w:val="24"/>
+        </w:numPr>
+        <w:rPr>
+          <w:lang w:val="fr-FR"/>
+        </w:rPr>
+      </w:pPr>
+      <w:r>
+        <w:rPr>
+          <w:lang w:val="fr-FR"/>
+        </w:rPr>
+        <w:t xml:space="preserve">Mise en place de mécanismes pour mesurer le degré de </w:t>
+      </w:r>
+      <w:proofErr w:type="spellStart"/>
+      <w:r>
+        <w:rPr>
+          <w:lang w:val="fr-FR"/>
+        </w:rPr>
+        <w:t>co</w:t>
+      </w:r>
+      <w:proofErr w:type="spellEnd"/>
+      <w:r>
+        <w:rPr>
+          <w:lang w:val="fr-FR"/>
+        </w:rPr>
+        <w:t>-apprentissage.</w:t>
+      </w:r>
+    </w:p>
+    <w:p>
+      <w:pPr>
+        <w:numPr>
+          <w:ilvl w:val="0"/>
+          <w:numId w:val="24"/>
+        </w:numPr>
+        <w:rPr>
+          <w:lang w:val="fr-FR"/>
+        </w:rPr>
+      </w:pPr>
+      <w:r>
+        <w:rPr>
+          <w:lang w:val="fr-FR"/>
+        </w:rPr>
+        <w:t>Co-</w:t>
+      </w:r>
+      <w:proofErr w:type="spellStart"/>
+      <w:r>
+        <w:rPr>
+          <w:lang w:val="fr-FR"/>
+        </w:rPr>
+        <w:t>learning</w:t>
+      </w:r>
+      <w:proofErr w:type="spellEnd"/>
+      <w:r>
+        <w:rPr>
+          <w:lang w:val="fr-FR"/>
+        </w:rPr>
+        <w:t xml:space="preserve"> applicable aux données </w:t>
+      </w:r>
+      <w:r>
+        <w:rPr>
+          <w:b/>
+          <w:bCs/>
+          <w:lang w:val="fr-FR"/>
+        </w:rPr>
+        <w:t>non parallèles</w:t>
+      </w:r>
+      <w:r>
+        <w:rPr>
+          <w:lang w:val="fr-FR"/>
+        </w:rPr>
+        <w:t>.</w:t>
+      </w:r>
+    </w:p>
+    <w:p>
+      <w:pPr>
+        <w:numPr>
+          <w:ilvl w:val="0"/>
+          <w:numId w:val="24"/>
+        </w:numPr>
+        <w:rPr>
+          <w:lang w:val="fr-FR"/>
+        </w:rPr>
+      </w:pPr>
+      <w:r>
+        <w:rPr>
+          <w:lang w:val="fr-FR"/>
+        </w:rPr>
+        <w:t xml:space="preserve">Utilisation du </w:t>
+      </w:r>
+      <w:proofErr w:type="spellStart"/>
+      <w:r>
+        <w:rPr>
+          <w:lang w:val="fr-FR"/>
+        </w:rPr>
+        <w:t>co-learning</w:t>
+      </w:r>
+      <w:proofErr w:type="spellEnd"/>
+      <w:r>
+        <w:rPr>
+          <w:lang w:val="fr-FR"/>
+        </w:rPr>
+        <w:t xml:space="preserve"> pour gérer le </w:t>
+      </w:r>
+      <w:r>
+        <w:rPr>
+          <w:b/>
+          <w:bCs/>
+          <w:lang w:val="fr-FR"/>
+        </w:rPr>
+        <w:t>bruit des labels et des données</w:t>
+      </w:r>
+      <w:r>
+        <w:rPr>
+          <w:lang w:val="fr-FR"/>
+        </w:rPr>
+        <w:t>.</w:t>
+      </w:r>
+    </w:p>
+    <w:p>
+      <w:pPr>
+        <w:numPr>
+          <w:ilvl w:val="0"/>
+          <w:numId w:val="24"/>
+        </w:numPr>
+        <w:rPr>
+          <w:lang w:val="fr-FR"/>
+        </w:rPr>
+      </w:pPr>
+      <w:r>
+        <w:rPr>
+          <w:lang w:val="fr-FR"/>
+        </w:rPr>
+        <w:t>Réduction de la dépendance aux données annotées.</w:t>
+      </w:r>
+    </w:p>
+    <w:p>
+      <w:pPr>
+        <w:numPr>
+          <w:ilvl w:val="0"/>
+          <w:numId w:val="24"/>
+        </w:numPr>
+        <w:rPr>
+          <w:lang w:val="fr-FR"/>
+        </w:rPr>
+      </w:pPr>
+      <w:r>
+        <w:rPr>
+          <w:lang w:val="fr-FR"/>
+        </w:rPr>
+        <w:t xml:space="preserve">Disponibilité de </w:t>
+      </w:r>
+      <w:proofErr w:type="spellStart"/>
+      <w:r>
+        <w:rPr>
+          <w:b/>
+          <w:bCs/>
+          <w:lang w:val="fr-FR"/>
+        </w:rPr>
+        <w:t>datasets</w:t>
+      </w:r>
+      <w:proofErr w:type="spellEnd"/>
+      <w:r>
+        <w:rPr>
+          <w:b/>
+          <w:bCs/>
+          <w:lang w:val="fr-FR"/>
+        </w:rPr>
+        <w:t xml:space="preserve"> multi-domaines</w:t>
+      </w:r>
+      <w:r>
+        <w:rPr>
+          <w:lang w:val="fr-FR"/>
+        </w:rPr>
+        <w:t xml:space="preserve"> pour l’adaptation de domaine.</w:t>
+      </w:r>
+    </w:p>
+    <w:p>
+      <w:pPr>
+        <w:numPr>
+          <w:ilvl w:val="0"/>
+          <w:numId w:val="24"/>
+        </w:numPr>
+        <w:rPr>
+          <w:lang w:val="fr-FR"/>
+        </w:rPr>
+      </w:pPr>
+      <w:r>
+        <w:rPr>
+          <w:lang w:val="fr-FR"/>
+        </w:rPr>
+        <w:t xml:space="preserve">Garantir </w:t>
+      </w:r>
+      <w:r>
+        <w:rPr>
+          <w:b/>
+          <w:bCs/>
+          <w:lang w:val="fr-FR"/>
+        </w:rPr>
+        <w:t>interprétabilité et équité</w:t>
+      </w:r>
+      <w:r>
+        <w:rPr>
+          <w:lang w:val="fr-FR"/>
+        </w:rPr>
+        <w:t xml:space="preserve"> dans les modèles multimodaux.</w:t>
+      </w:r>
+    </w:p>
+    <w:p>
+      <w:pPr>
         <w:rPr>
           <w:lang w:val="fr-FR"/>
         </w:rPr>
@@ -3489,6 +7015,453 @@
     </w:lvl>
   </w:abstractNum>
   <w:abstractNum w:abstractNumId="5" w15:restartNumberingAfterBreak="0">
+    <w:nsid w:val="346B3158"/>
+    <w:multiLevelType w:val="multilevel"/>
+    <w:tmpl w:val="80662D3E"/>
+    <w:lvl w:ilvl="0">
+      <w:start w:val="1"/>
+      <w:numFmt w:val="bullet"/>
+      <w:lvlText w:val=""/>
+      <w:lvlJc w:val="left"/>
+      <w:pPr>
+        <w:tabs>
+          <w:tab w:val="num" w:pos="720"/>
+        </w:tabs>
+        <w:ind w:left="720" w:hanging="360"/>
+      </w:pPr>
+      <w:rPr>
+        <w:rFonts w:ascii="Symbol" w:hAnsi="Symbol" w:hint="default"/>
+        <w:sz w:val="20"/>
+      </w:rPr>
+    </w:lvl>
+    <w:lvl w:ilvl="1" w:tentative="1">
+      <w:start w:val="1"/>
+      <w:numFmt w:val="bullet"/>
+      <w:lvlText w:val="o"/>
+      <w:lvlJc w:val="left"/>
+      <w:pPr>
+        <w:tabs>
+          <w:tab w:val="num" w:pos="1440"/>
+        </w:tabs>
+        <w:ind w:left="1440" w:hanging="360"/>
+      </w:pPr>
+      <w:rPr>
+        <w:rFonts w:ascii="Courier New" w:hAnsi="Courier New" w:hint="default"/>
+        <w:sz w:val="20"/>
+      </w:rPr>
+    </w:lvl>
+    <w:lvl w:ilvl="2" w:tentative="1">
+      <w:start w:val="1"/>
+      <w:numFmt w:val="bullet"/>
+      <w:lvlText w:val=""/>
+      <w:lvlJc w:val="left"/>
+      <w:pPr>
+        <w:tabs>
+          <w:tab w:val="num" w:pos="2160"/>
+        </w:tabs>
+        <w:ind w:left="2160" w:hanging="360"/>
+      </w:pPr>
+      <w:rPr>
+        <w:rFonts w:ascii="Wingdings" w:hAnsi="Wingdings" w:hint="default"/>
+        <w:sz w:val="20"/>
+      </w:rPr>
+    </w:lvl>
+    <w:lvl w:ilvl="3" w:tentative="1">
+      <w:start w:val="1"/>
+      <w:numFmt w:val="bullet"/>
+      <w:lvlText w:val=""/>
+      <w:lvlJc w:val="left"/>
+      <w:pPr>
+        <w:tabs>
+          <w:tab w:val="num" w:pos="2880"/>
+        </w:tabs>
+        <w:ind w:left="2880" w:hanging="360"/>
+      </w:pPr>
+      <w:rPr>
+        <w:rFonts w:ascii="Wingdings" w:hAnsi="Wingdings" w:hint="default"/>
+        <w:sz w:val="20"/>
+      </w:rPr>
+    </w:lvl>
+    <w:lvl w:ilvl="4" w:tentative="1">
+      <w:start w:val="1"/>
+      <w:numFmt w:val="bullet"/>
+      <w:lvlText w:val=""/>
+      <w:lvlJc w:val="left"/>
+      <w:pPr>
+        <w:tabs>
+          <w:tab w:val="num" w:pos="3600"/>
+        </w:tabs>
+        <w:ind w:left="3600" w:hanging="360"/>
+      </w:pPr>
+      <w:rPr>
+        <w:rFonts w:ascii="Wingdings" w:hAnsi="Wingdings" w:hint="default"/>
+        <w:sz w:val="20"/>
+      </w:rPr>
+    </w:lvl>
+    <w:lvl w:ilvl="5" w:tentative="1">
+      <w:start w:val="1"/>
+      <w:numFmt w:val="bullet"/>
+      <w:lvlText w:val=""/>
+      <w:lvlJc w:val="left"/>
+      <w:pPr>
+        <w:tabs>
+          <w:tab w:val="num" w:pos="4320"/>
+        </w:tabs>
+        <w:ind w:left="4320" w:hanging="360"/>
+      </w:pPr>
+      <w:rPr>
+        <w:rFonts w:ascii="Wingdings" w:hAnsi="Wingdings" w:hint="default"/>
+        <w:sz w:val="20"/>
+      </w:rPr>
+    </w:lvl>
+    <w:lvl w:ilvl="6" w:tentative="1">
+      <w:start w:val="1"/>
+      <w:numFmt w:val="bullet"/>
+      <w:lvlText w:val=""/>
+      <w:lvlJc w:val="left"/>
+      <w:pPr>
+        <w:tabs>
+          <w:tab w:val="num" w:pos="5040"/>
+        </w:tabs>
+        <w:ind w:left="5040" w:hanging="360"/>
+      </w:pPr>
+      <w:rPr>
+        <w:rFonts w:ascii="Wingdings" w:hAnsi="Wingdings" w:hint="default"/>
+        <w:sz w:val="20"/>
+      </w:rPr>
+    </w:lvl>
+    <w:lvl w:ilvl="7" w:tentative="1">
+      <w:start w:val="1"/>
+      <w:numFmt w:val="bullet"/>
+      <w:lvlText w:val=""/>
+      <w:lvlJc w:val="left"/>
+      <w:pPr>
+        <w:tabs>
+          <w:tab w:val="num" w:pos="5760"/>
+        </w:tabs>
+        <w:ind w:left="5760" w:hanging="360"/>
+      </w:pPr>
+      <w:rPr>
+        <w:rFonts w:ascii="Wingdings" w:hAnsi="Wingdings" w:hint="default"/>
+        <w:sz w:val="20"/>
+      </w:rPr>
+    </w:lvl>
+    <w:lvl w:ilvl="8" w:tentative="1">
+      <w:start w:val="1"/>
+      <w:numFmt w:val="bullet"/>
+      <w:lvlText w:val=""/>
+      <w:lvlJc w:val="left"/>
+      <w:pPr>
+        <w:tabs>
+          <w:tab w:val="num" w:pos="6480"/>
+        </w:tabs>
+        <w:ind w:left="6480" w:hanging="360"/>
+      </w:pPr>
+      <w:rPr>
+        <w:rFonts w:ascii="Wingdings" w:hAnsi="Wingdings" w:hint="default"/>
+        <w:sz w:val="20"/>
+      </w:rPr>
+    </w:lvl>
+  </w:abstractNum>
+  <w:abstractNum w:abstractNumId="6" w15:restartNumberingAfterBreak="0">
+    <w:nsid w:val="34AD0043"/>
+    <w:multiLevelType w:val="multilevel"/>
+    <w:tmpl w:val="5270E1DE"/>
+    <w:lvl w:ilvl="0">
+      <w:start w:val="1"/>
+      <w:numFmt w:val="bullet"/>
+      <w:lvlText w:val=""/>
+      <w:lvlJc w:val="left"/>
+      <w:pPr>
+        <w:tabs>
+          <w:tab w:val="num" w:pos="720"/>
+        </w:tabs>
+        <w:ind w:left="720" w:hanging="360"/>
+      </w:pPr>
+      <w:rPr>
+        <w:rFonts w:ascii="Symbol" w:hAnsi="Symbol" w:hint="default"/>
+        <w:sz w:val="20"/>
+      </w:rPr>
+    </w:lvl>
+    <w:lvl w:ilvl="1" w:tentative="1">
+      <w:start w:val="1"/>
+      <w:numFmt w:val="bullet"/>
+      <w:lvlText w:val="o"/>
+      <w:lvlJc w:val="left"/>
+      <w:pPr>
+        <w:tabs>
+          <w:tab w:val="num" w:pos="1440"/>
+        </w:tabs>
+        <w:ind w:left="1440" w:hanging="360"/>
+      </w:pPr>
+      <w:rPr>
+        <w:rFonts w:ascii="Courier New" w:hAnsi="Courier New" w:hint="default"/>
+        <w:sz w:val="20"/>
+      </w:rPr>
+    </w:lvl>
+    <w:lvl w:ilvl="2" w:tentative="1">
+      <w:start w:val="1"/>
+      <w:numFmt w:val="bullet"/>
+      <w:lvlText w:val=""/>
+      <w:lvlJc w:val="left"/>
+      <w:pPr>
+        <w:tabs>
+          <w:tab w:val="num" w:pos="2160"/>
+        </w:tabs>
+        <w:ind w:left="2160" w:hanging="360"/>
+      </w:pPr>
+      <w:rPr>
+        <w:rFonts w:ascii="Wingdings" w:hAnsi="Wingdings" w:hint="default"/>
+        <w:sz w:val="20"/>
+      </w:rPr>
+    </w:lvl>
+    <w:lvl w:ilvl="3" w:tentative="1">
+      <w:start w:val="1"/>
+      <w:numFmt w:val="bullet"/>
+      <w:lvlText w:val=""/>
+      <w:lvlJc w:val="left"/>
+      <w:pPr>
+        <w:tabs>
+          <w:tab w:val="num" w:pos="2880"/>
+        </w:tabs>
+        <w:ind w:left="2880" w:hanging="360"/>
+      </w:pPr>
+      <w:rPr>
+        <w:rFonts w:ascii="Wingdings" w:hAnsi="Wingdings" w:hint="default"/>
+        <w:sz w:val="20"/>
+      </w:rPr>
+    </w:lvl>
+    <w:lvl w:ilvl="4" w:tentative="1">
+      <w:start w:val="1"/>
+      <w:numFmt w:val="bullet"/>
+      <w:lvlText w:val=""/>
+      <w:lvlJc w:val="left"/>
+      <w:pPr>
+        <w:tabs>
+          <w:tab w:val="num" w:pos="3600"/>
+        </w:tabs>
+        <w:ind w:left="3600" w:hanging="360"/>
+      </w:pPr>
+      <w:rPr>
+        <w:rFonts w:ascii="Wingdings" w:hAnsi="Wingdings" w:hint="default"/>
+        <w:sz w:val="20"/>
+      </w:rPr>
+    </w:lvl>
+    <w:lvl w:ilvl="5" w:tentative="1">
+      <w:start w:val="1"/>
+      <w:numFmt w:val="bullet"/>
+      <w:lvlText w:val=""/>
+      <w:lvlJc w:val="left"/>
+      <w:pPr>
+        <w:tabs>
+          <w:tab w:val="num" w:pos="4320"/>
+        </w:tabs>
+        <w:ind w:left="4320" w:hanging="360"/>
+      </w:pPr>
+      <w:rPr>
+        <w:rFonts w:ascii="Wingdings" w:hAnsi="Wingdings" w:hint="default"/>
+        <w:sz w:val="20"/>
+      </w:rPr>
+    </w:lvl>
+    <w:lvl w:ilvl="6" w:tentative="1">
+      <w:start w:val="1"/>
+      <w:numFmt w:val="bullet"/>
+      <w:lvlText w:val=""/>
+      <w:lvlJc w:val="left"/>
+      <w:pPr>
+        <w:tabs>
+          <w:tab w:val="num" w:pos="5040"/>
+        </w:tabs>
+        <w:ind w:left="5040" w:hanging="360"/>
+      </w:pPr>
+      <w:rPr>
+        <w:rFonts w:ascii="Wingdings" w:hAnsi="Wingdings" w:hint="default"/>
+        <w:sz w:val="20"/>
+      </w:rPr>
+    </w:lvl>
+    <w:lvl w:ilvl="7" w:tentative="1">
+      <w:start w:val="1"/>
+      <w:numFmt w:val="bullet"/>
+      <w:lvlText w:val=""/>
+      <w:lvlJc w:val="left"/>
+      <w:pPr>
+        <w:tabs>
+          <w:tab w:val="num" w:pos="5760"/>
+        </w:tabs>
+        <w:ind w:left="5760" w:hanging="360"/>
+      </w:pPr>
+      <w:rPr>
+        <w:rFonts w:ascii="Wingdings" w:hAnsi="Wingdings" w:hint="default"/>
+        <w:sz w:val="20"/>
+      </w:rPr>
+    </w:lvl>
+    <w:lvl w:ilvl="8" w:tentative="1">
+      <w:start w:val="1"/>
+      <w:numFmt w:val="bullet"/>
+      <w:lvlText w:val=""/>
+      <w:lvlJc w:val="left"/>
+      <w:pPr>
+        <w:tabs>
+          <w:tab w:val="num" w:pos="6480"/>
+        </w:tabs>
+        <w:ind w:left="6480" w:hanging="360"/>
+      </w:pPr>
+      <w:rPr>
+        <w:rFonts w:ascii="Wingdings" w:hAnsi="Wingdings" w:hint="default"/>
+        <w:sz w:val="20"/>
+      </w:rPr>
+    </w:lvl>
+  </w:abstractNum>
+  <w:abstractNum w:abstractNumId="7" w15:restartNumberingAfterBreak="0">
+    <w:nsid w:val="35BE73F2"/>
+    <w:multiLevelType w:val="multilevel"/>
+    <w:tmpl w:val="D4C6589A"/>
+    <w:lvl w:ilvl="0">
+      <w:start w:val="1"/>
+      <w:numFmt w:val="bullet"/>
+      <w:lvlText w:val=""/>
+      <w:lvlJc w:val="left"/>
+      <w:pPr>
+        <w:tabs>
+          <w:tab w:val="num" w:pos="720"/>
+        </w:tabs>
+        <w:ind w:left="720" w:hanging="360"/>
+      </w:pPr>
+      <w:rPr>
+        <w:rFonts w:ascii="Symbol" w:hAnsi="Symbol" w:hint="default"/>
+        <w:sz w:val="20"/>
+      </w:rPr>
+    </w:lvl>
+    <w:lvl w:ilvl="1" w:tentative="1">
+      <w:start w:val="1"/>
+      <w:numFmt w:val="bullet"/>
+      <w:lvlText w:val="o"/>
+      <w:lvlJc w:val="left"/>
+      <w:pPr>
+        <w:tabs>
+          <w:tab w:val="num" w:pos="1440"/>
+        </w:tabs>
+        <w:ind w:left="1440" w:hanging="360"/>
+      </w:pPr>
+      <w:rPr>
+        <w:rFonts w:ascii="Courier New" w:hAnsi="Courier New" w:hint="default"/>
+        <w:sz w:val="20"/>
+      </w:rPr>
+    </w:lvl>
+    <w:lvl w:ilvl="2" w:tentative="1">
+      <w:start w:val="1"/>
+      <w:numFmt w:val="bullet"/>
+      <w:lvlText w:val=""/>
+      <w:lvlJc w:val="left"/>
+      <w:pPr>
+        <w:tabs>
+          <w:tab w:val="num" w:pos="2160"/>
+        </w:tabs>
+        <w:ind w:left="2160" w:hanging="360"/>
+      </w:pPr>
+      <w:rPr>
+        <w:rFonts w:ascii="Wingdings" w:hAnsi="Wingdings" w:hint="default"/>
+        <w:sz w:val="20"/>
+      </w:rPr>
+    </w:lvl>
+    <w:lvl w:ilvl="3" w:tentative="1">
+      <w:start w:val="1"/>
+      <w:numFmt w:val="bullet"/>
+      <w:lvlText w:val=""/>
+      <w:lvlJc w:val="left"/>
+      <w:pPr>
+        <w:tabs>
+          <w:tab w:val="num" w:pos="2880"/>
+        </w:tabs>
+        <w:ind w:left="2880" w:hanging="360"/>
+      </w:pPr>
+      <w:rPr>
+        <w:rFonts w:ascii="Wingdings" w:hAnsi="Wingdings" w:hint="default"/>
+        <w:sz w:val="20"/>
+      </w:rPr>
+    </w:lvl>
+    <w:lvl w:ilvl="4" w:tentative="1">
+      <w:start w:val="1"/>
+      <w:numFmt w:val="bullet"/>
+      <w:lvlText w:val=""/>
+      <w:lvlJc w:val="left"/>
+      <w:pPr>
+        <w:tabs>
+          <w:tab w:val="num" w:pos="3600"/>
+        </w:tabs>
+        <w:ind w:left="3600" w:hanging="360"/>
+      </w:pPr>
+      <w:rPr>
+        <w:rFonts w:ascii="Wingdings" w:hAnsi="Wingdings" w:hint="default"/>
+        <w:sz w:val="20"/>
+      </w:rPr>
+    </w:lvl>
+    <w:lvl w:ilvl="5" w:tentative="1">
+      <w:start w:val="1"/>
+      <w:numFmt w:val="bullet"/>
+      <w:lvlText w:val=""/>
+      <w:lvlJc w:val="left"/>
+      <w:pPr>
+        <w:tabs>
+          <w:tab w:val="num" w:pos="4320"/>
+        </w:tabs>
+        <w:ind w:left="4320" w:hanging="360"/>
+      </w:pPr>
+      <w:rPr>
+        <w:rFonts w:ascii="Wingdings" w:hAnsi="Wingdings" w:hint="default"/>
+        <w:sz w:val="20"/>
+      </w:rPr>
+    </w:lvl>
+    <w:lvl w:ilvl="6" w:tentative="1">
+      <w:start w:val="1"/>
+      <w:numFmt w:val="bullet"/>
+      <w:lvlText w:val=""/>
+      <w:lvlJc w:val="left"/>
+      <w:pPr>
+        <w:tabs>
+          <w:tab w:val="num" w:pos="5040"/>
+        </w:tabs>
+        <w:ind w:left="5040" w:hanging="360"/>
+      </w:pPr>
+      <w:rPr>
+        <w:rFonts w:ascii="Wingdings" w:hAnsi="Wingdings" w:hint="default"/>
+        <w:sz w:val="20"/>
+      </w:rPr>
+    </w:lvl>
+    <w:lvl w:ilvl="7" w:tentative="1">
+      <w:start w:val="1"/>
+      <w:numFmt w:val="bullet"/>
+      <w:lvlText w:val=""/>
+      <w:lvlJc w:val="left"/>
+      <w:pPr>
+        <w:tabs>
+          <w:tab w:val="num" w:pos="5760"/>
+        </w:tabs>
+        <w:ind w:left="5760" w:hanging="360"/>
+      </w:pPr>
+      <w:rPr>
+        <w:rFonts w:ascii="Wingdings" w:hAnsi="Wingdings" w:hint="default"/>
+        <w:sz w:val="20"/>
+      </w:rPr>
+    </w:lvl>
+    <w:lvl w:ilvl="8" w:tentative="1">
+      <w:start w:val="1"/>
+      <w:numFmt w:val="bullet"/>
+      <w:lvlText w:val=""/>
+      <w:lvlJc w:val="left"/>
+      <w:pPr>
+        <w:tabs>
+          <w:tab w:val="num" w:pos="6480"/>
+        </w:tabs>
+        <w:ind w:left="6480" w:hanging="360"/>
+      </w:pPr>
+      <w:rPr>
+        <w:rFonts w:ascii="Wingdings" w:hAnsi="Wingdings" w:hint="default"/>
+        <w:sz w:val="20"/>
+      </w:rPr>
+    </w:lvl>
+  </w:abstractNum>
+  <w:abstractNum w:abstractNumId="8" w15:restartNumberingAfterBreak="0">
     <w:nsid w:val="3D7A3946"/>
     <w:multiLevelType w:val="hybridMultilevel"/>
     <w:tmpl w:val="761A26C6"/>
@@ -3601,7 +7574,7 @@
       </w:rPr>
     </w:lvl>
   </w:abstractNum>
-  <w:abstractNum w:abstractNumId="6" w15:restartNumberingAfterBreak="0">
+  <w:abstractNum w:abstractNumId="9" w15:restartNumberingAfterBreak="0">
     <w:nsid w:val="43EB5031"/>
     <w:multiLevelType w:val="hybridMultilevel"/>
     <w:tmpl w:val="ACDCFF82"/>
@@ -3714,7 +7687,7 @@
       </w:rPr>
     </w:lvl>
   </w:abstractNum>
-  <w:abstractNum w:abstractNumId="7" w15:restartNumberingAfterBreak="0">
+  <w:abstractNum w:abstractNumId="10" w15:restartNumberingAfterBreak="0">
     <w:nsid w:val="4A54470B"/>
     <w:multiLevelType w:val="multilevel"/>
     <w:tmpl w:val="5D1A3C52"/>
@@ -3863,7 +7836,7 @@
       </w:rPr>
     </w:lvl>
   </w:abstractNum>
-  <w:abstractNum w:abstractNumId="8" w15:restartNumberingAfterBreak="0">
+  <w:abstractNum w:abstractNumId="11" w15:restartNumberingAfterBreak="0">
     <w:nsid w:val="51753D3E"/>
     <w:multiLevelType w:val="hybridMultilevel"/>
     <w:tmpl w:val="47D0796C"/>
@@ -3976,7 +7949,7 @@
       </w:rPr>
     </w:lvl>
   </w:abstractNum>
-  <w:abstractNum w:abstractNumId="9" w15:restartNumberingAfterBreak="0">
+  <w:abstractNum w:abstractNumId="12" w15:restartNumberingAfterBreak="0">
     <w:nsid w:val="57F522E0"/>
     <w:multiLevelType w:val="multilevel"/>
     <w:tmpl w:val="49DC1126"/>
@@ -4089,7 +8062,7 @@
       </w:pPr>
     </w:lvl>
   </w:abstractNum>
-  <w:abstractNum w:abstractNumId="10" w15:restartNumberingAfterBreak="0">
+  <w:abstractNum w:abstractNumId="13" w15:restartNumberingAfterBreak="0">
     <w:nsid w:val="5A2346D6"/>
     <w:multiLevelType w:val="multilevel"/>
     <w:tmpl w:val="74708842"/>
@@ -4202,7 +8175,752 @@
       </w:pPr>
     </w:lvl>
   </w:abstractNum>
-  <w:abstractNum w:abstractNumId="11" w15:restartNumberingAfterBreak="0">
+  <w:abstractNum w:abstractNumId="14" w15:restartNumberingAfterBreak="0">
+    <w:nsid w:val="5CF57DB9"/>
+    <w:multiLevelType w:val="multilevel"/>
+    <w:tmpl w:val="10E0BC82"/>
+    <w:lvl w:ilvl="0">
+      <w:start w:val="1"/>
+      <w:numFmt w:val="bullet"/>
+      <w:lvlText w:val=""/>
+      <w:lvlJc w:val="left"/>
+      <w:pPr>
+        <w:tabs>
+          <w:tab w:val="num" w:pos="720"/>
+        </w:tabs>
+        <w:ind w:left="720" w:hanging="360"/>
+      </w:pPr>
+      <w:rPr>
+        <w:rFonts w:ascii="Symbol" w:hAnsi="Symbol" w:hint="default"/>
+        <w:sz w:val="20"/>
+      </w:rPr>
+    </w:lvl>
+    <w:lvl w:ilvl="1" w:tentative="1">
+      <w:start w:val="1"/>
+      <w:numFmt w:val="bullet"/>
+      <w:lvlText w:val="o"/>
+      <w:lvlJc w:val="left"/>
+      <w:pPr>
+        <w:tabs>
+          <w:tab w:val="num" w:pos="1440"/>
+        </w:tabs>
+        <w:ind w:left="1440" w:hanging="360"/>
+      </w:pPr>
+      <w:rPr>
+        <w:rFonts w:ascii="Courier New" w:hAnsi="Courier New" w:hint="default"/>
+        <w:sz w:val="20"/>
+      </w:rPr>
+    </w:lvl>
+    <w:lvl w:ilvl="2" w:tentative="1">
+      <w:start w:val="1"/>
+      <w:numFmt w:val="bullet"/>
+      <w:lvlText w:val=""/>
+      <w:lvlJc w:val="left"/>
+      <w:pPr>
+        <w:tabs>
+          <w:tab w:val="num" w:pos="2160"/>
+        </w:tabs>
+        <w:ind w:left="2160" w:hanging="360"/>
+      </w:pPr>
+      <w:rPr>
+        <w:rFonts w:ascii="Wingdings" w:hAnsi="Wingdings" w:hint="default"/>
+        <w:sz w:val="20"/>
+      </w:rPr>
+    </w:lvl>
+    <w:lvl w:ilvl="3" w:tentative="1">
+      <w:start w:val="1"/>
+      <w:numFmt w:val="bullet"/>
+      <w:lvlText w:val=""/>
+      <w:lvlJc w:val="left"/>
+      <w:pPr>
+        <w:tabs>
+          <w:tab w:val="num" w:pos="2880"/>
+        </w:tabs>
+        <w:ind w:left="2880" w:hanging="360"/>
+      </w:pPr>
+      <w:rPr>
+        <w:rFonts w:ascii="Wingdings" w:hAnsi="Wingdings" w:hint="default"/>
+        <w:sz w:val="20"/>
+      </w:rPr>
+    </w:lvl>
+    <w:lvl w:ilvl="4" w:tentative="1">
+      <w:start w:val="1"/>
+      <w:numFmt w:val="bullet"/>
+      <w:lvlText w:val=""/>
+      <w:lvlJc w:val="left"/>
+      <w:pPr>
+        <w:tabs>
+          <w:tab w:val="num" w:pos="3600"/>
+        </w:tabs>
+        <w:ind w:left="3600" w:hanging="360"/>
+      </w:pPr>
+      <w:rPr>
+        <w:rFonts w:ascii="Wingdings" w:hAnsi="Wingdings" w:hint="default"/>
+        <w:sz w:val="20"/>
+      </w:rPr>
+    </w:lvl>
+    <w:lvl w:ilvl="5" w:tentative="1">
+      <w:start w:val="1"/>
+      <w:numFmt w:val="bullet"/>
+      <w:lvlText w:val=""/>
+      <w:lvlJc w:val="left"/>
+      <w:pPr>
+        <w:tabs>
+          <w:tab w:val="num" w:pos="4320"/>
+        </w:tabs>
+        <w:ind w:left="4320" w:hanging="360"/>
+      </w:pPr>
+      <w:rPr>
+        <w:rFonts w:ascii="Wingdings" w:hAnsi="Wingdings" w:hint="default"/>
+        <w:sz w:val="20"/>
+      </w:rPr>
+    </w:lvl>
+    <w:lvl w:ilvl="6" w:tentative="1">
+      <w:start w:val="1"/>
+      <w:numFmt w:val="bullet"/>
+      <w:lvlText w:val=""/>
+      <w:lvlJc w:val="left"/>
+      <w:pPr>
+        <w:tabs>
+          <w:tab w:val="num" w:pos="5040"/>
+        </w:tabs>
+        <w:ind w:left="5040" w:hanging="360"/>
+      </w:pPr>
+      <w:rPr>
+        <w:rFonts w:ascii="Wingdings" w:hAnsi="Wingdings" w:hint="default"/>
+        <w:sz w:val="20"/>
+      </w:rPr>
+    </w:lvl>
+    <w:lvl w:ilvl="7" w:tentative="1">
+      <w:start w:val="1"/>
+      <w:numFmt w:val="bullet"/>
+      <w:lvlText w:val=""/>
+      <w:lvlJc w:val="left"/>
+      <w:pPr>
+        <w:tabs>
+          <w:tab w:val="num" w:pos="5760"/>
+        </w:tabs>
+        <w:ind w:left="5760" w:hanging="360"/>
+      </w:pPr>
+      <w:rPr>
+        <w:rFonts w:ascii="Wingdings" w:hAnsi="Wingdings" w:hint="default"/>
+        <w:sz w:val="20"/>
+      </w:rPr>
+    </w:lvl>
+    <w:lvl w:ilvl="8" w:tentative="1">
+      <w:start w:val="1"/>
+      <w:numFmt w:val="bullet"/>
+      <w:lvlText w:val=""/>
+      <w:lvlJc w:val="left"/>
+      <w:pPr>
+        <w:tabs>
+          <w:tab w:val="num" w:pos="6480"/>
+        </w:tabs>
+        <w:ind w:left="6480" w:hanging="360"/>
+      </w:pPr>
+      <w:rPr>
+        <w:rFonts w:ascii="Wingdings" w:hAnsi="Wingdings" w:hint="default"/>
+        <w:sz w:val="20"/>
+      </w:rPr>
+    </w:lvl>
+  </w:abstractNum>
+  <w:abstractNum w:abstractNumId="15" w15:restartNumberingAfterBreak="0">
+    <w:nsid w:val="60AF71F1"/>
+    <w:multiLevelType w:val="multilevel"/>
+    <w:tmpl w:val="CFFA5BFC"/>
+    <w:lvl w:ilvl="0">
+      <w:start w:val="1"/>
+      <w:numFmt w:val="bullet"/>
+      <w:lvlText w:val=""/>
+      <w:lvlJc w:val="left"/>
+      <w:pPr>
+        <w:tabs>
+          <w:tab w:val="num" w:pos="720"/>
+        </w:tabs>
+        <w:ind w:left="720" w:hanging="360"/>
+      </w:pPr>
+      <w:rPr>
+        <w:rFonts w:ascii="Symbol" w:hAnsi="Symbol" w:hint="default"/>
+        <w:sz w:val="20"/>
+      </w:rPr>
+    </w:lvl>
+    <w:lvl w:ilvl="1" w:tentative="1">
+      <w:start w:val="1"/>
+      <w:numFmt w:val="bullet"/>
+      <w:lvlText w:val="o"/>
+      <w:lvlJc w:val="left"/>
+      <w:pPr>
+        <w:tabs>
+          <w:tab w:val="num" w:pos="1440"/>
+        </w:tabs>
+        <w:ind w:left="1440" w:hanging="360"/>
+      </w:pPr>
+      <w:rPr>
+        <w:rFonts w:ascii="Courier New" w:hAnsi="Courier New" w:hint="default"/>
+        <w:sz w:val="20"/>
+      </w:rPr>
+    </w:lvl>
+    <w:lvl w:ilvl="2" w:tentative="1">
+      <w:start w:val="1"/>
+      <w:numFmt w:val="bullet"/>
+      <w:lvlText w:val=""/>
+      <w:lvlJc w:val="left"/>
+      <w:pPr>
+        <w:tabs>
+          <w:tab w:val="num" w:pos="2160"/>
+        </w:tabs>
+        <w:ind w:left="2160" w:hanging="360"/>
+      </w:pPr>
+      <w:rPr>
+        <w:rFonts w:ascii="Wingdings" w:hAnsi="Wingdings" w:hint="default"/>
+        <w:sz w:val="20"/>
+      </w:rPr>
+    </w:lvl>
+    <w:lvl w:ilvl="3" w:tentative="1">
+      <w:start w:val="1"/>
+      <w:numFmt w:val="bullet"/>
+      <w:lvlText w:val=""/>
+      <w:lvlJc w:val="left"/>
+      <w:pPr>
+        <w:tabs>
+          <w:tab w:val="num" w:pos="2880"/>
+        </w:tabs>
+        <w:ind w:left="2880" w:hanging="360"/>
+      </w:pPr>
+      <w:rPr>
+        <w:rFonts w:ascii="Wingdings" w:hAnsi="Wingdings" w:hint="default"/>
+        <w:sz w:val="20"/>
+      </w:rPr>
+    </w:lvl>
+    <w:lvl w:ilvl="4" w:tentative="1">
+      <w:start w:val="1"/>
+      <w:numFmt w:val="bullet"/>
+      <w:lvlText w:val=""/>
+      <w:lvlJc w:val="left"/>
+      <w:pPr>
+        <w:tabs>
+          <w:tab w:val="num" w:pos="3600"/>
+        </w:tabs>
+        <w:ind w:left="3600" w:hanging="360"/>
+      </w:pPr>
+      <w:rPr>
+        <w:rFonts w:ascii="Wingdings" w:hAnsi="Wingdings" w:hint="default"/>
+        <w:sz w:val="20"/>
+      </w:rPr>
+    </w:lvl>
+    <w:lvl w:ilvl="5" w:tentative="1">
+      <w:start w:val="1"/>
+      <w:numFmt w:val="bullet"/>
+      <w:lvlText w:val=""/>
+      <w:lvlJc w:val="left"/>
+      <w:pPr>
+        <w:tabs>
+          <w:tab w:val="num" w:pos="4320"/>
+        </w:tabs>
+        <w:ind w:left="4320" w:hanging="360"/>
+      </w:pPr>
+      <w:rPr>
+        <w:rFonts w:ascii="Wingdings" w:hAnsi="Wingdings" w:hint="default"/>
+        <w:sz w:val="20"/>
+      </w:rPr>
+    </w:lvl>
+    <w:lvl w:ilvl="6" w:tentative="1">
+      <w:start w:val="1"/>
+      <w:numFmt w:val="bullet"/>
+      <w:lvlText w:val=""/>
+      <w:lvlJc w:val="left"/>
+      <w:pPr>
+        <w:tabs>
+          <w:tab w:val="num" w:pos="5040"/>
+        </w:tabs>
+        <w:ind w:left="5040" w:hanging="360"/>
+      </w:pPr>
+      <w:rPr>
+        <w:rFonts w:ascii="Wingdings" w:hAnsi="Wingdings" w:hint="default"/>
+        <w:sz w:val="20"/>
+      </w:rPr>
+    </w:lvl>
+    <w:lvl w:ilvl="7" w:tentative="1">
+      <w:start w:val="1"/>
+      <w:numFmt w:val="bullet"/>
+      <w:lvlText w:val=""/>
+      <w:lvlJc w:val="left"/>
+      <w:pPr>
+        <w:tabs>
+          <w:tab w:val="num" w:pos="5760"/>
+        </w:tabs>
+        <w:ind w:left="5760" w:hanging="360"/>
+      </w:pPr>
+      <w:rPr>
+        <w:rFonts w:ascii="Wingdings" w:hAnsi="Wingdings" w:hint="default"/>
+        <w:sz w:val="20"/>
+      </w:rPr>
+    </w:lvl>
+    <w:lvl w:ilvl="8" w:tentative="1">
+      <w:start w:val="1"/>
+      <w:numFmt w:val="bullet"/>
+      <w:lvlText w:val=""/>
+      <w:lvlJc w:val="left"/>
+      <w:pPr>
+        <w:tabs>
+          <w:tab w:val="num" w:pos="6480"/>
+        </w:tabs>
+        <w:ind w:left="6480" w:hanging="360"/>
+      </w:pPr>
+      <w:rPr>
+        <w:rFonts w:ascii="Wingdings" w:hAnsi="Wingdings" w:hint="default"/>
+        <w:sz w:val="20"/>
+      </w:rPr>
+    </w:lvl>
+  </w:abstractNum>
+  <w:abstractNum w:abstractNumId="16" w15:restartNumberingAfterBreak="0">
+    <w:nsid w:val="6946779E"/>
+    <w:multiLevelType w:val="multilevel"/>
+    <w:tmpl w:val="7EC84C68"/>
+    <w:lvl w:ilvl="0">
+      <w:start w:val="1"/>
+      <w:numFmt w:val="bullet"/>
+      <w:lvlText w:val=""/>
+      <w:lvlJc w:val="left"/>
+      <w:pPr>
+        <w:tabs>
+          <w:tab w:val="num" w:pos="720"/>
+        </w:tabs>
+        <w:ind w:left="720" w:hanging="360"/>
+      </w:pPr>
+      <w:rPr>
+        <w:rFonts w:ascii="Symbol" w:hAnsi="Symbol" w:hint="default"/>
+        <w:sz w:val="20"/>
+      </w:rPr>
+    </w:lvl>
+    <w:lvl w:ilvl="1" w:tentative="1">
+      <w:start w:val="1"/>
+      <w:numFmt w:val="bullet"/>
+      <w:lvlText w:val="o"/>
+      <w:lvlJc w:val="left"/>
+      <w:pPr>
+        <w:tabs>
+          <w:tab w:val="num" w:pos="1440"/>
+        </w:tabs>
+        <w:ind w:left="1440" w:hanging="360"/>
+      </w:pPr>
+      <w:rPr>
+        <w:rFonts w:ascii="Courier New" w:hAnsi="Courier New" w:hint="default"/>
+        <w:sz w:val="20"/>
+      </w:rPr>
+    </w:lvl>
+    <w:lvl w:ilvl="2" w:tentative="1">
+      <w:start w:val="1"/>
+      <w:numFmt w:val="bullet"/>
+      <w:lvlText w:val=""/>
+      <w:lvlJc w:val="left"/>
+      <w:pPr>
+        <w:tabs>
+          <w:tab w:val="num" w:pos="2160"/>
+        </w:tabs>
+        <w:ind w:left="2160" w:hanging="360"/>
+      </w:pPr>
+      <w:rPr>
+        <w:rFonts w:ascii="Wingdings" w:hAnsi="Wingdings" w:hint="default"/>
+        <w:sz w:val="20"/>
+      </w:rPr>
+    </w:lvl>
+    <w:lvl w:ilvl="3" w:tentative="1">
+      <w:start w:val="1"/>
+      <w:numFmt w:val="bullet"/>
+      <w:lvlText w:val=""/>
+      <w:lvlJc w:val="left"/>
+      <w:pPr>
+        <w:tabs>
+          <w:tab w:val="num" w:pos="2880"/>
+        </w:tabs>
+        <w:ind w:left="2880" w:hanging="360"/>
+      </w:pPr>
+      <w:rPr>
+        <w:rFonts w:ascii="Wingdings" w:hAnsi="Wingdings" w:hint="default"/>
+        <w:sz w:val="20"/>
+      </w:rPr>
+    </w:lvl>
+    <w:lvl w:ilvl="4" w:tentative="1">
+      <w:start w:val="1"/>
+      <w:numFmt w:val="bullet"/>
+      <w:lvlText w:val=""/>
+      <w:lvlJc w:val="left"/>
+      <w:pPr>
+        <w:tabs>
+          <w:tab w:val="num" w:pos="3600"/>
+        </w:tabs>
+        <w:ind w:left="3600" w:hanging="360"/>
+      </w:pPr>
+      <w:rPr>
+        <w:rFonts w:ascii="Wingdings" w:hAnsi="Wingdings" w:hint="default"/>
+        <w:sz w:val="20"/>
+      </w:rPr>
+    </w:lvl>
+    <w:lvl w:ilvl="5" w:tentative="1">
+      <w:start w:val="1"/>
+      <w:numFmt w:val="bullet"/>
+      <w:lvlText w:val=""/>
+      <w:lvlJc w:val="left"/>
+      <w:pPr>
+        <w:tabs>
+          <w:tab w:val="num" w:pos="4320"/>
+        </w:tabs>
+        <w:ind w:left="4320" w:hanging="360"/>
+      </w:pPr>
+      <w:rPr>
+        <w:rFonts w:ascii="Wingdings" w:hAnsi="Wingdings" w:hint="default"/>
+        <w:sz w:val="20"/>
+      </w:rPr>
+    </w:lvl>
+    <w:lvl w:ilvl="6" w:tentative="1">
+      <w:start w:val="1"/>
+      <w:numFmt w:val="bullet"/>
+      <w:lvlText w:val=""/>
+      <w:lvlJc w:val="left"/>
+      <w:pPr>
+        <w:tabs>
+          <w:tab w:val="num" w:pos="5040"/>
+        </w:tabs>
+        <w:ind w:left="5040" w:hanging="360"/>
+      </w:pPr>
+      <w:rPr>
+        <w:rFonts w:ascii="Wingdings" w:hAnsi="Wingdings" w:hint="default"/>
+        <w:sz w:val="20"/>
+      </w:rPr>
+    </w:lvl>
+    <w:lvl w:ilvl="7" w:tentative="1">
+      <w:start w:val="1"/>
+      <w:numFmt w:val="bullet"/>
+      <w:lvlText w:val=""/>
+      <w:lvlJc w:val="left"/>
+      <w:pPr>
+        <w:tabs>
+          <w:tab w:val="num" w:pos="5760"/>
+        </w:tabs>
+        <w:ind w:left="5760" w:hanging="360"/>
+      </w:pPr>
+      <w:rPr>
+        <w:rFonts w:ascii="Wingdings" w:hAnsi="Wingdings" w:hint="default"/>
+        <w:sz w:val="20"/>
+      </w:rPr>
+    </w:lvl>
+    <w:lvl w:ilvl="8" w:tentative="1">
+      <w:start w:val="1"/>
+      <w:numFmt w:val="bullet"/>
+      <w:lvlText w:val=""/>
+      <w:lvlJc w:val="left"/>
+      <w:pPr>
+        <w:tabs>
+          <w:tab w:val="num" w:pos="6480"/>
+        </w:tabs>
+        <w:ind w:left="6480" w:hanging="360"/>
+      </w:pPr>
+      <w:rPr>
+        <w:rFonts w:ascii="Wingdings" w:hAnsi="Wingdings" w:hint="default"/>
+        <w:sz w:val="20"/>
+      </w:rPr>
+    </w:lvl>
+  </w:abstractNum>
+  <w:abstractNum w:abstractNumId="17" w15:restartNumberingAfterBreak="0">
+    <w:nsid w:val="6A842012"/>
+    <w:multiLevelType w:val="multilevel"/>
+    <w:tmpl w:val="2A44CA10"/>
+    <w:lvl w:ilvl="0">
+      <w:start w:val="1"/>
+      <w:numFmt w:val="bullet"/>
+      <w:lvlText w:val=""/>
+      <w:lvlJc w:val="left"/>
+      <w:pPr>
+        <w:tabs>
+          <w:tab w:val="num" w:pos="720"/>
+        </w:tabs>
+        <w:ind w:left="720" w:hanging="360"/>
+      </w:pPr>
+      <w:rPr>
+        <w:rFonts w:ascii="Symbol" w:hAnsi="Symbol" w:hint="default"/>
+        <w:sz w:val="20"/>
+      </w:rPr>
+    </w:lvl>
+    <w:lvl w:ilvl="1" w:tentative="1">
+      <w:start w:val="1"/>
+      <w:numFmt w:val="bullet"/>
+      <w:lvlText w:val="o"/>
+      <w:lvlJc w:val="left"/>
+      <w:pPr>
+        <w:tabs>
+          <w:tab w:val="num" w:pos="1440"/>
+        </w:tabs>
+        <w:ind w:left="1440" w:hanging="360"/>
+      </w:pPr>
+      <w:rPr>
+        <w:rFonts w:ascii="Courier New" w:hAnsi="Courier New" w:hint="default"/>
+        <w:sz w:val="20"/>
+      </w:rPr>
+    </w:lvl>
+    <w:lvl w:ilvl="2" w:tentative="1">
+      <w:start w:val="1"/>
+      <w:numFmt w:val="bullet"/>
+      <w:lvlText w:val=""/>
+      <w:lvlJc w:val="left"/>
+      <w:pPr>
+        <w:tabs>
+          <w:tab w:val="num" w:pos="2160"/>
+        </w:tabs>
+        <w:ind w:left="2160" w:hanging="360"/>
+      </w:pPr>
+      <w:rPr>
+        <w:rFonts w:ascii="Wingdings" w:hAnsi="Wingdings" w:hint="default"/>
+        <w:sz w:val="20"/>
+      </w:rPr>
+    </w:lvl>
+    <w:lvl w:ilvl="3" w:tentative="1">
+      <w:start w:val="1"/>
+      <w:numFmt w:val="bullet"/>
+      <w:lvlText w:val=""/>
+      <w:lvlJc w:val="left"/>
+      <w:pPr>
+        <w:tabs>
+          <w:tab w:val="num" w:pos="2880"/>
+        </w:tabs>
+        <w:ind w:left="2880" w:hanging="360"/>
+      </w:pPr>
+      <w:rPr>
+        <w:rFonts w:ascii="Wingdings" w:hAnsi="Wingdings" w:hint="default"/>
+        <w:sz w:val="20"/>
+      </w:rPr>
+    </w:lvl>
+    <w:lvl w:ilvl="4" w:tentative="1">
+      <w:start w:val="1"/>
+      <w:numFmt w:val="bullet"/>
+      <w:lvlText w:val=""/>
+      <w:lvlJc w:val="left"/>
+      <w:pPr>
+        <w:tabs>
+          <w:tab w:val="num" w:pos="3600"/>
+        </w:tabs>
+        <w:ind w:left="3600" w:hanging="360"/>
+      </w:pPr>
+      <w:rPr>
+        <w:rFonts w:ascii="Wingdings" w:hAnsi="Wingdings" w:hint="default"/>
+        <w:sz w:val="20"/>
+      </w:rPr>
+    </w:lvl>
+    <w:lvl w:ilvl="5" w:tentative="1">
+      <w:start w:val="1"/>
+      <w:numFmt w:val="bullet"/>
+      <w:lvlText w:val=""/>
+      <w:lvlJc w:val="left"/>
+      <w:pPr>
+        <w:tabs>
+          <w:tab w:val="num" w:pos="4320"/>
+        </w:tabs>
+        <w:ind w:left="4320" w:hanging="360"/>
+      </w:pPr>
+      <w:rPr>
+        <w:rFonts w:ascii="Wingdings" w:hAnsi="Wingdings" w:hint="default"/>
+        <w:sz w:val="20"/>
+      </w:rPr>
+    </w:lvl>
+    <w:lvl w:ilvl="6" w:tentative="1">
+      <w:start w:val="1"/>
+      <w:numFmt w:val="bullet"/>
+      <w:lvlText w:val=""/>
+      <w:lvlJc w:val="left"/>
+      <w:pPr>
+        <w:tabs>
+          <w:tab w:val="num" w:pos="5040"/>
+        </w:tabs>
+        <w:ind w:left="5040" w:hanging="360"/>
+      </w:pPr>
+      <w:rPr>
+        <w:rFonts w:ascii="Wingdings" w:hAnsi="Wingdings" w:hint="default"/>
+        <w:sz w:val="20"/>
+      </w:rPr>
+    </w:lvl>
+    <w:lvl w:ilvl="7" w:tentative="1">
+      <w:start w:val="1"/>
+      <w:numFmt w:val="bullet"/>
+      <w:lvlText w:val=""/>
+      <w:lvlJc w:val="left"/>
+      <w:pPr>
+        <w:tabs>
+          <w:tab w:val="num" w:pos="5760"/>
+        </w:tabs>
+        <w:ind w:left="5760" w:hanging="360"/>
+      </w:pPr>
+      <w:rPr>
+        <w:rFonts w:ascii="Wingdings" w:hAnsi="Wingdings" w:hint="default"/>
+        <w:sz w:val="20"/>
+      </w:rPr>
+    </w:lvl>
+    <w:lvl w:ilvl="8" w:tentative="1">
+      <w:start w:val="1"/>
+      <w:numFmt w:val="bullet"/>
+      <w:lvlText w:val=""/>
+      <w:lvlJc w:val="left"/>
+      <w:pPr>
+        <w:tabs>
+          <w:tab w:val="num" w:pos="6480"/>
+        </w:tabs>
+        <w:ind w:left="6480" w:hanging="360"/>
+      </w:pPr>
+      <w:rPr>
+        <w:rFonts w:ascii="Wingdings" w:hAnsi="Wingdings" w:hint="default"/>
+        <w:sz w:val="20"/>
+      </w:rPr>
+    </w:lvl>
+  </w:abstractNum>
+  <w:abstractNum w:abstractNumId="18" w15:restartNumberingAfterBreak="0">
+    <w:nsid w:val="6DEC3661"/>
+    <w:multiLevelType w:val="multilevel"/>
+    <w:tmpl w:val="BB56426E"/>
+    <w:lvl w:ilvl="0">
+      <w:start w:val="1"/>
+      <w:numFmt w:val="bullet"/>
+      <w:lvlText w:val=""/>
+      <w:lvlJc w:val="left"/>
+      <w:pPr>
+        <w:tabs>
+          <w:tab w:val="num" w:pos="720"/>
+        </w:tabs>
+        <w:ind w:left="720" w:hanging="360"/>
+      </w:pPr>
+      <w:rPr>
+        <w:rFonts w:ascii="Symbol" w:hAnsi="Symbol" w:hint="default"/>
+        <w:sz w:val="20"/>
+      </w:rPr>
+    </w:lvl>
+    <w:lvl w:ilvl="1" w:tentative="1">
+      <w:start w:val="1"/>
+      <w:numFmt w:val="bullet"/>
+      <w:lvlText w:val="o"/>
+      <w:lvlJc w:val="left"/>
+      <w:pPr>
+        <w:tabs>
+          <w:tab w:val="num" w:pos="1440"/>
+        </w:tabs>
+        <w:ind w:left="1440" w:hanging="360"/>
+      </w:pPr>
+      <w:rPr>
+        <w:rFonts w:ascii="Courier New" w:hAnsi="Courier New" w:hint="default"/>
+        <w:sz w:val="20"/>
+      </w:rPr>
+    </w:lvl>
+    <w:lvl w:ilvl="2" w:tentative="1">
+      <w:start w:val="1"/>
+      <w:numFmt w:val="bullet"/>
+      <w:lvlText w:val=""/>
+      <w:lvlJc w:val="left"/>
+      <w:pPr>
+        <w:tabs>
+          <w:tab w:val="num" w:pos="2160"/>
+        </w:tabs>
+        <w:ind w:left="2160" w:hanging="360"/>
+      </w:pPr>
+      <w:rPr>
+        <w:rFonts w:ascii="Wingdings" w:hAnsi="Wingdings" w:hint="default"/>
+        <w:sz w:val="20"/>
+      </w:rPr>
+    </w:lvl>
+    <w:lvl w:ilvl="3" w:tentative="1">
+      <w:start w:val="1"/>
+      <w:numFmt w:val="bullet"/>
+      <w:lvlText w:val=""/>
+      <w:lvlJc w:val="left"/>
+      <w:pPr>
+        <w:tabs>
+          <w:tab w:val="num" w:pos="2880"/>
+        </w:tabs>
+        <w:ind w:left="2880" w:hanging="360"/>
+      </w:pPr>
+      <w:rPr>
+        <w:rFonts w:ascii="Wingdings" w:hAnsi="Wingdings" w:hint="default"/>
+        <w:sz w:val="20"/>
+      </w:rPr>
+    </w:lvl>
+    <w:lvl w:ilvl="4" w:tentative="1">
+      <w:start w:val="1"/>
+      <w:numFmt w:val="bullet"/>
+      <w:lvlText w:val=""/>
+      <w:lvlJc w:val="left"/>
+      <w:pPr>
+        <w:tabs>
+          <w:tab w:val="num" w:pos="3600"/>
+        </w:tabs>
+        <w:ind w:left="3600" w:hanging="360"/>
+      </w:pPr>
+      <w:rPr>
+        <w:rFonts w:ascii="Wingdings" w:hAnsi="Wingdings" w:hint="default"/>
+        <w:sz w:val="20"/>
+      </w:rPr>
+    </w:lvl>
+    <w:lvl w:ilvl="5" w:tentative="1">
+      <w:start w:val="1"/>
+      <w:numFmt w:val="bullet"/>
+      <w:lvlText w:val=""/>
+      <w:lvlJc w:val="left"/>
+      <w:pPr>
+        <w:tabs>
+          <w:tab w:val="num" w:pos="4320"/>
+        </w:tabs>
+        <w:ind w:left="4320" w:hanging="360"/>
+      </w:pPr>
+      <w:rPr>
+        <w:rFonts w:ascii="Wingdings" w:hAnsi="Wingdings" w:hint="default"/>
+        <w:sz w:val="20"/>
+      </w:rPr>
+    </w:lvl>
+    <w:lvl w:ilvl="6" w:tentative="1">
+      <w:start w:val="1"/>
+      <w:numFmt w:val="bullet"/>
+      <w:lvlText w:val=""/>
+      <w:lvlJc w:val="left"/>
+      <w:pPr>
+        <w:tabs>
+          <w:tab w:val="num" w:pos="5040"/>
+        </w:tabs>
+        <w:ind w:left="5040" w:hanging="360"/>
+      </w:pPr>
+      <w:rPr>
+        <w:rFonts w:ascii="Wingdings" w:hAnsi="Wingdings" w:hint="default"/>
+        <w:sz w:val="20"/>
+      </w:rPr>
+    </w:lvl>
+    <w:lvl w:ilvl="7" w:tentative="1">
+      <w:start w:val="1"/>
+      <w:numFmt w:val="bullet"/>
+      <w:lvlText w:val=""/>
+      <w:lvlJc w:val="left"/>
+      <w:pPr>
+        <w:tabs>
+          <w:tab w:val="num" w:pos="5760"/>
+        </w:tabs>
+        <w:ind w:left="5760" w:hanging="360"/>
+      </w:pPr>
+      <w:rPr>
+        <w:rFonts w:ascii="Wingdings" w:hAnsi="Wingdings" w:hint="default"/>
+        <w:sz w:val="20"/>
+      </w:rPr>
+    </w:lvl>
+    <w:lvl w:ilvl="8" w:tentative="1">
+      <w:start w:val="1"/>
+      <w:numFmt w:val="bullet"/>
+      <w:lvlText w:val=""/>
+      <w:lvlJc w:val="left"/>
+      <w:pPr>
+        <w:tabs>
+          <w:tab w:val="num" w:pos="6480"/>
+        </w:tabs>
+        <w:ind w:left="6480" w:hanging="360"/>
+      </w:pPr>
+      <w:rPr>
+        <w:rFonts w:ascii="Wingdings" w:hAnsi="Wingdings" w:hint="default"/>
+        <w:sz w:val="20"/>
+      </w:rPr>
+    </w:lvl>
+  </w:abstractNum>
+  <w:abstractNum w:abstractNumId="19" w15:restartNumberingAfterBreak="0">
     <w:nsid w:val="6FB130F9"/>
     <w:multiLevelType w:val="hybridMultilevel"/>
     <w:tmpl w:val="8A72AD08"/>
@@ -4315,7 +9033,156 @@
       </w:rPr>
     </w:lvl>
   </w:abstractNum>
-  <w:abstractNum w:abstractNumId="12" w15:restartNumberingAfterBreak="0">
+  <w:abstractNum w:abstractNumId="20" w15:restartNumberingAfterBreak="0">
+    <w:nsid w:val="736D716B"/>
+    <w:multiLevelType w:val="multilevel"/>
+    <w:tmpl w:val="B73E4DE8"/>
+    <w:lvl w:ilvl="0">
+      <w:start w:val="1"/>
+      <w:numFmt w:val="bullet"/>
+      <w:lvlText w:val=""/>
+      <w:lvlJc w:val="left"/>
+      <w:pPr>
+        <w:tabs>
+          <w:tab w:val="num" w:pos="720"/>
+        </w:tabs>
+        <w:ind w:left="720" w:hanging="360"/>
+      </w:pPr>
+      <w:rPr>
+        <w:rFonts w:ascii="Symbol" w:hAnsi="Symbol" w:hint="default"/>
+        <w:sz w:val="20"/>
+      </w:rPr>
+    </w:lvl>
+    <w:lvl w:ilvl="1" w:tentative="1">
+      <w:start w:val="1"/>
+      <w:numFmt w:val="bullet"/>
+      <w:lvlText w:val="o"/>
+      <w:lvlJc w:val="left"/>
+      <w:pPr>
+        <w:tabs>
+          <w:tab w:val="num" w:pos="1440"/>
+        </w:tabs>
+        <w:ind w:left="1440" w:hanging="360"/>
+      </w:pPr>
+      <w:rPr>
+        <w:rFonts w:ascii="Courier New" w:hAnsi="Courier New" w:hint="default"/>
+        <w:sz w:val="20"/>
+      </w:rPr>
+    </w:lvl>
+    <w:lvl w:ilvl="2" w:tentative="1">
+      <w:start w:val="1"/>
+      <w:numFmt w:val="bullet"/>
+      <w:lvlText w:val=""/>
+      <w:lvlJc w:val="left"/>
+      <w:pPr>
+        <w:tabs>
+          <w:tab w:val="num" w:pos="2160"/>
+        </w:tabs>
+        <w:ind w:left="2160" w:hanging="360"/>
+      </w:pPr>
+      <w:rPr>
+        <w:rFonts w:ascii="Wingdings" w:hAnsi="Wingdings" w:hint="default"/>
+        <w:sz w:val="20"/>
+      </w:rPr>
+    </w:lvl>
+    <w:lvl w:ilvl="3" w:tentative="1">
+      <w:start w:val="1"/>
+      <w:numFmt w:val="bullet"/>
+      <w:lvlText w:val=""/>
+      <w:lvlJc w:val="left"/>
+      <w:pPr>
+        <w:tabs>
+          <w:tab w:val="num" w:pos="2880"/>
+        </w:tabs>
+        <w:ind w:left="2880" w:hanging="360"/>
+      </w:pPr>
+      <w:rPr>
+        <w:rFonts w:ascii="Wingdings" w:hAnsi="Wingdings" w:hint="default"/>
+        <w:sz w:val="20"/>
+      </w:rPr>
+    </w:lvl>
+    <w:lvl w:ilvl="4" w:tentative="1">
+      <w:start w:val="1"/>
+      <w:numFmt w:val="bullet"/>
+      <w:lvlText w:val=""/>
+      <w:lvlJc w:val="left"/>
+      <w:pPr>
+        <w:tabs>
+          <w:tab w:val="num" w:pos="3600"/>
+        </w:tabs>
+        <w:ind w:left="3600" w:hanging="360"/>
+      </w:pPr>
+      <w:rPr>
+        <w:rFonts w:ascii="Wingdings" w:hAnsi="Wingdings" w:hint="default"/>
+        <w:sz w:val="20"/>
+      </w:rPr>
+    </w:lvl>
+    <w:lvl w:ilvl="5" w:tentative="1">
+      <w:start w:val="1"/>
+      <w:numFmt w:val="bullet"/>
+      <w:lvlText w:val=""/>
+      <w:lvlJc w:val="left"/>
+      <w:pPr>
+        <w:tabs>
+          <w:tab w:val="num" w:pos="4320"/>
+        </w:tabs>
+        <w:ind w:left="4320" w:hanging="360"/>
+      </w:pPr>
+      <w:rPr>
+        <w:rFonts w:ascii="Wingdings" w:hAnsi="Wingdings" w:hint="default"/>
+        <w:sz w:val="20"/>
+      </w:rPr>
+    </w:lvl>
+    <w:lvl w:ilvl="6" w:tentative="1">
+      <w:start w:val="1"/>
+      <w:numFmt w:val="bullet"/>
+      <w:lvlText w:val=""/>
+      <w:lvlJc w:val="left"/>
+      <w:pPr>
+        <w:tabs>
+          <w:tab w:val="num" w:pos="5040"/>
+        </w:tabs>
+        <w:ind w:left="5040" w:hanging="360"/>
+      </w:pPr>
+      <w:rPr>
+        <w:rFonts w:ascii="Wingdings" w:hAnsi="Wingdings" w:hint="default"/>
+        <w:sz w:val="20"/>
+      </w:rPr>
+    </w:lvl>
+    <w:lvl w:ilvl="7" w:tentative="1">
+      <w:start w:val="1"/>
+      <w:numFmt w:val="bullet"/>
+      <w:lvlText w:val=""/>
+      <w:lvlJc w:val="left"/>
+      <w:pPr>
+        <w:tabs>
+          <w:tab w:val="num" w:pos="5760"/>
+        </w:tabs>
+        <w:ind w:left="5760" w:hanging="360"/>
+      </w:pPr>
+      <w:rPr>
+        <w:rFonts w:ascii="Wingdings" w:hAnsi="Wingdings" w:hint="default"/>
+        <w:sz w:val="20"/>
+      </w:rPr>
+    </w:lvl>
+    <w:lvl w:ilvl="8" w:tentative="1">
+      <w:start w:val="1"/>
+      <w:numFmt w:val="bullet"/>
+      <w:lvlText w:val=""/>
+      <w:lvlJc w:val="left"/>
+      <w:pPr>
+        <w:tabs>
+          <w:tab w:val="num" w:pos="6480"/>
+        </w:tabs>
+        <w:ind w:left="6480" w:hanging="360"/>
+      </w:pPr>
+      <w:rPr>
+        <w:rFonts w:ascii="Wingdings" w:hAnsi="Wingdings" w:hint="default"/>
+        <w:sz w:val="20"/>
+      </w:rPr>
+    </w:lvl>
+  </w:abstractNum>
+  <w:abstractNum w:abstractNumId="21" w15:restartNumberingAfterBreak="0">
     <w:nsid w:val="744A7DA6"/>
     <w:multiLevelType w:val="multilevel"/>
     <w:tmpl w:val="333E2614"/>
@@ -4464,7 +9331,156 @@
       </w:rPr>
     </w:lvl>
   </w:abstractNum>
-  <w:abstractNum w:abstractNumId="13" w15:restartNumberingAfterBreak="0">
+  <w:abstractNum w:abstractNumId="22" w15:restartNumberingAfterBreak="0">
+    <w:nsid w:val="75713436"/>
+    <w:multiLevelType w:val="multilevel"/>
+    <w:tmpl w:val="5A141F84"/>
+    <w:lvl w:ilvl="0">
+      <w:start w:val="1"/>
+      <w:numFmt w:val="bullet"/>
+      <w:lvlText w:val=""/>
+      <w:lvlJc w:val="left"/>
+      <w:pPr>
+        <w:tabs>
+          <w:tab w:val="num" w:pos="720"/>
+        </w:tabs>
+        <w:ind w:left="720" w:hanging="360"/>
+      </w:pPr>
+      <w:rPr>
+        <w:rFonts w:ascii="Symbol" w:hAnsi="Symbol" w:hint="default"/>
+        <w:sz w:val="20"/>
+      </w:rPr>
+    </w:lvl>
+    <w:lvl w:ilvl="1" w:tentative="1">
+      <w:start w:val="1"/>
+      <w:numFmt w:val="bullet"/>
+      <w:lvlText w:val="o"/>
+      <w:lvlJc w:val="left"/>
+      <w:pPr>
+        <w:tabs>
+          <w:tab w:val="num" w:pos="1440"/>
+        </w:tabs>
+        <w:ind w:left="1440" w:hanging="360"/>
+      </w:pPr>
+      <w:rPr>
+        <w:rFonts w:ascii="Courier New" w:hAnsi="Courier New" w:hint="default"/>
+        <w:sz w:val="20"/>
+      </w:rPr>
+    </w:lvl>
+    <w:lvl w:ilvl="2" w:tentative="1">
+      <w:start w:val="1"/>
+      <w:numFmt w:val="bullet"/>
+      <w:lvlText w:val=""/>
+      <w:lvlJc w:val="left"/>
+      <w:pPr>
+        <w:tabs>
+          <w:tab w:val="num" w:pos="2160"/>
+        </w:tabs>
+        <w:ind w:left="2160" w:hanging="360"/>
+      </w:pPr>
+      <w:rPr>
+        <w:rFonts w:ascii="Wingdings" w:hAnsi="Wingdings" w:hint="default"/>
+        <w:sz w:val="20"/>
+      </w:rPr>
+    </w:lvl>
+    <w:lvl w:ilvl="3" w:tentative="1">
+      <w:start w:val="1"/>
+      <w:numFmt w:val="bullet"/>
+      <w:lvlText w:val=""/>
+      <w:lvlJc w:val="left"/>
+      <w:pPr>
+        <w:tabs>
+          <w:tab w:val="num" w:pos="2880"/>
+        </w:tabs>
+        <w:ind w:left="2880" w:hanging="360"/>
+      </w:pPr>
+      <w:rPr>
+        <w:rFonts w:ascii="Wingdings" w:hAnsi="Wingdings" w:hint="default"/>
+        <w:sz w:val="20"/>
+      </w:rPr>
+    </w:lvl>
+    <w:lvl w:ilvl="4" w:tentative="1">
+      <w:start w:val="1"/>
+      <w:numFmt w:val="bullet"/>
+      <w:lvlText w:val=""/>
+      <w:lvlJc w:val="left"/>
+      <w:pPr>
+        <w:tabs>
+          <w:tab w:val="num" w:pos="3600"/>
+        </w:tabs>
+        <w:ind w:left="3600" w:hanging="360"/>
+      </w:pPr>
+      <w:rPr>
+        <w:rFonts w:ascii="Wingdings" w:hAnsi="Wingdings" w:hint="default"/>
+        <w:sz w:val="20"/>
+      </w:rPr>
+    </w:lvl>
+    <w:lvl w:ilvl="5" w:tentative="1">
+      <w:start w:val="1"/>
+      <w:numFmt w:val="bullet"/>
+      <w:lvlText w:val=""/>
+      <w:lvlJc w:val="left"/>
+      <w:pPr>
+        <w:tabs>
+          <w:tab w:val="num" w:pos="4320"/>
+        </w:tabs>
+        <w:ind w:left="4320" w:hanging="360"/>
+      </w:pPr>
+      <w:rPr>
+        <w:rFonts w:ascii="Wingdings" w:hAnsi="Wingdings" w:hint="default"/>
+        <w:sz w:val="20"/>
+      </w:rPr>
+    </w:lvl>
+    <w:lvl w:ilvl="6" w:tentative="1">
+      <w:start w:val="1"/>
+      <w:numFmt w:val="bullet"/>
+      <w:lvlText w:val=""/>
+      <w:lvlJc w:val="left"/>
+      <w:pPr>
+        <w:tabs>
+          <w:tab w:val="num" w:pos="5040"/>
+        </w:tabs>
+        <w:ind w:left="5040" w:hanging="360"/>
+      </w:pPr>
+      <w:rPr>
+        <w:rFonts w:ascii="Wingdings" w:hAnsi="Wingdings" w:hint="default"/>
+        <w:sz w:val="20"/>
+      </w:rPr>
+    </w:lvl>
+    <w:lvl w:ilvl="7" w:tentative="1">
+      <w:start w:val="1"/>
+      <w:numFmt w:val="bullet"/>
+      <w:lvlText w:val=""/>
+      <w:lvlJc w:val="left"/>
+      <w:pPr>
+        <w:tabs>
+          <w:tab w:val="num" w:pos="5760"/>
+        </w:tabs>
+        <w:ind w:left="5760" w:hanging="360"/>
+      </w:pPr>
+      <w:rPr>
+        <w:rFonts w:ascii="Wingdings" w:hAnsi="Wingdings" w:hint="default"/>
+        <w:sz w:val="20"/>
+      </w:rPr>
+    </w:lvl>
+    <w:lvl w:ilvl="8" w:tentative="1">
+      <w:start w:val="1"/>
+      <w:numFmt w:val="bullet"/>
+      <w:lvlText w:val=""/>
+      <w:lvlJc w:val="left"/>
+      <w:pPr>
+        <w:tabs>
+          <w:tab w:val="num" w:pos="6480"/>
+        </w:tabs>
+        <w:ind w:left="6480" w:hanging="360"/>
+      </w:pPr>
+      <w:rPr>
+        <w:rFonts w:ascii="Wingdings" w:hAnsi="Wingdings" w:hint="default"/>
+        <w:sz w:val="20"/>
+      </w:rPr>
+    </w:lvl>
+  </w:abstractNum>
+  <w:abstractNum w:abstractNumId="23" w15:restartNumberingAfterBreak="0">
     <w:nsid w:val="7CEB26BB"/>
     <w:multiLevelType w:val="hybridMultilevel"/>
     <w:tmpl w:val="2CB69DEE"/>
@@ -4554,19 +9570,19 @@
     </w:lvl>
   </w:abstractNum>
   <w:num w:numId="1" w16cid:durableId="1568956149">
-    <w:abstractNumId w:val="13"/>
+    <w:abstractNumId w:val="23"/>
   </w:num>
   <w:num w:numId="2" w16cid:durableId="48189166">
-    <w:abstractNumId w:val="5"/>
+    <w:abstractNumId w:val="8"/>
   </w:num>
   <w:num w:numId="3" w16cid:durableId="27721776">
-    <w:abstractNumId w:val="8"/>
+    <w:abstractNumId w:val="11"/>
   </w:num>
   <w:num w:numId="4" w16cid:durableId="2115396278">
     <w:abstractNumId w:val="4"/>
   </w:num>
   <w:num w:numId="5" w16cid:durableId="197477822">
-    <w:abstractNumId w:val="6"/>
+    <w:abstractNumId w:val="9"/>
   </w:num>
   <w:num w:numId="6" w16cid:durableId="688990630">
     <w:abstractNumId w:val="1"/>
@@ -4575,25 +9591,55 @@
     <w:abstractNumId w:val="3"/>
   </w:num>
   <w:num w:numId="8" w16cid:durableId="2022927068">
-    <w:abstractNumId w:val="10"/>
+    <w:abstractNumId w:val="13"/>
   </w:num>
   <w:num w:numId="9" w16cid:durableId="544172575">
-    <w:abstractNumId w:val="9"/>
+    <w:abstractNumId w:val="12"/>
   </w:num>
   <w:num w:numId="10" w16cid:durableId="1395007945">
     <w:abstractNumId w:val="2"/>
   </w:num>
   <w:num w:numId="11" w16cid:durableId="514728648">
-    <w:abstractNumId w:val="12"/>
+    <w:abstractNumId w:val="21"/>
   </w:num>
   <w:num w:numId="12" w16cid:durableId="541134429">
     <w:abstractNumId w:val="0"/>
   </w:num>
   <w:num w:numId="13" w16cid:durableId="1149320709">
+    <w:abstractNumId w:val="10"/>
+  </w:num>
+  <w:num w:numId="14" w16cid:durableId="82386459">
+    <w:abstractNumId w:val="19"/>
+  </w:num>
+  <w:num w:numId="15" w16cid:durableId="1961372802">
+    <w:abstractNumId w:val="18"/>
+  </w:num>
+  <w:num w:numId="16" w16cid:durableId="699404303">
+    <w:abstractNumId w:val="17"/>
+  </w:num>
+  <w:num w:numId="17" w16cid:durableId="478108968">
+    <w:abstractNumId w:val="20"/>
+  </w:num>
+  <w:num w:numId="18" w16cid:durableId="233663086">
+    <w:abstractNumId w:val="5"/>
+  </w:num>
+  <w:num w:numId="19" w16cid:durableId="957640283">
     <w:abstractNumId w:val="7"/>
   </w:num>
-  <w:num w:numId="14" w16cid:durableId="82386459">
-    <w:abstractNumId w:val="11"/>
+  <w:num w:numId="20" w16cid:durableId="723024777">
+    <w:abstractNumId w:val="15"/>
+  </w:num>
+  <w:num w:numId="21" w16cid:durableId="1560482392">
+    <w:abstractNumId w:val="6"/>
+  </w:num>
+  <w:num w:numId="22" w16cid:durableId="1590918186">
+    <w:abstractNumId w:val="16"/>
+  </w:num>
+  <w:num w:numId="23" w16cid:durableId="716970281">
+    <w:abstractNumId w:val="14"/>
+  </w:num>
+  <w:num w:numId="24" w16cid:durableId="915474328">
+    <w:abstractNumId w:val="22"/>
   </w:num>
 </w:numbering>
 </file>
@@ -5204,7 +10250,6 @@
   <w:style w:type="character" w:default="1" w:styleId="Policepardfaut">
     <w:name w:val="Default Paragraph Font"/>
     <w:uiPriority w:val="1"/>
-    <w:semiHidden/>
     <w:unhideWhenUsed/>
   </w:style>
   <w:style w:type="table" w:default="1" w:styleId="TableauNormal">

--- a/Etat de l'art/Multomodal-CoLearning.docx
+++ b/Etat de l'art/Multomodal-CoLearning.docx
@@ -15,38 +15,51 @@
         </w:rPr>
         <w:t>Multimodal Co-</w:t>
       </w:r>
+      <w:r>
+        <w:rPr>
+          <w:lang w:val="fr-FR"/>
+        </w:rPr>
+        <w:t>learning :</w:t>
+      </w:r>
+    </w:p>
+    <w:p>
+      <w:pPr>
+        <w:rPr>
+          <w:lang w:val="fr-FR"/>
+        </w:rPr>
+      </w:pPr>
+      <w:r>
+        <w:rPr>
+          <w:lang w:val="fr-FR"/>
+        </w:rPr>
+        <w:t>Le co-learning est une méthode d’apprentissa</w:t>
+      </w:r>
+      <w:r>
+        <w:rPr>
+          <w:lang w:val="fr-FR"/>
+        </w:rPr>
+        <w:t xml:space="preserve">ge qui va tirer parti des différentes modalités, le but étant d’enrichir les modalités les plus pauvre à l’aides des plus fournis. </w:t>
+      </w:r>
+    </w:p>
+    <w:p>
+      <w:pPr>
+        <w:rPr>
+          <w:lang w:val="fr-FR"/>
+        </w:rPr>
+      </w:pPr>
       <w:proofErr w:type="gramStart"/>
       <w:r>
         <w:rPr>
           <w:lang w:val="fr-FR"/>
         </w:rPr>
-        <w:t>learning</w:t>
-      </w:r>
-      <w:r>
-        <w:rPr>
-          <w:lang w:val="fr-FR"/>
-        </w:rPr>
-        <w:t>:</w:t>
+        <w:t>le</w:t>
       </w:r>
       <w:proofErr w:type="gramEnd"/>
-    </w:p>
-    <w:p>
-      <w:pPr>
-        <w:rPr>
-          <w:lang w:val="fr-FR"/>
-        </w:rPr>
-      </w:pPr>
-      <w:r>
-        <w:rPr>
-          <w:lang w:val="fr-FR"/>
-        </w:rPr>
-        <w:t>Le co-learning est une méthode d’apprentissa</w:t>
-      </w:r>
-      <w:r>
-        <w:rPr>
-          <w:lang w:val="fr-FR"/>
-        </w:rPr>
-        <w:t xml:space="preserve">ge qui va tirer parti des différentes modalités, le but étant d’enrichir les modalités les plus pauvre à l’aides des plus fournis. </w:t>
+      <w:r>
+        <w:rPr>
+          <w:lang w:val="fr-FR"/>
+        </w:rPr>
+        <w:t xml:space="preserve"> co-learning sert à compenser les limites d’une modalité en s’appuyant sur une autre, afin d’obtenir des modèles multimodaux robustes, utilisables même quand une ou plusieurs modalités manquent ou sont bruitées.</w:t>
       </w:r>
     </w:p>
     <w:p>
@@ -121,14 +134,12 @@
         </w:rPr>
         <w:t xml:space="preserve">Dans l’article les auteurs explique </w:t>
       </w:r>
-      <w:proofErr w:type="gramStart"/>
-      <w:r>
-        <w:rPr>
-          <w:lang w:val="fr-FR"/>
-        </w:rPr>
-        <w:t>qu’ils n’y a</w:t>
-      </w:r>
-      <w:proofErr w:type="gramEnd"/>
+      <w:r>
+        <w:rPr>
+          <w:lang w:val="fr-FR"/>
+        </w:rPr>
+        <w:t>qu’il n’y a</w:t>
+      </w:r>
       <w:r>
         <w:rPr>
           <w:lang w:val="fr-FR"/>
@@ -247,6 +258,7 @@
         <w:rPr>
           <w:lang w:val="fr-FR"/>
         </w:rPr>
+        <w:lastRenderedPageBreak/>
         <w:t xml:space="preserve">Le </w:t>
       </w:r>
       <w:proofErr w:type="spellStart"/>
@@ -261,14 +273,7 @@
         <w:rPr>
           <w:lang w:val="fr-FR"/>
         </w:rPr>
-        <w:t xml:space="preserve">-apprentissage multimodal vise à fonctionner en conditions réelles, où certaines modalités peuvent être rares, bruitées ou mal annotées. Ces situations sont définies comme des objectifs formels pour orienter l’analyse. Bien que peu d’articles traitent </w:t>
-      </w:r>
-      <w:r>
-        <w:rPr>
-          <w:lang w:val="fr-FR"/>
-        </w:rPr>
-        <w:lastRenderedPageBreak/>
-        <w:t>explicitement du co-learning multimodal, de nombreux travaux abordent ses objectifs sans les nommer ainsi. Les auteurs ont donc mené une recherche systématique d’articles correspondant à ces objectifs afin de répondre à leurs questions de recherche.</w:t>
+        <w:t>-apprentissage multimodal vise à fonctionner en conditions réelles, où certaines modalités peuvent être rares, bruitées ou mal annotées. Ces situations sont définies comme des objectifs formels pour orienter l’analyse. Bien que peu d’articles traitent explicitement du co-learning multimodal, de nombreux travaux abordent ses objectifs sans les nommer ainsi. Les auteurs ont donc mené une recherche systématique d’articles correspondant à ces objectifs afin de répondre à leurs questions de recherche.</w:t>
       </w:r>
     </w:p>
     <w:p>
@@ -1322,13 +1327,6 @@
     <w:p>
       <w:pPr>
         <w:rPr>
-          <w:lang w:val="fr-FR"/>
-        </w:rPr>
-      </w:pPr>
-    </w:p>
-    <w:p>
-      <w:pPr>
-        <w:rPr>
           <w:b/>
           <w:bCs/>
           <w:u w:val="single"/>
@@ -1652,28 +1650,57 @@
           <w:lang w:val="fr-FR" w:eastAsia="en-US"/>
           <w14:ligatures w14:val="standardContextual"/>
         </w:rPr>
-        <w:lastRenderedPageBreak/>
-        <w:t>Chaque modalité ayant ses spécificités, il faut adapter les taux d’apprentissage pour éviter le surapprentissage. La fusion tardive gère bien les modalités manquantes, mais reste moins efficace que la fusion hybride. Pour les modalités manquantes ou bruitées, on utilise des méthodes avancées comme l’apprentissage multi-tâches, les réseaux à mémoire et l’attention.</w:t>
-      </w:r>
-    </w:p>
-    <w:p>
-      <w:pPr>
-        <w:pStyle w:val="NormalWeb"/>
+        <w:t xml:space="preserve">Chaque modalité ayant ses spécificités, il faut adapter les taux d’apprentissage pour éviter le surapprentissage. La fusion tardive gère bien les modalités manquantes, mais </w:t>
+      </w:r>
+      <w:r>
         <w:rPr>
           <w:rFonts w:asciiTheme="minorHAnsi" w:eastAsiaTheme="minorHAnsi" w:hAnsiTheme="minorHAnsi" w:cstheme="minorBidi"/>
           <w:kern w:val="2"/>
           <w:lang w:val="fr-FR" w:eastAsia="en-US"/>
           <w14:ligatures w14:val="standardContextual"/>
         </w:rPr>
-      </w:pPr>
-      <w:r>
+        <w:lastRenderedPageBreak/>
+        <w:t>reste moins efficace que la fusion hybride. Pour les modalités manquantes ou bruitées, on utilise des méthodes avancées comme l’apprentissage multi-tâches, les réseaux à mémoire et l’attention.</w:t>
+      </w:r>
+    </w:p>
+    <w:p>
+      <w:pPr>
+        <w:pStyle w:val="NormalWeb"/>
         <w:rPr>
           <w:rFonts w:asciiTheme="minorHAnsi" w:eastAsiaTheme="minorHAnsi" w:hAnsiTheme="minorHAnsi" w:cstheme="minorBidi"/>
           <w:kern w:val="2"/>
           <w:lang w:val="fr-FR" w:eastAsia="en-US"/>
           <w14:ligatures w14:val="standardContextual"/>
         </w:rPr>
-        <w:t>Enfin, des expériences montrent qu’un modèle entraîné avec plusieurs modalités (audio, vidéo, texte) reste performant même s’il n’utilise que le texte au test. Cela prouve que le co-learning multimodal améliore les résultats par rapport à l’unimodal. Aujourd’hui, la fusion et l’apprentissage de représentations sont de plus en plus combinés avec l’alignement et la traduction pour des systèmes multimodaux plus efficaces.</w:t>
+      </w:pPr>
+      <w:r>
+        <w:rPr>
+          <w:rFonts w:asciiTheme="minorHAnsi" w:eastAsiaTheme="minorHAnsi" w:hAnsiTheme="minorHAnsi" w:cstheme="minorBidi"/>
+          <w:kern w:val="2"/>
+          <w:lang w:val="fr-FR" w:eastAsia="en-US"/>
+          <w14:ligatures w14:val="standardContextual"/>
+        </w:rPr>
+        <w:t>Enfin, des expériences montrent qu’un modèle entraîné avec plusieurs modalités (audio, vidéo, texte) reste performant même s’il n’utilise que le texte au test. Cela prouve que le co-learning multimodal améliore les résultats par rapport à l’unimodal.</w:t>
+      </w:r>
+    </w:p>
+    <w:p>
+      <w:pPr>
+        <w:pStyle w:val="NormalWeb"/>
+        <w:rPr>
+          <w:rFonts w:asciiTheme="minorHAnsi" w:eastAsiaTheme="minorHAnsi" w:hAnsiTheme="minorHAnsi" w:cstheme="minorBidi"/>
+          <w:kern w:val="2"/>
+          <w:lang w:val="fr-FR" w:eastAsia="en-US"/>
+          <w14:ligatures w14:val="standardContextual"/>
+        </w:rPr>
+      </w:pPr>
+      <w:r>
+        <w:rPr>
+          <w:rFonts w:asciiTheme="minorHAnsi" w:eastAsiaTheme="minorHAnsi" w:hAnsiTheme="minorHAnsi" w:cstheme="minorBidi"/>
+          <w:kern w:val="2"/>
+          <w:lang w:val="fr-FR" w:eastAsia="en-US"/>
+          <w14:ligatures w14:val="standardContextual"/>
+        </w:rPr>
+        <w:t>Aujourd’hui, la fusion et l’apprentissage de représentations sont de plus en plus combinés avec l’alignement et la traduction pour des systèmes multimodaux plus efficaces.</w:t>
       </w:r>
     </w:p>
     <w:p>
@@ -1822,7 +1849,45 @@
           <w:lang w:val="fr-FR" w:eastAsia="en-US"/>
           <w14:ligatures w14:val="standardContextual"/>
         </w:rPr>
-        <w:t>Pour améliorer cela, on utilise l’attention, un mécanisme qui permet au modèle de se concentrer sur les parties importantes d’une information (un mot, une image, un moment, etc.). Il existe différents types d’attention :</w:t>
+        <w:t xml:space="preserve">Pour améliorer cela, on utilise </w:t>
+      </w:r>
+      <w:r>
+        <w:rPr>
+          <w:rFonts w:asciiTheme="minorHAnsi" w:eastAsiaTheme="minorHAnsi" w:hAnsiTheme="minorHAnsi" w:cstheme="minorBidi"/>
+          <w:kern w:val="2"/>
+          <w:highlight w:val="yellow"/>
+          <w:lang w:val="fr-FR" w:eastAsia="en-US"/>
+          <w14:ligatures w14:val="standardContextual"/>
+        </w:rPr>
+        <w:t>l’attention</w:t>
+      </w:r>
+      <w:r>
+        <w:rPr>
+          <w:rFonts w:asciiTheme="minorHAnsi" w:eastAsiaTheme="minorHAnsi" w:hAnsiTheme="minorHAnsi" w:cstheme="minorBidi"/>
+          <w:kern w:val="2"/>
+          <w:lang w:val="fr-FR" w:eastAsia="en-US"/>
+          <w14:ligatures w14:val="standardContextual"/>
+        </w:rPr>
+        <w:t xml:space="preserve">, un mécanisme qui permet au modèle de se </w:t>
+      </w:r>
+      <w:r>
+        <w:rPr>
+          <w:rFonts w:asciiTheme="minorHAnsi" w:eastAsiaTheme="minorHAnsi" w:hAnsiTheme="minorHAnsi" w:cstheme="minorBidi"/>
+          <w:kern w:val="2"/>
+          <w:highlight w:val="yellow"/>
+          <w:lang w:val="fr-FR" w:eastAsia="en-US"/>
+          <w14:ligatures w14:val="standardContextual"/>
+        </w:rPr>
+        <w:t>concentrer sur les parties importantes</w:t>
+      </w:r>
+      <w:r>
+        <w:rPr>
+          <w:rFonts w:asciiTheme="minorHAnsi" w:eastAsiaTheme="minorHAnsi" w:hAnsiTheme="minorHAnsi" w:cstheme="minorBidi"/>
+          <w:kern w:val="2"/>
+          <w:lang w:val="fr-FR" w:eastAsia="en-US"/>
+          <w14:ligatures w14:val="standardContextual"/>
+        </w:rPr>
+        <w:t xml:space="preserve"> d’une information (un mot, une image, un moment, etc.). Il existe différents types d’attention :</w:t>
       </w:r>
     </w:p>
     <w:p>
@@ -1991,6 +2056,23 @@
     </w:p>
     <w:p>
       <w:pPr>
+        <w:pStyle w:val="Titre2"/>
+        <w:rPr>
+          <w:rFonts w:asciiTheme="minorHAnsi" w:eastAsiaTheme="minorHAnsi" w:hAnsiTheme="minorHAnsi" w:cstheme="minorBidi"/>
+          <w:lang w:val="fr-FR"/>
+        </w:rPr>
+      </w:pPr>
+      <w:r>
+        <w:t xml:space="preserve">5.3 </w:t>
+      </w:r>
+      <w:proofErr w:type="spellStart"/>
+      <w:r>
+        <w:t>Encoder-decoders</w:t>
+      </w:r>
+      <w:proofErr w:type="spellEnd"/>
+    </w:p>
+    <w:p>
+      <w:pPr>
         <w:pStyle w:val="NormalWeb"/>
         <w:rPr>
           <w:rFonts w:asciiTheme="minorHAnsi" w:eastAsiaTheme="minorHAnsi" w:hAnsiTheme="minorHAnsi" w:cstheme="minorBidi"/>
@@ -2447,6 +2529,25 @@
     </w:p>
     <w:p>
       <w:pPr>
+        <w:pStyle w:val="Titre2"/>
+        <w:rPr>
+          <w:lang w:val="fr-FR"/>
+        </w:rPr>
+      </w:pPr>
+      <w:r>
+        <w:t xml:space="preserve">5.4 Generative adversarial </w:t>
+      </w:r>
+      <w:proofErr w:type="spellStart"/>
+      <w:r>
+        <w:t>networks</w:t>
+      </w:r>
+      <w:proofErr w:type="spellEnd"/>
+      <w:r>
+        <w:t xml:space="preserve"> (GAN)</w:t>
+      </w:r>
+    </w:p>
+    <w:p>
+      <w:pPr>
         <w:pStyle w:val="NormalWeb"/>
         <w:rPr>
           <w:lang w:val="fr-FR"/>
@@ -2526,6 +2627,7 @@
         <w:rPr>
           <w:lang w:val="fr-FR"/>
         </w:rPr>
+        <w:lastRenderedPageBreak/>
         <w:t>Le CM-GAN est un exemple qui favorise l’apprentissage des corrélations entre et à l’intérieur des modalités pour la recherche image-texte.</w:t>
       </w:r>
     </w:p>
@@ -2540,7 +2642,6 @@
         <w:rPr>
           <w:lang w:val="fr-FR"/>
         </w:rPr>
-        <w:lastRenderedPageBreak/>
         <w:t>Plus largement, les GAN et leurs variantes servent aussi à générer des modalités manquantes, équilibrer des données, faire de l’adaptation de domaine et gérer des données bruitées dans l’apprentissage multimodal.</w:t>
       </w:r>
     </w:p>
@@ -2887,7 +2988,14 @@
         <w:rPr>
           <w:lang w:val="fr-FR"/>
         </w:rPr>
-        <w:t xml:space="preserve"> multimodal. L’entraînement se concentre sur la dernière couche (prédiction), ce qui fait gagner du temps. Mais il existe un risque de transfert négatif si les représentations pré-apprises ne sont pas adaptées au domaine cible.</w:t>
+        <w:t xml:space="preserve"> multimodal. L’entraînement se concentre sur la dernière couche (prédiction), ce qui fait </w:t>
+      </w:r>
+      <w:r>
+        <w:rPr>
+          <w:lang w:val="fr-FR"/>
+        </w:rPr>
+        <w:lastRenderedPageBreak/>
+        <w:t>gagner du temps. Mais il existe un risque de transfert négatif si les représentations pré-apprises ne sont pas adaptées au domaine cible.</w:t>
       </w:r>
     </w:p>
     <w:p>
@@ -2909,7 +3017,6 @@
         <w:rPr>
           <w:lang w:val="en-US"/>
         </w:rPr>
-        <w:lastRenderedPageBreak/>
         <w:t>5.7 Multimodal embeddings and pre-trained models</w:t>
       </w:r>
       <w:r>
@@ -3008,13 +3115,7 @@
         <w:rPr>
           <w:lang w:val="fr-FR"/>
         </w:rPr>
-        <w:t>Learning</w:t>
-      </w:r>
-      <w:r>
-        <w:rPr>
-          <w:lang w:val="fr-FR"/>
-        </w:rPr>
-        <w:t>:</w:t>
+        <w:t>Learning:</w:t>
       </w:r>
       <w:proofErr w:type="gramEnd"/>
     </w:p>
@@ -3125,6 +3226,7 @@
           <w:b/>
           <w:bCs/>
           <w:u w:val="single"/>
+          <w:lang w:val="fr-FR"/>
         </w:rPr>
       </w:pPr>
       <w:r>
@@ -3132,8 +3234,9 @@
           <w:b/>
           <w:bCs/>
           <w:u w:val="single"/>
-        </w:rPr>
-        <w:t xml:space="preserve">5.10 </w:t>
+          <w:lang w:val="fr-FR"/>
+        </w:rPr>
+        <w:t xml:space="preserve">5.10 Multi-instance </w:t>
       </w:r>
       <w:proofErr w:type="spellStart"/>
       <w:r>
@@ -3141,8 +3244,9 @@
           <w:b/>
           <w:bCs/>
           <w:u w:val="single"/>
-        </w:rPr>
-        <w:t>Multi-instance</w:t>
+          <w:lang w:val="fr-FR"/>
+        </w:rPr>
+        <w:t>learning</w:t>
       </w:r>
       <w:proofErr w:type="spellEnd"/>
       <w:r>
@@ -3150,265 +3254,271 @@
           <w:b/>
           <w:bCs/>
           <w:u w:val="single"/>
-        </w:rPr>
-        <w:t xml:space="preserve"> </w:t>
-      </w:r>
-      <w:proofErr w:type="spellStart"/>
+          <w:lang w:val="fr-FR"/>
+        </w:rPr>
+        <w:t xml:space="preserve"> (MIL</w:t>
+      </w:r>
+      <w:proofErr w:type="gramStart"/>
       <w:r>
         <w:rPr>
           <w:b/>
           <w:bCs/>
           <w:u w:val="single"/>
+          <w:lang w:val="fr-FR"/>
+        </w:rPr>
+        <w:t>):</w:t>
+      </w:r>
+      <w:proofErr w:type="gramEnd"/>
+    </w:p>
+    <w:p>
+      <w:pPr>
+        <w:pStyle w:val="NormalWeb"/>
+        <w:rPr>
+          <w:lang w:val="fr-FR"/>
+        </w:rPr>
+      </w:pPr>
+      <w:r>
+        <w:rPr>
+          <w:lang w:val="fr-FR"/>
+        </w:rPr>
+        <w:t xml:space="preserve">L’apprentissage multi-instances (MIL) utilise des sacs d’instances annotés uniquement au niveau du sac, sans annotation des instances individuelles. Un sac est positif s’il contient au moins une instance positive. Cette approche est utile pour les données faiblement annotées, car elle réduit le coût de labellisation et permet d’exploiter de grands ensembles issus du web. Le MIL est appliqué à la classification audio-vidéo, à la reconnaissance d’objets complexes et à la détection de vidéos violentes. Il existe trois types d’algorithmes : basés sur les instances, sur les sacs et sur les </w:t>
+      </w:r>
+      <w:proofErr w:type="spellStart"/>
+      <w:r>
+        <w:rPr>
+          <w:lang w:val="fr-FR"/>
+        </w:rPr>
+        <w:t>embeddings</w:t>
+      </w:r>
+      <w:proofErr w:type="spellEnd"/>
+      <w:r>
+        <w:rPr>
+          <w:lang w:val="fr-FR"/>
+        </w:rPr>
+        <w:t xml:space="preserve">. Le MIL favorise le </w:t>
+      </w:r>
+      <w:proofErr w:type="spellStart"/>
+      <w:r>
+        <w:rPr>
+          <w:lang w:val="fr-FR"/>
+        </w:rPr>
+        <w:t>co</w:t>
+      </w:r>
+      <w:proofErr w:type="spellEnd"/>
+      <w:r>
+        <w:rPr>
+          <w:lang w:val="fr-FR"/>
+        </w:rPr>
+        <w:t>-apprentissage multimodal, notamment lorsque les modalités sont faiblement annotées.</w:t>
+      </w:r>
+    </w:p>
+    <w:p>
+      <w:pPr>
+        <w:pStyle w:val="Titre2"/>
+        <w:rPr>
+          <w:lang w:val="fr-FR"/>
+        </w:rPr>
+      </w:pPr>
+      <w:r>
+        <w:rPr>
+          <w:lang w:val="fr-FR"/>
+        </w:rPr>
+        <w:t xml:space="preserve">5.11 Contrastive </w:t>
+      </w:r>
+      <w:proofErr w:type="spellStart"/>
+      <w:proofErr w:type="gramStart"/>
+      <w:r>
+        <w:rPr>
+          <w:lang w:val="fr-FR"/>
         </w:rPr>
         <w:t>learning</w:t>
       </w:r>
       <w:proofErr w:type="spellEnd"/>
+      <w:r>
+        <w:rPr>
+          <w:lang w:val="fr-FR"/>
+        </w:rPr>
+        <w:t>:</w:t>
+      </w:r>
+      <w:proofErr w:type="gramEnd"/>
+    </w:p>
+    <w:p>
+      <w:pPr>
+        <w:rPr>
+          <w:lang w:val="fr-FR"/>
+        </w:rPr>
+      </w:pPr>
+      <w:r>
+        <w:rPr>
+          <w:lang w:val="fr-FR"/>
+        </w:rPr>
+        <w:t>L’</w:t>
+      </w:r>
       <w:r>
         <w:rPr>
           <w:b/>
           <w:bCs/>
-          <w:u w:val="single"/>
-        </w:rPr>
-        <w:t xml:space="preserve"> (MIL)</w:t>
+          <w:lang w:val="fr-FR"/>
+        </w:rPr>
+        <w:t>apprentissage auto-supervisé</w:t>
+      </w:r>
+      <w:r>
+        <w:rPr>
+          <w:lang w:val="fr-FR"/>
+        </w:rPr>
+        <w:t xml:space="preserve"> crée des représentations internes des données utiles pour d’autres tâches, souvent grâce à l’</w:t>
       </w:r>
       <w:r>
         <w:rPr>
           <w:b/>
           <w:bCs/>
-          <w:u w:val="single"/>
-        </w:rPr>
-        <w:t>:</w:t>
-      </w:r>
-    </w:p>
-    <w:p>
-      <w:pPr>
-        <w:pStyle w:val="NormalWeb"/>
-        <w:rPr>
-          <w:lang w:val="fr-FR"/>
-        </w:rPr>
-      </w:pPr>
-      <w:r>
-        <w:rPr>
-          <w:lang w:val="fr-FR"/>
-        </w:rPr>
-        <w:t xml:space="preserve">L’apprentissage multi-instances (MIL) utilise des sacs d’instances annotés uniquement au niveau du sac, sans annotation des instances individuelles. Un sac est positif s’il contient au moins une instance positive. Cette approche est utile pour les données faiblement annotées, car elle réduit le coût de labellisation et permet d’exploiter de grands ensembles issus du web. Le MIL est appliqué à la classification audio-vidéo, à la reconnaissance d’objets complexes et à la détection de vidéos violentes. Il existe trois types d’algorithmes : basés sur les instances, sur les sacs et sur les </w:t>
+          <w:lang w:val="fr-FR"/>
+        </w:rPr>
+        <w:t>apprentissage contrastif</w:t>
+      </w:r>
+      <w:r>
+        <w:rPr>
+          <w:lang w:val="fr-FR"/>
+        </w:rPr>
+        <w:t xml:space="preserve">. Cette méthode consiste à rapprocher différentes vues d’une même donnée (par exemple des images augmentées) et à éloigner celles qui sont différentes. Des approches comme </w:t>
       </w:r>
       <w:proofErr w:type="spellStart"/>
-      <w:r>
-        <w:rPr>
-          <w:lang w:val="fr-FR"/>
-        </w:rPr>
-        <w:t>embeddings</w:t>
-      </w:r>
-      <w:proofErr w:type="spellEnd"/>
-      <w:r>
-        <w:rPr>
-          <w:lang w:val="fr-FR"/>
-        </w:rPr>
-        <w:t xml:space="preserve">. Le MIL favorise le </w:t>
-      </w:r>
-      <w:proofErr w:type="spellStart"/>
-      <w:r>
-        <w:rPr>
-          <w:lang w:val="fr-FR"/>
-        </w:rPr>
-        <w:t>co</w:t>
-      </w:r>
-      <w:proofErr w:type="spellEnd"/>
-      <w:r>
-        <w:rPr>
-          <w:lang w:val="fr-FR"/>
-        </w:rPr>
-        <w:t>-apprentissage multimodal, notamment lorsque les modalités sont faiblement annotées.</w:t>
-      </w:r>
-    </w:p>
-    <w:p>
-      <w:pPr>
-        <w:pStyle w:val="Titre2"/>
-      </w:pPr>
-      <w:r>
-        <w:t xml:space="preserve">5.11 Contrastive </w:t>
-      </w:r>
-      <w:proofErr w:type="spellStart"/>
-      <w:r>
-        <w:t>learning</w:t>
-      </w:r>
-      <w:proofErr w:type="spellEnd"/>
-      <w:r>
-        <w:t>:</w:t>
-      </w:r>
-    </w:p>
-    <w:p>
-      <w:pPr>
-        <w:rPr>
-          <w:lang w:val="fr-FR"/>
-        </w:rPr>
-      </w:pPr>
-      <w:r>
-        <w:rPr>
-          <w:lang w:val="fr-FR"/>
-        </w:rPr>
-        <w:t>L’</w:t>
-      </w:r>
       <w:r>
         <w:rPr>
           <w:b/>
           <w:bCs/>
           <w:lang w:val="fr-FR"/>
         </w:rPr>
-        <w:t>apprentissage auto-supervisé</w:t>
-      </w:r>
-      <w:r>
-        <w:rPr>
-          <w:lang w:val="fr-FR"/>
-        </w:rPr>
-        <w:t xml:space="preserve"> crée des représentations internes des données utiles pour d’autres tâches, souvent grâce à l’</w:t>
-      </w:r>
+        <w:t>SimCLR</w:t>
+      </w:r>
+      <w:proofErr w:type="spellEnd"/>
+      <w:r>
+        <w:rPr>
+          <w:lang w:val="fr-FR"/>
+        </w:rPr>
+        <w:t xml:space="preserve"> ou </w:t>
+      </w:r>
+      <w:proofErr w:type="spellStart"/>
       <w:r>
         <w:rPr>
           <w:b/>
           <w:bCs/>
           <w:lang w:val="fr-FR"/>
         </w:rPr>
-        <w:t>apprentissage contrastif</w:t>
-      </w:r>
-      <w:r>
-        <w:rPr>
-          <w:lang w:val="fr-FR"/>
-        </w:rPr>
-        <w:t xml:space="preserve">. Cette méthode consiste à rapprocher différentes vues d’une même donnée (par exemple des images augmentées) et à éloigner celles qui sont différentes. Des approches comme </w:t>
-      </w:r>
-      <w:proofErr w:type="spellStart"/>
+        <w:t>MoCo</w:t>
+      </w:r>
+      <w:proofErr w:type="spellEnd"/>
+      <w:r>
+        <w:rPr>
+          <w:lang w:val="fr-FR"/>
+        </w:rPr>
+        <w:t xml:space="preserve"> ont montré leur efficacité pour les tâches visuelles.</w:t>
+      </w:r>
+    </w:p>
+    <w:p>
+      <w:pPr>
+        <w:rPr>
+          <w:lang w:val="fr-FR"/>
+        </w:rPr>
+      </w:pPr>
+      <w:r>
+        <w:rPr>
+          <w:lang w:val="fr-FR"/>
+        </w:rPr>
+        <w:t xml:space="preserve">L’apprentissage contrastif s’applique aussi au multimodal : il permet de mieux aligner les représentations entre texte, image, son, etc., même avec peu ou pas de données </w:t>
+      </w:r>
+      <w:r>
+        <w:rPr>
+          <w:lang w:val="fr-FR"/>
+        </w:rPr>
+        <w:lastRenderedPageBreak/>
+        <w:t xml:space="preserve">appariées. Des modèles comme </w:t>
+      </w:r>
       <w:r>
         <w:rPr>
           <w:b/>
           <w:bCs/>
           <w:lang w:val="fr-FR"/>
         </w:rPr>
-        <w:t>SimCLR</w:t>
-      </w:r>
-      <w:proofErr w:type="spellEnd"/>
+        <w:t>COBRA</w:t>
+      </w:r>
       <w:r>
         <w:rPr>
           <w:lang w:val="fr-FR"/>
         </w:rPr>
         <w:t xml:space="preserve"> ou </w:t>
       </w:r>
-      <w:proofErr w:type="spellStart"/>
       <w:r>
         <w:rPr>
           <w:b/>
           <w:bCs/>
           <w:lang w:val="fr-FR"/>
         </w:rPr>
-        <w:t>MoCo</w:t>
+        <w:t>CVLP</w:t>
+      </w:r>
+      <w:r>
+        <w:rPr>
+          <w:lang w:val="fr-FR"/>
+        </w:rPr>
+        <w:t xml:space="preserve"> utilisent ce principe et surpassent d’anciens modèles vision–langage (</w:t>
+      </w:r>
+      <w:proofErr w:type="spellStart"/>
+      <w:r>
+        <w:rPr>
+          <w:lang w:val="fr-FR"/>
+        </w:rPr>
+        <w:t>ViLBERT</w:t>
       </w:r>
       <w:proofErr w:type="spellEnd"/>
       <w:r>
         <w:rPr>
           <w:lang w:val="fr-FR"/>
         </w:rPr>
-        <w:t xml:space="preserve"> ont montré leur efficacité pour les tâches visuelles.</w:t>
-      </w:r>
-    </w:p>
-    <w:p>
-      <w:pPr>
-        <w:rPr>
-          <w:lang w:val="fr-FR"/>
-        </w:rPr>
-      </w:pPr>
-      <w:r>
-        <w:rPr>
-          <w:lang w:val="fr-FR"/>
-        </w:rPr>
-        <w:t xml:space="preserve">L’apprentissage contrastif s’applique aussi au multimodal : il permet de mieux aligner les représentations entre texte, image, son, etc., même avec peu ou pas de données appariées. Des modèles comme </w:t>
-      </w:r>
+        <w:t xml:space="preserve">, LXMERT). Enfin, il améliore aussi des tâches comme l’alignement texte–image (phrase </w:t>
+      </w:r>
+      <w:proofErr w:type="spellStart"/>
+      <w:r>
+        <w:rPr>
+          <w:lang w:val="fr-FR"/>
+        </w:rPr>
+        <w:t>grounding</w:t>
+      </w:r>
+      <w:proofErr w:type="spellEnd"/>
+      <w:r>
+        <w:rPr>
+          <w:lang w:val="fr-FR"/>
+        </w:rPr>
+        <w:t>) ou la classification musicale.</w:t>
+      </w:r>
+    </w:p>
+    <w:p>
+      <w:pPr>
+        <w:rPr>
+          <w:lang w:val="fr-FR"/>
+        </w:rPr>
+      </w:pPr>
+      <w:r>
+        <w:rPr>
+          <w:lang w:val="fr-FR"/>
+        </w:rPr>
+        <w:t xml:space="preserve">Ainsi, l’apprentissage auto-supervisé par contraste est une approche clé pour renforcer le </w:t>
+      </w:r>
+      <w:proofErr w:type="spellStart"/>
       <w:r>
         <w:rPr>
           <w:b/>
           <w:bCs/>
           <w:lang w:val="fr-FR"/>
         </w:rPr>
-        <w:t>COBRA</w:t>
-      </w:r>
-      <w:r>
-        <w:rPr>
-          <w:lang w:val="fr-FR"/>
-        </w:rPr>
-        <w:t xml:space="preserve"> ou </w:t>
-      </w:r>
+        <w:t>co</w:t>
+      </w:r>
+      <w:proofErr w:type="spellEnd"/>
       <w:r>
         <w:rPr>
           <w:b/>
           <w:bCs/>
           <w:lang w:val="fr-FR"/>
         </w:rPr>
-        <w:t>CVLP</w:t>
-      </w:r>
-      <w:r>
-        <w:rPr>
-          <w:lang w:val="fr-FR"/>
-        </w:rPr>
-        <w:t xml:space="preserve"> utilisent ce principe et surpassent d’anciens modèles vision–langage (</w:t>
-      </w:r>
-      <w:proofErr w:type="spellStart"/>
-      <w:r>
-        <w:rPr>
-          <w:lang w:val="fr-FR"/>
-        </w:rPr>
-        <w:t>ViLBERT</w:t>
-      </w:r>
-      <w:proofErr w:type="spellEnd"/>
-      <w:r>
-        <w:rPr>
-          <w:lang w:val="fr-FR"/>
-        </w:rPr>
-        <w:t xml:space="preserve">, LXMERT). Enfin, il améliore aussi des tâches comme l’alignement texte–image (phrase </w:t>
-      </w:r>
-      <w:proofErr w:type="spellStart"/>
-      <w:r>
-        <w:rPr>
-          <w:lang w:val="fr-FR"/>
-        </w:rPr>
-        <w:t>grounding</w:t>
-      </w:r>
-      <w:proofErr w:type="spellEnd"/>
-      <w:r>
-        <w:rPr>
-          <w:lang w:val="fr-FR"/>
-        </w:rPr>
-        <w:t>) ou la classification musicale.</w:t>
-      </w:r>
-    </w:p>
-    <w:p>
-      <w:pPr>
-        <w:rPr>
-          <w:lang w:val="fr-FR"/>
-        </w:rPr>
-      </w:pPr>
-      <w:r>
-        <w:rPr>
-          <w:lang w:val="fr-FR"/>
-        </w:rPr>
-        <w:lastRenderedPageBreak/>
-        <w:t xml:space="preserve">Ainsi, l’apprentissage auto-supervisé par contraste est une approche clé pour renforcer le </w:t>
-      </w:r>
-      <w:proofErr w:type="spellStart"/>
-      <w:r>
-        <w:rPr>
-          <w:b/>
-          <w:bCs/>
-          <w:lang w:val="fr-FR"/>
-        </w:rPr>
-        <w:t>co</w:t>
-      </w:r>
-      <w:proofErr w:type="spellEnd"/>
-      <w:r>
-        <w:rPr>
-          <w:b/>
-          <w:bCs/>
-          <w:lang w:val="fr-FR"/>
-        </w:rPr>
         <w:t>-apprentissage multimodal</w:t>
       </w:r>
       <w:r>
@@ -3421,26 +3531,24 @@
     <w:p>
       <w:pPr>
         <w:pStyle w:val="Titre2"/>
-      </w:pPr>
-      <w:r>
-        <w:t xml:space="preserve">5.12 </w:t>
-      </w:r>
-      <w:proofErr w:type="spellStart"/>
-      <w:r>
-        <w:t>Domain</w:t>
-      </w:r>
-      <w:proofErr w:type="spellEnd"/>
-      <w:r>
-        <w:t xml:space="preserve"> </w:t>
-      </w:r>
-      <w:proofErr w:type="spellStart"/>
-      <w:r>
-        <w:t>adaptation</w:t>
-      </w:r>
-      <w:proofErr w:type="spellEnd"/>
-      <w:r>
-        <w:t>:</w:t>
-      </w:r>
+        <w:rPr>
+          <w:lang w:val="fr-FR"/>
+        </w:rPr>
+      </w:pPr>
+      <w:r>
+        <w:rPr>
+          <w:lang w:val="fr-FR"/>
+        </w:rPr>
+        <w:t xml:space="preserve">5.12 Domain </w:t>
+      </w:r>
+      <w:proofErr w:type="gramStart"/>
+      <w:r>
+        <w:rPr>
+          <w:lang w:val="fr-FR"/>
+        </w:rPr>
+        <w:t>adaptation:</w:t>
+      </w:r>
+      <w:proofErr w:type="gramEnd"/>
     </w:p>
     <w:p>
       <w:pPr>
@@ -3834,6 +3942,7 @@
           <w:bCs/>
           <w:lang w:val="fr-FR"/>
         </w:rPr>
+        <w:lastRenderedPageBreak/>
         <w:t>Embeddings</w:t>
       </w:r>
       <w:proofErr w:type="spellEnd"/>
@@ -3917,7 +4026,6 @@
         <w:rPr>
           <w:lang w:val="fr-FR"/>
         </w:rPr>
-        <w:lastRenderedPageBreak/>
         <w:t xml:space="preserve">Les progrès en </w:t>
       </w:r>
       <w:r>
@@ -4314,32 +4422,20 @@
         <w:rPr>
           <w:lang w:val="fr-FR"/>
         </w:rPr>
-        <w:t>Nouvel</w:t>
-      </w:r>
-      <w:r>
-        <w:rPr>
-          <w:lang w:val="fr-FR"/>
-        </w:rPr>
-        <w:t xml:space="preserve"> outil : EMAP, qui compare un classifieur multimodal avec un ensemble de classifieurs unimodaux pour mieux mesurer l’apport de la multimodalité.</w:t>
-      </w:r>
-    </w:p>
-    <w:p>
-      <w:pPr>
-        <w:rPr>
-          <w:lang w:val="fr-FR"/>
-        </w:rPr>
-      </w:pPr>
-      <w:r>
-        <w:rPr>
-          <w:lang w:val="fr-FR"/>
-        </w:rPr>
-        <w:t xml:space="preserve"> Méthodes</w:t>
-      </w:r>
-      <w:r>
-        <w:rPr>
-          <w:lang w:val="fr-FR"/>
-        </w:rPr>
-        <w:t xml:space="preserve"> de dégradation progressive des modalités (ex. traduction multimodale) permettent de voir quand une modalité est réellement utile, surtout en cas de bruit.</w:t>
+        <w:t>Nouvel outil : EMAP, qui compare un classifieur multimodal avec un ensemble de classifieurs unimodaux pour mieux mesurer l’apport de la multimodalité.</w:t>
+      </w:r>
+    </w:p>
+    <w:p>
+      <w:pPr>
+        <w:rPr>
+          <w:lang w:val="fr-FR"/>
+        </w:rPr>
+      </w:pPr>
+      <w:r>
+        <w:rPr>
+          <w:lang w:val="fr-FR"/>
+        </w:rPr>
+        <w:t xml:space="preserve"> Méthodes de dégradation progressive des modalités (ex. traduction multimodale) permettent de voir quand une modalité est réellement utile, surtout en cas de bruit.</w:t>
       </w:r>
     </w:p>
     <w:p>
@@ -4459,6 +4555,7 @@
         <w:rPr>
           <w:lang w:val="fr-FR"/>
         </w:rPr>
+        <w:lastRenderedPageBreak/>
         <w:t>la</w:t>
       </w:r>
       <w:proofErr w:type="gramEnd"/>
@@ -4534,7 +4631,6 @@
         <w:rPr>
           <w:lang w:val="fr-FR"/>
         </w:rPr>
-        <w:lastRenderedPageBreak/>
         <w:t>l’interprétabilité</w:t>
       </w:r>
       <w:proofErr w:type="gramEnd"/>
@@ -5055,6 +5151,7 @@
         <w:rPr>
           <w:lang w:val="fr-FR"/>
         </w:rPr>
+        <w:lastRenderedPageBreak/>
         <w:t xml:space="preserve">  </w:t>
       </w:r>
       <w:r>
@@ -5104,7 +5201,6 @@
         <w:rPr>
           <w:lang w:val="fr-FR"/>
         </w:rPr>
-        <w:lastRenderedPageBreak/>
         <w:t>Absence de pratiques uniformes entre les différentes applications et modalités.</w:t>
       </w:r>
     </w:p>
@@ -5679,6 +5775,7 @@
         <w:pStyle w:val="Titre2"/>
       </w:pPr>
       <w:r>
+        <w:lastRenderedPageBreak/>
         <w:t xml:space="preserve">7.9 Multimodal </w:t>
       </w:r>
       <w:proofErr w:type="spellStart"/>
@@ -5804,7 +5901,6 @@
         <w:rPr>
           <w:lang w:val="fr-FR"/>
         </w:rPr>
-        <w:lastRenderedPageBreak/>
         <w:t>  Le</w:t>
       </w:r>
       <w:proofErr w:type="gramEnd"/>
@@ -6046,18 +6142,8 @@
           <w:bCs/>
           <w:lang w:val="fr-FR"/>
         </w:rPr>
-        <w:t xml:space="preserve"> principaux du multimodal </w:t>
-      </w:r>
-      <w:proofErr w:type="spellStart"/>
-      <w:r>
-        <w:rPr>
-          <w:b/>
-          <w:bCs/>
-          <w:lang w:val="fr-FR"/>
-        </w:rPr>
-        <w:t>co-learning</w:t>
-      </w:r>
-      <w:proofErr w:type="spellEnd"/>
+        <w:t xml:space="preserve"> principaux du multimodal co-learning</w:t>
+      </w:r>
       <w:r>
         <w:rPr>
           <w:lang w:val="fr-FR"/>
@@ -6229,21 +6315,7 @@
         <w:rPr>
           <w:lang w:val="fr-FR"/>
         </w:rPr>
-        <w:t>Co-</w:t>
-      </w:r>
-      <w:proofErr w:type="spellStart"/>
-      <w:r>
-        <w:rPr>
-          <w:lang w:val="fr-FR"/>
-        </w:rPr>
-        <w:t>learning</w:t>
-      </w:r>
-      <w:proofErr w:type="spellEnd"/>
-      <w:r>
-        <w:rPr>
-          <w:lang w:val="fr-FR"/>
-        </w:rPr>
-        <w:t xml:space="preserve"> applicable aux données </w:t>
+        <w:t xml:space="preserve">Co-learning applicable aux données </w:t>
       </w:r>
       <w:r>
         <w:rPr>
@@ -6274,21 +6346,7 @@
         <w:rPr>
           <w:lang w:val="fr-FR"/>
         </w:rPr>
-        <w:t xml:space="preserve">Utilisation du </w:t>
-      </w:r>
-      <w:proofErr w:type="spellStart"/>
-      <w:r>
-        <w:rPr>
-          <w:lang w:val="fr-FR"/>
-        </w:rPr>
-        <w:t>co-learning</w:t>
-      </w:r>
-      <w:proofErr w:type="spellEnd"/>
-      <w:r>
-        <w:rPr>
-          <w:lang w:val="fr-FR"/>
-        </w:rPr>
-        <w:t xml:space="preserve"> pour gérer le </w:t>
+        <w:t xml:space="preserve">Utilisation du co-learning pour gérer le </w:t>
       </w:r>
       <w:r>
         <w:rPr>
@@ -6392,6 +6450,767 @@
           <w:lang w:val="fr-FR"/>
         </w:rPr>
         <w:t xml:space="preserve"> dans les modèles multimodaux.</w:t>
+      </w:r>
+    </w:p>
+    <w:p>
+      <w:pPr>
+        <w:rPr>
+          <w:lang w:val="fr-FR"/>
+        </w:rPr>
+      </w:pPr>
+    </w:p>
+    <w:p>
+      <w:pPr>
+        <w:rPr>
+          <w:lang w:val="fr-FR"/>
+        </w:rPr>
+      </w:pPr>
+    </w:p>
+    <w:p>
+      <w:pPr>
+        <w:pStyle w:val="NormalWeb"/>
+        <w:rPr>
+          <w:lang w:val="fr-FR"/>
+        </w:rPr>
+      </w:pPr>
+      <w:proofErr w:type="gramStart"/>
+      <w:r>
+        <w:rPr>
+          <w:rFonts w:hAnsi="Symbol"/>
+        </w:rPr>
+        <w:t></w:t>
+      </w:r>
+      <w:r>
+        <w:rPr>
+          <w:lang w:val="fr-FR"/>
+        </w:rPr>
+        <w:t xml:space="preserve">  </w:t>
+      </w:r>
+      <w:r>
+        <w:rPr>
+          <w:rStyle w:val="lev"/>
+          <w:rFonts w:eastAsiaTheme="majorEastAsia"/>
+          <w:lang w:val="fr-FR"/>
+        </w:rPr>
+        <w:t>Fusion</w:t>
+      </w:r>
+      <w:proofErr w:type="gramEnd"/>
+      <w:r>
+        <w:rPr>
+          <w:lang w:val="fr-FR"/>
+        </w:rPr>
+        <w:br/>
+        <w:t>Mélanger plusieurs sources d’information (texte, image, son) pour mieux comprendre une situation.</w:t>
+      </w:r>
+    </w:p>
+    <w:p>
+      <w:pPr>
+        <w:pStyle w:val="NormalWeb"/>
+        <w:rPr>
+          <w:lang w:val="fr-FR"/>
+        </w:rPr>
+      </w:pPr>
+      <w:proofErr w:type="gramStart"/>
+      <w:r>
+        <w:rPr>
+          <w:rFonts w:hAnsi="Symbol"/>
+        </w:rPr>
+        <w:t></w:t>
+      </w:r>
+      <w:r>
+        <w:rPr>
+          <w:lang w:val="fr-FR"/>
+        </w:rPr>
+        <w:t xml:space="preserve">  </w:t>
+      </w:r>
+      <w:r>
+        <w:rPr>
+          <w:rStyle w:val="lev"/>
+          <w:rFonts w:eastAsiaTheme="majorEastAsia"/>
+          <w:lang w:val="fr-FR"/>
+        </w:rPr>
+        <w:t>Attention</w:t>
+      </w:r>
+      <w:proofErr w:type="gramEnd"/>
+      <w:r>
+        <w:rPr>
+          <w:rStyle w:val="lev"/>
+          <w:rFonts w:eastAsiaTheme="majorEastAsia"/>
+          <w:lang w:val="fr-FR"/>
+        </w:rPr>
+        <w:t xml:space="preserve"> &amp; Transformers</w:t>
+      </w:r>
+      <w:r>
+        <w:rPr>
+          <w:lang w:val="fr-FR"/>
+        </w:rPr>
+        <w:br/>
+        <w:t>Donner plus d’importance aux informations utiles et ignorer celles qui sont moins pertinentes, selon le contexte.</w:t>
+      </w:r>
+    </w:p>
+    <w:p>
+      <w:pPr>
+        <w:pStyle w:val="NormalWeb"/>
+        <w:rPr>
+          <w:lang w:val="fr-FR"/>
+        </w:rPr>
+      </w:pPr>
+      <w:proofErr w:type="gramStart"/>
+      <w:r>
+        <w:rPr>
+          <w:rFonts w:hAnsi="Symbol"/>
+        </w:rPr>
+        <w:t></w:t>
+      </w:r>
+      <w:r>
+        <w:rPr>
+          <w:lang w:val="fr-FR"/>
+        </w:rPr>
+        <w:t xml:space="preserve">  </w:t>
+      </w:r>
+      <w:r>
+        <w:rPr>
+          <w:rStyle w:val="lev"/>
+          <w:rFonts w:eastAsiaTheme="majorEastAsia"/>
+          <w:lang w:val="fr-FR"/>
+        </w:rPr>
+        <w:t>Auto</w:t>
+      </w:r>
+      <w:proofErr w:type="gramEnd"/>
+      <w:r>
+        <w:rPr>
+          <w:rStyle w:val="lev"/>
+          <w:rFonts w:eastAsiaTheme="majorEastAsia"/>
+          <w:lang w:val="fr-FR"/>
+        </w:rPr>
+        <w:t>-</w:t>
+      </w:r>
+      <w:proofErr w:type="spellStart"/>
+      <w:r>
+        <w:rPr>
+          <w:rStyle w:val="lev"/>
+          <w:rFonts w:eastAsiaTheme="majorEastAsia"/>
+          <w:lang w:val="fr-FR"/>
+        </w:rPr>
+        <w:t>encoders</w:t>
+      </w:r>
+      <w:proofErr w:type="spellEnd"/>
+      <w:r>
+        <w:rPr>
+          <w:lang w:val="fr-FR"/>
+        </w:rPr>
+        <w:br/>
+        <w:t>Un système qui apprend à deviner ou reconstruire une information manquante en se basant sur ce qui est disponible.</w:t>
+      </w:r>
+    </w:p>
+    <w:p>
+      <w:pPr>
+        <w:pStyle w:val="NormalWeb"/>
+        <w:rPr>
+          <w:lang w:val="fr-FR"/>
+        </w:rPr>
+      </w:pPr>
+      <w:proofErr w:type="gramStart"/>
+      <w:r>
+        <w:rPr>
+          <w:rFonts w:hAnsi="Symbol"/>
+        </w:rPr>
+        <w:t></w:t>
+      </w:r>
+      <w:r>
+        <w:rPr>
+          <w:lang w:val="fr-FR"/>
+        </w:rPr>
+        <w:t xml:space="preserve">  </w:t>
+      </w:r>
+      <w:r>
+        <w:rPr>
+          <w:rStyle w:val="lev"/>
+          <w:rFonts w:eastAsiaTheme="majorEastAsia"/>
+          <w:lang w:val="fr-FR"/>
+        </w:rPr>
+        <w:t>Memory</w:t>
+      </w:r>
+      <w:proofErr w:type="gramEnd"/>
+      <w:r>
+        <w:rPr>
+          <w:rStyle w:val="lev"/>
+          <w:rFonts w:eastAsiaTheme="majorEastAsia"/>
+          <w:lang w:val="fr-FR"/>
+        </w:rPr>
+        <w:t xml:space="preserve"> Fusion Networks</w:t>
+      </w:r>
+      <w:r>
+        <w:rPr>
+          <w:lang w:val="fr-FR"/>
+        </w:rPr>
+        <w:br/>
+        <w:t>Garder en mémoire les liens entre différentes sources d’information pour s’en servir plus tard.</w:t>
+      </w:r>
+    </w:p>
+    <w:p>
+      <w:pPr>
+        <w:pStyle w:val="NormalWeb"/>
+        <w:rPr>
+          <w:lang w:val="fr-FR"/>
+        </w:rPr>
+      </w:pPr>
+      <w:proofErr w:type="gramStart"/>
+      <w:r>
+        <w:rPr>
+          <w:rFonts w:hAnsi="Symbol"/>
+        </w:rPr>
+        <w:t></w:t>
+      </w:r>
+      <w:r>
+        <w:rPr>
+          <w:lang w:val="fr-FR"/>
+        </w:rPr>
+        <w:t xml:space="preserve">  </w:t>
+      </w:r>
+      <w:r>
+        <w:rPr>
+          <w:rStyle w:val="lev"/>
+          <w:rFonts w:eastAsiaTheme="majorEastAsia"/>
+          <w:lang w:val="fr-FR"/>
+        </w:rPr>
+        <w:t>Multimodal</w:t>
+      </w:r>
+      <w:proofErr w:type="gramEnd"/>
+      <w:r>
+        <w:rPr>
+          <w:rStyle w:val="lev"/>
+          <w:rFonts w:eastAsiaTheme="majorEastAsia"/>
+          <w:lang w:val="fr-FR"/>
+        </w:rPr>
+        <w:t xml:space="preserve"> </w:t>
+      </w:r>
+      <w:proofErr w:type="spellStart"/>
+      <w:r>
+        <w:rPr>
+          <w:rStyle w:val="lev"/>
+          <w:rFonts w:eastAsiaTheme="majorEastAsia"/>
+          <w:lang w:val="fr-FR"/>
+        </w:rPr>
+        <w:t>Embeddings</w:t>
+      </w:r>
+      <w:proofErr w:type="spellEnd"/>
+      <w:r>
+        <w:rPr>
+          <w:lang w:val="fr-FR"/>
+        </w:rPr>
+        <w:br/>
+        <w:t>Mettre toutes les informations (texte, image, son) dans un "langage commun" afin qu’elles puissent se compléter.</w:t>
+      </w:r>
+    </w:p>
+    <w:p>
+      <w:pPr>
+        <w:pStyle w:val="NormalWeb"/>
+        <w:rPr>
+          <w:lang w:val="fr-FR"/>
+        </w:rPr>
+      </w:pPr>
+      <w:proofErr w:type="gramStart"/>
+      <w:r>
+        <w:rPr>
+          <w:rFonts w:hAnsi="Symbol"/>
+        </w:rPr>
+        <w:t></w:t>
+      </w:r>
+      <w:r>
+        <w:rPr>
+          <w:lang w:val="fr-FR"/>
+        </w:rPr>
+        <w:t xml:space="preserve">  </w:t>
+      </w:r>
+      <w:r>
+        <w:rPr>
+          <w:rStyle w:val="lev"/>
+          <w:rFonts w:eastAsiaTheme="majorEastAsia"/>
+          <w:lang w:val="fr-FR"/>
+        </w:rPr>
+        <w:t>Multi</w:t>
+      </w:r>
+      <w:proofErr w:type="gramEnd"/>
+      <w:r>
+        <w:rPr>
+          <w:rStyle w:val="lev"/>
+          <w:rFonts w:eastAsiaTheme="majorEastAsia"/>
+          <w:lang w:val="fr-FR"/>
+        </w:rPr>
+        <w:t>-</w:t>
+      </w:r>
+      <w:proofErr w:type="spellStart"/>
+      <w:r>
+        <w:rPr>
+          <w:rStyle w:val="lev"/>
+          <w:rFonts w:eastAsiaTheme="majorEastAsia"/>
+          <w:lang w:val="fr-FR"/>
+        </w:rPr>
+        <w:t>task</w:t>
+      </w:r>
+      <w:proofErr w:type="spellEnd"/>
+      <w:r>
+        <w:rPr>
+          <w:rStyle w:val="lev"/>
+          <w:rFonts w:eastAsiaTheme="majorEastAsia"/>
+          <w:lang w:val="fr-FR"/>
+        </w:rPr>
+        <w:t xml:space="preserve"> Learning</w:t>
+      </w:r>
+      <w:r>
+        <w:rPr>
+          <w:lang w:val="fr-FR"/>
+        </w:rPr>
+        <w:br/>
+        <w:t>Apprendre plusieurs choses en même temps pour que ce qui est appris dans une tâche aide dans une autre.</w:t>
+      </w:r>
+    </w:p>
+    <w:p>
+      <w:pPr>
+        <w:pStyle w:val="NormalWeb"/>
+        <w:rPr>
+          <w:lang w:val="fr-FR"/>
+        </w:rPr>
+      </w:pPr>
+      <w:proofErr w:type="gramStart"/>
+      <w:r>
+        <w:rPr>
+          <w:rFonts w:hAnsi="Symbol"/>
+        </w:rPr>
+        <w:t></w:t>
+      </w:r>
+      <w:r>
+        <w:rPr>
+          <w:lang w:val="fr-FR"/>
+        </w:rPr>
+        <w:t xml:space="preserve">  </w:t>
+      </w:r>
+      <w:r>
+        <w:rPr>
+          <w:rStyle w:val="lev"/>
+          <w:rFonts w:eastAsiaTheme="majorEastAsia"/>
+          <w:lang w:val="fr-FR"/>
+        </w:rPr>
+        <w:t>Transfer</w:t>
+      </w:r>
+      <w:proofErr w:type="gramEnd"/>
+      <w:r>
+        <w:rPr>
+          <w:rStyle w:val="lev"/>
+          <w:rFonts w:eastAsiaTheme="majorEastAsia"/>
+          <w:lang w:val="fr-FR"/>
+        </w:rPr>
+        <w:t xml:space="preserve"> Learning</w:t>
+      </w:r>
+      <w:r>
+        <w:rPr>
+          <w:lang w:val="fr-FR"/>
+        </w:rPr>
+        <w:br/>
+        <w:t xml:space="preserve">Réutiliser ce qui a déjà été appris dans une situation (ex. </w:t>
+      </w:r>
+      <w:proofErr w:type="gramStart"/>
+      <w:r>
+        <w:rPr>
+          <w:lang w:val="fr-FR"/>
+        </w:rPr>
+        <w:t>avec</w:t>
+      </w:r>
+      <w:proofErr w:type="gramEnd"/>
+      <w:r>
+        <w:rPr>
+          <w:lang w:val="fr-FR"/>
+        </w:rPr>
+        <w:t xml:space="preserve"> beaucoup de données) pour réussir dans une autre où on a peu de données.</w:t>
+      </w:r>
+    </w:p>
+    <w:p>
+      <w:pPr>
+        <w:pStyle w:val="NormalWeb"/>
+        <w:rPr>
+          <w:lang w:val="fr-FR"/>
+        </w:rPr>
+      </w:pPr>
+      <w:proofErr w:type="gramStart"/>
+      <w:r>
+        <w:rPr>
+          <w:rFonts w:hAnsi="Symbol"/>
+        </w:rPr>
+        <w:t></w:t>
+      </w:r>
+      <w:r>
+        <w:rPr>
+          <w:lang w:val="fr-FR"/>
+        </w:rPr>
+        <w:t xml:space="preserve">  </w:t>
+      </w:r>
+      <w:proofErr w:type="spellStart"/>
+      <w:r>
+        <w:rPr>
+          <w:rStyle w:val="lev"/>
+          <w:rFonts w:eastAsiaTheme="majorEastAsia"/>
+          <w:lang w:val="fr-FR"/>
+        </w:rPr>
+        <w:t>GANs</w:t>
+      </w:r>
+      <w:proofErr w:type="spellEnd"/>
+      <w:proofErr w:type="gramEnd"/>
+      <w:r>
+        <w:rPr>
+          <w:lang w:val="fr-FR"/>
+        </w:rPr>
+        <w:br/>
+        <w:t>Créer de nouvelles données (images, sons…) ou compléter des informations manquantes en les inventant de façon réaliste.</w:t>
+      </w:r>
+    </w:p>
+    <w:p>
+      <w:pPr>
+        <w:pStyle w:val="NormalWeb"/>
+        <w:rPr>
+          <w:lang w:val="fr-FR"/>
+        </w:rPr>
+      </w:pPr>
+      <w:proofErr w:type="gramStart"/>
+      <w:r>
+        <w:rPr>
+          <w:rFonts w:hAnsi="Symbol"/>
+        </w:rPr>
+        <w:t></w:t>
+      </w:r>
+      <w:r>
+        <w:rPr>
+          <w:lang w:val="fr-FR"/>
+        </w:rPr>
+        <w:t xml:space="preserve">  </w:t>
+      </w:r>
+      <w:r>
+        <w:rPr>
+          <w:rStyle w:val="lev"/>
+          <w:rFonts w:eastAsiaTheme="majorEastAsia"/>
+          <w:lang w:val="fr-FR"/>
+        </w:rPr>
+        <w:t>Knowledge</w:t>
+      </w:r>
+      <w:proofErr w:type="gramEnd"/>
+      <w:r>
+        <w:rPr>
+          <w:rStyle w:val="lev"/>
+          <w:rFonts w:eastAsiaTheme="majorEastAsia"/>
+          <w:lang w:val="fr-FR"/>
+        </w:rPr>
+        <w:t xml:space="preserve"> Distillation (Professeur–Élève)</w:t>
+      </w:r>
+      <w:r>
+        <w:rPr>
+          <w:lang w:val="fr-FR"/>
+        </w:rPr>
+        <w:br/>
+        <w:t>Un modèle "professeur" qui sait beaucoup transmet ses connaissances à un modèle "élève" plus simple.</w:t>
+      </w:r>
+    </w:p>
+    <w:p>
+      <w:pPr>
+        <w:pStyle w:val="NormalWeb"/>
+        <w:rPr>
+          <w:lang w:val="fr-FR"/>
+        </w:rPr>
+      </w:pPr>
+      <w:proofErr w:type="gramStart"/>
+      <w:r>
+        <w:rPr>
+          <w:rFonts w:hAnsi="Symbol"/>
+        </w:rPr>
+        <w:t></w:t>
+      </w:r>
+      <w:r>
+        <w:rPr>
+          <w:lang w:val="fr-FR"/>
+        </w:rPr>
+        <w:t xml:space="preserve">  </w:t>
+      </w:r>
+      <w:r>
+        <w:rPr>
+          <w:rStyle w:val="lev"/>
+          <w:rFonts w:eastAsiaTheme="majorEastAsia"/>
+          <w:lang w:val="fr-FR"/>
+        </w:rPr>
+        <w:t>Co</w:t>
+      </w:r>
+      <w:proofErr w:type="gramEnd"/>
+      <w:r>
+        <w:rPr>
+          <w:rStyle w:val="lev"/>
+          <w:rFonts w:eastAsiaTheme="majorEastAsia"/>
+          <w:lang w:val="fr-FR"/>
+        </w:rPr>
+        <w:t>-training &amp; Co-</w:t>
+      </w:r>
+      <w:proofErr w:type="spellStart"/>
+      <w:r>
+        <w:rPr>
+          <w:rStyle w:val="lev"/>
+          <w:rFonts w:eastAsiaTheme="majorEastAsia"/>
+          <w:lang w:val="fr-FR"/>
+        </w:rPr>
+        <w:t>teaching</w:t>
+      </w:r>
+      <w:proofErr w:type="spellEnd"/>
+      <w:r>
+        <w:rPr>
+          <w:lang w:val="fr-FR"/>
+        </w:rPr>
+        <w:br/>
+        <w:t>Deux modèles ou deux sources d’information qui s’entraînent ensemble et se corrigent l’un l’autre.</w:t>
+      </w:r>
+    </w:p>
+    <w:p>
+      <w:pPr>
+        <w:pStyle w:val="NormalWeb"/>
+        <w:rPr>
+          <w:lang w:val="fr-FR"/>
+        </w:rPr>
+      </w:pPr>
+      <w:proofErr w:type="gramStart"/>
+      <w:r>
+        <w:rPr>
+          <w:rFonts w:hAnsi="Symbol"/>
+        </w:rPr>
+        <w:t></w:t>
+      </w:r>
+      <w:r>
+        <w:rPr>
+          <w:lang w:val="fr-FR"/>
+        </w:rPr>
+        <w:t xml:space="preserve">  </w:t>
+      </w:r>
+      <w:r>
+        <w:rPr>
+          <w:rStyle w:val="lev"/>
+          <w:rFonts w:eastAsiaTheme="majorEastAsia"/>
+          <w:lang w:val="fr-FR"/>
+        </w:rPr>
+        <w:t>Graph</w:t>
+      </w:r>
+      <w:proofErr w:type="gramEnd"/>
+      <w:r>
+        <w:rPr>
+          <w:rStyle w:val="lev"/>
+          <w:rFonts w:eastAsiaTheme="majorEastAsia"/>
+          <w:lang w:val="fr-FR"/>
+        </w:rPr>
+        <w:t>-</w:t>
+      </w:r>
+      <w:proofErr w:type="spellStart"/>
+      <w:r>
+        <w:rPr>
+          <w:rStyle w:val="lev"/>
+          <w:rFonts w:eastAsiaTheme="majorEastAsia"/>
+          <w:lang w:val="fr-FR"/>
+        </w:rPr>
+        <w:t>based</w:t>
+      </w:r>
+      <w:proofErr w:type="spellEnd"/>
+      <w:r>
+        <w:rPr>
+          <w:rStyle w:val="lev"/>
+          <w:rFonts w:eastAsiaTheme="majorEastAsia"/>
+          <w:lang w:val="fr-FR"/>
+        </w:rPr>
+        <w:t xml:space="preserve"> Models</w:t>
+      </w:r>
+      <w:r>
+        <w:rPr>
+          <w:lang w:val="fr-FR"/>
+        </w:rPr>
+        <w:br/>
+        <w:t>Représenter les informations et leurs relations comme un réseau de points et de liens, pour mieux comprendre les connexions entre elles.</w:t>
+      </w:r>
+    </w:p>
+    <w:p>
+      <w:pPr>
+        <w:pStyle w:val="NormalWeb"/>
+        <w:rPr>
+          <w:lang w:val="fr-FR"/>
+        </w:rPr>
+      </w:pPr>
+      <w:proofErr w:type="gramStart"/>
+      <w:r>
+        <w:rPr>
+          <w:rFonts w:hAnsi="Symbol"/>
+        </w:rPr>
+        <w:t></w:t>
+      </w:r>
+      <w:r>
+        <w:rPr>
+          <w:lang w:val="fr-FR"/>
+        </w:rPr>
+        <w:t xml:space="preserve">  </w:t>
+      </w:r>
+      <w:r>
+        <w:rPr>
+          <w:rStyle w:val="lev"/>
+          <w:rFonts w:eastAsiaTheme="majorEastAsia"/>
+          <w:lang w:val="fr-FR"/>
+        </w:rPr>
+        <w:t>Contrastive</w:t>
+      </w:r>
+      <w:proofErr w:type="gramEnd"/>
+      <w:r>
+        <w:rPr>
+          <w:rStyle w:val="lev"/>
+          <w:rFonts w:eastAsiaTheme="majorEastAsia"/>
+          <w:lang w:val="fr-FR"/>
+        </w:rPr>
+        <w:t xml:space="preserve"> Learning</w:t>
+      </w:r>
+      <w:r>
+        <w:rPr>
+          <w:lang w:val="fr-FR"/>
+        </w:rPr>
+        <w:br/>
+        <w:t xml:space="preserve">Apprendre en rapprochant ce qui va ensemble (ex. </w:t>
+      </w:r>
+      <w:proofErr w:type="gramStart"/>
+      <w:r>
+        <w:rPr>
+          <w:lang w:val="fr-FR"/>
+        </w:rPr>
+        <w:t>une</w:t>
+      </w:r>
+      <w:proofErr w:type="gramEnd"/>
+      <w:r>
+        <w:rPr>
+          <w:lang w:val="fr-FR"/>
+        </w:rPr>
+        <w:t xml:space="preserve"> image et sa description) et en séparant ce qui ne correspond pas.</w:t>
+      </w:r>
+    </w:p>
+    <w:p>
+      <w:pPr>
+        <w:pStyle w:val="NormalWeb"/>
+        <w:rPr>
+          <w:lang w:val="fr-FR"/>
+        </w:rPr>
+      </w:pPr>
+      <w:proofErr w:type="gramStart"/>
+      <w:r>
+        <w:rPr>
+          <w:rFonts w:hAnsi="Symbol"/>
+        </w:rPr>
+        <w:lastRenderedPageBreak/>
+        <w:t></w:t>
+      </w:r>
+      <w:r>
+        <w:rPr>
+          <w:lang w:val="fr-FR"/>
+        </w:rPr>
+        <w:t xml:space="preserve">  </w:t>
+      </w:r>
+      <w:proofErr w:type="spellStart"/>
+      <w:r>
+        <w:rPr>
+          <w:rStyle w:val="lev"/>
+          <w:rFonts w:eastAsiaTheme="majorEastAsia"/>
+          <w:lang w:val="fr-FR"/>
+        </w:rPr>
+        <w:t>Disentanglement</w:t>
+      </w:r>
+      <w:proofErr w:type="spellEnd"/>
+      <w:proofErr w:type="gramEnd"/>
+      <w:r>
+        <w:rPr>
+          <w:rStyle w:val="lev"/>
+          <w:rFonts w:eastAsiaTheme="majorEastAsia"/>
+          <w:lang w:val="fr-FR"/>
+        </w:rPr>
+        <w:t xml:space="preserve"> &amp; </w:t>
+      </w:r>
+      <w:proofErr w:type="spellStart"/>
+      <w:r>
+        <w:rPr>
+          <w:rStyle w:val="lev"/>
+          <w:rFonts w:eastAsiaTheme="majorEastAsia"/>
+          <w:lang w:val="fr-FR"/>
+        </w:rPr>
+        <w:t>Counterfactuals</w:t>
+      </w:r>
+      <w:proofErr w:type="spellEnd"/>
+      <w:r>
+        <w:rPr>
+          <w:lang w:val="fr-FR"/>
+        </w:rPr>
+        <w:br/>
+        <w:t>Séparer ce qui est commun et ce qui est spécifique à chaque source d’information, pour mieux expliquer et éviter les biais.</w:t>
+      </w:r>
+    </w:p>
+    <w:p>
+      <w:pPr>
+        <w:pStyle w:val="NormalWeb"/>
+        <w:rPr>
+          <w:lang w:val="fr-FR"/>
+        </w:rPr>
+      </w:pPr>
+      <w:proofErr w:type="gramStart"/>
+      <w:r>
+        <w:rPr>
+          <w:rFonts w:hAnsi="Symbol"/>
+        </w:rPr>
+        <w:t></w:t>
+      </w:r>
+      <w:r>
+        <w:rPr>
+          <w:lang w:val="fr-FR"/>
+        </w:rPr>
+        <w:t xml:space="preserve">  </w:t>
+      </w:r>
+      <w:r>
+        <w:rPr>
+          <w:rStyle w:val="lev"/>
+          <w:rFonts w:eastAsiaTheme="majorEastAsia"/>
+          <w:lang w:val="fr-FR"/>
+        </w:rPr>
+        <w:t>Meta</w:t>
+      </w:r>
+      <w:proofErr w:type="gramEnd"/>
+      <w:r>
+        <w:rPr>
+          <w:rStyle w:val="lev"/>
+          <w:rFonts w:eastAsiaTheme="majorEastAsia"/>
+          <w:lang w:val="fr-FR"/>
+        </w:rPr>
+        <w:t>-</w:t>
+      </w:r>
+      <w:proofErr w:type="spellStart"/>
+      <w:r>
+        <w:rPr>
+          <w:rStyle w:val="lev"/>
+          <w:rFonts w:eastAsiaTheme="majorEastAsia"/>
+          <w:lang w:val="fr-FR"/>
+        </w:rPr>
+        <w:t>learning</w:t>
+      </w:r>
+      <w:proofErr w:type="spellEnd"/>
+      <w:r>
+        <w:rPr>
+          <w:lang w:val="fr-FR"/>
+        </w:rPr>
+        <w:br/>
+        <w:t>"Apprendre à apprendre</w:t>
+      </w:r>
+      <w:proofErr w:type="gramStart"/>
+      <w:r>
+        <w:rPr>
+          <w:lang w:val="fr-FR"/>
+        </w:rPr>
+        <w:t>" :</w:t>
+      </w:r>
+      <w:proofErr w:type="gramEnd"/>
+      <w:r>
+        <w:rPr>
+          <w:lang w:val="fr-FR"/>
+        </w:rPr>
+        <w:t xml:space="preserve"> être capable de s’adapter rapidement à de nouvelles situations avec peu d’exemples.</w:t>
       </w:r>
     </w:p>
     <w:p>
@@ -10250,6 +11069,7 @@
   <w:style w:type="character" w:default="1" w:styleId="Policepardfaut">
     <w:name w:val="Default Paragraph Font"/>
     <w:uiPriority w:val="1"/>
+    <w:semiHidden/>
     <w:unhideWhenUsed/>
   </w:style>
   <w:style w:type="table" w:default="1" w:styleId="TableauNormal">
